--- a/documents/CV.docx
+++ b/documents/CV.docx
@@ -1572,7 +1572,20 @@
           <w:szCs w:val="20"/>
           <w:u w:val="single"/>
         </w:rPr>
-        <w:t xml:space="preserve">/2024, </w:t>
+        <w:t>/2023</w:t>
+      </w:r>
+      <w:bookmarkStart w:id="0" w:name="_GoBack"/>
+      <w:bookmarkEnd w:id="0"/>
+      <w:r>
+        <w:rPr>
+          <w:rFonts w:ascii="Calibri" w:hAnsi="Calibri" w:cs="Calibri"/>
+          <w:b/>
+          <w:bCs/>
+          <w:sz w:val="20"/>
+          <w:szCs w:val="20"/>
+          <w:u w:val="single"/>
+        </w:rPr>
+        <w:t xml:space="preserve">, </w:t>
       </w:r>
       <w:proofErr w:type="spellStart"/>
       <w:r>
@@ -2055,12 +2068,9 @@
           <w:sz w:val="20"/>
           <w:szCs w:val="20"/>
           <w:u w:val="single"/>
-          <w:lang w:val="en-US"/>
         </w:rPr>
         <w:t>4</w:t>
       </w:r>
-      <w:bookmarkStart w:id="0" w:name="_GoBack"/>
-      <w:bookmarkEnd w:id="0"/>
       <w:r>
         <w:rPr>
           <w:rFonts w:ascii="Calibri" w:hAnsi="Calibri" w:cs="Calibri"/>
@@ -10078,7 +10088,7 @@
 </file>
 
 <file path=customXml/itemProps1.xml><?xml version="1.0" encoding="utf-8"?>
-<ds:datastoreItem xmlns:ds="http://schemas.openxmlformats.org/officeDocument/2006/customXml" ds:itemID="{3DD53D93-4670-4326-A4C6-ED9CF4B72ACE}">
+<ds:datastoreItem xmlns:ds="http://schemas.openxmlformats.org/officeDocument/2006/customXml" ds:itemID="{A39FD91D-CFA8-45E0-8A9E-8EECB29C0773}">
   <ds:schemaRefs>
     <ds:schemaRef ds:uri="http://schemas.openxmlformats.org/officeDocument/2006/bibliography"/>
   </ds:schemaRefs>

--- a/documents/CV.docx
+++ b/documents/CV.docx
@@ -50,6 +50,27 @@
           <w:lang w:val="en-US"/>
         </w:rPr>
         <w:br/>
+      </w:r>
+      <w:r>
+        <w:rPr>
+          <w:rFonts w:ascii="Calibri" w:hAnsi="Calibri" w:cs="Calibri"/>
+          <w:bCs/>
+          <w:lang w:val="en-US"/>
+        </w:rPr>
+        <w:t>Junior</w:t>
+      </w:r>
+      <w:r>
+        <w:rPr>
+          <w:rFonts w:ascii="Calibri" w:hAnsi="Calibri" w:cs="Calibri"/>
+          <w:lang w:val="en-US"/>
+        </w:rPr>
+        <w:t xml:space="preserve"> </w:t>
+      </w:r>
+      <w:r>
+        <w:rPr>
+          <w:rFonts w:ascii="Calibri" w:hAnsi="Calibri" w:cs="Calibri"/>
+          <w:lang w:val="en-US"/>
+        </w:rPr>
         <w:t xml:space="preserve">Frontend Developer </w:t>
       </w:r>
     </w:p>
@@ -214,21 +235,12 @@
         <w:spacing w:before="0" w:beforeAutospacing="0" w:after="0" w:afterAutospacing="0" w:line="276" w:lineRule="auto"/>
         <w:rPr>
           <w:rFonts w:ascii="Calibri" w:hAnsi="Calibri" w:cs="Calibri"/>
-          <w:sz w:val="20"/>
-          <w:szCs w:val="20"/>
-        </w:rPr>
-      </w:pPr>
-      <w:r>
-        <w:rPr>
-          <w:rFonts w:ascii="Calibri" w:hAnsi="Calibri" w:cs="Calibri"/>
           <w:b/>
           <w:bCs/>
           <w:sz w:val="20"/>
           <w:szCs w:val="20"/>
-          <w:lang w:val="en-US"/>
-        </w:rPr>
-        <w:t>Junior</w:t>
-      </w:r>
+        </w:rPr>
+      </w:pPr>
       <w:r>
         <w:rPr>
           <w:rFonts w:ascii="Calibri" w:hAnsi="Calibri" w:cs="Calibri"/>
@@ -236,8 +248,9 @@
           <w:bCs/>
           <w:sz w:val="20"/>
           <w:szCs w:val="20"/>
-        </w:rPr>
-        <w:t xml:space="preserve"> </w:t>
+          <w:lang w:val="en-US"/>
+        </w:rPr>
+        <w:t>Junior</w:t>
       </w:r>
       <w:r>
         <w:rPr>
@@ -246,9 +259,8 @@
           <w:bCs/>
           <w:sz w:val="20"/>
           <w:szCs w:val="20"/>
-          <w:lang w:val="en-US"/>
-        </w:rPr>
-        <w:t>Frontend</w:t>
+        </w:rPr>
+        <w:t xml:space="preserve"> </w:t>
       </w:r>
       <w:r>
         <w:rPr>
@@ -257,8 +269,9 @@
           <w:bCs/>
           <w:sz w:val="20"/>
           <w:szCs w:val="20"/>
-        </w:rPr>
-        <w:t xml:space="preserve"> </w:t>
+          <w:lang w:val="en-US"/>
+        </w:rPr>
+        <w:t>Frontend</w:t>
       </w:r>
       <w:r>
         <w:rPr>
@@ -267,9 +280,8 @@
           <w:bCs/>
           <w:sz w:val="20"/>
           <w:szCs w:val="20"/>
-          <w:lang w:val="en-US"/>
-        </w:rPr>
-        <w:t>Developer</w:t>
+        </w:rPr>
+        <w:t xml:space="preserve"> </w:t>
       </w:r>
       <w:r>
         <w:rPr>
@@ -278,8 +290,119 @@
           <w:bCs/>
           <w:sz w:val="20"/>
           <w:szCs w:val="20"/>
+          <w:lang w:val="en-US"/>
+        </w:rPr>
+        <w:t>Developer</w:t>
+      </w:r>
+      <w:r>
+        <w:rPr>
+          <w:rFonts w:ascii="Calibri" w:hAnsi="Calibri" w:cs="Calibri"/>
+          <w:b/>
+          <w:bCs/>
+          <w:sz w:val="20"/>
+          <w:szCs w:val="20"/>
         </w:rPr>
         <w:t xml:space="preserve"> </w:t>
+      </w:r>
+    </w:p>
+    <w:p>
+      <w:pPr>
+        <w:pStyle w:val="Empty"/>
+        <w:rPr>
+          <w:rFonts w:ascii="Calibri" w:hAnsi="Calibri" w:cs="Calibri"/>
+          <w:sz w:val="20"/>
+          <w:szCs w:val="20"/>
+        </w:rPr>
+      </w:pPr>
+      <w:r>
+        <w:rPr>
+          <w:rFonts w:ascii="Calibri" w:hAnsi="Calibri" w:cs="Calibri"/>
+          <w:sz w:val="20"/>
+          <w:szCs w:val="20"/>
+        </w:rPr>
+        <w:t>Имею 1 год опыта создания веб-приложений (</w:t>
+      </w:r>
+      <w:proofErr w:type="spellStart"/>
+      <w:r>
+        <w:rPr>
+          <w:rFonts w:ascii="Calibri" w:hAnsi="Calibri" w:cs="Calibri"/>
+          <w:sz w:val="20"/>
+          <w:szCs w:val="20"/>
+        </w:rPr>
+        <w:t>freelance</w:t>
+      </w:r>
+      <w:proofErr w:type="spellEnd"/>
+      <w:r>
+        <w:rPr>
+          <w:rFonts w:ascii="Calibri" w:hAnsi="Calibri" w:cs="Calibri"/>
+          <w:sz w:val="20"/>
+          <w:szCs w:val="20"/>
+        </w:rPr>
+        <w:t>). Проходил стажировку в</w:t>
+      </w:r>
+    </w:p>
+    <w:p>
+      <w:pPr>
+        <w:pStyle w:val="Empty"/>
+        <w:rPr>
+          <w:rFonts w:ascii="Calibri" w:hAnsi="Calibri" w:cs="Calibri"/>
+          <w:sz w:val="20"/>
+          <w:szCs w:val="20"/>
+        </w:rPr>
+      </w:pPr>
+      <w:proofErr w:type="spellStart"/>
+      <w:r>
+        <w:rPr>
+          <w:rFonts w:ascii="Calibri" w:hAnsi="Calibri" w:cs="Calibri"/>
+          <w:sz w:val="20"/>
+          <w:szCs w:val="20"/>
+        </w:rPr>
+        <w:t>TechInLab</w:t>
+      </w:r>
+      <w:proofErr w:type="spellEnd"/>
+      <w:r>
+        <w:rPr>
+          <w:rFonts w:ascii="Calibri" w:hAnsi="Calibri" w:cs="Calibri"/>
+          <w:sz w:val="20"/>
+          <w:szCs w:val="20"/>
+        </w:rPr>
+        <w:t xml:space="preserve"> (01/2024 – 04/2024).</w:t>
+      </w:r>
+    </w:p>
+    <w:p>
+      <w:pPr>
+        <w:pStyle w:val="Empty"/>
+        <w:rPr>
+          <w:rFonts w:ascii="Calibri" w:hAnsi="Calibri" w:cs="Calibri"/>
+          <w:sz w:val="20"/>
+          <w:szCs w:val="20"/>
+        </w:rPr>
+      </w:pPr>
+      <w:r>
+        <w:rPr>
+          <w:rFonts w:ascii="Calibri" w:hAnsi="Calibri" w:cs="Calibri"/>
+          <w:sz w:val="20"/>
+          <w:szCs w:val="20"/>
+        </w:rPr>
+        <w:t xml:space="preserve">Принял решение перейти с </w:t>
+      </w:r>
+      <w:proofErr w:type="spellStart"/>
+      <w:r>
+        <w:rPr>
+          <w:rFonts w:ascii="Calibri" w:hAnsi="Calibri" w:cs="Calibri"/>
+          <w:sz w:val="20"/>
+          <w:szCs w:val="20"/>
+        </w:rPr>
+        <w:t>freelance</w:t>
+      </w:r>
+      <w:proofErr w:type="spellEnd"/>
+      <w:r>
+        <w:rPr>
+          <w:rFonts w:ascii="Calibri" w:hAnsi="Calibri" w:cs="Calibri"/>
+          <w:sz w:val="20"/>
+          <w:szCs w:val="20"/>
+        </w:rPr>
+        <w:t xml:space="preserve"> на официальное трудоустройство для получения более предсказуемой нагрузки и оптимизации рабочего графика.</w:t>
       </w:r>
       <w:r>
         <w:rPr>
@@ -1139,6 +1262,8 @@
         </w:rPr>
         <w:t xml:space="preserve">01/2024 – 04/2024, </w:t>
       </w:r>
+      <w:bookmarkStart w:id="0" w:name="_GoBack"/>
+      <w:bookmarkEnd w:id="0"/>
       <w:proofErr w:type="spellStart"/>
       <w:r>
         <w:rPr>
@@ -1190,6 +1315,823 @@
           <w:lang w:val="en-US"/>
         </w:rPr>
         <w:t>)</w:t>
+      </w:r>
+    </w:p>
+    <w:p>
+      <w:pPr>
+        <w:pStyle w:val="aff0"/>
+        <w:shd w:val="clear" w:color="auto" w:fill="FFFFFF"/>
+        <w:spacing w:before="0" w:beforeAutospacing="0" w:after="0" w:afterAutospacing="0"/>
+        <w:rPr>
+          <w:rFonts w:ascii="Calibri" w:hAnsi="Calibri" w:cs="Calibri"/>
+          <w:b/>
+          <w:bCs/>
+          <w:sz w:val="20"/>
+          <w:szCs w:val="20"/>
+        </w:rPr>
+      </w:pPr>
+      <w:r>
+        <w:rPr>
+          <w:rFonts w:ascii="Calibri" w:hAnsi="Calibri" w:cs="Calibri"/>
+          <w:b/>
+          <w:bCs/>
+          <w:sz w:val="20"/>
+          <w:szCs w:val="20"/>
+        </w:rPr>
+        <w:t xml:space="preserve">Онлайн приложение для проведения турниров по </w:t>
+      </w:r>
+      <w:r>
+        <w:rPr>
+          <w:rFonts w:ascii="Calibri" w:hAnsi="Calibri" w:cs="Calibri"/>
+          <w:b/>
+          <w:bCs/>
+          <w:sz w:val="20"/>
+          <w:szCs w:val="20"/>
+          <w:lang w:val="en-US"/>
+        </w:rPr>
+        <w:t>FIFA</w:t>
+      </w:r>
+      <w:r>
+        <w:rPr>
+          <w:rFonts w:ascii="Calibri" w:hAnsi="Calibri" w:cs="Calibri"/>
+          <w:b/>
+          <w:bCs/>
+          <w:sz w:val="20"/>
+          <w:szCs w:val="20"/>
+        </w:rPr>
+        <w:t xml:space="preserve">. Игроки соревнуются между собой победами в матчах </w:t>
+      </w:r>
+      <w:r>
+        <w:rPr>
+          <w:rFonts w:ascii="Calibri" w:hAnsi="Calibri" w:cs="Calibri"/>
+          <w:b/>
+          <w:bCs/>
+          <w:sz w:val="20"/>
+          <w:szCs w:val="20"/>
+          <w:lang w:val="en-US"/>
+        </w:rPr>
+        <w:t>FIFA</w:t>
+      </w:r>
+      <w:r>
+        <w:rPr>
+          <w:rFonts w:ascii="Calibri" w:hAnsi="Calibri" w:cs="Calibri"/>
+          <w:b/>
+          <w:bCs/>
+          <w:sz w:val="20"/>
+          <w:szCs w:val="20"/>
+        </w:rPr>
+        <w:t>.</w:t>
+      </w:r>
+      <w:r>
+        <w:rPr>
+          <w:rFonts w:ascii="Calibri" w:hAnsi="Calibri" w:cs="Calibri"/>
+          <w:b/>
+          <w:bCs/>
+          <w:sz w:val="20"/>
+          <w:szCs w:val="20"/>
+        </w:rPr>
+        <w:t xml:space="preserve"> </w:t>
+      </w:r>
+    </w:p>
+    <w:p>
+      <w:pPr>
+        <w:numPr>
+          <w:ilvl w:val="0"/>
+          <w:numId w:val="22"/>
+        </w:numPr>
+        <w:spacing w:before="100" w:beforeAutospacing="1" w:after="100" w:afterAutospacing="1"/>
+        <w:rPr>
+          <w:rFonts w:ascii="Calibry" w:hAnsi="Calibry"/>
+          <w:color w:val="000000"/>
+          <w:sz w:val="20"/>
+          <w:szCs w:val="20"/>
+        </w:rPr>
+      </w:pPr>
+      <w:r>
+        <w:rPr>
+          <w:rFonts w:ascii="Calibry" w:hAnsi="Calibry"/>
+          <w:color w:val="000000"/>
+          <w:sz w:val="20"/>
+          <w:szCs w:val="20"/>
+        </w:rPr>
+        <w:lastRenderedPageBreak/>
+        <w:t>Добавил раздел турниры в админ-панель.</w:t>
+      </w:r>
+    </w:p>
+    <w:p>
+      <w:pPr>
+        <w:numPr>
+          <w:ilvl w:val="0"/>
+          <w:numId w:val="22"/>
+        </w:numPr>
+        <w:spacing w:before="100" w:beforeAutospacing="1" w:after="100" w:afterAutospacing="1"/>
+        <w:rPr>
+          <w:rFonts w:ascii="Calibry" w:hAnsi="Calibry"/>
+          <w:color w:val="000000"/>
+          <w:sz w:val="20"/>
+          <w:szCs w:val="20"/>
+        </w:rPr>
+      </w:pPr>
+      <w:r>
+        <w:rPr>
+          <w:rFonts w:ascii="Calibry" w:hAnsi="Calibry"/>
+          <w:color w:val="000000"/>
+          <w:sz w:val="20"/>
+          <w:szCs w:val="20"/>
+        </w:rPr>
+        <w:t>Добавил разделы в админ-панели для изменения условий турнира.</w:t>
+      </w:r>
+    </w:p>
+    <w:p>
+      <w:pPr>
+        <w:numPr>
+          <w:ilvl w:val="0"/>
+          <w:numId w:val="22"/>
+        </w:numPr>
+        <w:spacing w:before="100" w:beforeAutospacing="1" w:after="100" w:afterAutospacing="1"/>
+        <w:rPr>
+          <w:rFonts w:ascii="Calibry" w:hAnsi="Calibry"/>
+          <w:color w:val="000000"/>
+          <w:sz w:val="20"/>
+          <w:szCs w:val="20"/>
+        </w:rPr>
+      </w:pPr>
+      <w:r>
+        <w:rPr>
+          <w:rFonts w:ascii="Calibry" w:hAnsi="Calibry"/>
+          <w:color w:val="000000"/>
+          <w:sz w:val="20"/>
+          <w:szCs w:val="20"/>
+        </w:rPr>
+        <w:t xml:space="preserve">Редактировал </w:t>
+      </w:r>
+      <w:r>
+        <w:rPr>
+          <w:rFonts w:ascii="Calibry" w:hAnsi="Calibry"/>
+          <w:color w:val="000000"/>
+          <w:sz w:val="20"/>
+          <w:szCs w:val="20"/>
+          <w:lang w:val="en-US"/>
+        </w:rPr>
+        <w:t>UI</w:t>
+      </w:r>
+      <w:r>
+        <w:rPr>
+          <w:rFonts w:ascii="Calibry" w:hAnsi="Calibry"/>
+          <w:color w:val="000000"/>
+          <w:sz w:val="20"/>
+          <w:szCs w:val="20"/>
+        </w:rPr>
+        <w:t xml:space="preserve"> карточек игроков</w:t>
+      </w:r>
+      <w:r>
+        <w:rPr>
+          <w:rFonts w:ascii="Calibry" w:hAnsi="Calibry"/>
+          <w:color w:val="000000"/>
+          <w:sz w:val="20"/>
+          <w:szCs w:val="20"/>
+        </w:rPr>
+        <w:t>.</w:t>
+      </w:r>
+    </w:p>
+    <w:p>
+      <w:pPr>
+        <w:numPr>
+          <w:ilvl w:val="0"/>
+          <w:numId w:val="22"/>
+        </w:numPr>
+        <w:spacing w:before="100" w:beforeAutospacing="1" w:after="100" w:afterAutospacing="1"/>
+        <w:rPr>
+          <w:rFonts w:ascii="Calibry" w:hAnsi="Calibry"/>
+          <w:color w:val="000000"/>
+          <w:sz w:val="20"/>
+          <w:szCs w:val="20"/>
+        </w:rPr>
+      </w:pPr>
+      <w:r>
+        <w:rPr>
+          <w:rFonts w:ascii="Calibry" w:hAnsi="Calibry"/>
+          <w:color w:val="000000"/>
+          <w:sz w:val="20"/>
+          <w:szCs w:val="20"/>
+        </w:rPr>
+        <w:t xml:space="preserve">Добавил </w:t>
+      </w:r>
+      <w:proofErr w:type="spellStart"/>
+      <w:r>
+        <w:rPr>
+          <w:rFonts w:ascii="Calibry" w:hAnsi="Calibry"/>
+          <w:color w:val="000000"/>
+          <w:sz w:val="20"/>
+          <w:szCs w:val="20"/>
+        </w:rPr>
+        <w:t>валидацию</w:t>
+      </w:r>
+      <w:proofErr w:type="spellEnd"/>
+      <w:r>
+        <w:rPr>
+          <w:rFonts w:ascii="Calibry" w:hAnsi="Calibry"/>
+          <w:color w:val="000000"/>
+          <w:sz w:val="20"/>
+          <w:szCs w:val="20"/>
+        </w:rPr>
+        <w:t xml:space="preserve"> данных при смене пароля пользователем.</w:t>
+      </w:r>
+    </w:p>
+    <w:p>
+      <w:pPr>
+        <w:numPr>
+          <w:ilvl w:val="0"/>
+          <w:numId w:val="22"/>
+        </w:numPr>
+        <w:spacing w:before="100" w:beforeAutospacing="1" w:after="100" w:afterAutospacing="1"/>
+        <w:rPr>
+          <w:rFonts w:ascii="Calibry" w:hAnsi="Calibry"/>
+          <w:color w:val="000000"/>
+          <w:sz w:val="20"/>
+          <w:szCs w:val="20"/>
+        </w:rPr>
+      </w:pPr>
+      <w:r>
+        <w:rPr>
+          <w:rFonts w:ascii="Calibry" w:hAnsi="Calibry"/>
+          <w:color w:val="000000"/>
+          <w:sz w:val="20"/>
+          <w:szCs w:val="20"/>
+        </w:rPr>
+        <w:t>Редактировал корректное отображение данных для сыгранных турниров</w:t>
+      </w:r>
+      <w:r>
+        <w:rPr>
+          <w:rFonts w:ascii="Calibry" w:hAnsi="Calibry"/>
+          <w:color w:val="000000"/>
+          <w:sz w:val="20"/>
+          <w:szCs w:val="20"/>
+        </w:rPr>
+        <w:br/>
+      </w:r>
+      <w:r>
+        <w:rPr>
+          <w:rFonts w:ascii="Calibri" w:hAnsi="Calibri" w:cs="Calibri"/>
+          <w:sz w:val="20"/>
+          <w:szCs w:val="20"/>
+        </w:rPr>
+        <w:t xml:space="preserve">Стек: </w:t>
+      </w:r>
+      <w:r>
+        <w:rPr>
+          <w:rFonts w:ascii="Calibri" w:hAnsi="Calibri" w:cs="Calibri"/>
+          <w:sz w:val="20"/>
+          <w:szCs w:val="20"/>
+          <w:lang w:val="en-US"/>
+        </w:rPr>
+        <w:t>React</w:t>
+      </w:r>
+      <w:r>
+        <w:rPr>
+          <w:rFonts w:ascii="Calibri" w:hAnsi="Calibri" w:cs="Calibri"/>
+          <w:sz w:val="20"/>
+          <w:szCs w:val="20"/>
+        </w:rPr>
+        <w:t xml:space="preserve">, </w:t>
+      </w:r>
+      <w:proofErr w:type="spellStart"/>
+      <w:r>
+        <w:rPr>
+          <w:rFonts w:ascii="Calibri" w:hAnsi="Calibri" w:cs="Calibri"/>
+          <w:sz w:val="20"/>
+          <w:szCs w:val="20"/>
+          <w:lang w:val="en-US"/>
+        </w:rPr>
+        <w:t>Redux</w:t>
+      </w:r>
+      <w:proofErr w:type="spellEnd"/>
+      <w:r>
+        <w:rPr>
+          <w:rFonts w:ascii="Calibri" w:hAnsi="Calibri" w:cs="Calibri"/>
+          <w:sz w:val="20"/>
+          <w:szCs w:val="20"/>
+        </w:rPr>
+        <w:t xml:space="preserve">, </w:t>
+      </w:r>
+      <w:r>
+        <w:rPr>
+          <w:rFonts w:ascii="Calibri" w:hAnsi="Calibri" w:cs="Calibri"/>
+          <w:sz w:val="20"/>
+          <w:szCs w:val="20"/>
+          <w:lang w:val="en-US"/>
+        </w:rPr>
+        <w:t>TS</w:t>
+      </w:r>
+      <w:r>
+        <w:rPr>
+          <w:rFonts w:ascii="Calibri" w:hAnsi="Calibri" w:cs="Calibri"/>
+          <w:sz w:val="20"/>
+          <w:szCs w:val="20"/>
+        </w:rPr>
+        <w:t xml:space="preserve">, </w:t>
+      </w:r>
+      <w:r>
+        <w:rPr>
+          <w:rFonts w:ascii="Calibri" w:hAnsi="Calibri" w:cs="Calibri"/>
+          <w:sz w:val="20"/>
+          <w:szCs w:val="20"/>
+          <w:lang w:val="en-US"/>
+        </w:rPr>
+        <w:t>CSS</w:t>
+      </w:r>
+      <w:r>
+        <w:rPr>
+          <w:rFonts w:ascii="Calibri" w:hAnsi="Calibri" w:cs="Calibri"/>
+          <w:sz w:val="20"/>
+          <w:szCs w:val="20"/>
+        </w:rPr>
+        <w:t>.</w:t>
+      </w:r>
+    </w:p>
+    <w:p>
+      <w:pPr>
+        <w:pStyle w:val="aff0"/>
+        <w:shd w:val="clear" w:color="auto" w:fill="FFFFFF"/>
+        <w:spacing w:before="0" w:beforeAutospacing="0" w:after="0" w:afterAutospacing="0"/>
+        <w:rPr>
+          <w:rFonts w:ascii="Calibri" w:hAnsi="Calibri" w:cs="Calibri"/>
+          <w:b/>
+          <w:bCs/>
+          <w:sz w:val="20"/>
+          <w:szCs w:val="20"/>
+          <w:u w:val="single"/>
+        </w:rPr>
+      </w:pPr>
+      <w:r>
+        <w:rPr>
+          <w:rFonts w:ascii="Calibri" w:hAnsi="Calibri" w:cs="Calibri"/>
+          <w:b/>
+          <w:bCs/>
+          <w:sz w:val="20"/>
+          <w:szCs w:val="20"/>
+          <w:u w:val="single"/>
+        </w:rPr>
+        <w:t>02</w:t>
+      </w:r>
+      <w:r>
+        <w:rPr>
+          <w:rFonts w:ascii="Calibri" w:hAnsi="Calibri" w:cs="Calibri"/>
+          <w:b/>
+          <w:bCs/>
+          <w:sz w:val="20"/>
+          <w:szCs w:val="20"/>
+          <w:u w:val="single"/>
+        </w:rPr>
+        <w:t>/202</w:t>
+      </w:r>
+      <w:r>
+        <w:rPr>
+          <w:rFonts w:ascii="Calibri" w:hAnsi="Calibri" w:cs="Calibri"/>
+          <w:b/>
+          <w:bCs/>
+          <w:sz w:val="20"/>
+          <w:szCs w:val="20"/>
+          <w:u w:val="single"/>
+        </w:rPr>
+        <w:t>4</w:t>
+      </w:r>
+      <w:r>
+        <w:rPr>
+          <w:rFonts w:ascii="Calibri" w:hAnsi="Calibri" w:cs="Calibri"/>
+          <w:b/>
+          <w:bCs/>
+          <w:sz w:val="20"/>
+          <w:szCs w:val="20"/>
+          <w:u w:val="single"/>
+        </w:rPr>
+        <w:t xml:space="preserve">– 05/2024, </w:t>
+      </w:r>
+      <w:proofErr w:type="spellStart"/>
+      <w:r>
+        <w:rPr>
+          <w:rFonts w:ascii="Calibri" w:hAnsi="Calibri" w:cs="Calibri"/>
+          <w:b/>
+          <w:bCs/>
+          <w:sz w:val="20"/>
+          <w:szCs w:val="20"/>
+          <w:u w:val="single"/>
+        </w:rPr>
+        <w:t>Фриланс</w:t>
+      </w:r>
+      <w:proofErr w:type="spellEnd"/>
+      <w:r>
+        <w:rPr>
+          <w:rFonts w:ascii="Calibri" w:hAnsi="Calibri" w:cs="Calibri"/>
+          <w:b/>
+          <w:bCs/>
+          <w:sz w:val="20"/>
+          <w:szCs w:val="20"/>
+          <w:u w:val="single"/>
+        </w:rPr>
+        <w:t xml:space="preserve"> | </w:t>
+      </w:r>
+      <w:r>
+        <w:rPr>
+          <w:rFonts w:ascii="Calibri" w:hAnsi="Calibri" w:cs="Calibri"/>
+          <w:b/>
+          <w:bCs/>
+          <w:sz w:val="20"/>
+          <w:szCs w:val="20"/>
+          <w:u w:val="single"/>
+          <w:lang w:val="en-US"/>
+        </w:rPr>
+        <w:t>Frontend</w:t>
+      </w:r>
+      <w:r>
+        <w:rPr>
+          <w:rFonts w:ascii="Calibri" w:hAnsi="Calibri" w:cs="Calibri"/>
+          <w:b/>
+          <w:bCs/>
+          <w:sz w:val="20"/>
+          <w:szCs w:val="20"/>
+          <w:u w:val="single"/>
+        </w:rPr>
+        <w:t xml:space="preserve"> </w:t>
+      </w:r>
+      <w:r>
+        <w:rPr>
+          <w:rFonts w:ascii="Calibri" w:hAnsi="Calibri" w:cs="Calibri"/>
+          <w:b/>
+          <w:bCs/>
+          <w:sz w:val="20"/>
+          <w:szCs w:val="20"/>
+          <w:u w:val="single"/>
+          <w:lang w:val="en-US"/>
+        </w:rPr>
+        <w:t>Developer</w:t>
+      </w:r>
+      <w:r>
+        <w:rPr>
+          <w:rFonts w:ascii="Calibri" w:hAnsi="Calibri" w:cs="Calibri"/>
+          <w:b/>
+          <w:bCs/>
+          <w:sz w:val="20"/>
+          <w:szCs w:val="20"/>
+          <w:u w:val="single"/>
+        </w:rPr>
+        <w:t xml:space="preserve"> </w:t>
+      </w:r>
+    </w:p>
+    <w:p>
+      <w:pPr>
+        <w:pStyle w:val="aff0"/>
+        <w:shd w:val="clear" w:color="auto" w:fill="FFFFFF"/>
+        <w:spacing w:before="0" w:beforeAutospacing="0" w:after="0" w:afterAutospacing="0"/>
+        <w:rPr>
+          <w:rFonts w:ascii="Calibri" w:hAnsi="Calibri" w:cs="Calibri"/>
+          <w:b/>
+          <w:bCs/>
+          <w:sz w:val="20"/>
+          <w:szCs w:val="20"/>
+        </w:rPr>
+      </w:pPr>
+      <w:r>
+        <w:rPr>
+          <w:rFonts w:ascii="Calibri" w:hAnsi="Calibri" w:cs="Calibri"/>
+          <w:b/>
+          <w:bCs/>
+          <w:sz w:val="20"/>
+          <w:szCs w:val="20"/>
+        </w:rPr>
+        <w:t xml:space="preserve">Сайт для </w:t>
+      </w:r>
+      <w:r>
+        <w:rPr>
+          <w:rFonts w:ascii="Calibri" w:hAnsi="Calibri" w:cs="Calibri"/>
+          <w:b/>
+          <w:bCs/>
+          <w:sz w:val="20"/>
+          <w:szCs w:val="20"/>
+        </w:rPr>
+        <w:t xml:space="preserve">детской </w:t>
+      </w:r>
+      <w:r>
+        <w:rPr>
+          <w:rFonts w:ascii="Calibri" w:hAnsi="Calibri" w:cs="Calibri"/>
+          <w:b/>
+          <w:bCs/>
+          <w:sz w:val="20"/>
+          <w:szCs w:val="20"/>
+        </w:rPr>
+        <w:t>музыкальной школы</w:t>
+      </w:r>
+      <w:r>
+        <w:rPr>
+          <w:rFonts w:ascii="Calibri" w:hAnsi="Calibri" w:cs="Calibri"/>
+          <w:b/>
+          <w:bCs/>
+          <w:sz w:val="20"/>
+          <w:szCs w:val="20"/>
+        </w:rPr>
+        <w:t xml:space="preserve"> </w:t>
+      </w:r>
+    </w:p>
+    <w:p>
+      <w:pPr>
+        <w:numPr>
+          <w:ilvl w:val="0"/>
+          <w:numId w:val="22"/>
+        </w:numPr>
+        <w:spacing w:before="100" w:beforeAutospacing="1" w:after="100" w:afterAutospacing="1"/>
+        <w:rPr>
+          <w:rFonts w:ascii="Calibry" w:hAnsi="Calibry"/>
+          <w:color w:val="000000"/>
+          <w:sz w:val="20"/>
+          <w:szCs w:val="20"/>
+        </w:rPr>
+      </w:pPr>
+      <w:r>
+        <w:rPr>
+          <w:rFonts w:ascii="Calibry" w:hAnsi="Calibry"/>
+          <w:color w:val="000000"/>
+          <w:sz w:val="20"/>
+          <w:szCs w:val="20"/>
+        </w:rPr>
+        <w:t xml:space="preserve">Изучил документацию для работы с </w:t>
+      </w:r>
+      <w:proofErr w:type="spellStart"/>
+      <w:r>
+        <w:rPr>
+          <w:rFonts w:ascii="Calibry" w:hAnsi="Calibry"/>
+          <w:color w:val="000000"/>
+          <w:sz w:val="20"/>
+          <w:szCs w:val="20"/>
+        </w:rPr>
+        <w:t>WordPress</w:t>
+      </w:r>
+      <w:proofErr w:type="spellEnd"/>
+      <w:r>
+        <w:rPr>
+          <w:rFonts w:ascii="Calibry" w:hAnsi="Calibry"/>
+          <w:color w:val="000000"/>
+          <w:sz w:val="20"/>
+          <w:szCs w:val="20"/>
+        </w:rPr>
+        <w:t xml:space="preserve"> (установку, настройку и администрирование сайта).</w:t>
+      </w:r>
+    </w:p>
+    <w:p>
+      <w:pPr>
+        <w:numPr>
+          <w:ilvl w:val="0"/>
+          <w:numId w:val="22"/>
+        </w:numPr>
+        <w:spacing w:before="100" w:beforeAutospacing="1" w:after="100" w:afterAutospacing="1"/>
+        <w:rPr>
+          <w:rFonts w:ascii="Calibry" w:hAnsi="Calibry"/>
+          <w:color w:val="000000"/>
+          <w:sz w:val="20"/>
+          <w:szCs w:val="20"/>
+        </w:rPr>
+      </w:pPr>
+      <w:r>
+        <w:rPr>
+          <w:rFonts w:ascii="Calibry" w:hAnsi="Calibry"/>
+          <w:color w:val="000000"/>
+          <w:sz w:val="20"/>
+          <w:szCs w:val="20"/>
+        </w:rPr>
+        <w:t xml:space="preserve">Изучил документацию по работе с виртуальным защищенным хостингом </w:t>
+      </w:r>
+      <w:proofErr w:type="spellStart"/>
+      <w:r>
+        <w:rPr>
+          <w:rFonts w:ascii="Calibry" w:hAnsi="Calibry"/>
+          <w:color w:val="000000"/>
+          <w:sz w:val="20"/>
+          <w:szCs w:val="20"/>
+        </w:rPr>
+        <w:t>BeCloud</w:t>
+      </w:r>
+      <w:proofErr w:type="spellEnd"/>
+      <w:r>
+        <w:rPr>
+          <w:rFonts w:ascii="Calibry" w:hAnsi="Calibry"/>
+          <w:color w:val="000000"/>
+          <w:sz w:val="20"/>
+          <w:szCs w:val="20"/>
+        </w:rPr>
+        <w:t xml:space="preserve"> и успешно перенес сайт на сервер.</w:t>
+      </w:r>
+    </w:p>
+    <w:p>
+      <w:pPr>
+        <w:numPr>
+          <w:ilvl w:val="0"/>
+          <w:numId w:val="22"/>
+        </w:numPr>
+        <w:spacing w:before="100" w:beforeAutospacing="1" w:after="100" w:afterAutospacing="1"/>
+        <w:rPr>
+          <w:rFonts w:ascii="Calibry" w:hAnsi="Calibry"/>
+          <w:color w:val="000000"/>
+          <w:sz w:val="20"/>
+          <w:szCs w:val="20"/>
+        </w:rPr>
+      </w:pPr>
+      <w:r>
+        <w:rPr>
+          <w:rFonts w:ascii="Calibry" w:hAnsi="Calibry"/>
+          <w:color w:val="000000"/>
+          <w:sz w:val="20"/>
+          <w:szCs w:val="20"/>
+        </w:rPr>
+        <w:t>Оптимизировал производительность сайта и обеспечил его бесперебойную работу.</w:t>
+      </w:r>
+    </w:p>
+    <w:p>
+      <w:pPr>
+        <w:numPr>
+          <w:ilvl w:val="0"/>
+          <w:numId w:val="22"/>
+        </w:numPr>
+        <w:spacing w:before="100" w:beforeAutospacing="1" w:after="100" w:afterAutospacing="1"/>
+        <w:rPr>
+          <w:rFonts w:ascii="Calibry" w:hAnsi="Calibry"/>
+          <w:color w:val="000000"/>
+          <w:sz w:val="20"/>
+          <w:szCs w:val="20"/>
+          <w:lang w:val="en-US"/>
+        </w:rPr>
+      </w:pPr>
+      <w:r>
+        <w:rPr>
+          <w:rFonts w:ascii="Calibry" w:hAnsi="Calibry"/>
+          <w:color w:val="000000"/>
+          <w:sz w:val="20"/>
+          <w:szCs w:val="20"/>
+        </w:rPr>
+        <w:t xml:space="preserve">Добавлял компоненты на страницы с помощью </w:t>
+      </w:r>
+      <w:r>
+        <w:rPr>
+          <w:rFonts w:ascii="Calibry" w:hAnsi="Calibry"/>
+          <w:color w:val="000000"/>
+          <w:sz w:val="20"/>
+          <w:szCs w:val="20"/>
+          <w:lang w:val="en-US"/>
+        </w:rPr>
+        <w:t>PHP</w:t>
+      </w:r>
+      <w:r>
+        <w:rPr>
+          <w:rFonts w:ascii="Calibry" w:hAnsi="Calibry"/>
+          <w:color w:val="000000"/>
+          <w:sz w:val="20"/>
+          <w:szCs w:val="20"/>
+          <w:lang w:val="en-US"/>
+        </w:rPr>
+        <w:t xml:space="preserve">. </w:t>
+      </w:r>
+      <w:r>
+        <w:rPr>
+          <w:rFonts w:ascii="Calibry" w:hAnsi="Calibry"/>
+          <w:color w:val="000000"/>
+          <w:sz w:val="20"/>
+          <w:szCs w:val="20"/>
+          <w:lang w:val="en-US"/>
+        </w:rPr>
+        <w:br/>
+      </w:r>
+      <w:r>
+        <w:rPr>
+          <w:rFonts w:ascii="Calibri" w:hAnsi="Calibri" w:cs="Calibri"/>
+          <w:sz w:val="20"/>
+          <w:szCs w:val="20"/>
+        </w:rPr>
+        <w:t>Стек</w:t>
+      </w:r>
+      <w:r>
+        <w:rPr>
+          <w:rFonts w:ascii="Calibri" w:hAnsi="Calibri" w:cs="Calibri"/>
+          <w:sz w:val="20"/>
+          <w:szCs w:val="20"/>
+          <w:lang w:val="en-US"/>
+        </w:rPr>
+        <w:t>: WordPress, server Becloud, PHP, CSS.</w:t>
+      </w:r>
+    </w:p>
+    <w:p>
+      <w:pPr>
+        <w:pStyle w:val="aff0"/>
+        <w:shd w:val="clear" w:color="auto" w:fill="FFFFFF"/>
+        <w:spacing w:before="0" w:beforeAutospacing="0" w:after="0" w:afterAutospacing="0"/>
+        <w:rPr>
+          <w:rFonts w:ascii="Calibri" w:hAnsi="Calibri" w:cs="Calibri"/>
+          <w:b/>
+          <w:bCs/>
+          <w:sz w:val="20"/>
+          <w:szCs w:val="20"/>
+          <w:u w:val="single"/>
+        </w:rPr>
+      </w:pPr>
+      <w:r>
+        <w:rPr>
+          <w:rFonts w:ascii="Calibri" w:hAnsi="Calibri" w:cs="Calibri"/>
+          <w:b/>
+          <w:bCs/>
+          <w:sz w:val="20"/>
+          <w:szCs w:val="20"/>
+          <w:u w:val="single"/>
+        </w:rPr>
+        <w:t xml:space="preserve">01/2022 – </w:t>
+      </w:r>
+      <w:r>
+        <w:rPr>
+          <w:rFonts w:ascii="Calibri" w:hAnsi="Calibri" w:cs="Calibri"/>
+          <w:b/>
+          <w:bCs/>
+          <w:sz w:val="20"/>
+          <w:szCs w:val="20"/>
+          <w:u w:val="single"/>
+        </w:rPr>
+        <w:t>12</w:t>
+      </w:r>
+      <w:r>
+        <w:rPr>
+          <w:rFonts w:ascii="Calibri" w:hAnsi="Calibri" w:cs="Calibri"/>
+          <w:b/>
+          <w:bCs/>
+          <w:sz w:val="20"/>
+          <w:szCs w:val="20"/>
+          <w:u w:val="single"/>
+        </w:rPr>
+        <w:t xml:space="preserve">/2023, </w:t>
+      </w:r>
+      <w:proofErr w:type="spellStart"/>
+      <w:r>
+        <w:rPr>
+          <w:rFonts w:ascii="Calibri" w:hAnsi="Calibri" w:cs="Calibri"/>
+          <w:b/>
+          <w:bCs/>
+          <w:sz w:val="20"/>
+          <w:szCs w:val="20"/>
+          <w:u w:val="single"/>
+        </w:rPr>
+        <w:t>Фриланс</w:t>
+      </w:r>
+      <w:proofErr w:type="spellEnd"/>
+      <w:r>
+        <w:rPr>
+          <w:rFonts w:ascii="Calibri" w:hAnsi="Calibri" w:cs="Calibri"/>
+          <w:b/>
+          <w:bCs/>
+          <w:sz w:val="20"/>
+          <w:szCs w:val="20"/>
+          <w:u w:val="single"/>
+        </w:rPr>
+        <w:t xml:space="preserve"> | </w:t>
+      </w:r>
+      <w:r>
+        <w:rPr>
+          <w:rFonts w:ascii="Calibri" w:hAnsi="Calibri" w:cs="Calibri"/>
+          <w:b/>
+          <w:bCs/>
+          <w:sz w:val="20"/>
+          <w:szCs w:val="20"/>
+          <w:u w:val="single"/>
+          <w:lang w:val="en-US"/>
+        </w:rPr>
+        <w:t>Frontend</w:t>
+      </w:r>
+      <w:r>
+        <w:rPr>
+          <w:rFonts w:ascii="Calibri" w:hAnsi="Calibri" w:cs="Calibri"/>
+          <w:b/>
+          <w:bCs/>
+          <w:sz w:val="20"/>
+          <w:szCs w:val="20"/>
+          <w:u w:val="single"/>
+        </w:rPr>
+        <w:t xml:space="preserve"> </w:t>
+      </w:r>
+      <w:r>
+        <w:rPr>
+          <w:rFonts w:ascii="Calibri" w:hAnsi="Calibri" w:cs="Calibri"/>
+          <w:b/>
+          <w:bCs/>
+          <w:sz w:val="20"/>
+          <w:szCs w:val="20"/>
+          <w:u w:val="single"/>
+          <w:lang w:val="en-US"/>
+        </w:rPr>
+        <w:t>Developer</w:t>
+      </w:r>
+      <w:r>
+        <w:rPr>
+          <w:rFonts w:ascii="Calibri" w:hAnsi="Calibri" w:cs="Calibri"/>
+          <w:b/>
+          <w:bCs/>
+          <w:sz w:val="20"/>
+          <w:szCs w:val="20"/>
+          <w:u w:val="single"/>
+        </w:rPr>
+        <w:t xml:space="preserve"> </w:t>
       </w:r>
     </w:p>
     <w:p>
@@ -1241,7 +2183,6 @@
         </w:rPr>
         <w:t xml:space="preserve">Создал двухстраничный адаптивный сайт по макету из </w:t>
       </w:r>
-      <w:proofErr w:type="spellStart"/>
       <w:r>
         <w:rPr>
           <w:rFonts w:ascii="Calibri" w:hAnsi="Calibri" w:cs="Calibri"/>
@@ -1251,7 +2192,6 @@
         </w:rPr>
         <w:t>Figma</w:t>
       </w:r>
-      <w:proofErr w:type="spellEnd"/>
       <w:r>
         <w:rPr>
           <w:rFonts w:ascii="Calibri" w:hAnsi="Calibri" w:cs="Calibri"/>
@@ -1417,12 +2357,9 @@
     <w:p>
       <w:pPr>
         <w:pStyle w:val="aff0"/>
-        <w:numPr>
-          <w:ilvl w:val="0"/>
-          <w:numId w:val="22"/>
-        </w:numPr>
         <w:shd w:val="clear" w:color="auto" w:fill="FFFFFF"/>
         <w:spacing w:before="0" w:beforeAutospacing="0" w:after="0" w:afterAutospacing="0"/>
+        <w:ind w:left="360"/>
         <w:rPr>
           <w:rFonts w:ascii="Calibri" w:hAnsi="Calibri" w:cs="Calibri"/>
           <w:b/>
@@ -1447,27 +2384,7 @@
           <w:szCs w:val="20"/>
           <w:lang w:val="en-US"/>
         </w:rPr>
-        <w:t xml:space="preserve">: JavaScript, </w:t>
-      </w:r>
-      <w:proofErr w:type="spellStart"/>
-      <w:r>
-        <w:rPr>
-          <w:rFonts w:ascii="Calibri" w:hAnsi="Calibri" w:cs="Calibri"/>
-          <w:sz w:val="20"/>
-          <w:szCs w:val="20"/>
-          <w:lang w:val="en-US"/>
-        </w:rPr>
-        <w:t>Figma</w:t>
-      </w:r>
-      <w:proofErr w:type="spellEnd"/>
-      <w:r>
-        <w:rPr>
-          <w:rFonts w:ascii="Calibri" w:hAnsi="Calibri" w:cs="Calibri"/>
-          <w:sz w:val="20"/>
-          <w:szCs w:val="20"/>
-          <w:lang w:val="en-US"/>
-        </w:rPr>
-        <w:t xml:space="preserve">, </w:t>
+        <w:t xml:space="preserve">: JavaScript, Figma, </w:t>
       </w:r>
       <w:proofErr w:type="spellStart"/>
       <w:r>
@@ -1536,7 +2453,7 @@
           <w:bCs/>
           <w:sz w:val="20"/>
           <w:szCs w:val="20"/>
-          <w:u w:val="single"/>
+          <w:lang w:val="en-US"/>
         </w:rPr>
       </w:pPr>
       <w:r>
@@ -1546,820 +2463,9 @@
           <w:bCs/>
           <w:sz w:val="20"/>
           <w:szCs w:val="20"/>
-          <w:u w:val="single"/>
-        </w:rPr>
-        <w:lastRenderedPageBreak/>
-        <w:t xml:space="preserve">01/2022 – </w:t>
-      </w:r>
-      <w:r>
-        <w:rPr>
-          <w:rFonts w:ascii="Calibri" w:hAnsi="Calibri" w:cs="Calibri"/>
-          <w:b/>
-          <w:bCs/>
-          <w:sz w:val="20"/>
-          <w:szCs w:val="20"/>
-          <w:u w:val="single"/>
-          <w:lang w:val="en-US"/>
-        </w:rPr>
-        <w:t>12</w:t>
-      </w:r>
-      <w:r>
-        <w:rPr>
-          <w:rFonts w:ascii="Calibri" w:hAnsi="Calibri" w:cs="Calibri"/>
-          <w:b/>
-          <w:bCs/>
-          <w:sz w:val="20"/>
-          <w:szCs w:val="20"/>
-          <w:u w:val="single"/>
-        </w:rPr>
-        <w:t>/2023</w:t>
-      </w:r>
-      <w:bookmarkStart w:id="0" w:name="_GoBack"/>
-      <w:bookmarkEnd w:id="0"/>
-      <w:r>
-        <w:rPr>
-          <w:rFonts w:ascii="Calibri" w:hAnsi="Calibri" w:cs="Calibri"/>
-          <w:b/>
-          <w:bCs/>
-          <w:sz w:val="20"/>
-          <w:szCs w:val="20"/>
-          <w:u w:val="single"/>
-        </w:rPr>
-        <w:t xml:space="preserve">, </w:t>
-      </w:r>
-      <w:proofErr w:type="spellStart"/>
-      <w:r>
-        <w:rPr>
-          <w:rFonts w:ascii="Calibri" w:hAnsi="Calibri" w:cs="Calibri"/>
-          <w:b/>
-          <w:bCs/>
-          <w:sz w:val="20"/>
-          <w:szCs w:val="20"/>
-          <w:u w:val="single"/>
-        </w:rPr>
-        <w:t>Фриланс</w:t>
-      </w:r>
-      <w:proofErr w:type="spellEnd"/>
-      <w:r>
-        <w:rPr>
-          <w:rFonts w:ascii="Calibri" w:hAnsi="Calibri" w:cs="Calibri"/>
-          <w:b/>
-          <w:bCs/>
-          <w:sz w:val="20"/>
-          <w:szCs w:val="20"/>
-          <w:u w:val="single"/>
-        </w:rPr>
-        <w:t xml:space="preserve"> | </w:t>
-      </w:r>
-      <w:r>
-        <w:rPr>
-          <w:rFonts w:ascii="Calibri" w:hAnsi="Calibri" w:cs="Calibri"/>
-          <w:b/>
-          <w:bCs/>
-          <w:sz w:val="20"/>
-          <w:szCs w:val="20"/>
-          <w:u w:val="single"/>
-          <w:lang w:val="en-US"/>
-        </w:rPr>
-        <w:t>Frontend</w:t>
-      </w:r>
-      <w:r>
-        <w:rPr>
-          <w:rFonts w:ascii="Calibri" w:hAnsi="Calibri" w:cs="Calibri"/>
-          <w:b/>
-          <w:bCs/>
-          <w:sz w:val="20"/>
-          <w:szCs w:val="20"/>
-          <w:u w:val="single"/>
-        </w:rPr>
-        <w:t xml:space="preserve"> </w:t>
-      </w:r>
-      <w:r>
-        <w:rPr>
-          <w:rFonts w:ascii="Calibri" w:hAnsi="Calibri" w:cs="Calibri"/>
-          <w:b/>
-          <w:bCs/>
-          <w:sz w:val="20"/>
-          <w:szCs w:val="20"/>
-          <w:u w:val="single"/>
-          <w:lang w:val="en-US"/>
-        </w:rPr>
-        <w:t>Developer</w:t>
-      </w:r>
-      <w:r>
-        <w:rPr>
-          <w:rFonts w:ascii="Calibri" w:hAnsi="Calibri" w:cs="Calibri"/>
-          <w:b/>
-          <w:bCs/>
-          <w:sz w:val="20"/>
-          <w:szCs w:val="20"/>
-          <w:u w:val="single"/>
-        </w:rPr>
-        <w:t xml:space="preserve"> </w:t>
-      </w:r>
-    </w:p>
-    <w:p>
-      <w:pPr>
-        <w:pStyle w:val="aff0"/>
-        <w:shd w:val="clear" w:color="auto" w:fill="FFFFFF"/>
-        <w:spacing w:before="0" w:beforeAutospacing="0" w:after="0" w:afterAutospacing="0"/>
-        <w:rPr>
-          <w:rFonts w:ascii="Calibri" w:hAnsi="Calibri" w:cs="Calibri"/>
-          <w:b/>
-          <w:bCs/>
-          <w:sz w:val="20"/>
-          <w:szCs w:val="20"/>
-        </w:rPr>
-      </w:pPr>
-      <w:r>
-        <w:rPr>
-          <w:rFonts w:ascii="Calibri" w:hAnsi="Calibri" w:cs="Calibri"/>
-          <w:b/>
-          <w:bCs/>
-          <w:sz w:val="20"/>
-          <w:szCs w:val="20"/>
-        </w:rPr>
-        <w:t xml:space="preserve">Онлайн приложение для проведения турниров по </w:t>
-      </w:r>
-      <w:r>
-        <w:rPr>
-          <w:rFonts w:ascii="Calibri" w:hAnsi="Calibri" w:cs="Calibri"/>
-          <w:b/>
-          <w:bCs/>
-          <w:sz w:val="20"/>
-          <w:szCs w:val="20"/>
-          <w:lang w:val="en-US"/>
-        </w:rPr>
-        <w:t>FIFA</w:t>
-      </w:r>
-      <w:r>
-        <w:rPr>
-          <w:rFonts w:ascii="Calibri" w:hAnsi="Calibri" w:cs="Calibri"/>
-          <w:b/>
-          <w:bCs/>
-          <w:sz w:val="20"/>
-          <w:szCs w:val="20"/>
-        </w:rPr>
-        <w:t xml:space="preserve">. Игроки соревнуются между собой победами в матчах </w:t>
-      </w:r>
-      <w:r>
-        <w:rPr>
-          <w:rFonts w:ascii="Calibri" w:hAnsi="Calibri" w:cs="Calibri"/>
-          <w:b/>
-          <w:bCs/>
-          <w:sz w:val="20"/>
-          <w:szCs w:val="20"/>
-          <w:lang w:val="en-US"/>
-        </w:rPr>
-        <w:t>FIFA</w:t>
-      </w:r>
-      <w:r>
-        <w:rPr>
-          <w:rFonts w:ascii="Calibri" w:hAnsi="Calibri" w:cs="Calibri"/>
-          <w:b/>
-          <w:bCs/>
-          <w:sz w:val="20"/>
-          <w:szCs w:val="20"/>
-        </w:rPr>
-        <w:t>.</w:t>
-      </w:r>
-      <w:r>
-        <w:rPr>
-          <w:rFonts w:ascii="Calibri" w:hAnsi="Calibri" w:cs="Calibri"/>
-          <w:b/>
-          <w:bCs/>
-          <w:sz w:val="20"/>
-          <w:szCs w:val="20"/>
-        </w:rPr>
-        <w:t xml:space="preserve"> </w:t>
-      </w:r>
-    </w:p>
-    <w:p>
-      <w:pPr>
-        <w:numPr>
-          <w:ilvl w:val="0"/>
-          <w:numId w:val="22"/>
-        </w:numPr>
-        <w:spacing w:before="100" w:beforeAutospacing="1" w:after="100" w:afterAutospacing="1"/>
-        <w:rPr>
-          <w:rFonts w:ascii="Calibry" w:hAnsi="Calibry"/>
-          <w:color w:val="000000"/>
-          <w:sz w:val="20"/>
-          <w:szCs w:val="20"/>
-        </w:rPr>
-      </w:pPr>
-      <w:r>
-        <w:rPr>
-          <w:rFonts w:ascii="Calibry" w:hAnsi="Calibry"/>
-          <w:color w:val="000000"/>
-          <w:sz w:val="20"/>
-          <w:szCs w:val="20"/>
-        </w:rPr>
-        <w:t>Добавил раздел турниры в админ-панель.</w:t>
-      </w:r>
-    </w:p>
-    <w:p>
-      <w:pPr>
-        <w:numPr>
-          <w:ilvl w:val="0"/>
-          <w:numId w:val="22"/>
-        </w:numPr>
-        <w:spacing w:before="100" w:beforeAutospacing="1" w:after="100" w:afterAutospacing="1"/>
-        <w:rPr>
-          <w:rFonts w:ascii="Calibry" w:hAnsi="Calibry"/>
-          <w:color w:val="000000"/>
-          <w:sz w:val="20"/>
-          <w:szCs w:val="20"/>
-        </w:rPr>
-      </w:pPr>
-      <w:r>
-        <w:rPr>
-          <w:rFonts w:ascii="Calibry" w:hAnsi="Calibry"/>
-          <w:color w:val="000000"/>
-          <w:sz w:val="20"/>
-          <w:szCs w:val="20"/>
-        </w:rPr>
-        <w:t>Добавил разделы в админ-панели для изменения условий турнира.</w:t>
-      </w:r>
-    </w:p>
-    <w:p>
-      <w:pPr>
-        <w:numPr>
-          <w:ilvl w:val="0"/>
-          <w:numId w:val="22"/>
-        </w:numPr>
-        <w:spacing w:before="100" w:beforeAutospacing="1" w:after="100" w:afterAutospacing="1"/>
-        <w:rPr>
-          <w:rFonts w:ascii="Calibry" w:hAnsi="Calibry"/>
-          <w:color w:val="000000"/>
-          <w:sz w:val="20"/>
-          <w:szCs w:val="20"/>
-        </w:rPr>
-      </w:pPr>
-      <w:r>
-        <w:rPr>
-          <w:rFonts w:ascii="Calibry" w:hAnsi="Calibry"/>
-          <w:color w:val="000000"/>
-          <w:sz w:val="20"/>
-          <w:szCs w:val="20"/>
-        </w:rPr>
-        <w:t xml:space="preserve">Редактировал </w:t>
-      </w:r>
-      <w:r>
-        <w:rPr>
-          <w:rFonts w:ascii="Calibry" w:hAnsi="Calibry"/>
-          <w:color w:val="000000"/>
-          <w:sz w:val="20"/>
-          <w:szCs w:val="20"/>
-          <w:lang w:val="en-US"/>
-        </w:rPr>
-        <w:t>UI</w:t>
-      </w:r>
-      <w:r>
-        <w:rPr>
-          <w:rFonts w:ascii="Calibry" w:hAnsi="Calibry"/>
-          <w:color w:val="000000"/>
-          <w:sz w:val="20"/>
-          <w:szCs w:val="20"/>
-        </w:rPr>
-        <w:t xml:space="preserve"> карточек игроков</w:t>
-      </w:r>
-      <w:r>
-        <w:rPr>
-          <w:rFonts w:ascii="Calibry" w:hAnsi="Calibry"/>
-          <w:color w:val="000000"/>
-          <w:sz w:val="20"/>
-          <w:szCs w:val="20"/>
-        </w:rPr>
-        <w:t>.</w:t>
-      </w:r>
-    </w:p>
-    <w:p>
-      <w:pPr>
-        <w:numPr>
-          <w:ilvl w:val="0"/>
-          <w:numId w:val="22"/>
-        </w:numPr>
-        <w:spacing w:before="100" w:beforeAutospacing="1" w:after="100" w:afterAutospacing="1"/>
-        <w:rPr>
-          <w:rFonts w:ascii="Calibry" w:hAnsi="Calibry"/>
-          <w:color w:val="000000"/>
-          <w:sz w:val="20"/>
-          <w:szCs w:val="20"/>
-        </w:rPr>
-      </w:pPr>
-      <w:r>
-        <w:rPr>
-          <w:rFonts w:ascii="Calibry" w:hAnsi="Calibry"/>
-          <w:color w:val="000000"/>
-          <w:sz w:val="20"/>
-          <w:szCs w:val="20"/>
-        </w:rPr>
-        <w:t xml:space="preserve">Добавил </w:t>
-      </w:r>
-      <w:proofErr w:type="spellStart"/>
-      <w:r>
-        <w:rPr>
-          <w:rFonts w:ascii="Calibry" w:hAnsi="Calibry"/>
-          <w:color w:val="000000"/>
-          <w:sz w:val="20"/>
-          <w:szCs w:val="20"/>
-        </w:rPr>
-        <w:t>валидацию</w:t>
-      </w:r>
-      <w:proofErr w:type="spellEnd"/>
-      <w:r>
-        <w:rPr>
-          <w:rFonts w:ascii="Calibry" w:hAnsi="Calibry"/>
-          <w:color w:val="000000"/>
-          <w:sz w:val="20"/>
-          <w:szCs w:val="20"/>
-        </w:rPr>
-        <w:t xml:space="preserve"> данных при смене пароля пользователем.</w:t>
-      </w:r>
-    </w:p>
-    <w:p>
-      <w:pPr>
-        <w:numPr>
-          <w:ilvl w:val="0"/>
-          <w:numId w:val="22"/>
-        </w:numPr>
-        <w:spacing w:before="100" w:beforeAutospacing="1" w:after="100" w:afterAutospacing="1"/>
-        <w:rPr>
-          <w:rFonts w:ascii="Calibry" w:hAnsi="Calibry"/>
-          <w:color w:val="000000"/>
-          <w:sz w:val="20"/>
-          <w:szCs w:val="20"/>
-        </w:rPr>
-      </w:pPr>
-      <w:r>
-        <w:rPr>
-          <w:rFonts w:ascii="Calibry" w:hAnsi="Calibry"/>
-          <w:color w:val="000000"/>
-          <w:sz w:val="20"/>
-          <w:szCs w:val="20"/>
-        </w:rPr>
-        <w:t>Редактировал корректное отображение данных для сыгранных турниров.</w:t>
-      </w:r>
-    </w:p>
-    <w:p>
-      <w:pPr>
-        <w:numPr>
-          <w:ilvl w:val="0"/>
-          <w:numId w:val="22"/>
-        </w:numPr>
-        <w:spacing w:before="100" w:beforeAutospacing="1" w:after="100" w:afterAutospacing="1"/>
-        <w:rPr>
-          <w:rFonts w:ascii="Calibry" w:hAnsi="Calibry"/>
-          <w:color w:val="000000"/>
-          <w:sz w:val="20"/>
-          <w:szCs w:val="20"/>
-          <w:lang w:val="en-US"/>
-        </w:rPr>
-      </w:pPr>
-      <w:r>
-        <w:rPr>
-          <w:rFonts w:ascii="Calibri" w:hAnsi="Calibri" w:cs="Calibri"/>
-          <w:sz w:val="20"/>
-          <w:szCs w:val="20"/>
-        </w:rPr>
-        <w:t>Стек</w:t>
-      </w:r>
-      <w:r>
-        <w:rPr>
-          <w:rFonts w:ascii="Calibri" w:hAnsi="Calibri" w:cs="Calibri"/>
-          <w:sz w:val="20"/>
-          <w:szCs w:val="20"/>
-          <w:lang w:val="en-US"/>
-        </w:rPr>
-        <w:t xml:space="preserve">: </w:t>
-      </w:r>
-      <w:r>
-        <w:rPr>
-          <w:rFonts w:ascii="Calibri" w:hAnsi="Calibri" w:cs="Calibri"/>
-          <w:sz w:val="20"/>
-          <w:szCs w:val="20"/>
-          <w:lang w:val="en-US"/>
-        </w:rPr>
-        <w:t>React</w:t>
-      </w:r>
-      <w:r>
-        <w:rPr>
-          <w:rFonts w:ascii="Calibri" w:hAnsi="Calibri" w:cs="Calibri"/>
-          <w:sz w:val="20"/>
-          <w:szCs w:val="20"/>
-          <w:lang w:val="en-US"/>
-        </w:rPr>
-        <w:t xml:space="preserve">, </w:t>
-      </w:r>
-      <w:proofErr w:type="spellStart"/>
-      <w:r>
-        <w:rPr>
-          <w:rFonts w:ascii="Calibri" w:hAnsi="Calibri" w:cs="Calibri"/>
-          <w:sz w:val="20"/>
-          <w:szCs w:val="20"/>
-          <w:lang w:val="en-US"/>
-        </w:rPr>
-        <w:t>Redux</w:t>
-      </w:r>
-      <w:proofErr w:type="spellEnd"/>
-      <w:r>
-        <w:rPr>
-          <w:rFonts w:ascii="Calibri" w:hAnsi="Calibri" w:cs="Calibri"/>
-          <w:sz w:val="20"/>
-          <w:szCs w:val="20"/>
-          <w:lang w:val="en-US"/>
-        </w:rPr>
-        <w:t>,</w:t>
-      </w:r>
-      <w:r>
-        <w:rPr>
-          <w:rFonts w:ascii="Calibri" w:hAnsi="Calibri" w:cs="Calibri"/>
-          <w:sz w:val="20"/>
-          <w:szCs w:val="20"/>
-          <w:lang w:val="en-US"/>
-        </w:rPr>
-        <w:t xml:space="preserve"> TS,</w:t>
-      </w:r>
-      <w:r>
-        <w:rPr>
-          <w:rFonts w:ascii="Calibri" w:hAnsi="Calibri" w:cs="Calibri"/>
-          <w:sz w:val="20"/>
-          <w:szCs w:val="20"/>
-          <w:lang w:val="en-US"/>
-        </w:rPr>
-        <w:t xml:space="preserve"> </w:t>
-      </w:r>
-      <w:r>
-        <w:rPr>
-          <w:rFonts w:ascii="Calibri" w:hAnsi="Calibri" w:cs="Calibri"/>
-          <w:sz w:val="20"/>
-          <w:szCs w:val="20"/>
-          <w:lang w:val="en-US"/>
-        </w:rPr>
-        <w:t>CSS</w:t>
-      </w:r>
-      <w:r>
-        <w:rPr>
-          <w:rFonts w:ascii="Calibri" w:hAnsi="Calibri" w:cs="Calibri"/>
-          <w:sz w:val="20"/>
-          <w:szCs w:val="20"/>
-          <w:lang w:val="en-US"/>
-        </w:rPr>
-        <w:t>.</w:t>
-      </w:r>
-    </w:p>
-    <w:p>
-      <w:pPr>
-        <w:pStyle w:val="aff0"/>
-        <w:shd w:val="clear" w:color="auto" w:fill="FFFFFF"/>
-        <w:spacing w:before="0" w:beforeAutospacing="0" w:after="0" w:afterAutospacing="0"/>
-        <w:rPr>
-          <w:rFonts w:ascii="Calibri" w:hAnsi="Calibri" w:cs="Calibri"/>
-          <w:b/>
-          <w:bCs/>
-          <w:sz w:val="20"/>
-          <w:szCs w:val="20"/>
-          <w:lang w:val="en-US"/>
-        </w:rPr>
-      </w:pPr>
-    </w:p>
-    <w:p>
-      <w:pPr>
-        <w:pStyle w:val="aff0"/>
-        <w:shd w:val="clear" w:color="auto" w:fill="FFFFFF"/>
-        <w:spacing w:before="0" w:beforeAutospacing="0" w:after="0" w:afterAutospacing="0"/>
-        <w:rPr>
-          <w:rFonts w:ascii="Calibri" w:hAnsi="Calibri" w:cs="Calibri"/>
-          <w:b/>
-          <w:bCs/>
-          <w:sz w:val="20"/>
-          <w:szCs w:val="20"/>
-          <w:u w:val="single"/>
-        </w:rPr>
-      </w:pPr>
-      <w:r>
-        <w:rPr>
-          <w:rFonts w:ascii="Calibri" w:hAnsi="Calibri" w:cs="Calibri"/>
-          <w:b/>
-          <w:bCs/>
-          <w:sz w:val="20"/>
-          <w:szCs w:val="20"/>
-          <w:u w:val="single"/>
-        </w:rPr>
-        <w:t>02</w:t>
-      </w:r>
-      <w:r>
-        <w:rPr>
-          <w:rFonts w:ascii="Calibri" w:hAnsi="Calibri" w:cs="Calibri"/>
-          <w:b/>
-          <w:bCs/>
-          <w:sz w:val="20"/>
-          <w:szCs w:val="20"/>
-          <w:u w:val="single"/>
-        </w:rPr>
-        <w:t>/202</w:t>
-      </w:r>
-      <w:r>
-        <w:rPr>
-          <w:rFonts w:ascii="Calibri" w:hAnsi="Calibri" w:cs="Calibri"/>
-          <w:b/>
-          <w:bCs/>
-          <w:sz w:val="20"/>
-          <w:szCs w:val="20"/>
-          <w:u w:val="single"/>
-        </w:rPr>
-        <w:t>4</w:t>
-      </w:r>
-      <w:r>
-        <w:rPr>
-          <w:rFonts w:ascii="Calibri" w:hAnsi="Calibri" w:cs="Calibri"/>
-          <w:b/>
-          <w:bCs/>
-          <w:sz w:val="20"/>
-          <w:szCs w:val="20"/>
-          <w:u w:val="single"/>
-        </w:rPr>
-        <w:t xml:space="preserve">– 05/2024, </w:t>
-      </w:r>
-      <w:proofErr w:type="spellStart"/>
-      <w:r>
-        <w:rPr>
-          <w:rFonts w:ascii="Calibri" w:hAnsi="Calibri" w:cs="Calibri"/>
-          <w:b/>
-          <w:bCs/>
-          <w:sz w:val="20"/>
-          <w:szCs w:val="20"/>
-          <w:u w:val="single"/>
-        </w:rPr>
-        <w:t>Фриланс</w:t>
-      </w:r>
-      <w:proofErr w:type="spellEnd"/>
-      <w:r>
-        <w:rPr>
-          <w:rFonts w:ascii="Calibri" w:hAnsi="Calibri" w:cs="Calibri"/>
-          <w:b/>
-          <w:bCs/>
-          <w:sz w:val="20"/>
-          <w:szCs w:val="20"/>
-          <w:u w:val="single"/>
-        </w:rPr>
-        <w:t xml:space="preserve"> | </w:t>
-      </w:r>
-      <w:r>
-        <w:rPr>
-          <w:rFonts w:ascii="Calibri" w:hAnsi="Calibri" w:cs="Calibri"/>
-          <w:b/>
-          <w:bCs/>
-          <w:sz w:val="20"/>
-          <w:szCs w:val="20"/>
-          <w:u w:val="single"/>
-          <w:lang w:val="en-US"/>
-        </w:rPr>
-        <w:t>Frontend</w:t>
-      </w:r>
-      <w:r>
-        <w:rPr>
-          <w:rFonts w:ascii="Calibri" w:hAnsi="Calibri" w:cs="Calibri"/>
-          <w:b/>
-          <w:bCs/>
-          <w:sz w:val="20"/>
-          <w:szCs w:val="20"/>
-          <w:u w:val="single"/>
-        </w:rPr>
-        <w:t xml:space="preserve"> </w:t>
-      </w:r>
-      <w:r>
-        <w:rPr>
-          <w:rFonts w:ascii="Calibri" w:hAnsi="Calibri" w:cs="Calibri"/>
-          <w:b/>
-          <w:bCs/>
-          <w:sz w:val="20"/>
-          <w:szCs w:val="20"/>
-          <w:u w:val="single"/>
-          <w:lang w:val="en-US"/>
-        </w:rPr>
-        <w:t>Developer</w:t>
-      </w:r>
-      <w:r>
-        <w:rPr>
-          <w:rFonts w:ascii="Calibri" w:hAnsi="Calibri" w:cs="Calibri"/>
-          <w:b/>
-          <w:bCs/>
-          <w:sz w:val="20"/>
-          <w:szCs w:val="20"/>
-          <w:u w:val="single"/>
-        </w:rPr>
-        <w:t xml:space="preserve"> </w:t>
-      </w:r>
-    </w:p>
-    <w:p>
-      <w:pPr>
-        <w:pStyle w:val="aff0"/>
-        <w:shd w:val="clear" w:color="auto" w:fill="FFFFFF"/>
-        <w:spacing w:before="0" w:beforeAutospacing="0" w:after="0" w:afterAutospacing="0"/>
-        <w:rPr>
-          <w:rFonts w:ascii="Calibri" w:hAnsi="Calibri" w:cs="Calibri"/>
-          <w:b/>
-          <w:bCs/>
-          <w:sz w:val="20"/>
-          <w:szCs w:val="20"/>
-        </w:rPr>
-      </w:pPr>
-      <w:r>
-        <w:rPr>
-          <w:rFonts w:ascii="Calibri" w:hAnsi="Calibri" w:cs="Calibri"/>
-          <w:b/>
-          <w:bCs/>
-          <w:sz w:val="20"/>
-          <w:szCs w:val="20"/>
-        </w:rPr>
-        <w:t xml:space="preserve">Сайт для </w:t>
-      </w:r>
-      <w:r>
-        <w:rPr>
-          <w:rFonts w:ascii="Calibri" w:hAnsi="Calibri" w:cs="Calibri"/>
-          <w:b/>
-          <w:bCs/>
-          <w:sz w:val="20"/>
-          <w:szCs w:val="20"/>
-        </w:rPr>
-        <w:t xml:space="preserve">детской </w:t>
-      </w:r>
-      <w:r>
-        <w:rPr>
-          <w:rFonts w:ascii="Calibri" w:hAnsi="Calibri" w:cs="Calibri"/>
-          <w:b/>
-          <w:bCs/>
-          <w:sz w:val="20"/>
-          <w:szCs w:val="20"/>
-        </w:rPr>
-        <w:t>музыкальной школы</w:t>
-      </w:r>
-      <w:r>
-        <w:rPr>
-          <w:rFonts w:ascii="Calibri" w:hAnsi="Calibri" w:cs="Calibri"/>
-          <w:b/>
-          <w:bCs/>
-          <w:sz w:val="20"/>
-          <w:szCs w:val="20"/>
-        </w:rPr>
-        <w:t xml:space="preserve"> </w:t>
-      </w:r>
-    </w:p>
-    <w:p>
-      <w:pPr>
-        <w:numPr>
-          <w:ilvl w:val="0"/>
-          <w:numId w:val="22"/>
-        </w:numPr>
-        <w:spacing w:before="100" w:beforeAutospacing="1" w:after="100" w:afterAutospacing="1"/>
-        <w:rPr>
-          <w:rFonts w:ascii="Calibry" w:hAnsi="Calibry"/>
-          <w:color w:val="000000"/>
-          <w:sz w:val="20"/>
-          <w:szCs w:val="20"/>
-        </w:rPr>
-      </w:pPr>
-      <w:r>
-        <w:rPr>
-          <w:rFonts w:ascii="Calibry" w:hAnsi="Calibry"/>
-          <w:color w:val="000000"/>
-          <w:sz w:val="20"/>
-          <w:szCs w:val="20"/>
-        </w:rPr>
-        <w:t xml:space="preserve">Изучил документацию для работы с </w:t>
-      </w:r>
-      <w:proofErr w:type="spellStart"/>
-      <w:r>
-        <w:rPr>
-          <w:rFonts w:ascii="Calibry" w:hAnsi="Calibry"/>
-          <w:color w:val="000000"/>
-          <w:sz w:val="20"/>
-          <w:szCs w:val="20"/>
-        </w:rPr>
-        <w:t>WordPress</w:t>
-      </w:r>
-      <w:proofErr w:type="spellEnd"/>
-      <w:r>
-        <w:rPr>
-          <w:rFonts w:ascii="Calibry" w:hAnsi="Calibry"/>
-          <w:color w:val="000000"/>
-          <w:sz w:val="20"/>
-          <w:szCs w:val="20"/>
-        </w:rPr>
-        <w:t xml:space="preserve"> (установку, настройку и администрирование сайта).</w:t>
-      </w:r>
-    </w:p>
-    <w:p>
-      <w:pPr>
-        <w:numPr>
-          <w:ilvl w:val="0"/>
-          <w:numId w:val="22"/>
-        </w:numPr>
-        <w:spacing w:before="100" w:beforeAutospacing="1" w:after="100" w:afterAutospacing="1"/>
-        <w:rPr>
-          <w:rFonts w:ascii="Calibry" w:hAnsi="Calibry"/>
-          <w:color w:val="000000"/>
-          <w:sz w:val="20"/>
-          <w:szCs w:val="20"/>
-        </w:rPr>
-      </w:pPr>
-      <w:r>
-        <w:rPr>
-          <w:rFonts w:ascii="Calibry" w:hAnsi="Calibry"/>
-          <w:color w:val="000000"/>
-          <w:sz w:val="20"/>
-          <w:szCs w:val="20"/>
-        </w:rPr>
-        <w:t xml:space="preserve">Изучил документацию по работе с виртуальным защищенным хостингом </w:t>
-      </w:r>
-      <w:proofErr w:type="spellStart"/>
-      <w:r>
-        <w:rPr>
-          <w:rFonts w:ascii="Calibry" w:hAnsi="Calibry"/>
-          <w:color w:val="000000"/>
-          <w:sz w:val="20"/>
-          <w:szCs w:val="20"/>
-        </w:rPr>
-        <w:t>BeCloud</w:t>
-      </w:r>
-      <w:proofErr w:type="spellEnd"/>
-      <w:r>
-        <w:rPr>
-          <w:rFonts w:ascii="Calibry" w:hAnsi="Calibry"/>
-          <w:color w:val="000000"/>
-          <w:sz w:val="20"/>
-          <w:szCs w:val="20"/>
-        </w:rPr>
-        <w:t xml:space="preserve"> и успешно перенес сайт на сервер.</w:t>
-      </w:r>
-    </w:p>
-    <w:p>
-      <w:pPr>
-        <w:numPr>
-          <w:ilvl w:val="0"/>
-          <w:numId w:val="22"/>
-        </w:numPr>
-        <w:spacing w:before="100" w:beforeAutospacing="1" w:after="100" w:afterAutospacing="1"/>
-        <w:rPr>
-          <w:rFonts w:ascii="Calibry" w:hAnsi="Calibry"/>
-          <w:color w:val="000000"/>
-          <w:sz w:val="20"/>
-          <w:szCs w:val="20"/>
-        </w:rPr>
-      </w:pPr>
-      <w:r>
-        <w:rPr>
-          <w:rFonts w:ascii="Calibry" w:hAnsi="Calibry"/>
-          <w:color w:val="000000"/>
-          <w:sz w:val="20"/>
-          <w:szCs w:val="20"/>
-        </w:rPr>
-        <w:t>Оптимизировал производительность сайта и обеспечил его бесперебойную работу.</w:t>
-      </w:r>
-    </w:p>
-    <w:p>
-      <w:pPr>
-        <w:numPr>
-          <w:ilvl w:val="0"/>
-          <w:numId w:val="22"/>
-        </w:numPr>
-        <w:spacing w:before="100" w:beforeAutospacing="1" w:after="100" w:afterAutospacing="1"/>
-        <w:rPr>
-          <w:rFonts w:ascii="Calibry" w:hAnsi="Calibry"/>
-          <w:color w:val="000000"/>
-          <w:sz w:val="20"/>
-          <w:szCs w:val="20"/>
-        </w:rPr>
-      </w:pPr>
-      <w:r>
-        <w:rPr>
-          <w:rFonts w:ascii="Calibry" w:hAnsi="Calibry"/>
-          <w:color w:val="000000"/>
-          <w:sz w:val="20"/>
-          <w:szCs w:val="20"/>
-        </w:rPr>
-        <w:t xml:space="preserve">Добавлял компоненты на страницы с помощью </w:t>
-      </w:r>
-      <w:r>
-        <w:rPr>
-          <w:rFonts w:ascii="Calibry" w:hAnsi="Calibry"/>
-          <w:color w:val="000000"/>
-          <w:sz w:val="20"/>
-          <w:szCs w:val="20"/>
-          <w:lang w:val="en-US"/>
-        </w:rPr>
-        <w:t>PHP</w:t>
-      </w:r>
-      <w:r>
-        <w:rPr>
-          <w:rFonts w:ascii="Calibry" w:hAnsi="Calibry"/>
-          <w:color w:val="000000"/>
-          <w:sz w:val="20"/>
-          <w:szCs w:val="20"/>
-        </w:rPr>
-        <w:t xml:space="preserve">. </w:t>
+          <w:lang w:val="en-US"/>
+        </w:rPr>
+        <w:t>Momentum</w:t>
       </w:r>
     </w:p>
     <w:p>
@@ -2375,178 +2481,15 @@
           <w:rFonts w:ascii="Calibri" w:hAnsi="Calibri" w:cs="Calibri"/>
           <w:sz w:val="20"/>
           <w:szCs w:val="20"/>
-          <w:lang w:val="en-US"/>
-        </w:rPr>
-      </w:pPr>
-      <w:r>
-        <w:rPr>
-          <w:rFonts w:ascii="Calibri" w:hAnsi="Calibri" w:cs="Calibri"/>
-          <w:sz w:val="20"/>
-          <w:szCs w:val="20"/>
-        </w:rPr>
-        <w:t>Стек</w:t>
-      </w:r>
-      <w:r>
-        <w:rPr>
-          <w:rFonts w:ascii="Calibri" w:hAnsi="Calibri" w:cs="Calibri"/>
-          <w:sz w:val="20"/>
-          <w:szCs w:val="20"/>
-          <w:lang w:val="en-US"/>
-        </w:rPr>
-        <w:t xml:space="preserve">: </w:t>
-      </w:r>
-      <w:r>
-        <w:rPr>
-          <w:rFonts w:ascii="Calibri" w:hAnsi="Calibri" w:cs="Calibri"/>
-          <w:sz w:val="20"/>
-          <w:szCs w:val="20"/>
-          <w:lang w:val="en-US"/>
-        </w:rPr>
-        <w:t>WordPress</w:t>
-      </w:r>
-      <w:r>
-        <w:rPr>
-          <w:rFonts w:ascii="Calibri" w:hAnsi="Calibri" w:cs="Calibri"/>
-          <w:sz w:val="20"/>
-          <w:szCs w:val="20"/>
-          <w:lang w:val="en-US"/>
-        </w:rPr>
-        <w:t xml:space="preserve">, </w:t>
-      </w:r>
-      <w:r>
-        <w:rPr>
-          <w:rFonts w:ascii="Calibri" w:hAnsi="Calibri" w:cs="Calibri"/>
-          <w:sz w:val="20"/>
-          <w:szCs w:val="20"/>
-          <w:lang w:val="en-US"/>
-        </w:rPr>
-        <w:t>server</w:t>
-      </w:r>
-      <w:r>
-        <w:rPr>
-          <w:rFonts w:ascii="Calibri" w:hAnsi="Calibri" w:cs="Calibri"/>
-          <w:sz w:val="20"/>
-          <w:szCs w:val="20"/>
-          <w:lang w:val="en-US"/>
-        </w:rPr>
-        <w:t xml:space="preserve"> </w:t>
-      </w:r>
-      <w:r>
-        <w:rPr>
-          <w:rFonts w:ascii="Calibri" w:hAnsi="Calibri" w:cs="Calibri"/>
-          <w:sz w:val="20"/>
-          <w:szCs w:val="20"/>
-          <w:lang w:val="en-US"/>
-        </w:rPr>
-        <w:t>Becloud</w:t>
-      </w:r>
-      <w:r>
-        <w:rPr>
-          <w:rFonts w:ascii="Calibri" w:hAnsi="Calibri" w:cs="Calibri"/>
-          <w:sz w:val="20"/>
-          <w:szCs w:val="20"/>
-          <w:lang w:val="en-US"/>
-        </w:rPr>
-        <w:t xml:space="preserve">, </w:t>
-      </w:r>
-      <w:r>
-        <w:rPr>
-          <w:rFonts w:ascii="Calibri" w:hAnsi="Calibri" w:cs="Calibri"/>
-          <w:sz w:val="20"/>
-          <w:szCs w:val="20"/>
-          <w:lang w:val="en-US"/>
-        </w:rPr>
-        <w:t>PHP</w:t>
-      </w:r>
-      <w:r>
-        <w:rPr>
-          <w:rFonts w:ascii="Calibri" w:hAnsi="Calibri" w:cs="Calibri"/>
-          <w:sz w:val="20"/>
-          <w:szCs w:val="20"/>
-          <w:lang w:val="en-US"/>
-        </w:rPr>
-        <w:t>,</w:t>
-      </w:r>
-      <w:r>
-        <w:rPr>
-          <w:rFonts w:ascii="Calibri" w:hAnsi="Calibri" w:cs="Calibri"/>
-          <w:sz w:val="20"/>
-          <w:szCs w:val="20"/>
-          <w:lang w:val="en-US"/>
-        </w:rPr>
-        <w:t xml:space="preserve"> CSS</w:t>
-      </w:r>
-      <w:r>
-        <w:rPr>
-          <w:rFonts w:ascii="Calibri" w:hAnsi="Calibri" w:cs="Calibri"/>
-          <w:sz w:val="20"/>
-          <w:szCs w:val="20"/>
-          <w:lang w:val="en-US"/>
-        </w:rPr>
-        <w:t>.</w:t>
-      </w:r>
-    </w:p>
-    <w:p>
-      <w:pPr>
-        <w:pStyle w:val="aff0"/>
-        <w:shd w:val="clear" w:color="auto" w:fill="FFFFFF"/>
-        <w:spacing w:before="0" w:beforeAutospacing="0" w:after="0" w:afterAutospacing="0"/>
-        <w:rPr>
-          <w:rFonts w:ascii="Calibri" w:hAnsi="Calibri" w:cs="Calibri"/>
-          <w:sz w:val="20"/>
-          <w:szCs w:val="20"/>
-          <w:lang w:val="en-US"/>
-        </w:rPr>
-      </w:pPr>
-      <w:r>
-        <w:rPr>
-          <w:rFonts w:ascii="Calibri" w:hAnsi="Calibri" w:cs="Calibri"/>
-          <w:sz w:val="20"/>
-          <w:szCs w:val="20"/>
-          <w:lang w:val="en-US"/>
-        </w:rPr>
-        <w:t xml:space="preserve">     </w:t>
-      </w:r>
-    </w:p>
-    <w:p>
-      <w:pPr>
-        <w:pStyle w:val="aff0"/>
-        <w:shd w:val="clear" w:color="auto" w:fill="FFFFFF"/>
-        <w:spacing w:before="0" w:beforeAutospacing="0" w:after="0" w:afterAutospacing="0"/>
-        <w:rPr>
-          <w:rFonts w:ascii="Calibri" w:hAnsi="Calibri" w:cs="Calibri"/>
-          <w:b/>
-          <w:bCs/>
-          <w:sz w:val="20"/>
-          <w:szCs w:val="20"/>
-          <w:lang w:val="en-US"/>
-        </w:rPr>
-      </w:pPr>
-    </w:p>
-    <w:p>
-      <w:pPr>
-        <w:pStyle w:val="aff0"/>
-        <w:shd w:val="clear" w:color="auto" w:fill="FFFFFF"/>
-        <w:spacing w:before="0" w:beforeAutospacing="0" w:after="0" w:afterAutospacing="0"/>
-        <w:rPr>
-          <w:rFonts w:ascii="Calibri" w:hAnsi="Calibri" w:cs="Calibri"/>
-          <w:b/>
-          <w:bCs/>
-          <w:sz w:val="20"/>
-          <w:szCs w:val="20"/>
-          <w:lang w:val="en-US"/>
-        </w:rPr>
-      </w:pPr>
-      <w:r>
-        <w:rPr>
-          <w:rFonts w:ascii="Calibri" w:hAnsi="Calibri" w:cs="Calibri"/>
-          <w:b/>
-          <w:bCs/>
-          <w:sz w:val="20"/>
-          <w:szCs w:val="20"/>
-          <w:lang w:val="en-US"/>
-        </w:rPr>
-        <w:t>Momentum</w:t>
+        </w:rPr>
+      </w:pPr>
+      <w:r>
+        <w:rPr>
+          <w:rFonts w:ascii="Calibri" w:hAnsi="Calibri" w:cs="Calibri"/>
+          <w:sz w:val="20"/>
+          <w:szCs w:val="20"/>
+        </w:rPr>
+        <w:t>Работал с серверными запросами и отображением данных на экране.</w:t>
       </w:r>
     </w:p>
     <w:p>
@@ -2570,7 +2513,25 @@
           <w:sz w:val="20"/>
           <w:szCs w:val="20"/>
         </w:rPr>
-        <w:t>Работал с серверными запросами и отображением данных на экране.</w:t>
+        <w:t xml:space="preserve">Создал минимальный </w:t>
+      </w:r>
+      <w:proofErr w:type="spellStart"/>
+      <w:r>
+        <w:rPr>
+          <w:rFonts w:ascii="Calibri" w:hAnsi="Calibri" w:cs="Calibri"/>
+          <w:sz w:val="20"/>
+          <w:szCs w:val="20"/>
+        </w:rPr>
+        <w:t>интерактив</w:t>
+      </w:r>
+      <w:proofErr w:type="spellEnd"/>
+      <w:r>
+        <w:rPr>
+          <w:rFonts w:ascii="Calibri" w:hAnsi="Calibri" w:cs="Calibri"/>
+          <w:sz w:val="20"/>
+          <w:szCs w:val="20"/>
+        </w:rPr>
+        <w:t xml:space="preserve"> с пользователем, обеспечив удобство использования приложения.</w:t>
       </w:r>
     </w:p>
     <w:p>
@@ -2594,7 +2555,7 @@
           <w:sz w:val="20"/>
           <w:szCs w:val="20"/>
         </w:rPr>
-        <w:t xml:space="preserve">Создал минимальный </w:t>
+        <w:t xml:space="preserve">Разработал </w:t>
       </w:r>
       <w:proofErr w:type="spellStart"/>
       <w:r>
@@ -2603,7 +2564,7 @@
           <w:sz w:val="20"/>
           <w:szCs w:val="20"/>
         </w:rPr>
-        <w:t>интерактив</w:t>
+        <w:t>кастомный</w:t>
       </w:r>
       <w:proofErr w:type="spellEnd"/>
       <w:r>
@@ -2612,7 +2573,119 @@
           <w:sz w:val="20"/>
           <w:szCs w:val="20"/>
         </w:rPr>
-        <w:t xml:space="preserve"> с пользователем, обеспечив удобство использования приложения.</w:t>
+        <w:t xml:space="preserve"> аудиоплеер, интегрировав его в пользовательский интерфейс.</w:t>
+      </w:r>
+    </w:p>
+    <w:p>
+      <w:pPr>
+        <w:pStyle w:val="aff0"/>
+        <w:shd w:val="clear" w:color="auto" w:fill="FFFFFF"/>
+        <w:spacing w:before="0" w:beforeAutospacing="0" w:after="0" w:afterAutospacing="0"/>
+        <w:ind w:left="360"/>
+        <w:rPr>
+          <w:rFonts w:ascii="Calibri" w:hAnsi="Calibri" w:cs="Calibri"/>
+          <w:b/>
+          <w:bCs/>
+          <w:sz w:val="20"/>
+          <w:szCs w:val="20"/>
+          <w:lang w:val="en-US"/>
+        </w:rPr>
+      </w:pPr>
+      <w:r>
+        <w:rPr>
+          <w:rFonts w:ascii="Calibri" w:hAnsi="Calibri" w:cs="Calibri"/>
+          <w:sz w:val="20"/>
+          <w:szCs w:val="20"/>
+        </w:rPr>
+        <w:t>Стек</w:t>
+      </w:r>
+      <w:r>
+        <w:rPr>
+          <w:rFonts w:ascii="Calibri" w:hAnsi="Calibri" w:cs="Calibri"/>
+          <w:sz w:val="20"/>
+          <w:szCs w:val="20"/>
+          <w:lang w:val="en-US"/>
+        </w:rPr>
+        <w:t xml:space="preserve">: JavaScript, Figma, </w:t>
+      </w:r>
+      <w:proofErr w:type="spellStart"/>
+      <w:r>
+        <w:rPr>
+          <w:rFonts w:ascii="Calibri" w:hAnsi="Calibri" w:cs="Calibri"/>
+          <w:sz w:val="20"/>
+          <w:szCs w:val="20"/>
+          <w:lang w:val="en-US"/>
+        </w:rPr>
+        <w:t>Git</w:t>
+      </w:r>
+      <w:proofErr w:type="spellEnd"/>
+      <w:r>
+        <w:rPr>
+          <w:rFonts w:ascii="Calibri" w:hAnsi="Calibri" w:cs="Calibri"/>
+          <w:sz w:val="20"/>
+          <w:szCs w:val="20"/>
+          <w:lang w:val="en-US"/>
+        </w:rPr>
+        <w:t xml:space="preserve">, </w:t>
+      </w:r>
+      <w:proofErr w:type="spellStart"/>
+      <w:r>
+        <w:rPr>
+          <w:rFonts w:ascii="Calibri" w:hAnsi="Calibri" w:cs="Calibri"/>
+          <w:sz w:val="20"/>
+          <w:szCs w:val="20"/>
+          <w:lang w:val="en-US"/>
+        </w:rPr>
+        <w:t>GitHub</w:t>
+      </w:r>
+      <w:proofErr w:type="spellEnd"/>
+      <w:r>
+        <w:rPr>
+          <w:rFonts w:ascii="Calibri" w:hAnsi="Calibri" w:cs="Calibri"/>
+          <w:sz w:val="20"/>
+          <w:szCs w:val="20"/>
+          <w:lang w:val="en-US"/>
+        </w:rPr>
+        <w:t>.</w:t>
+      </w:r>
+    </w:p>
+    <w:p>
+      <w:pPr>
+        <w:pStyle w:val="aff0"/>
+        <w:shd w:val="clear" w:color="auto" w:fill="FFFFFF"/>
+        <w:spacing w:before="0" w:beforeAutospacing="0" w:after="0" w:afterAutospacing="0"/>
+        <w:rPr>
+          <w:rFonts w:ascii="Calibri" w:hAnsi="Calibri" w:cs="Calibri"/>
+          <w:sz w:val="20"/>
+          <w:szCs w:val="20"/>
+          <w:lang w:val="en-US"/>
+        </w:rPr>
+      </w:pPr>
+    </w:p>
+    <w:p>
+      <w:pPr>
+        <w:pStyle w:val="aff0"/>
+        <w:shd w:val="clear" w:color="auto" w:fill="FFFFFF"/>
+        <w:spacing w:before="0" w:beforeAutospacing="0" w:after="0" w:afterAutospacing="0"/>
+        <w:rPr>
+          <w:rFonts w:ascii="Calibri" w:hAnsi="Calibri" w:cs="Calibri"/>
+          <w:b/>
+          <w:bCs/>
+          <w:sz w:val="20"/>
+          <w:szCs w:val="20"/>
+          <w:lang w:val="en-US"/>
+        </w:rPr>
+      </w:pPr>
+      <w:r>
+        <w:rPr>
+          <w:rFonts w:ascii="Calibri" w:hAnsi="Calibri" w:cs="Calibri"/>
+          <w:b/>
+          <w:bCs/>
+          <w:sz w:val="20"/>
+          <w:szCs w:val="20"/>
+          <w:lang w:val="en-US"/>
+        </w:rPr>
+        <w:t>Portfolio</w:t>
       </w:r>
     </w:p>
     <w:p>
@@ -2636,25 +2709,24 @@
           <w:sz w:val="20"/>
           <w:szCs w:val="20"/>
         </w:rPr>
-        <w:t xml:space="preserve">Разработал </w:t>
-      </w:r>
-      <w:proofErr w:type="spellStart"/>
-      <w:r>
-        <w:rPr>
-          <w:rFonts w:ascii="Calibri" w:hAnsi="Calibri" w:cs="Calibri"/>
-          <w:sz w:val="20"/>
-          <w:szCs w:val="20"/>
-        </w:rPr>
-        <w:t>кастомный</w:t>
-      </w:r>
-      <w:proofErr w:type="spellEnd"/>
-      <w:r>
-        <w:rPr>
-          <w:rFonts w:ascii="Calibri" w:hAnsi="Calibri" w:cs="Calibri"/>
-          <w:sz w:val="20"/>
-          <w:szCs w:val="20"/>
-        </w:rPr>
-        <w:t xml:space="preserve"> аудиоплеер, интегрировав его в пользовательский интерфейс.</w:t>
+        <w:t xml:space="preserve">Разработал одностраничный адаптивный сайт по макету из </w:t>
+      </w:r>
+      <w:r>
+        <w:rPr>
+          <w:rFonts w:ascii="Calibri" w:hAnsi="Calibri" w:cs="Calibri"/>
+          <w:sz w:val="20"/>
+          <w:szCs w:val="20"/>
+          <w:lang w:val="en-US"/>
+        </w:rPr>
+        <w:t>Figma</w:t>
+      </w:r>
+      <w:r>
+        <w:rPr>
+          <w:rFonts w:ascii="Calibri" w:hAnsi="Calibri" w:cs="Calibri"/>
+          <w:sz w:val="20"/>
+          <w:szCs w:val="20"/>
+        </w:rPr>
+        <w:t xml:space="preserve"> с точностью до пикселя.</w:t>
       </w:r>
     </w:p>
     <w:p>
@@ -2668,29 +2740,17 @@
         <w:spacing w:before="0" w:beforeAutospacing="0" w:after="0" w:afterAutospacing="0"/>
         <w:rPr>
           <w:rFonts w:ascii="Calibri" w:hAnsi="Calibri" w:cs="Calibri"/>
-          <w:b/>
-          <w:bCs/>
-          <w:sz w:val="20"/>
-          <w:szCs w:val="20"/>
-          <w:lang w:val="en-US"/>
-        </w:rPr>
-      </w:pPr>
-      <w:r>
-        <w:rPr>
-          <w:rFonts w:ascii="Calibri" w:hAnsi="Calibri" w:cs="Calibri"/>
-          <w:sz w:val="20"/>
-          <w:szCs w:val="20"/>
-        </w:rPr>
-        <w:t>Стек</w:t>
-      </w:r>
-      <w:r>
-        <w:rPr>
-          <w:rFonts w:ascii="Calibri" w:hAnsi="Calibri" w:cs="Calibri"/>
-          <w:sz w:val="20"/>
-          <w:szCs w:val="20"/>
-          <w:lang w:val="en-US"/>
-        </w:rPr>
-        <w:t xml:space="preserve">: JavaScript, </w:t>
+          <w:sz w:val="20"/>
+          <w:szCs w:val="20"/>
+        </w:rPr>
+      </w:pPr>
+      <w:r>
+        <w:rPr>
+          <w:rFonts w:ascii="Calibri" w:hAnsi="Calibri" w:cs="Calibri"/>
+          <w:sz w:val="20"/>
+          <w:szCs w:val="20"/>
+        </w:rPr>
+        <w:t xml:space="preserve">Внедрил </w:t>
       </w:r>
       <w:proofErr w:type="spellStart"/>
       <w:r>
@@ -2698,9 +2758,8 @@
           <w:rFonts w:ascii="Calibri" w:hAnsi="Calibri" w:cs="Calibri"/>
           <w:sz w:val="20"/>
           <w:szCs w:val="20"/>
-          <w:lang w:val="en-US"/>
-        </w:rPr>
-        <w:t>Figma</w:t>
+        </w:rPr>
+        <w:t>бургер</w:t>
       </w:r>
       <w:proofErr w:type="spellEnd"/>
       <w:r>
@@ -2708,9 +2767,8 @@
           <w:rFonts w:ascii="Calibri" w:hAnsi="Calibri" w:cs="Calibri"/>
           <w:sz w:val="20"/>
           <w:szCs w:val="20"/>
-          <w:lang w:val="en-US"/>
-        </w:rPr>
-        <w:t xml:space="preserve">, </w:t>
+        </w:rPr>
+        <w:t xml:space="preserve">-меню и </w:t>
       </w:r>
       <w:proofErr w:type="spellStart"/>
       <w:r>
@@ -2718,9 +2776,8 @@
           <w:rFonts w:ascii="Calibri" w:hAnsi="Calibri" w:cs="Calibri"/>
           <w:sz w:val="20"/>
           <w:szCs w:val="20"/>
-          <w:lang w:val="en-US"/>
-        </w:rPr>
-        <w:t>Git</w:t>
+        </w:rPr>
+        <w:t>валидацию</w:t>
       </w:r>
       <w:proofErr w:type="spellEnd"/>
       <w:r>
@@ -2728,68 +2785,8 @@
           <w:rFonts w:ascii="Calibri" w:hAnsi="Calibri" w:cs="Calibri"/>
           <w:sz w:val="20"/>
           <w:szCs w:val="20"/>
-          <w:lang w:val="en-US"/>
-        </w:rPr>
-        <w:t xml:space="preserve">, </w:t>
-      </w:r>
-      <w:proofErr w:type="spellStart"/>
-      <w:r>
-        <w:rPr>
-          <w:rFonts w:ascii="Calibri" w:hAnsi="Calibri" w:cs="Calibri"/>
-          <w:sz w:val="20"/>
-          <w:szCs w:val="20"/>
-          <w:lang w:val="en-US"/>
-        </w:rPr>
-        <w:t>GitHub</w:t>
-      </w:r>
-      <w:proofErr w:type="spellEnd"/>
-      <w:r>
-        <w:rPr>
-          <w:rFonts w:ascii="Calibri" w:hAnsi="Calibri" w:cs="Calibri"/>
-          <w:sz w:val="20"/>
-          <w:szCs w:val="20"/>
-          <w:lang w:val="en-US"/>
-        </w:rPr>
-        <w:t>.</w:t>
-      </w:r>
-    </w:p>
-    <w:p>
-      <w:pPr>
-        <w:pStyle w:val="aff0"/>
-        <w:shd w:val="clear" w:color="auto" w:fill="FFFFFF"/>
-        <w:spacing w:before="0" w:beforeAutospacing="0" w:after="0" w:afterAutospacing="0"/>
-        <w:rPr>
-          <w:rFonts w:ascii="Calibri" w:hAnsi="Calibri" w:cs="Calibri"/>
-          <w:sz w:val="20"/>
-          <w:szCs w:val="20"/>
-          <w:lang w:val="en-US"/>
-        </w:rPr>
-      </w:pPr>
-    </w:p>
-    <w:p>
-      <w:pPr>
-        <w:pStyle w:val="aff0"/>
-        <w:shd w:val="clear" w:color="auto" w:fill="FFFFFF"/>
-        <w:spacing w:before="0" w:beforeAutospacing="0" w:after="0" w:afterAutospacing="0"/>
-        <w:rPr>
-          <w:rFonts w:ascii="Calibri" w:hAnsi="Calibri" w:cs="Calibri"/>
-          <w:b/>
-          <w:bCs/>
-          <w:sz w:val="20"/>
-          <w:szCs w:val="20"/>
-          <w:lang w:val="en-US"/>
-        </w:rPr>
-      </w:pPr>
-      <w:r>
-        <w:rPr>
-          <w:rFonts w:ascii="Calibri" w:hAnsi="Calibri" w:cs="Calibri"/>
-          <w:b/>
-          <w:bCs/>
-          <w:sz w:val="20"/>
-          <w:szCs w:val="20"/>
-          <w:lang w:val="en-US"/>
-        </w:rPr>
-        <w:t>Portfolio</w:t>
+        </w:rPr>
+        <w:t xml:space="preserve"> формы.</w:t>
       </w:r>
     </w:p>
     <w:p>
@@ -2813,7 +2810,74 @@
           <w:sz w:val="20"/>
           <w:szCs w:val="20"/>
         </w:rPr>
-        <w:t xml:space="preserve">Разработал одностраничный адаптивный сайт по макету из </w:t>
+        <w:t>Реализовал '</w:t>
+      </w:r>
+      <w:r>
+        <w:rPr>
+          <w:rFonts w:ascii="Calibri" w:hAnsi="Calibri" w:cs="Calibri"/>
+          <w:sz w:val="20"/>
+          <w:szCs w:val="20"/>
+          <w:lang w:val="en-US"/>
+        </w:rPr>
+        <w:t>fake</w:t>
+      </w:r>
+      <w:r>
+        <w:rPr>
+          <w:rFonts w:ascii="Calibri" w:hAnsi="Calibri" w:cs="Calibri"/>
+          <w:sz w:val="20"/>
+          <w:szCs w:val="20"/>
+        </w:rPr>
+        <w:t xml:space="preserve">' запросы на сервер для демонстрации взаимодействия с </w:t>
+      </w:r>
+      <w:r>
+        <w:rPr>
+          <w:rFonts w:ascii="Calibri" w:hAnsi="Calibri" w:cs="Calibri"/>
+          <w:sz w:val="20"/>
+          <w:szCs w:val="20"/>
+          <w:lang w:val="en-US"/>
+        </w:rPr>
+        <w:t>API</w:t>
+      </w:r>
+      <w:r>
+        <w:rPr>
+          <w:rFonts w:ascii="Calibri" w:hAnsi="Calibri" w:cs="Calibri"/>
+          <w:sz w:val="20"/>
+          <w:szCs w:val="20"/>
+        </w:rPr>
+        <w:t>.</w:t>
+      </w:r>
+    </w:p>
+    <w:p>
+      <w:pPr>
+        <w:pStyle w:val="aff0"/>
+        <w:shd w:val="clear" w:color="auto" w:fill="FFFFFF"/>
+        <w:spacing w:before="0" w:beforeAutospacing="0" w:after="0" w:afterAutospacing="0"/>
+        <w:ind w:left="360"/>
+        <w:rPr>
+          <w:rFonts w:ascii="Calibri" w:hAnsi="Calibri" w:cs="Calibri"/>
+          <w:b/>
+          <w:bCs/>
+          <w:sz w:val="20"/>
+          <w:szCs w:val="20"/>
+          <w:lang w:val="en-US"/>
+        </w:rPr>
+      </w:pPr>
+      <w:r>
+        <w:rPr>
+          <w:rFonts w:ascii="Calibri" w:hAnsi="Calibri" w:cs="Calibri"/>
+          <w:sz w:val="20"/>
+          <w:szCs w:val="20"/>
+        </w:rPr>
+        <w:t>Стек</w:t>
+      </w:r>
+      <w:r>
+        <w:rPr>
+          <w:rFonts w:ascii="Calibri" w:hAnsi="Calibri" w:cs="Calibri"/>
+          <w:sz w:val="20"/>
+          <w:szCs w:val="20"/>
+          <w:lang w:val="en-US"/>
+        </w:rPr>
+        <w:t xml:space="preserve">: JavaScript, Figma, </w:t>
       </w:r>
       <w:proofErr w:type="spellStart"/>
       <w:r>
@@ -2823,7 +2887,7 @@
           <w:szCs w:val="20"/>
           <w:lang w:val="en-US"/>
         </w:rPr>
-        <w:t>Figma</w:t>
+        <w:t>Git</w:t>
       </w:r>
       <w:proofErr w:type="spellEnd"/>
       <w:r>
@@ -2831,8 +2895,70 @@
           <w:rFonts w:ascii="Calibri" w:hAnsi="Calibri" w:cs="Calibri"/>
           <w:sz w:val="20"/>
           <w:szCs w:val="20"/>
-        </w:rPr>
-        <w:t xml:space="preserve"> с точностью до пикселя.</w:t>
+          <w:lang w:val="en-US"/>
+        </w:rPr>
+        <w:t xml:space="preserve">, </w:t>
+      </w:r>
+      <w:proofErr w:type="spellStart"/>
+      <w:r>
+        <w:rPr>
+          <w:rFonts w:ascii="Calibri" w:hAnsi="Calibri" w:cs="Calibri"/>
+          <w:sz w:val="20"/>
+          <w:szCs w:val="20"/>
+          <w:lang w:val="en-US"/>
+        </w:rPr>
+        <w:t>GitHub</w:t>
+      </w:r>
+      <w:proofErr w:type="spellEnd"/>
+      <w:r>
+        <w:rPr>
+          <w:rFonts w:ascii="Calibri" w:hAnsi="Calibri" w:cs="Calibri"/>
+          <w:sz w:val="20"/>
+          <w:szCs w:val="20"/>
+          <w:lang w:val="en-US"/>
+        </w:rPr>
+        <w:t>.</w:t>
+      </w:r>
+    </w:p>
+    <w:p>
+      <w:pPr>
+        <w:pStyle w:val="aff0"/>
+        <w:shd w:val="clear" w:color="auto" w:fill="FFFFFF"/>
+        <w:spacing w:before="0" w:beforeAutospacing="0" w:after="0" w:afterAutospacing="0"/>
+        <w:rPr>
+          <w:rFonts w:ascii="Calibri" w:hAnsi="Calibri" w:cs="Calibri"/>
+          <w:b/>
+          <w:bCs/>
+          <w:sz w:val="20"/>
+          <w:szCs w:val="20"/>
+          <w:lang w:val="en-US"/>
+        </w:rPr>
+      </w:pPr>
+    </w:p>
+    <w:p>
+      <w:pPr>
+        <w:pStyle w:val="aff0"/>
+        <w:shd w:val="clear" w:color="auto" w:fill="FFFFFF"/>
+        <w:spacing w:before="0" w:beforeAutospacing="0" w:after="0" w:afterAutospacing="0"/>
+        <w:rPr>
+          <w:rFonts w:ascii="Calibri" w:hAnsi="Calibri" w:cs="Calibri"/>
+          <w:b/>
+          <w:bCs/>
+          <w:sz w:val="20"/>
+          <w:szCs w:val="20"/>
+          <w:lang w:val="en-US"/>
+        </w:rPr>
+      </w:pPr>
+      <w:r>
+        <w:rPr>
+          <w:rFonts w:ascii="Calibri" w:hAnsi="Calibri" w:cs="Calibri"/>
+          <w:b/>
+          <w:bCs/>
+          <w:sz w:val="20"/>
+          <w:szCs w:val="20"/>
+          <w:lang w:val="en-US"/>
+        </w:rPr>
+        <w:t>Fifteenth</w:t>
       </w:r>
     </w:p>
     <w:p>
@@ -2856,43 +2982,41 @@
           <w:sz w:val="20"/>
           <w:szCs w:val="20"/>
         </w:rPr>
-        <w:t xml:space="preserve">Внедрил </w:t>
-      </w:r>
-      <w:proofErr w:type="spellStart"/>
-      <w:r>
-        <w:rPr>
-          <w:rFonts w:ascii="Calibri" w:hAnsi="Calibri" w:cs="Calibri"/>
-          <w:sz w:val="20"/>
-          <w:szCs w:val="20"/>
-        </w:rPr>
-        <w:t>бургер</w:t>
-      </w:r>
-      <w:proofErr w:type="spellEnd"/>
-      <w:r>
-        <w:rPr>
-          <w:rFonts w:ascii="Calibri" w:hAnsi="Calibri" w:cs="Calibri"/>
-          <w:sz w:val="20"/>
-          <w:szCs w:val="20"/>
-        </w:rPr>
-        <w:t xml:space="preserve">-меню и </w:t>
-      </w:r>
-      <w:proofErr w:type="spellStart"/>
-      <w:r>
-        <w:rPr>
-          <w:rFonts w:ascii="Calibri" w:hAnsi="Calibri" w:cs="Calibri"/>
-          <w:sz w:val="20"/>
-          <w:szCs w:val="20"/>
-        </w:rPr>
-        <w:t>валидацию</w:t>
-      </w:r>
-      <w:proofErr w:type="spellEnd"/>
-      <w:r>
-        <w:rPr>
-          <w:rFonts w:ascii="Calibri" w:hAnsi="Calibri" w:cs="Calibri"/>
-          <w:sz w:val="20"/>
-          <w:szCs w:val="20"/>
-        </w:rPr>
-        <w:t xml:space="preserve"> формы.</w:t>
+        <w:t xml:space="preserve">Создал копию игры в пятнашки, используя </w:t>
+      </w:r>
+      <w:r>
+        <w:rPr>
+          <w:rFonts w:ascii="Calibri" w:hAnsi="Calibri" w:cs="Calibri"/>
+          <w:sz w:val="20"/>
+          <w:szCs w:val="20"/>
+          <w:lang w:val="en-US"/>
+        </w:rPr>
+        <w:t>Canvas</w:t>
+      </w:r>
+      <w:r>
+        <w:rPr>
+          <w:rFonts w:ascii="Calibri" w:hAnsi="Calibri" w:cs="Calibri"/>
+          <w:sz w:val="20"/>
+          <w:szCs w:val="20"/>
+        </w:rPr>
+        <w:t xml:space="preserve"> и </w:t>
+      </w:r>
+      <w:r>
+        <w:rPr>
+          <w:rFonts w:ascii="Calibri" w:hAnsi="Calibri" w:cs="Calibri"/>
+          <w:sz w:val="20"/>
+          <w:szCs w:val="20"/>
+          <w:lang w:val="en-US"/>
+        </w:rPr>
+        <w:t>JavaScript</w:t>
+      </w:r>
+      <w:r>
+        <w:rPr>
+          <w:rFonts w:ascii="Calibri" w:hAnsi="Calibri" w:cs="Calibri"/>
+          <w:sz w:val="20"/>
+          <w:szCs w:val="20"/>
+        </w:rPr>
+        <w:t>.</w:t>
       </w:r>
     </w:p>
     <w:p>
@@ -2916,41 +3040,121 @@
           <w:sz w:val="20"/>
           <w:szCs w:val="20"/>
         </w:rPr>
-        <w:t>Реализовал '</w:t>
-      </w:r>
-      <w:r>
-        <w:rPr>
-          <w:rFonts w:ascii="Calibri" w:hAnsi="Calibri" w:cs="Calibri"/>
-          <w:sz w:val="20"/>
-          <w:szCs w:val="20"/>
-          <w:lang w:val="en-US"/>
-        </w:rPr>
-        <w:t>fake</w:t>
-      </w:r>
-      <w:r>
-        <w:rPr>
-          <w:rFonts w:ascii="Calibri" w:hAnsi="Calibri" w:cs="Calibri"/>
-          <w:sz w:val="20"/>
-          <w:szCs w:val="20"/>
-        </w:rPr>
-        <w:t xml:space="preserve">' запросы на сервер для демонстрации взаимодействия с </w:t>
-      </w:r>
-      <w:r>
-        <w:rPr>
-          <w:rFonts w:ascii="Calibri" w:hAnsi="Calibri" w:cs="Calibri"/>
-          <w:sz w:val="20"/>
-          <w:szCs w:val="20"/>
-          <w:lang w:val="en-US"/>
-        </w:rPr>
-        <w:t>API</w:t>
-      </w:r>
-      <w:r>
-        <w:rPr>
-          <w:rFonts w:ascii="Calibri" w:hAnsi="Calibri" w:cs="Calibri"/>
-          <w:sz w:val="20"/>
-          <w:szCs w:val="20"/>
-        </w:rPr>
-        <w:t>.</w:t>
+        <w:t>Обеспечил интерактивное взаимодействие с пользователем и плавную анимацию.</w:t>
+      </w:r>
+    </w:p>
+    <w:p>
+      <w:pPr>
+        <w:pStyle w:val="aff0"/>
+        <w:shd w:val="clear" w:color="auto" w:fill="FFFFFF"/>
+        <w:spacing w:before="0" w:beforeAutospacing="0" w:after="0" w:afterAutospacing="0"/>
+        <w:ind w:left="360"/>
+        <w:rPr>
+          <w:rFonts w:ascii="Calibri" w:hAnsi="Calibri" w:cs="Calibri"/>
+          <w:sz w:val="20"/>
+          <w:szCs w:val="20"/>
+          <w:lang w:val="en-US"/>
+        </w:rPr>
+      </w:pPr>
+      <w:r>
+        <w:rPr>
+          <w:rFonts w:ascii="Calibri" w:hAnsi="Calibri" w:cs="Calibri"/>
+          <w:sz w:val="20"/>
+          <w:szCs w:val="20"/>
+        </w:rPr>
+        <w:t>Стек</w:t>
+      </w:r>
+      <w:r>
+        <w:rPr>
+          <w:rFonts w:ascii="Calibri" w:hAnsi="Calibri" w:cs="Calibri"/>
+          <w:sz w:val="20"/>
+          <w:szCs w:val="20"/>
+          <w:lang w:val="en-US"/>
+        </w:rPr>
+        <w:t>: JavaScript, Figma, Canvas</w:t>
+      </w:r>
+      <w:r>
+        <w:rPr>
+          <w:rFonts w:ascii="Calibri" w:hAnsi="Calibri" w:cs="Calibri"/>
+          <w:sz w:val="20"/>
+          <w:szCs w:val="20"/>
+          <w:lang w:val="en-US"/>
+        </w:rPr>
+        <w:t>,</w:t>
+      </w:r>
+      <w:r>
+        <w:rPr>
+          <w:rFonts w:ascii="Calibri" w:hAnsi="Calibri" w:cs="Calibri"/>
+          <w:sz w:val="20"/>
+          <w:szCs w:val="20"/>
+          <w:lang w:val="en-US"/>
+        </w:rPr>
+        <w:t xml:space="preserve"> </w:t>
+      </w:r>
+      <w:proofErr w:type="spellStart"/>
+      <w:r>
+        <w:rPr>
+          <w:rFonts w:ascii="Calibri" w:hAnsi="Calibri" w:cs="Calibri"/>
+          <w:sz w:val="20"/>
+          <w:szCs w:val="20"/>
+          <w:lang w:val="en-US"/>
+        </w:rPr>
+        <w:t>Git</w:t>
+      </w:r>
+      <w:proofErr w:type="spellEnd"/>
+      <w:r>
+        <w:rPr>
+          <w:rFonts w:ascii="Calibri" w:hAnsi="Calibri" w:cs="Calibri"/>
+          <w:sz w:val="20"/>
+          <w:szCs w:val="20"/>
+          <w:lang w:val="en-US"/>
+        </w:rPr>
+        <w:t xml:space="preserve">, </w:t>
+      </w:r>
+      <w:proofErr w:type="spellStart"/>
+      <w:r>
+        <w:rPr>
+          <w:rFonts w:ascii="Calibri" w:hAnsi="Calibri" w:cs="Calibri"/>
+          <w:sz w:val="20"/>
+          <w:szCs w:val="20"/>
+          <w:lang w:val="en-US"/>
+        </w:rPr>
+        <w:t>GitHub</w:t>
+      </w:r>
+      <w:proofErr w:type="spellEnd"/>
+    </w:p>
+    <w:p>
+      <w:pPr>
+        <w:rPr>
+          <w:rFonts w:ascii="Calibri" w:hAnsi="Calibri" w:cs="Calibri"/>
+          <w:lang w:val="en-US"/>
+        </w:rPr>
+      </w:pPr>
+    </w:p>
+    <w:p>
+      <w:pPr>
+        <w:pStyle w:val="aff0"/>
+        <w:shd w:val="clear" w:color="auto" w:fill="FFFFFF"/>
+        <w:spacing w:before="0" w:beforeAutospacing="0" w:after="0" w:afterAutospacing="0"/>
+        <w:rPr>
+          <w:rFonts w:ascii="Calibri" w:hAnsi="Calibri" w:cs="Calibri"/>
+          <w:b/>
+          <w:bCs/>
+          <w:sz w:val="20"/>
+          <w:szCs w:val="20"/>
+          <w:lang w:val="en-US"/>
+        </w:rPr>
+      </w:pPr>
+      <w:r>
+        <w:rPr>
+          <w:rFonts w:ascii="Calibri" w:hAnsi="Calibri" w:cs="Calibri"/>
+          <w:b/>
+          <w:bCs/>
+          <w:sz w:val="20"/>
+          <w:szCs w:val="20"/>
+          <w:lang w:val="en-US"/>
+        </w:rPr>
+        <w:t>Online store (Desktop)</w:t>
       </w:r>
     </w:p>
     <w:p>
@@ -2964,29 +3168,50 @@
         <w:spacing w:before="0" w:beforeAutospacing="0" w:after="0" w:afterAutospacing="0"/>
         <w:rPr>
           <w:rFonts w:ascii="Calibri" w:hAnsi="Calibri" w:cs="Calibri"/>
-          <w:b/>
-          <w:bCs/>
-          <w:sz w:val="20"/>
-          <w:szCs w:val="20"/>
-          <w:lang w:val="en-US"/>
-        </w:rPr>
-      </w:pPr>
-      <w:r>
-        <w:rPr>
-          <w:rFonts w:ascii="Calibri" w:hAnsi="Calibri" w:cs="Calibri"/>
-          <w:sz w:val="20"/>
-          <w:szCs w:val="20"/>
-        </w:rPr>
-        <w:t>Стек</w:t>
-      </w:r>
-      <w:r>
-        <w:rPr>
-          <w:rFonts w:ascii="Calibri" w:hAnsi="Calibri" w:cs="Calibri"/>
-          <w:sz w:val="20"/>
-          <w:szCs w:val="20"/>
-          <w:lang w:val="en-US"/>
-        </w:rPr>
-        <w:t xml:space="preserve">: JavaScript, </w:t>
+          <w:sz w:val="20"/>
+          <w:szCs w:val="20"/>
+        </w:rPr>
+      </w:pPr>
+      <w:r>
+        <w:rPr>
+          <w:rFonts w:ascii="Calibri" w:hAnsi="Calibri" w:cs="Calibri"/>
+          <w:sz w:val="20"/>
+          <w:szCs w:val="20"/>
+        </w:rPr>
+        <w:t>Разработал логическую часть онлайн</w:t>
+      </w:r>
+      <w:r>
+        <w:rPr>
+          <w:rFonts w:ascii="Calibri" w:hAnsi="Calibri" w:cs="Calibri"/>
+          <w:sz w:val="20"/>
+          <w:szCs w:val="20"/>
+        </w:rPr>
+        <w:t>-</w:t>
+      </w:r>
+      <w:r>
+        <w:rPr>
+          <w:rFonts w:ascii="Calibri" w:hAnsi="Calibri" w:cs="Calibri"/>
+          <w:sz w:val="20"/>
+          <w:szCs w:val="20"/>
+        </w:rPr>
+        <w:t>магазина (</w:t>
+      </w:r>
+      <w:r>
+        <w:rPr>
+          <w:rFonts w:ascii="Calibri" w:hAnsi="Calibri" w:cs="Calibri"/>
+          <w:sz w:val="20"/>
+          <w:szCs w:val="20"/>
+          <w:lang w:val="en-US"/>
+        </w:rPr>
+        <w:t>SPA</w:t>
+      </w:r>
+      <w:r>
+        <w:rPr>
+          <w:rFonts w:ascii="Calibri" w:hAnsi="Calibri" w:cs="Calibri"/>
+          <w:sz w:val="20"/>
+          <w:szCs w:val="20"/>
+        </w:rPr>
+        <w:t xml:space="preserve">) с использованием </w:t>
       </w:r>
       <w:proofErr w:type="spellStart"/>
       <w:r>
@@ -2996,7 +3221,7 @@
           <w:szCs w:val="20"/>
           <w:lang w:val="en-US"/>
         </w:rPr>
-        <w:t>Figma</w:t>
+        <w:t>TypeScript</w:t>
       </w:r>
       <w:proofErr w:type="spellEnd"/>
       <w:r>
@@ -3004,90 +3229,8 @@
           <w:rFonts w:ascii="Calibri" w:hAnsi="Calibri" w:cs="Calibri"/>
           <w:sz w:val="20"/>
           <w:szCs w:val="20"/>
-          <w:lang w:val="en-US"/>
-        </w:rPr>
-        <w:t xml:space="preserve">, </w:t>
-      </w:r>
-      <w:proofErr w:type="spellStart"/>
-      <w:r>
-        <w:rPr>
-          <w:rFonts w:ascii="Calibri" w:hAnsi="Calibri" w:cs="Calibri"/>
-          <w:sz w:val="20"/>
-          <w:szCs w:val="20"/>
-          <w:lang w:val="en-US"/>
-        </w:rPr>
-        <w:t>Git</w:t>
-      </w:r>
-      <w:proofErr w:type="spellEnd"/>
-      <w:r>
-        <w:rPr>
-          <w:rFonts w:ascii="Calibri" w:hAnsi="Calibri" w:cs="Calibri"/>
-          <w:sz w:val="20"/>
-          <w:szCs w:val="20"/>
-          <w:lang w:val="en-US"/>
-        </w:rPr>
-        <w:t xml:space="preserve">, </w:t>
-      </w:r>
-      <w:proofErr w:type="spellStart"/>
-      <w:r>
-        <w:rPr>
-          <w:rFonts w:ascii="Calibri" w:hAnsi="Calibri" w:cs="Calibri"/>
-          <w:sz w:val="20"/>
-          <w:szCs w:val="20"/>
-          <w:lang w:val="en-US"/>
-        </w:rPr>
-        <w:t>GitHub</w:t>
-      </w:r>
-      <w:proofErr w:type="spellEnd"/>
-      <w:r>
-        <w:rPr>
-          <w:rFonts w:ascii="Calibri" w:hAnsi="Calibri" w:cs="Calibri"/>
-          <w:sz w:val="20"/>
-          <w:szCs w:val="20"/>
-          <w:lang w:val="en-US"/>
         </w:rPr>
         <w:t>.</w:t>
-      </w:r>
-    </w:p>
-    <w:p>
-      <w:pPr>
-        <w:pStyle w:val="aff0"/>
-        <w:shd w:val="clear" w:color="auto" w:fill="FFFFFF"/>
-        <w:spacing w:before="0" w:beforeAutospacing="0" w:after="0" w:afterAutospacing="0"/>
-        <w:rPr>
-          <w:rFonts w:ascii="Calibri" w:hAnsi="Calibri" w:cs="Calibri"/>
-          <w:b/>
-          <w:bCs/>
-          <w:sz w:val="20"/>
-          <w:szCs w:val="20"/>
-          <w:lang w:val="en-US"/>
-        </w:rPr>
-      </w:pPr>
-    </w:p>
-    <w:p>
-      <w:pPr>
-        <w:pStyle w:val="aff0"/>
-        <w:shd w:val="clear" w:color="auto" w:fill="FFFFFF"/>
-        <w:spacing w:before="0" w:beforeAutospacing="0" w:after="0" w:afterAutospacing="0"/>
-        <w:rPr>
-          <w:rFonts w:ascii="Calibri" w:hAnsi="Calibri" w:cs="Calibri"/>
-          <w:b/>
-          <w:bCs/>
-          <w:sz w:val="20"/>
-          <w:szCs w:val="20"/>
-          <w:lang w:val="en-US"/>
-        </w:rPr>
-      </w:pPr>
-      <w:r>
-        <w:rPr>
-          <w:rFonts w:ascii="Calibri" w:hAnsi="Calibri" w:cs="Calibri"/>
-          <w:b/>
-          <w:bCs/>
-          <w:sz w:val="20"/>
-          <w:szCs w:val="20"/>
-          <w:lang w:val="en-US"/>
-        </w:rPr>
-        <w:t>Fifteenth</w:t>
       </w:r>
     </w:p>
     <w:p>
@@ -3111,41 +3254,7 @@
           <w:sz w:val="20"/>
           <w:szCs w:val="20"/>
         </w:rPr>
-        <w:t xml:space="preserve">Создал копию игры в пятнашки, используя </w:t>
-      </w:r>
-      <w:r>
-        <w:rPr>
-          <w:rFonts w:ascii="Calibri" w:hAnsi="Calibri" w:cs="Calibri"/>
-          <w:sz w:val="20"/>
-          <w:szCs w:val="20"/>
-          <w:lang w:val="en-US"/>
-        </w:rPr>
-        <w:t>Canvas</w:t>
-      </w:r>
-      <w:r>
-        <w:rPr>
-          <w:rFonts w:ascii="Calibri" w:hAnsi="Calibri" w:cs="Calibri"/>
-          <w:sz w:val="20"/>
-          <w:szCs w:val="20"/>
-        </w:rPr>
-        <w:t xml:space="preserve"> и </w:t>
-      </w:r>
-      <w:r>
-        <w:rPr>
-          <w:rFonts w:ascii="Calibri" w:hAnsi="Calibri" w:cs="Calibri"/>
-          <w:sz w:val="20"/>
-          <w:szCs w:val="20"/>
-          <w:lang w:val="en-US"/>
-        </w:rPr>
-        <w:t>JavaScript</w:t>
-      </w:r>
-      <w:r>
-        <w:rPr>
-          <w:rFonts w:ascii="Calibri" w:hAnsi="Calibri" w:cs="Calibri"/>
-          <w:sz w:val="20"/>
-          <w:szCs w:val="20"/>
-        </w:rPr>
-        <w:t>.</w:t>
+        <w:t>Реализовал поиск, сортировку, добавление и удаление товаров в корзину.</w:t>
       </w:r>
     </w:p>
     <w:p>
@@ -3169,7 +3278,258 @@
           <w:sz w:val="20"/>
           <w:szCs w:val="20"/>
         </w:rPr>
-        <w:t>Обеспечил интерактивное взаимодействие с пользователем и плавную анимацию.</w:t>
+        <w:t xml:space="preserve">Настроил </w:t>
+      </w:r>
+      <w:proofErr w:type="spellStart"/>
+      <w:r>
+        <w:rPr>
+          <w:rFonts w:ascii="Calibri" w:hAnsi="Calibri" w:cs="Calibri"/>
+          <w:sz w:val="20"/>
+          <w:szCs w:val="20"/>
+        </w:rPr>
+        <w:t>роутинг</w:t>
+      </w:r>
+      <w:proofErr w:type="spellEnd"/>
+      <w:r>
+        <w:rPr>
+          <w:rFonts w:ascii="Calibri" w:hAnsi="Calibri" w:cs="Calibri"/>
+          <w:sz w:val="20"/>
+          <w:szCs w:val="20"/>
+        </w:rPr>
+        <w:t xml:space="preserve"> для обеспечения плавной навигации по приложению.</w:t>
+      </w:r>
+    </w:p>
+    <w:p>
+      <w:pPr>
+        <w:pStyle w:val="aff0"/>
+        <w:shd w:val="clear" w:color="auto" w:fill="FFFFFF"/>
+        <w:spacing w:before="0" w:beforeAutospacing="0" w:after="0" w:afterAutospacing="0"/>
+        <w:ind w:left="360"/>
+        <w:rPr>
+          <w:rFonts w:ascii="Calibri" w:hAnsi="Calibri" w:cs="Calibri"/>
+          <w:sz w:val="20"/>
+          <w:szCs w:val="20"/>
+          <w:lang w:val="en-US"/>
+        </w:rPr>
+      </w:pPr>
+      <w:r>
+        <w:rPr>
+          <w:rFonts w:ascii="Calibri" w:hAnsi="Calibri" w:cs="Calibri"/>
+          <w:sz w:val="20"/>
+          <w:szCs w:val="20"/>
+        </w:rPr>
+        <w:t>Стек</w:t>
+      </w:r>
+      <w:r>
+        <w:rPr>
+          <w:rFonts w:ascii="Calibri" w:hAnsi="Calibri" w:cs="Calibri"/>
+          <w:sz w:val="20"/>
+          <w:szCs w:val="20"/>
+          <w:lang w:val="en-US"/>
+        </w:rPr>
+        <w:t xml:space="preserve">: </w:t>
+      </w:r>
+      <w:proofErr w:type="spellStart"/>
+      <w:r>
+        <w:rPr>
+          <w:rFonts w:ascii="Calibri" w:hAnsi="Calibri" w:cs="Calibri"/>
+          <w:sz w:val="20"/>
+          <w:szCs w:val="20"/>
+          <w:lang w:val="en-US"/>
+        </w:rPr>
+        <w:t>TypeScript</w:t>
+      </w:r>
+      <w:proofErr w:type="spellEnd"/>
+      <w:r>
+        <w:rPr>
+          <w:rFonts w:ascii="Calibri" w:hAnsi="Calibri" w:cs="Calibri"/>
+          <w:sz w:val="20"/>
+          <w:szCs w:val="20"/>
+          <w:lang w:val="en-US"/>
+        </w:rPr>
+        <w:t xml:space="preserve">, </w:t>
+      </w:r>
+      <w:proofErr w:type="spellStart"/>
+      <w:r>
+        <w:rPr>
+          <w:rFonts w:ascii="Calibri" w:hAnsi="Calibri" w:cs="Calibri"/>
+          <w:sz w:val="20"/>
+          <w:szCs w:val="20"/>
+          <w:lang w:val="en-US"/>
+        </w:rPr>
+        <w:t>Git</w:t>
+      </w:r>
+      <w:proofErr w:type="spellEnd"/>
+      <w:r>
+        <w:rPr>
+          <w:rFonts w:ascii="Calibri" w:hAnsi="Calibri" w:cs="Calibri"/>
+          <w:sz w:val="20"/>
+          <w:szCs w:val="20"/>
+          <w:lang w:val="en-US"/>
+        </w:rPr>
+        <w:t xml:space="preserve">, </w:t>
+      </w:r>
+      <w:proofErr w:type="spellStart"/>
+      <w:r>
+        <w:rPr>
+          <w:rFonts w:ascii="Calibri" w:hAnsi="Calibri" w:cs="Calibri"/>
+          <w:sz w:val="20"/>
+          <w:szCs w:val="20"/>
+          <w:lang w:val="en-US"/>
+        </w:rPr>
+        <w:t>GitHub</w:t>
+      </w:r>
+      <w:proofErr w:type="spellEnd"/>
+      <w:r>
+        <w:rPr>
+          <w:rFonts w:ascii="Calibri" w:hAnsi="Calibri" w:cs="Calibri"/>
+          <w:sz w:val="20"/>
+          <w:szCs w:val="20"/>
+          <w:lang w:val="en-US"/>
+        </w:rPr>
+        <w:t>.</w:t>
+      </w:r>
+    </w:p>
+    <w:p>
+      <w:pPr>
+        <w:rPr>
+          <w:rFonts w:ascii="Calibri" w:hAnsi="Calibri" w:cs="Calibri"/>
+          <w:lang w:val="en-US"/>
+        </w:rPr>
+      </w:pPr>
+    </w:p>
+    <w:p>
+      <w:pPr>
+        <w:rPr>
+          <w:rFonts w:ascii="Calibri" w:hAnsi="Calibri" w:cs="Calibri"/>
+          <w:lang w:val="en-US"/>
+        </w:rPr>
+      </w:pPr>
+    </w:p>
+    <w:p>
+      <w:pPr>
+        <w:pStyle w:val="aff0"/>
+        <w:shd w:val="clear" w:color="auto" w:fill="FFFFFF"/>
+        <w:spacing w:before="0" w:beforeAutospacing="0" w:after="0" w:afterAutospacing="0"/>
+        <w:rPr>
+          <w:rFonts w:ascii="Calibri" w:hAnsi="Calibri" w:cs="Calibri"/>
+          <w:b/>
+          <w:bCs/>
+          <w:sz w:val="20"/>
+          <w:szCs w:val="20"/>
+          <w:u w:val="single"/>
+          <w:lang w:val="en-US"/>
+        </w:rPr>
+      </w:pPr>
+      <w:r>
+        <w:rPr>
+          <w:rFonts w:ascii="Calibri" w:hAnsi="Calibri" w:cs="Calibri"/>
+          <w:b/>
+          <w:bCs/>
+          <w:sz w:val="20"/>
+          <w:szCs w:val="20"/>
+          <w:u w:val="single"/>
+        </w:rPr>
+        <w:t>Учебные</w:t>
+      </w:r>
+      <w:r>
+        <w:rPr>
+          <w:rFonts w:ascii="Calibri" w:hAnsi="Calibri" w:cs="Calibri"/>
+          <w:b/>
+          <w:bCs/>
+          <w:sz w:val="20"/>
+          <w:szCs w:val="20"/>
+          <w:u w:val="single"/>
+          <w:lang w:val="en-US"/>
+        </w:rPr>
+        <w:t xml:space="preserve"> </w:t>
+      </w:r>
+      <w:r>
+        <w:rPr>
+          <w:rFonts w:ascii="Calibri" w:hAnsi="Calibri" w:cs="Calibri"/>
+          <w:b/>
+          <w:bCs/>
+          <w:sz w:val="20"/>
+          <w:szCs w:val="20"/>
+          <w:u w:val="single"/>
+        </w:rPr>
+        <w:t>проекты</w:t>
+      </w:r>
+      <w:r>
+        <w:rPr>
+          <w:rFonts w:ascii="Calibri" w:hAnsi="Calibri" w:cs="Calibri"/>
+          <w:b/>
+          <w:bCs/>
+          <w:sz w:val="20"/>
+          <w:szCs w:val="20"/>
+          <w:u w:val="single"/>
+          <w:lang w:val="en-US"/>
+        </w:rPr>
+        <w:t>:</w:t>
+      </w:r>
+    </w:p>
+    <w:p>
+      <w:pPr>
+        <w:pStyle w:val="aff0"/>
+        <w:shd w:val="clear" w:color="auto" w:fill="FFFFFF"/>
+        <w:spacing w:before="0" w:beforeAutospacing="0" w:after="0" w:afterAutospacing="0"/>
+        <w:rPr>
+          <w:rFonts w:ascii="Calibri" w:hAnsi="Calibri" w:cs="Calibri"/>
+          <w:b/>
+          <w:bCs/>
+          <w:sz w:val="20"/>
+          <w:szCs w:val="20"/>
+          <w:u w:val="single"/>
+          <w:lang w:val="en-US"/>
+        </w:rPr>
+      </w:pPr>
+    </w:p>
+    <w:p>
+      <w:pPr>
+        <w:pStyle w:val="aff0"/>
+        <w:shd w:val="clear" w:color="auto" w:fill="FFFFFF"/>
+        <w:spacing w:before="0" w:beforeAutospacing="0" w:after="0" w:afterAutospacing="0"/>
+        <w:rPr>
+          <w:rFonts w:ascii="Calibri" w:hAnsi="Calibri" w:cs="Calibri"/>
+          <w:b/>
+          <w:bCs/>
+          <w:sz w:val="20"/>
+          <w:szCs w:val="20"/>
+          <w:lang w:val="en-US"/>
+        </w:rPr>
+      </w:pPr>
+      <w:r>
+        <w:rPr>
+          <w:rFonts w:ascii="Calibri" w:hAnsi="Calibri" w:cs="Calibri"/>
+          <w:b/>
+          <w:bCs/>
+          <w:sz w:val="20"/>
+          <w:szCs w:val="20"/>
+          <w:lang w:val="en-US"/>
+        </w:rPr>
+        <w:t>#</w:t>
+      </w:r>
+      <w:r>
+        <w:rPr>
+          <w:rFonts w:ascii="Calibri" w:hAnsi="Calibri" w:cs="Calibri"/>
+          <w:b/>
+          <w:bCs/>
+          <w:sz w:val="20"/>
+          <w:szCs w:val="20"/>
+          <w:lang w:val="en-US"/>
+        </w:rPr>
+        <w:t xml:space="preserve">1 </w:t>
+      </w:r>
+      <w:r>
+        <w:rPr>
+          <w:rFonts w:ascii="Calibri" w:hAnsi="Calibri" w:cs="Calibri"/>
+          <w:b/>
+          <w:bCs/>
+          <w:sz w:val="20"/>
+          <w:szCs w:val="20"/>
+          <w:lang w:val="en-US"/>
+        </w:rPr>
+        <w:t>Habit Tracker</w:t>
       </w:r>
     </w:p>
     <w:p>
@@ -3185,128 +3545,49 @@
           <w:rFonts w:ascii="Calibri" w:hAnsi="Calibri" w:cs="Calibri"/>
           <w:sz w:val="20"/>
           <w:szCs w:val="20"/>
-          <w:lang w:val="en-US"/>
-        </w:rPr>
-      </w:pPr>
-      <w:r>
-        <w:rPr>
-          <w:rFonts w:ascii="Calibri" w:hAnsi="Calibri" w:cs="Calibri"/>
-          <w:sz w:val="20"/>
-          <w:szCs w:val="20"/>
-        </w:rPr>
-        <w:t>Стек</w:t>
-      </w:r>
-      <w:r>
-        <w:rPr>
-          <w:rFonts w:ascii="Calibri" w:hAnsi="Calibri" w:cs="Calibri"/>
-          <w:sz w:val="20"/>
-          <w:szCs w:val="20"/>
-          <w:lang w:val="en-US"/>
-        </w:rPr>
-        <w:t xml:space="preserve">: JavaScript, </w:t>
-      </w:r>
-      <w:proofErr w:type="spellStart"/>
-      <w:r>
-        <w:rPr>
-          <w:rFonts w:ascii="Calibri" w:hAnsi="Calibri" w:cs="Calibri"/>
-          <w:sz w:val="20"/>
-          <w:szCs w:val="20"/>
-          <w:lang w:val="en-US"/>
-        </w:rPr>
-        <w:t>Figma</w:t>
-      </w:r>
-      <w:proofErr w:type="spellEnd"/>
-      <w:r>
-        <w:rPr>
-          <w:rFonts w:ascii="Calibri" w:hAnsi="Calibri" w:cs="Calibri"/>
-          <w:sz w:val="20"/>
-          <w:szCs w:val="20"/>
-          <w:lang w:val="en-US"/>
-        </w:rPr>
-        <w:t>, Canvas</w:t>
-      </w:r>
-      <w:r>
-        <w:rPr>
-          <w:rFonts w:ascii="Calibri" w:hAnsi="Calibri" w:cs="Calibri"/>
-          <w:sz w:val="20"/>
-          <w:szCs w:val="20"/>
-          <w:lang w:val="en-US"/>
-        </w:rPr>
-        <w:t>,</w:t>
-      </w:r>
-      <w:r>
-        <w:rPr>
-          <w:rFonts w:ascii="Calibri" w:hAnsi="Calibri" w:cs="Calibri"/>
-          <w:sz w:val="20"/>
-          <w:szCs w:val="20"/>
-          <w:lang w:val="en-US"/>
-        </w:rPr>
-        <w:t xml:space="preserve"> </w:t>
-      </w:r>
-      <w:proofErr w:type="spellStart"/>
-      <w:r>
-        <w:rPr>
-          <w:rFonts w:ascii="Calibri" w:hAnsi="Calibri" w:cs="Calibri"/>
-          <w:sz w:val="20"/>
-          <w:szCs w:val="20"/>
-          <w:lang w:val="en-US"/>
-        </w:rPr>
-        <w:t>Git</w:t>
-      </w:r>
-      <w:proofErr w:type="spellEnd"/>
-      <w:r>
-        <w:rPr>
-          <w:rFonts w:ascii="Calibri" w:hAnsi="Calibri" w:cs="Calibri"/>
-          <w:sz w:val="20"/>
-          <w:szCs w:val="20"/>
-          <w:lang w:val="en-US"/>
-        </w:rPr>
-        <w:t xml:space="preserve">, </w:t>
-      </w:r>
-      <w:proofErr w:type="spellStart"/>
-      <w:r>
-        <w:rPr>
-          <w:rFonts w:ascii="Calibri" w:hAnsi="Calibri" w:cs="Calibri"/>
-          <w:sz w:val="20"/>
-          <w:szCs w:val="20"/>
-          <w:lang w:val="en-US"/>
-        </w:rPr>
-        <w:t>GitHub</w:t>
-      </w:r>
-      <w:proofErr w:type="spellEnd"/>
-    </w:p>
-    <w:p>
-      <w:pPr>
-        <w:rPr>
-          <w:rFonts w:ascii="Calibri" w:hAnsi="Calibri" w:cs="Calibri"/>
-          <w:lang w:val="en-US"/>
-        </w:rPr>
-      </w:pPr>
-    </w:p>
-    <w:p>
-      <w:pPr>
-        <w:pStyle w:val="aff0"/>
-        <w:shd w:val="clear" w:color="auto" w:fill="FFFFFF"/>
-        <w:spacing w:before="0" w:beforeAutospacing="0" w:after="0" w:afterAutospacing="0"/>
-        <w:rPr>
-          <w:rFonts w:ascii="Calibri" w:hAnsi="Calibri" w:cs="Calibri"/>
-          <w:b/>
-          <w:bCs/>
-          <w:sz w:val="20"/>
-          <w:szCs w:val="20"/>
-          <w:lang w:val="en-US"/>
-        </w:rPr>
-      </w:pPr>
-      <w:r>
-        <w:rPr>
-          <w:rFonts w:ascii="Calibri" w:hAnsi="Calibri" w:cs="Calibri"/>
-          <w:b/>
-          <w:bCs/>
-          <w:sz w:val="20"/>
-          <w:szCs w:val="20"/>
-          <w:lang w:val="en-US"/>
-        </w:rPr>
-        <w:t>Online store (Desktop)</w:t>
+        </w:rPr>
+      </w:pPr>
+      <w:r>
+        <w:rPr>
+          <w:rFonts w:ascii="Calibri" w:hAnsi="Calibri" w:cs="Calibri"/>
+          <w:sz w:val="20"/>
+          <w:szCs w:val="20"/>
+        </w:rPr>
+        <w:t xml:space="preserve">В рамках финального проекта курсов </w:t>
+      </w:r>
+      <w:r>
+        <w:rPr>
+          <w:rFonts w:ascii="Calibri" w:hAnsi="Calibri" w:cs="Calibri"/>
+          <w:sz w:val="20"/>
+          <w:szCs w:val="20"/>
+          <w:lang w:val="en-US"/>
+        </w:rPr>
+        <w:t>JS</w:t>
+      </w:r>
+      <w:r>
+        <w:rPr>
+          <w:rFonts w:ascii="Calibri" w:hAnsi="Calibri" w:cs="Calibri"/>
+          <w:sz w:val="20"/>
+          <w:szCs w:val="20"/>
+        </w:rPr>
+        <w:t xml:space="preserve"> отвечал за работу с базой данных и </w:t>
+      </w:r>
+      <w:r>
+        <w:rPr>
+          <w:rFonts w:ascii="Calibri" w:hAnsi="Calibri" w:cs="Calibri"/>
+          <w:sz w:val="20"/>
+          <w:szCs w:val="20"/>
+          <w:lang w:val="en-US"/>
+        </w:rPr>
+        <w:t>backend</w:t>
+      </w:r>
+      <w:r>
+        <w:rPr>
+          <w:rFonts w:ascii="Calibri" w:hAnsi="Calibri" w:cs="Calibri"/>
+          <w:sz w:val="20"/>
+          <w:szCs w:val="20"/>
+        </w:rPr>
+        <w:t>.</w:t>
       </w:r>
     </w:p>
     <w:p>
@@ -3330,59 +3611,7 @@
           <w:sz w:val="20"/>
           <w:szCs w:val="20"/>
         </w:rPr>
-        <w:t>Разработал логическую часть онлайн</w:t>
-      </w:r>
-      <w:r>
-        <w:rPr>
-          <w:rFonts w:ascii="Calibri" w:hAnsi="Calibri" w:cs="Calibri"/>
-          <w:sz w:val="20"/>
-          <w:szCs w:val="20"/>
-        </w:rPr>
-        <w:t>-</w:t>
-      </w:r>
-      <w:r>
-        <w:rPr>
-          <w:rFonts w:ascii="Calibri" w:hAnsi="Calibri" w:cs="Calibri"/>
-          <w:sz w:val="20"/>
-          <w:szCs w:val="20"/>
-        </w:rPr>
-        <w:t>магазина (</w:t>
-      </w:r>
-      <w:r>
-        <w:rPr>
-          <w:rFonts w:ascii="Calibri" w:hAnsi="Calibri" w:cs="Calibri"/>
-          <w:sz w:val="20"/>
-          <w:szCs w:val="20"/>
-          <w:lang w:val="en-US"/>
-        </w:rPr>
-        <w:t>SPA</w:t>
-      </w:r>
-      <w:r>
-        <w:rPr>
-          <w:rFonts w:ascii="Calibri" w:hAnsi="Calibri" w:cs="Calibri"/>
-          <w:sz w:val="20"/>
-          <w:szCs w:val="20"/>
-        </w:rPr>
-        <w:t xml:space="preserve">) с использованием </w:t>
-      </w:r>
-      <w:proofErr w:type="spellStart"/>
-      <w:r>
-        <w:rPr>
-          <w:rFonts w:ascii="Calibri" w:hAnsi="Calibri" w:cs="Calibri"/>
-          <w:sz w:val="20"/>
-          <w:szCs w:val="20"/>
-          <w:lang w:val="en-US"/>
-        </w:rPr>
-        <w:t>TypeScript</w:t>
-      </w:r>
-      <w:proofErr w:type="spellEnd"/>
-      <w:r>
-        <w:rPr>
-          <w:rFonts w:ascii="Calibri" w:hAnsi="Calibri" w:cs="Calibri"/>
-          <w:sz w:val="20"/>
-          <w:szCs w:val="20"/>
-        </w:rPr>
-        <w:t>.</w:t>
+        <w:t>Реализовал авторизацию и аутентификацию пользователя.</w:t>
       </w:r>
     </w:p>
     <w:p>
@@ -3406,7 +3635,24 @@
           <w:sz w:val="20"/>
           <w:szCs w:val="20"/>
         </w:rPr>
-        <w:t>Реализовал поиск, сортировку, добавление и удаление товаров в корзину.</w:t>
+        <w:t xml:space="preserve">Реализовал рендеринг </w:t>
+      </w:r>
+      <w:r>
+        <w:rPr>
+          <w:rFonts w:ascii="Calibri" w:hAnsi="Calibri" w:cs="Calibri"/>
+          <w:sz w:val="20"/>
+          <w:szCs w:val="20"/>
+          <w:lang w:val="en-US"/>
+        </w:rPr>
+        <w:t>habits</w:t>
+      </w:r>
+      <w:r>
+        <w:rPr>
+          <w:rFonts w:ascii="Calibri" w:hAnsi="Calibri" w:cs="Calibri"/>
+          <w:sz w:val="20"/>
+          <w:szCs w:val="20"/>
+        </w:rPr>
+        <w:t xml:space="preserve"> и их добавление с уникальным цветом для каждого.</w:t>
       </w:r>
     </w:p>
     <w:p>
@@ -3430,7 +3676,38 @@
           <w:sz w:val="20"/>
           <w:szCs w:val="20"/>
         </w:rPr>
-        <w:t xml:space="preserve">Настроил </w:t>
+        <w:t>Обеспечил сохранение данных и их восстановление при перезагрузке страницы.</w:t>
+      </w:r>
+    </w:p>
+    <w:p>
+      <w:pPr>
+        <w:pStyle w:val="aff0"/>
+        <w:shd w:val="clear" w:color="auto" w:fill="FFFFFF"/>
+        <w:spacing w:before="0" w:beforeAutospacing="0" w:after="0" w:afterAutospacing="0"/>
+        <w:ind w:left="360"/>
+        <w:rPr>
+          <w:rFonts w:ascii="Calibri" w:hAnsi="Calibri" w:cs="Calibri"/>
+          <w:sz w:val="20"/>
+          <w:szCs w:val="20"/>
+          <w:lang w:val="en-US"/>
+        </w:rPr>
+      </w:pPr>
+      <w:r>
+        <w:rPr>
+          <w:rFonts w:ascii="Calibri" w:hAnsi="Calibri" w:cs="Calibri"/>
+          <w:sz w:val="20"/>
+          <w:szCs w:val="20"/>
+        </w:rPr>
+        <w:t>Стек</w:t>
+      </w:r>
+      <w:r>
+        <w:rPr>
+          <w:rFonts w:ascii="Calibri" w:hAnsi="Calibri" w:cs="Calibri"/>
+          <w:sz w:val="20"/>
+          <w:szCs w:val="20"/>
+          <w:lang w:val="en-US"/>
+        </w:rPr>
+        <w:t xml:space="preserve">: </w:t>
       </w:r>
       <w:proofErr w:type="spellStart"/>
       <w:r>
@@ -3438,8 +3715,9 @@
           <w:rFonts w:ascii="Calibri" w:hAnsi="Calibri" w:cs="Calibri"/>
           <w:sz w:val="20"/>
           <w:szCs w:val="20"/>
-        </w:rPr>
-        <w:t>роутинг</w:t>
+          <w:lang w:val="en-US"/>
+        </w:rPr>
+        <w:t>TypeScript</w:t>
       </w:r>
       <w:proofErr w:type="spellEnd"/>
       <w:r>
@@ -3447,9 +3725,137 @@
           <w:rFonts w:ascii="Calibri" w:hAnsi="Calibri" w:cs="Calibri"/>
           <w:sz w:val="20"/>
           <w:szCs w:val="20"/>
-        </w:rPr>
-        <w:t xml:space="preserve"> для обеспечения плавной навигации по приложению.</w:t>
-      </w:r>
+          <w:lang w:val="en-US"/>
+        </w:rPr>
+        <w:t xml:space="preserve">, </w:t>
+      </w:r>
+      <w:proofErr w:type="spellStart"/>
+      <w:r>
+        <w:rPr>
+          <w:rFonts w:ascii="Calibri" w:hAnsi="Calibri" w:cs="Calibri"/>
+          <w:sz w:val="20"/>
+          <w:szCs w:val="20"/>
+          <w:lang w:val="en-US"/>
+        </w:rPr>
+        <w:t>Firebas</w:t>
+      </w:r>
+      <w:proofErr w:type="spellEnd"/>
+      <w:r>
+        <w:rPr>
+          <w:rFonts w:ascii="Calibri" w:hAnsi="Calibri" w:cs="Calibri"/>
+          <w:sz w:val="20"/>
+          <w:szCs w:val="20"/>
+          <w:lang w:val="en-US"/>
+        </w:rPr>
+        <w:t xml:space="preserve">, </w:t>
+      </w:r>
+      <w:proofErr w:type="spellStart"/>
+      <w:r>
+        <w:rPr>
+          <w:rFonts w:ascii="Calibri" w:hAnsi="Calibri" w:cs="Calibri"/>
+          <w:sz w:val="20"/>
+          <w:szCs w:val="20"/>
+          <w:lang w:val="en-US"/>
+        </w:rPr>
+        <w:t>Netlify</w:t>
+      </w:r>
+      <w:proofErr w:type="spellEnd"/>
+      <w:r>
+        <w:rPr>
+          <w:rFonts w:ascii="Calibri" w:hAnsi="Calibri" w:cs="Calibri"/>
+          <w:sz w:val="20"/>
+          <w:szCs w:val="20"/>
+          <w:lang w:val="en-US"/>
+        </w:rPr>
+        <w:t xml:space="preserve">, </w:t>
+      </w:r>
+      <w:proofErr w:type="spellStart"/>
+      <w:r>
+        <w:rPr>
+          <w:rFonts w:ascii="Calibri" w:hAnsi="Calibri" w:cs="Calibri"/>
+          <w:sz w:val="20"/>
+          <w:szCs w:val="20"/>
+          <w:lang w:val="en-US"/>
+        </w:rPr>
+        <w:t>Git</w:t>
+      </w:r>
+      <w:proofErr w:type="spellEnd"/>
+      <w:r>
+        <w:rPr>
+          <w:rFonts w:ascii="Calibri" w:hAnsi="Calibri" w:cs="Calibri"/>
+          <w:sz w:val="20"/>
+          <w:szCs w:val="20"/>
+          <w:lang w:val="en-US"/>
+        </w:rPr>
+        <w:t xml:space="preserve">, </w:t>
+      </w:r>
+      <w:proofErr w:type="spellStart"/>
+      <w:r>
+        <w:rPr>
+          <w:rFonts w:ascii="Calibri" w:hAnsi="Calibri" w:cs="Calibri"/>
+          <w:sz w:val="20"/>
+          <w:szCs w:val="20"/>
+          <w:lang w:val="en-US"/>
+        </w:rPr>
+        <w:t>GitHub</w:t>
+      </w:r>
+      <w:proofErr w:type="spellEnd"/>
+      <w:r>
+        <w:rPr>
+          <w:rFonts w:ascii="Calibri" w:hAnsi="Calibri" w:cs="Calibri"/>
+          <w:sz w:val="20"/>
+          <w:szCs w:val="20"/>
+          <w:lang w:val="en-US"/>
+        </w:rPr>
+        <w:t>.</w:t>
+      </w:r>
+    </w:p>
+    <w:p>
+      <w:pPr>
+        <w:rPr>
+          <w:rFonts w:ascii="Calibri" w:hAnsi="Calibri" w:cs="Calibri"/>
+          <w:lang w:val="en-US"/>
+        </w:rPr>
+      </w:pPr>
+    </w:p>
+    <w:p>
+      <w:pPr>
+        <w:pStyle w:val="aff0"/>
+        <w:shd w:val="clear" w:color="auto" w:fill="FFFFFF"/>
+        <w:spacing w:before="0" w:beforeAutospacing="0" w:after="0" w:afterAutospacing="0"/>
+        <w:rPr>
+          <w:rFonts w:ascii="Calibri" w:hAnsi="Calibri" w:cs="Calibri"/>
+          <w:b/>
+          <w:bCs/>
+          <w:sz w:val="20"/>
+          <w:szCs w:val="20"/>
+          <w:lang w:val="en-US"/>
+        </w:rPr>
+      </w:pPr>
+      <w:r>
+        <w:rPr>
+          <w:rFonts w:ascii="Calibri" w:hAnsi="Calibri" w:cs="Calibri"/>
+          <w:b/>
+          <w:bCs/>
+          <w:sz w:val="20"/>
+          <w:szCs w:val="20"/>
+          <w:lang w:val="en-US"/>
+        </w:rPr>
+        <w:t xml:space="preserve">#2 </w:t>
+      </w:r>
+      <w:proofErr w:type="spellStart"/>
+      <w:r>
+        <w:rPr>
+          <w:rFonts w:ascii="Calibri" w:hAnsi="Calibri" w:cs="Calibri"/>
+          <w:b/>
+          <w:bCs/>
+          <w:sz w:val="20"/>
+          <w:szCs w:val="20"/>
+          <w:lang w:val="en-US"/>
+        </w:rPr>
+        <w:t>GraphQL</w:t>
+      </w:r>
+      <w:proofErr w:type="spellEnd"/>
     </w:p>
     <w:p>
       <w:pPr>
@@ -3464,25 +3870,33 @@
           <w:rFonts w:ascii="Calibri" w:hAnsi="Calibri" w:cs="Calibri"/>
           <w:sz w:val="20"/>
           <w:szCs w:val="20"/>
-          <w:lang w:val="en-US"/>
-        </w:rPr>
-      </w:pPr>
-      <w:r>
-        <w:rPr>
-          <w:rFonts w:ascii="Calibri" w:hAnsi="Calibri" w:cs="Calibri"/>
-          <w:sz w:val="20"/>
-          <w:szCs w:val="20"/>
-        </w:rPr>
-        <w:t>Стек</w:t>
-      </w:r>
-      <w:r>
-        <w:rPr>
-          <w:rFonts w:ascii="Calibri" w:hAnsi="Calibri" w:cs="Calibri"/>
-          <w:sz w:val="20"/>
-          <w:szCs w:val="20"/>
-          <w:lang w:val="en-US"/>
-        </w:rPr>
-        <w:t xml:space="preserve">: </w:t>
+        </w:rPr>
+      </w:pPr>
+      <w:r>
+        <w:rPr>
+          <w:rFonts w:ascii="Calibri" w:hAnsi="Calibri" w:cs="Calibri"/>
+          <w:sz w:val="20"/>
+          <w:szCs w:val="20"/>
+        </w:rPr>
+        <w:lastRenderedPageBreak/>
+        <w:t xml:space="preserve">Финальный проект курса по </w:t>
+      </w:r>
+      <w:r>
+        <w:rPr>
+          <w:rFonts w:ascii="Calibri" w:hAnsi="Calibri" w:cs="Calibri"/>
+          <w:sz w:val="20"/>
+          <w:szCs w:val="20"/>
+          <w:lang w:val="en-US"/>
+        </w:rPr>
+        <w:t>React</w:t>
+      </w:r>
+      <w:r>
+        <w:rPr>
+          <w:rFonts w:ascii="Calibri" w:hAnsi="Calibri" w:cs="Calibri"/>
+          <w:sz w:val="20"/>
+          <w:szCs w:val="20"/>
+        </w:rPr>
+        <w:t xml:space="preserve">, включающий работу с </w:t>
       </w:r>
       <w:proofErr w:type="spellStart"/>
       <w:r>
@@ -3492,7 +3906,7 @@
           <w:szCs w:val="20"/>
           <w:lang w:val="en-US"/>
         </w:rPr>
-        <w:t>TypeScript</w:t>
+        <w:t>GraphQL</w:t>
       </w:r>
       <w:proofErr w:type="spellEnd"/>
       <w:r>
@@ -3500,190 +3914,8 @@
           <w:rFonts w:ascii="Calibri" w:hAnsi="Calibri" w:cs="Calibri"/>
           <w:sz w:val="20"/>
           <w:szCs w:val="20"/>
-          <w:lang w:val="en-US"/>
-        </w:rPr>
-        <w:t xml:space="preserve">, </w:t>
-      </w:r>
-      <w:proofErr w:type="spellStart"/>
-      <w:r>
-        <w:rPr>
-          <w:rFonts w:ascii="Calibri" w:hAnsi="Calibri" w:cs="Calibri"/>
-          <w:sz w:val="20"/>
-          <w:szCs w:val="20"/>
-          <w:lang w:val="en-US"/>
-        </w:rPr>
-        <w:t>Git</w:t>
-      </w:r>
-      <w:proofErr w:type="spellEnd"/>
-      <w:r>
-        <w:rPr>
-          <w:rFonts w:ascii="Calibri" w:hAnsi="Calibri" w:cs="Calibri"/>
-          <w:sz w:val="20"/>
-          <w:szCs w:val="20"/>
-          <w:lang w:val="en-US"/>
-        </w:rPr>
-        <w:t xml:space="preserve">, </w:t>
-      </w:r>
-      <w:proofErr w:type="spellStart"/>
-      <w:r>
-        <w:rPr>
-          <w:rFonts w:ascii="Calibri" w:hAnsi="Calibri" w:cs="Calibri"/>
-          <w:sz w:val="20"/>
-          <w:szCs w:val="20"/>
-          <w:lang w:val="en-US"/>
-        </w:rPr>
-        <w:t>GitHub</w:t>
-      </w:r>
-      <w:proofErr w:type="spellEnd"/>
-      <w:r>
-        <w:rPr>
-          <w:rFonts w:ascii="Calibri" w:hAnsi="Calibri" w:cs="Calibri"/>
-          <w:sz w:val="20"/>
-          <w:szCs w:val="20"/>
-          <w:lang w:val="en-US"/>
         </w:rPr>
         <w:t>.</w:t>
-      </w:r>
-    </w:p>
-    <w:p>
-      <w:pPr>
-        <w:rPr>
-          <w:rFonts w:ascii="Calibri" w:hAnsi="Calibri" w:cs="Calibri"/>
-          <w:lang w:val="en-US"/>
-        </w:rPr>
-      </w:pPr>
-    </w:p>
-    <w:p>
-      <w:pPr>
-        <w:rPr>
-          <w:rFonts w:ascii="Calibri" w:hAnsi="Calibri" w:cs="Calibri"/>
-          <w:lang w:val="en-US"/>
-        </w:rPr>
-      </w:pPr>
-    </w:p>
-    <w:p>
-      <w:pPr>
-        <w:pStyle w:val="aff0"/>
-        <w:shd w:val="clear" w:color="auto" w:fill="FFFFFF"/>
-        <w:spacing w:before="0" w:beforeAutospacing="0" w:after="0" w:afterAutospacing="0"/>
-        <w:rPr>
-          <w:rFonts w:ascii="Calibri" w:hAnsi="Calibri" w:cs="Calibri"/>
-          <w:b/>
-          <w:bCs/>
-          <w:sz w:val="20"/>
-          <w:szCs w:val="20"/>
-          <w:u w:val="single"/>
-          <w:lang w:val="en-US"/>
-        </w:rPr>
-      </w:pPr>
-      <w:r>
-        <w:rPr>
-          <w:rFonts w:ascii="Calibri" w:hAnsi="Calibri" w:cs="Calibri"/>
-          <w:b/>
-          <w:bCs/>
-          <w:sz w:val="20"/>
-          <w:szCs w:val="20"/>
-          <w:u w:val="single"/>
-        </w:rPr>
-        <w:t>Учебные</w:t>
-      </w:r>
-      <w:r>
-        <w:rPr>
-          <w:rFonts w:ascii="Calibri" w:hAnsi="Calibri" w:cs="Calibri"/>
-          <w:b/>
-          <w:bCs/>
-          <w:sz w:val="20"/>
-          <w:szCs w:val="20"/>
-          <w:u w:val="single"/>
-          <w:lang w:val="en-US"/>
-        </w:rPr>
-        <w:t xml:space="preserve"> </w:t>
-      </w:r>
-      <w:r>
-        <w:rPr>
-          <w:rFonts w:ascii="Calibri" w:hAnsi="Calibri" w:cs="Calibri"/>
-          <w:b/>
-          <w:bCs/>
-          <w:sz w:val="20"/>
-          <w:szCs w:val="20"/>
-          <w:u w:val="single"/>
-        </w:rPr>
-        <w:t>проекты</w:t>
-      </w:r>
-      <w:r>
-        <w:rPr>
-          <w:rFonts w:ascii="Calibri" w:hAnsi="Calibri" w:cs="Calibri"/>
-          <w:b/>
-          <w:bCs/>
-          <w:sz w:val="20"/>
-          <w:szCs w:val="20"/>
-          <w:u w:val="single"/>
-          <w:lang w:val="en-US"/>
-        </w:rPr>
-        <w:t>:</w:t>
-      </w:r>
-    </w:p>
-    <w:p>
-      <w:pPr>
-        <w:pStyle w:val="aff0"/>
-        <w:shd w:val="clear" w:color="auto" w:fill="FFFFFF"/>
-        <w:spacing w:before="0" w:beforeAutospacing="0" w:after="0" w:afterAutospacing="0"/>
-        <w:rPr>
-          <w:rFonts w:ascii="Calibri" w:hAnsi="Calibri" w:cs="Calibri"/>
-          <w:b/>
-          <w:bCs/>
-          <w:sz w:val="20"/>
-          <w:szCs w:val="20"/>
-          <w:u w:val="single"/>
-          <w:lang w:val="en-US"/>
-        </w:rPr>
-      </w:pPr>
-    </w:p>
-    <w:p>
-      <w:pPr>
-        <w:pStyle w:val="aff0"/>
-        <w:shd w:val="clear" w:color="auto" w:fill="FFFFFF"/>
-        <w:spacing w:before="0" w:beforeAutospacing="0" w:after="0" w:afterAutospacing="0"/>
-        <w:rPr>
-          <w:rFonts w:ascii="Calibri" w:hAnsi="Calibri" w:cs="Calibri"/>
-          <w:b/>
-          <w:bCs/>
-          <w:sz w:val="20"/>
-          <w:szCs w:val="20"/>
-          <w:lang w:val="en-US"/>
-        </w:rPr>
-      </w:pPr>
-      <w:r>
-        <w:rPr>
-          <w:rFonts w:ascii="Calibri" w:hAnsi="Calibri" w:cs="Calibri"/>
-          <w:b/>
-          <w:bCs/>
-          <w:sz w:val="20"/>
-          <w:szCs w:val="20"/>
-        </w:rPr>
-        <w:t>#</w:t>
-      </w:r>
-      <w:r>
-        <w:rPr>
-          <w:rFonts w:ascii="Calibri" w:hAnsi="Calibri" w:cs="Calibri"/>
-          <w:b/>
-          <w:bCs/>
-          <w:sz w:val="20"/>
-          <w:szCs w:val="20"/>
-          <w:lang w:val="en-US"/>
-        </w:rPr>
-        <w:t xml:space="preserve">1 </w:t>
-      </w:r>
-      <w:r>
-        <w:rPr>
-          <w:rFonts w:ascii="Calibri" w:hAnsi="Calibri" w:cs="Calibri"/>
-          <w:b/>
-          <w:bCs/>
-          <w:sz w:val="20"/>
-          <w:szCs w:val="20"/>
-          <w:lang w:val="en-US"/>
-        </w:rPr>
-        <w:t>Habit Tracker</w:t>
       </w:r>
     </w:p>
     <w:p>
@@ -3707,41 +3939,26 @@
           <w:sz w:val="20"/>
           <w:szCs w:val="20"/>
         </w:rPr>
-        <w:t xml:space="preserve">В рамках финального проекта курсов </w:t>
-      </w:r>
-      <w:r>
-        <w:rPr>
-          <w:rFonts w:ascii="Calibri" w:hAnsi="Calibri" w:cs="Calibri"/>
-          <w:sz w:val="20"/>
-          <w:szCs w:val="20"/>
-          <w:lang w:val="en-US"/>
-        </w:rPr>
-        <w:t>JS</w:t>
-      </w:r>
-      <w:r>
-        <w:rPr>
-          <w:rFonts w:ascii="Calibri" w:hAnsi="Calibri" w:cs="Calibri"/>
-          <w:sz w:val="20"/>
-          <w:szCs w:val="20"/>
-        </w:rPr>
-        <w:t xml:space="preserve"> отвечал за работу с базой данных и </w:t>
-      </w:r>
-      <w:r>
-        <w:rPr>
-          <w:rFonts w:ascii="Calibri" w:hAnsi="Calibri" w:cs="Calibri"/>
-          <w:sz w:val="20"/>
-          <w:szCs w:val="20"/>
-          <w:lang w:val="en-US"/>
-        </w:rPr>
-        <w:t>backend</w:t>
-      </w:r>
-      <w:r>
-        <w:rPr>
-          <w:rFonts w:ascii="Calibri" w:hAnsi="Calibri" w:cs="Calibri"/>
-          <w:sz w:val="20"/>
-          <w:szCs w:val="20"/>
-        </w:rPr>
-        <w:t>.</w:t>
+        <w:t xml:space="preserve">Реализовал функционал авторизации и аутентификации, чтобы предоставить доступ к инструменту </w:t>
+      </w:r>
+      <w:proofErr w:type="spellStart"/>
+      <w:r>
+        <w:rPr>
+          <w:rFonts w:ascii="Calibri" w:hAnsi="Calibri" w:cs="Calibri"/>
+          <w:sz w:val="20"/>
+          <w:szCs w:val="20"/>
+          <w:lang w:val="en-US"/>
+        </w:rPr>
+        <w:t>GraphiQL</w:t>
+      </w:r>
+      <w:proofErr w:type="spellEnd"/>
+      <w:r>
+        <w:rPr>
+          <w:rFonts w:ascii="Calibri" w:hAnsi="Calibri" w:cs="Calibri"/>
+          <w:sz w:val="20"/>
+          <w:szCs w:val="20"/>
+        </w:rPr>
+        <w:t xml:space="preserve"> только авторизованным пользователям.</w:t>
       </w:r>
     </w:p>
     <w:p>
@@ -3765,7 +3982,26 @@
           <w:sz w:val="20"/>
           <w:szCs w:val="20"/>
         </w:rPr>
-        <w:t>Реализовал авторизацию и аутентификацию пользователя.</w:t>
+        <w:t xml:space="preserve">Интегрировал </w:t>
+      </w:r>
+      <w:proofErr w:type="spellStart"/>
+      <w:r>
+        <w:rPr>
+          <w:rFonts w:ascii="Calibri" w:hAnsi="Calibri" w:cs="Calibri"/>
+          <w:sz w:val="20"/>
+          <w:szCs w:val="20"/>
+          <w:lang w:val="en-US"/>
+        </w:rPr>
+        <w:t>GraphQL</w:t>
+      </w:r>
+      <w:proofErr w:type="spellEnd"/>
+      <w:r>
+        <w:rPr>
+          <w:rFonts w:ascii="Calibri" w:hAnsi="Calibri" w:cs="Calibri"/>
+          <w:sz w:val="20"/>
+          <w:szCs w:val="20"/>
+        </w:rPr>
+        <w:t xml:space="preserve"> для оптимизации взаимодействия с сервером и клиентом.</w:t>
       </w:r>
     </w:p>
     <w:p>
@@ -3781,32 +4017,188 @@
           <w:rFonts w:ascii="Calibri" w:hAnsi="Calibri" w:cs="Calibri"/>
           <w:sz w:val="20"/>
           <w:szCs w:val="20"/>
-        </w:rPr>
-      </w:pPr>
-      <w:r>
-        <w:rPr>
-          <w:rFonts w:ascii="Calibri" w:hAnsi="Calibri" w:cs="Calibri"/>
-          <w:sz w:val="20"/>
-          <w:szCs w:val="20"/>
-        </w:rPr>
-        <w:t xml:space="preserve">Реализовал рендеринг </w:t>
-      </w:r>
-      <w:r>
-        <w:rPr>
-          <w:rFonts w:ascii="Calibri" w:hAnsi="Calibri" w:cs="Calibri"/>
-          <w:sz w:val="20"/>
-          <w:szCs w:val="20"/>
-          <w:lang w:val="en-US"/>
-        </w:rPr>
-        <w:t>habits</w:t>
-      </w:r>
-      <w:r>
-        <w:rPr>
-          <w:rFonts w:ascii="Calibri" w:hAnsi="Calibri" w:cs="Calibri"/>
-          <w:sz w:val="20"/>
-          <w:szCs w:val="20"/>
-        </w:rPr>
-        <w:t xml:space="preserve"> и их добавление с уникальным цветом для каждого.</w:t>
+          <w:lang w:val="en-US"/>
+        </w:rPr>
+      </w:pPr>
+      <w:r>
+        <w:rPr>
+          <w:rFonts w:ascii="Calibri" w:hAnsi="Calibri" w:cs="Calibri"/>
+          <w:sz w:val="20"/>
+          <w:szCs w:val="20"/>
+        </w:rPr>
+        <w:t>Стек</w:t>
+      </w:r>
+      <w:r>
+        <w:rPr>
+          <w:rFonts w:ascii="Calibri" w:hAnsi="Calibri" w:cs="Calibri"/>
+          <w:sz w:val="20"/>
+          <w:szCs w:val="20"/>
+          <w:lang w:val="en-US"/>
+        </w:rPr>
+        <w:t>:</w:t>
+      </w:r>
+      <w:r>
+        <w:rPr>
+          <w:rFonts w:ascii="Calibri" w:hAnsi="Calibri" w:cs="Calibri"/>
+          <w:sz w:val="20"/>
+          <w:szCs w:val="20"/>
+          <w:lang w:val="en-US"/>
+        </w:rPr>
+        <w:t xml:space="preserve"> React,</w:t>
+      </w:r>
+      <w:r>
+        <w:rPr>
+          <w:rFonts w:ascii="Calibri" w:hAnsi="Calibri" w:cs="Calibri"/>
+          <w:sz w:val="20"/>
+          <w:szCs w:val="20"/>
+          <w:lang w:val="en-US"/>
+        </w:rPr>
+        <w:t xml:space="preserve"> </w:t>
+      </w:r>
+      <w:proofErr w:type="spellStart"/>
+      <w:r>
+        <w:rPr>
+          <w:rFonts w:ascii="Calibri" w:hAnsi="Calibri" w:cs="Calibri"/>
+          <w:sz w:val="20"/>
+          <w:szCs w:val="20"/>
+          <w:lang w:val="en-US"/>
+        </w:rPr>
+        <w:t>TypeScript</w:t>
+      </w:r>
+      <w:proofErr w:type="spellEnd"/>
+      <w:r>
+        <w:rPr>
+          <w:rFonts w:ascii="Calibri" w:hAnsi="Calibri" w:cs="Calibri"/>
+          <w:sz w:val="20"/>
+          <w:szCs w:val="20"/>
+          <w:lang w:val="en-US"/>
+        </w:rPr>
+        <w:t xml:space="preserve">, </w:t>
+      </w:r>
+      <w:proofErr w:type="spellStart"/>
+      <w:r>
+        <w:rPr>
+          <w:rFonts w:ascii="Calibri" w:hAnsi="Calibri" w:cs="Calibri"/>
+          <w:sz w:val="20"/>
+          <w:szCs w:val="20"/>
+          <w:lang w:val="en-US"/>
+        </w:rPr>
+        <w:t>Firebas</w:t>
+      </w:r>
+      <w:proofErr w:type="spellEnd"/>
+      <w:r>
+        <w:rPr>
+          <w:rFonts w:ascii="Calibri" w:hAnsi="Calibri" w:cs="Calibri"/>
+          <w:sz w:val="20"/>
+          <w:szCs w:val="20"/>
+          <w:lang w:val="en-US"/>
+        </w:rPr>
+        <w:t xml:space="preserve">, </w:t>
+      </w:r>
+      <w:proofErr w:type="spellStart"/>
+      <w:r>
+        <w:rPr>
+          <w:rFonts w:ascii="Calibri" w:hAnsi="Calibri" w:cs="Calibri"/>
+          <w:sz w:val="20"/>
+          <w:szCs w:val="20"/>
+          <w:lang w:val="en-US"/>
+        </w:rPr>
+        <w:t>Netlify</w:t>
+      </w:r>
+      <w:proofErr w:type="spellEnd"/>
+      <w:r>
+        <w:rPr>
+          <w:rFonts w:ascii="Calibri" w:hAnsi="Calibri" w:cs="Calibri"/>
+          <w:sz w:val="20"/>
+          <w:szCs w:val="20"/>
+          <w:lang w:val="en-US"/>
+        </w:rPr>
+        <w:t xml:space="preserve">, </w:t>
+      </w:r>
+      <w:proofErr w:type="spellStart"/>
+      <w:r>
+        <w:rPr>
+          <w:rFonts w:ascii="Calibri" w:hAnsi="Calibri" w:cs="Calibri"/>
+          <w:sz w:val="20"/>
+          <w:szCs w:val="20"/>
+          <w:lang w:val="en-US"/>
+        </w:rPr>
+        <w:t>Git</w:t>
+      </w:r>
+      <w:proofErr w:type="spellEnd"/>
+      <w:r>
+        <w:rPr>
+          <w:rFonts w:ascii="Calibri" w:hAnsi="Calibri" w:cs="Calibri"/>
+          <w:sz w:val="20"/>
+          <w:szCs w:val="20"/>
+          <w:lang w:val="en-US"/>
+        </w:rPr>
+        <w:t xml:space="preserve">, </w:t>
+      </w:r>
+      <w:proofErr w:type="spellStart"/>
+      <w:r>
+        <w:rPr>
+          <w:rFonts w:ascii="Calibri" w:hAnsi="Calibri" w:cs="Calibri"/>
+          <w:sz w:val="20"/>
+          <w:szCs w:val="20"/>
+          <w:lang w:val="en-US"/>
+        </w:rPr>
+        <w:t>GitHub</w:t>
+      </w:r>
+      <w:proofErr w:type="spellEnd"/>
+      <w:r>
+        <w:rPr>
+          <w:rFonts w:ascii="Calibri" w:hAnsi="Calibri" w:cs="Calibri"/>
+          <w:sz w:val="20"/>
+          <w:szCs w:val="20"/>
+          <w:lang w:val="en-US"/>
+        </w:rPr>
+        <w:t>.</w:t>
+      </w:r>
+    </w:p>
+    <w:p>
+      <w:pPr>
+        <w:rPr>
+          <w:rFonts w:ascii="Calibri" w:hAnsi="Calibri" w:cs="Calibri"/>
+          <w:lang w:val="en-US"/>
+        </w:rPr>
+      </w:pPr>
+    </w:p>
+    <w:p>
+      <w:pPr>
+        <w:pStyle w:val="aff0"/>
+        <w:shd w:val="clear" w:color="auto" w:fill="FFFFFF"/>
+        <w:spacing w:before="0" w:beforeAutospacing="0" w:after="0" w:afterAutospacing="0"/>
+        <w:rPr>
+          <w:rFonts w:ascii="Calibri" w:hAnsi="Calibri" w:cs="Calibri"/>
+          <w:b/>
+          <w:bCs/>
+          <w:sz w:val="20"/>
+          <w:szCs w:val="20"/>
+          <w:lang w:val="en-US"/>
+        </w:rPr>
+      </w:pPr>
+      <w:r>
+        <w:rPr>
+          <w:rFonts w:ascii="Calibri" w:hAnsi="Calibri" w:cs="Calibri"/>
+          <w:b/>
+          <w:bCs/>
+          <w:sz w:val="20"/>
+          <w:szCs w:val="20"/>
+          <w:lang w:val="en-US"/>
+        </w:rPr>
+        <w:t xml:space="preserve">#3 </w:t>
+      </w:r>
+      <w:r>
+        <w:rPr>
+          <w:rFonts w:ascii="Calibri" w:hAnsi="Calibri" w:cs="Calibri"/>
+          <w:b/>
+          <w:bCs/>
+          <w:sz w:val="20"/>
+          <w:szCs w:val="20"/>
+          <w:lang w:val="en-US"/>
+        </w:rPr>
+        <w:t>Form</w:t>
       </w:r>
     </w:p>
     <w:p>
@@ -3830,7 +4222,41 @@
           <w:sz w:val="20"/>
           <w:szCs w:val="20"/>
         </w:rPr>
-        <w:t>Обеспечил сохранение данных и их восстановление при перезагрузке страницы.</w:t>
+        <w:t xml:space="preserve">Учебный проект на </w:t>
+      </w:r>
+      <w:r>
+        <w:rPr>
+          <w:rFonts w:ascii="Calibri" w:hAnsi="Calibri" w:cs="Calibri"/>
+          <w:sz w:val="20"/>
+          <w:szCs w:val="20"/>
+          <w:lang w:val="en-US"/>
+        </w:rPr>
+        <w:t>React</w:t>
+      </w:r>
+      <w:r>
+        <w:rPr>
+          <w:rFonts w:ascii="Calibri" w:hAnsi="Calibri" w:cs="Calibri"/>
+          <w:sz w:val="20"/>
+          <w:szCs w:val="20"/>
+        </w:rPr>
+        <w:t xml:space="preserve">, в котором была реализована работа с </w:t>
+      </w:r>
+      <w:r>
+        <w:rPr>
+          <w:rFonts w:ascii="Calibri" w:hAnsi="Calibri" w:cs="Calibri"/>
+          <w:sz w:val="20"/>
+          <w:szCs w:val="20"/>
+          <w:lang w:val="en-US"/>
+        </w:rPr>
+        <w:t>API</w:t>
+      </w:r>
+      <w:r>
+        <w:rPr>
+          <w:rFonts w:ascii="Calibri" w:hAnsi="Calibri" w:cs="Calibri"/>
+          <w:sz w:val="20"/>
+          <w:szCs w:val="20"/>
+        </w:rPr>
+        <w:t>.</w:t>
       </w:r>
     </w:p>
     <w:p>
@@ -3846,25 +4272,15 @@
           <w:rFonts w:ascii="Calibri" w:hAnsi="Calibri" w:cs="Calibri"/>
           <w:sz w:val="20"/>
           <w:szCs w:val="20"/>
-          <w:lang w:val="en-US"/>
-        </w:rPr>
-      </w:pPr>
-      <w:r>
-        <w:rPr>
-          <w:rFonts w:ascii="Calibri" w:hAnsi="Calibri" w:cs="Calibri"/>
-          <w:sz w:val="20"/>
-          <w:szCs w:val="20"/>
-        </w:rPr>
-        <w:t>Стек</w:t>
-      </w:r>
-      <w:r>
-        <w:rPr>
-          <w:rFonts w:ascii="Calibri" w:hAnsi="Calibri" w:cs="Calibri"/>
-          <w:sz w:val="20"/>
-          <w:szCs w:val="20"/>
-          <w:lang w:val="en-US"/>
-        </w:rPr>
-        <w:t xml:space="preserve">: </w:t>
+        </w:rPr>
+      </w:pPr>
+      <w:r>
+        <w:rPr>
+          <w:rFonts w:ascii="Calibri" w:hAnsi="Calibri" w:cs="Calibri"/>
+          <w:sz w:val="20"/>
+          <w:szCs w:val="20"/>
+        </w:rPr>
+        <w:t xml:space="preserve">Обеспечил работу формы через </w:t>
       </w:r>
       <w:proofErr w:type="spellStart"/>
       <w:r>
@@ -3874,7 +4290,7 @@
           <w:szCs w:val="20"/>
           <w:lang w:val="en-US"/>
         </w:rPr>
-        <w:t>TypeScript</w:t>
+        <w:t>RefObject</w:t>
       </w:r>
       <w:proofErr w:type="spellEnd"/>
       <w:r>
@@ -3882,9 +4298,8 @@
           <w:rFonts w:ascii="Calibri" w:hAnsi="Calibri" w:cs="Calibri"/>
           <w:sz w:val="20"/>
           <w:szCs w:val="20"/>
-          <w:lang w:val="en-US"/>
-        </w:rPr>
-        <w:t xml:space="preserve">, </w:t>
+        </w:rPr>
+        <w:t xml:space="preserve"> и </w:t>
       </w:r>
       <w:proofErr w:type="spellStart"/>
       <w:r>
@@ -3894,7 +4309,7 @@
           <w:szCs w:val="20"/>
           <w:lang w:val="en-US"/>
         </w:rPr>
-        <w:t>Firebas</w:t>
+        <w:t>useForm</w:t>
       </w:r>
       <w:proofErr w:type="spellEnd"/>
       <w:r>
@@ -3902,117 +4317,26 @@
           <w:rFonts w:ascii="Calibri" w:hAnsi="Calibri" w:cs="Calibri"/>
           <w:sz w:val="20"/>
           <w:szCs w:val="20"/>
-          <w:lang w:val="en-US"/>
-        </w:rPr>
-        <w:t xml:space="preserve">, </w:t>
-      </w:r>
-      <w:proofErr w:type="spellStart"/>
-      <w:r>
-        <w:rPr>
-          <w:rFonts w:ascii="Calibri" w:hAnsi="Calibri" w:cs="Calibri"/>
-          <w:sz w:val="20"/>
-          <w:szCs w:val="20"/>
-          <w:lang w:val="en-US"/>
-        </w:rPr>
-        <w:t>Netlify</w:t>
-      </w:r>
-      <w:proofErr w:type="spellEnd"/>
-      <w:r>
-        <w:rPr>
-          <w:rFonts w:ascii="Calibri" w:hAnsi="Calibri" w:cs="Calibri"/>
-          <w:sz w:val="20"/>
-          <w:szCs w:val="20"/>
-          <w:lang w:val="en-US"/>
-        </w:rPr>
-        <w:t xml:space="preserve">, </w:t>
-      </w:r>
-      <w:proofErr w:type="spellStart"/>
-      <w:r>
-        <w:rPr>
-          <w:rFonts w:ascii="Calibri" w:hAnsi="Calibri" w:cs="Calibri"/>
-          <w:sz w:val="20"/>
-          <w:szCs w:val="20"/>
-          <w:lang w:val="en-US"/>
-        </w:rPr>
-        <w:t>Git</w:t>
-      </w:r>
-      <w:proofErr w:type="spellEnd"/>
-      <w:r>
-        <w:rPr>
-          <w:rFonts w:ascii="Calibri" w:hAnsi="Calibri" w:cs="Calibri"/>
-          <w:sz w:val="20"/>
-          <w:szCs w:val="20"/>
-          <w:lang w:val="en-US"/>
-        </w:rPr>
-        <w:t xml:space="preserve">, </w:t>
-      </w:r>
-      <w:proofErr w:type="spellStart"/>
-      <w:r>
-        <w:rPr>
-          <w:rFonts w:ascii="Calibri" w:hAnsi="Calibri" w:cs="Calibri"/>
-          <w:sz w:val="20"/>
-          <w:szCs w:val="20"/>
-          <w:lang w:val="en-US"/>
-        </w:rPr>
-        <w:t>GitHub</w:t>
-      </w:r>
-      <w:proofErr w:type="spellEnd"/>
-      <w:r>
-        <w:rPr>
-          <w:rFonts w:ascii="Calibri" w:hAnsi="Calibri" w:cs="Calibri"/>
-          <w:sz w:val="20"/>
-          <w:szCs w:val="20"/>
-          <w:lang w:val="en-US"/>
-        </w:rPr>
-        <w:t>.</w:t>
-      </w:r>
-    </w:p>
-    <w:p>
-      <w:pPr>
-        <w:rPr>
-          <w:rFonts w:ascii="Calibri" w:hAnsi="Calibri" w:cs="Calibri"/>
-          <w:lang w:val="en-US"/>
-        </w:rPr>
-      </w:pPr>
-    </w:p>
-    <w:p>
-      <w:pPr>
-        <w:pStyle w:val="aff0"/>
-        <w:shd w:val="clear" w:color="auto" w:fill="FFFFFF"/>
-        <w:spacing w:before="0" w:beforeAutospacing="0" w:after="0" w:afterAutospacing="0"/>
-        <w:rPr>
-          <w:rFonts w:ascii="Calibri" w:hAnsi="Calibri" w:cs="Calibri"/>
-          <w:b/>
-          <w:bCs/>
-          <w:sz w:val="20"/>
-          <w:szCs w:val="20"/>
-          <w:lang w:val="en-US"/>
-        </w:rPr>
-      </w:pPr>
-      <w:r>
-        <w:rPr>
-          <w:rFonts w:ascii="Calibri" w:hAnsi="Calibri" w:cs="Calibri"/>
-          <w:b/>
-          <w:bCs/>
-          <w:sz w:val="20"/>
-          <w:szCs w:val="20"/>
-          <w:lang w:val="en-US"/>
-        </w:rPr>
-        <w:t xml:space="preserve">#2 </w:t>
-      </w:r>
-      <w:proofErr w:type="spellStart"/>
-      <w:r>
-        <w:rPr>
-          <w:rFonts w:ascii="Calibri" w:hAnsi="Calibri" w:cs="Calibri"/>
-          <w:b/>
-          <w:bCs/>
-          <w:sz w:val="20"/>
-          <w:szCs w:val="20"/>
-          <w:lang w:val="en-US"/>
-        </w:rPr>
-        <w:t>GraphQL</w:t>
-      </w:r>
-      <w:proofErr w:type="spellEnd"/>
+        </w:rPr>
+        <w:t>, а также серверный рендеринг (</w:t>
+      </w:r>
+      <w:r>
+        <w:rPr>
+          <w:rFonts w:ascii="Calibri" w:hAnsi="Calibri" w:cs="Calibri"/>
+          <w:sz w:val="20"/>
+          <w:szCs w:val="20"/>
+          <w:lang w:val="en-US"/>
+        </w:rPr>
+        <w:t>SSR</w:t>
+      </w:r>
+      <w:r>
+        <w:rPr>
+          <w:rFonts w:ascii="Calibri" w:hAnsi="Calibri" w:cs="Calibri"/>
+          <w:sz w:val="20"/>
+          <w:szCs w:val="20"/>
+        </w:rPr>
+        <w:t>).</w:t>
+      </w:r>
     </w:p>
     <w:p>
       <w:pPr>
@@ -4035,499 +4359,15 @@
           <w:sz w:val="20"/>
           <w:szCs w:val="20"/>
         </w:rPr>
-        <w:t xml:space="preserve">Финальный проект курса по </w:t>
-      </w:r>
-      <w:r>
-        <w:rPr>
-          <w:rFonts w:ascii="Calibri" w:hAnsi="Calibri" w:cs="Calibri"/>
-          <w:sz w:val="20"/>
-          <w:szCs w:val="20"/>
-          <w:lang w:val="en-US"/>
-        </w:rPr>
-        <w:t>React</w:t>
-      </w:r>
-      <w:r>
-        <w:rPr>
-          <w:rFonts w:ascii="Calibri" w:hAnsi="Calibri" w:cs="Calibri"/>
-          <w:sz w:val="20"/>
-          <w:szCs w:val="20"/>
-        </w:rPr>
-        <w:t xml:space="preserve">, включающий работу с </w:t>
-      </w:r>
-      <w:proofErr w:type="spellStart"/>
-      <w:r>
-        <w:rPr>
-          <w:rFonts w:ascii="Calibri" w:hAnsi="Calibri" w:cs="Calibri"/>
-          <w:sz w:val="20"/>
-          <w:szCs w:val="20"/>
-          <w:lang w:val="en-US"/>
-        </w:rPr>
-        <w:t>GraphQL</w:t>
-      </w:r>
-      <w:proofErr w:type="spellEnd"/>
-      <w:r>
-        <w:rPr>
-          <w:rFonts w:ascii="Calibri" w:hAnsi="Calibri" w:cs="Calibri"/>
-          <w:sz w:val="20"/>
-          <w:szCs w:val="20"/>
-        </w:rPr>
-        <w:t>.</w:t>
-      </w:r>
-    </w:p>
-    <w:p>
-      <w:pPr>
-        <w:pStyle w:val="aff0"/>
-        <w:numPr>
-          <w:ilvl w:val="0"/>
-          <w:numId w:val="22"/>
-        </w:numPr>
-        <w:shd w:val="clear" w:color="auto" w:fill="FFFFFF"/>
-        <w:spacing w:before="0" w:beforeAutospacing="0" w:after="0" w:afterAutospacing="0"/>
-        <w:rPr>
-          <w:rFonts w:ascii="Calibri" w:hAnsi="Calibri" w:cs="Calibri"/>
-          <w:sz w:val="20"/>
-          <w:szCs w:val="20"/>
-        </w:rPr>
-      </w:pPr>
-      <w:r>
-        <w:rPr>
-          <w:rFonts w:ascii="Calibri" w:hAnsi="Calibri" w:cs="Calibri"/>
-          <w:sz w:val="20"/>
-          <w:szCs w:val="20"/>
-        </w:rPr>
-        <w:lastRenderedPageBreak/>
-        <w:t xml:space="preserve">Реализовал функционал авторизации и аутентификации, чтобы предоставить доступ к инструменту </w:t>
-      </w:r>
-      <w:proofErr w:type="spellStart"/>
-      <w:r>
-        <w:rPr>
-          <w:rFonts w:ascii="Calibri" w:hAnsi="Calibri" w:cs="Calibri"/>
-          <w:sz w:val="20"/>
-          <w:szCs w:val="20"/>
-          <w:lang w:val="en-US"/>
-        </w:rPr>
-        <w:t>GraphiQL</w:t>
-      </w:r>
-      <w:proofErr w:type="spellEnd"/>
-      <w:r>
-        <w:rPr>
-          <w:rFonts w:ascii="Calibri" w:hAnsi="Calibri" w:cs="Calibri"/>
-          <w:sz w:val="20"/>
-          <w:szCs w:val="20"/>
-        </w:rPr>
-        <w:t xml:space="preserve"> только авторизованным пользователям.</w:t>
-      </w:r>
-    </w:p>
-    <w:p>
-      <w:pPr>
-        <w:pStyle w:val="aff0"/>
-        <w:numPr>
-          <w:ilvl w:val="0"/>
-          <w:numId w:val="22"/>
-        </w:numPr>
-        <w:shd w:val="clear" w:color="auto" w:fill="FFFFFF"/>
-        <w:spacing w:before="0" w:beforeAutospacing="0" w:after="0" w:afterAutospacing="0"/>
-        <w:rPr>
-          <w:rFonts w:ascii="Calibri" w:hAnsi="Calibri" w:cs="Calibri"/>
-          <w:sz w:val="20"/>
-          <w:szCs w:val="20"/>
-        </w:rPr>
-      </w:pPr>
-      <w:r>
-        <w:rPr>
-          <w:rFonts w:ascii="Calibri" w:hAnsi="Calibri" w:cs="Calibri"/>
-          <w:sz w:val="20"/>
-          <w:szCs w:val="20"/>
-        </w:rPr>
-        <w:t xml:space="preserve">Интегрировал </w:t>
-      </w:r>
-      <w:proofErr w:type="spellStart"/>
-      <w:r>
-        <w:rPr>
-          <w:rFonts w:ascii="Calibri" w:hAnsi="Calibri" w:cs="Calibri"/>
-          <w:sz w:val="20"/>
-          <w:szCs w:val="20"/>
-          <w:lang w:val="en-US"/>
-        </w:rPr>
-        <w:t>GraphQL</w:t>
-      </w:r>
-      <w:proofErr w:type="spellEnd"/>
-      <w:r>
-        <w:rPr>
-          <w:rFonts w:ascii="Calibri" w:hAnsi="Calibri" w:cs="Calibri"/>
-          <w:sz w:val="20"/>
-          <w:szCs w:val="20"/>
-        </w:rPr>
-        <w:t xml:space="preserve"> для оптимизации взаимодействия с сервером и клиентом.</w:t>
-      </w:r>
-    </w:p>
-    <w:p>
-      <w:pPr>
-        <w:pStyle w:val="aff0"/>
-        <w:numPr>
-          <w:ilvl w:val="0"/>
-          <w:numId w:val="22"/>
-        </w:numPr>
-        <w:shd w:val="clear" w:color="auto" w:fill="FFFFFF"/>
-        <w:spacing w:before="0" w:beforeAutospacing="0" w:after="0" w:afterAutospacing="0"/>
-        <w:rPr>
-          <w:rFonts w:ascii="Calibri" w:hAnsi="Calibri" w:cs="Calibri"/>
-          <w:sz w:val="20"/>
-          <w:szCs w:val="20"/>
-          <w:lang w:val="en-US"/>
-        </w:rPr>
-      </w:pPr>
-      <w:r>
-        <w:rPr>
-          <w:rFonts w:ascii="Calibri" w:hAnsi="Calibri" w:cs="Calibri"/>
-          <w:sz w:val="20"/>
-          <w:szCs w:val="20"/>
-        </w:rPr>
-        <w:t>Стек</w:t>
-      </w:r>
-      <w:r>
-        <w:rPr>
-          <w:rFonts w:ascii="Calibri" w:hAnsi="Calibri" w:cs="Calibri"/>
-          <w:sz w:val="20"/>
-          <w:szCs w:val="20"/>
-          <w:lang w:val="en-US"/>
-        </w:rPr>
-        <w:t>:</w:t>
-      </w:r>
-      <w:r>
-        <w:rPr>
-          <w:rFonts w:ascii="Calibri" w:hAnsi="Calibri" w:cs="Calibri"/>
-          <w:sz w:val="20"/>
-          <w:szCs w:val="20"/>
-          <w:lang w:val="en-US"/>
-        </w:rPr>
-        <w:t xml:space="preserve"> React,</w:t>
-      </w:r>
-      <w:r>
-        <w:rPr>
-          <w:rFonts w:ascii="Calibri" w:hAnsi="Calibri" w:cs="Calibri"/>
-          <w:sz w:val="20"/>
-          <w:szCs w:val="20"/>
-          <w:lang w:val="en-US"/>
-        </w:rPr>
-        <w:t xml:space="preserve"> </w:t>
-      </w:r>
-      <w:proofErr w:type="spellStart"/>
-      <w:r>
-        <w:rPr>
-          <w:rFonts w:ascii="Calibri" w:hAnsi="Calibri" w:cs="Calibri"/>
-          <w:sz w:val="20"/>
-          <w:szCs w:val="20"/>
-          <w:lang w:val="en-US"/>
-        </w:rPr>
-        <w:t>TypeScript</w:t>
-      </w:r>
-      <w:proofErr w:type="spellEnd"/>
-      <w:r>
-        <w:rPr>
-          <w:rFonts w:ascii="Calibri" w:hAnsi="Calibri" w:cs="Calibri"/>
-          <w:sz w:val="20"/>
-          <w:szCs w:val="20"/>
-          <w:lang w:val="en-US"/>
-        </w:rPr>
-        <w:t xml:space="preserve">, </w:t>
-      </w:r>
-      <w:proofErr w:type="spellStart"/>
-      <w:r>
-        <w:rPr>
-          <w:rFonts w:ascii="Calibri" w:hAnsi="Calibri" w:cs="Calibri"/>
-          <w:sz w:val="20"/>
-          <w:szCs w:val="20"/>
-          <w:lang w:val="en-US"/>
-        </w:rPr>
-        <w:t>Firebas</w:t>
-      </w:r>
-      <w:proofErr w:type="spellEnd"/>
-      <w:r>
-        <w:rPr>
-          <w:rFonts w:ascii="Calibri" w:hAnsi="Calibri" w:cs="Calibri"/>
-          <w:sz w:val="20"/>
-          <w:szCs w:val="20"/>
-          <w:lang w:val="en-US"/>
-        </w:rPr>
-        <w:t xml:space="preserve">, </w:t>
-      </w:r>
-      <w:proofErr w:type="spellStart"/>
-      <w:r>
-        <w:rPr>
-          <w:rFonts w:ascii="Calibri" w:hAnsi="Calibri" w:cs="Calibri"/>
-          <w:sz w:val="20"/>
-          <w:szCs w:val="20"/>
-          <w:lang w:val="en-US"/>
-        </w:rPr>
-        <w:t>Netlify</w:t>
-      </w:r>
-      <w:proofErr w:type="spellEnd"/>
-      <w:r>
-        <w:rPr>
-          <w:rFonts w:ascii="Calibri" w:hAnsi="Calibri" w:cs="Calibri"/>
-          <w:sz w:val="20"/>
-          <w:szCs w:val="20"/>
-          <w:lang w:val="en-US"/>
-        </w:rPr>
-        <w:t xml:space="preserve">, </w:t>
-      </w:r>
-      <w:proofErr w:type="spellStart"/>
-      <w:r>
-        <w:rPr>
-          <w:rFonts w:ascii="Calibri" w:hAnsi="Calibri" w:cs="Calibri"/>
-          <w:sz w:val="20"/>
-          <w:szCs w:val="20"/>
-          <w:lang w:val="en-US"/>
-        </w:rPr>
-        <w:t>Git</w:t>
-      </w:r>
-      <w:proofErr w:type="spellEnd"/>
-      <w:r>
-        <w:rPr>
-          <w:rFonts w:ascii="Calibri" w:hAnsi="Calibri" w:cs="Calibri"/>
-          <w:sz w:val="20"/>
-          <w:szCs w:val="20"/>
-          <w:lang w:val="en-US"/>
-        </w:rPr>
-        <w:t xml:space="preserve">, </w:t>
-      </w:r>
-      <w:proofErr w:type="spellStart"/>
-      <w:r>
-        <w:rPr>
-          <w:rFonts w:ascii="Calibri" w:hAnsi="Calibri" w:cs="Calibri"/>
-          <w:sz w:val="20"/>
-          <w:szCs w:val="20"/>
-          <w:lang w:val="en-US"/>
-        </w:rPr>
-        <w:t>GitHub</w:t>
-      </w:r>
-      <w:proofErr w:type="spellEnd"/>
-      <w:r>
-        <w:rPr>
-          <w:rFonts w:ascii="Calibri" w:hAnsi="Calibri" w:cs="Calibri"/>
-          <w:sz w:val="20"/>
-          <w:szCs w:val="20"/>
-          <w:lang w:val="en-US"/>
-        </w:rPr>
-        <w:t>.</w:t>
-      </w:r>
-    </w:p>
-    <w:p>
-      <w:pPr>
-        <w:rPr>
-          <w:rFonts w:ascii="Calibri" w:hAnsi="Calibri" w:cs="Calibri"/>
-          <w:lang w:val="en-US"/>
-        </w:rPr>
-      </w:pPr>
+        <w:t>Настроил взаимодействие с внешними сервисами и обработку данных форм.</w:t>
+      </w:r>
     </w:p>
     <w:p>
       <w:pPr>
         <w:pStyle w:val="aff0"/>
         <w:shd w:val="clear" w:color="auto" w:fill="FFFFFF"/>
         <w:spacing w:before="0" w:beforeAutospacing="0" w:after="0" w:afterAutospacing="0"/>
-        <w:rPr>
-          <w:rFonts w:ascii="Calibri" w:hAnsi="Calibri" w:cs="Calibri"/>
-          <w:b/>
-          <w:bCs/>
-          <w:sz w:val="20"/>
-          <w:szCs w:val="20"/>
-          <w:lang w:val="en-US"/>
-        </w:rPr>
-      </w:pPr>
-      <w:r>
-        <w:rPr>
-          <w:rFonts w:ascii="Calibri" w:hAnsi="Calibri" w:cs="Calibri"/>
-          <w:b/>
-          <w:bCs/>
-          <w:sz w:val="20"/>
-          <w:szCs w:val="20"/>
-          <w:lang w:val="en-US"/>
-        </w:rPr>
-        <w:t xml:space="preserve">#3 </w:t>
-      </w:r>
-      <w:r>
-        <w:rPr>
-          <w:rFonts w:ascii="Calibri" w:hAnsi="Calibri" w:cs="Calibri"/>
-          <w:b/>
-          <w:bCs/>
-          <w:sz w:val="20"/>
-          <w:szCs w:val="20"/>
-          <w:lang w:val="en-US"/>
-        </w:rPr>
-        <w:t>Form</w:t>
-      </w:r>
-    </w:p>
-    <w:p>
-      <w:pPr>
-        <w:pStyle w:val="aff0"/>
-        <w:numPr>
-          <w:ilvl w:val="0"/>
-          <w:numId w:val="22"/>
-        </w:numPr>
-        <w:shd w:val="clear" w:color="auto" w:fill="FFFFFF"/>
-        <w:spacing w:before="0" w:beforeAutospacing="0" w:after="0" w:afterAutospacing="0"/>
-        <w:rPr>
-          <w:rFonts w:ascii="Calibri" w:hAnsi="Calibri" w:cs="Calibri"/>
-          <w:sz w:val="20"/>
-          <w:szCs w:val="20"/>
-        </w:rPr>
-      </w:pPr>
-      <w:r>
-        <w:rPr>
-          <w:rFonts w:ascii="Calibri" w:hAnsi="Calibri" w:cs="Calibri"/>
-          <w:sz w:val="20"/>
-          <w:szCs w:val="20"/>
-        </w:rPr>
-        <w:t xml:space="preserve">Учебный проект на </w:t>
-      </w:r>
-      <w:r>
-        <w:rPr>
-          <w:rFonts w:ascii="Calibri" w:hAnsi="Calibri" w:cs="Calibri"/>
-          <w:sz w:val="20"/>
-          <w:szCs w:val="20"/>
-          <w:lang w:val="en-US"/>
-        </w:rPr>
-        <w:t>React</w:t>
-      </w:r>
-      <w:r>
-        <w:rPr>
-          <w:rFonts w:ascii="Calibri" w:hAnsi="Calibri" w:cs="Calibri"/>
-          <w:sz w:val="20"/>
-          <w:szCs w:val="20"/>
-        </w:rPr>
-        <w:t xml:space="preserve">, в котором была реализована работа с </w:t>
-      </w:r>
-      <w:r>
-        <w:rPr>
-          <w:rFonts w:ascii="Calibri" w:hAnsi="Calibri" w:cs="Calibri"/>
-          <w:sz w:val="20"/>
-          <w:szCs w:val="20"/>
-          <w:lang w:val="en-US"/>
-        </w:rPr>
-        <w:t>API</w:t>
-      </w:r>
-      <w:r>
-        <w:rPr>
-          <w:rFonts w:ascii="Calibri" w:hAnsi="Calibri" w:cs="Calibri"/>
-          <w:sz w:val="20"/>
-          <w:szCs w:val="20"/>
-        </w:rPr>
-        <w:t>.</w:t>
-      </w:r>
-    </w:p>
-    <w:p>
-      <w:pPr>
-        <w:pStyle w:val="aff0"/>
-        <w:numPr>
-          <w:ilvl w:val="0"/>
-          <w:numId w:val="22"/>
-        </w:numPr>
-        <w:shd w:val="clear" w:color="auto" w:fill="FFFFFF"/>
-        <w:spacing w:before="0" w:beforeAutospacing="0" w:after="0" w:afterAutospacing="0"/>
-        <w:rPr>
-          <w:rFonts w:ascii="Calibri" w:hAnsi="Calibri" w:cs="Calibri"/>
-          <w:sz w:val="20"/>
-          <w:szCs w:val="20"/>
-        </w:rPr>
-      </w:pPr>
-      <w:r>
-        <w:rPr>
-          <w:rFonts w:ascii="Calibri" w:hAnsi="Calibri" w:cs="Calibri"/>
-          <w:sz w:val="20"/>
-          <w:szCs w:val="20"/>
-        </w:rPr>
-        <w:t xml:space="preserve">Обеспечил работу формы через </w:t>
-      </w:r>
-      <w:proofErr w:type="spellStart"/>
-      <w:r>
-        <w:rPr>
-          <w:rFonts w:ascii="Calibri" w:hAnsi="Calibri" w:cs="Calibri"/>
-          <w:sz w:val="20"/>
-          <w:szCs w:val="20"/>
-          <w:lang w:val="en-US"/>
-        </w:rPr>
-        <w:t>RefObject</w:t>
-      </w:r>
-      <w:proofErr w:type="spellEnd"/>
-      <w:r>
-        <w:rPr>
-          <w:rFonts w:ascii="Calibri" w:hAnsi="Calibri" w:cs="Calibri"/>
-          <w:sz w:val="20"/>
-          <w:szCs w:val="20"/>
-        </w:rPr>
-        <w:t xml:space="preserve"> и </w:t>
-      </w:r>
-      <w:proofErr w:type="spellStart"/>
-      <w:r>
-        <w:rPr>
-          <w:rFonts w:ascii="Calibri" w:hAnsi="Calibri" w:cs="Calibri"/>
-          <w:sz w:val="20"/>
-          <w:szCs w:val="20"/>
-          <w:lang w:val="en-US"/>
-        </w:rPr>
-        <w:t>useForm</w:t>
-      </w:r>
-      <w:proofErr w:type="spellEnd"/>
-      <w:r>
-        <w:rPr>
-          <w:rFonts w:ascii="Calibri" w:hAnsi="Calibri" w:cs="Calibri"/>
-          <w:sz w:val="20"/>
-          <w:szCs w:val="20"/>
-        </w:rPr>
-        <w:t>, а также серверный рендеринг (</w:t>
-      </w:r>
-      <w:r>
-        <w:rPr>
-          <w:rFonts w:ascii="Calibri" w:hAnsi="Calibri" w:cs="Calibri"/>
-          <w:sz w:val="20"/>
-          <w:szCs w:val="20"/>
-          <w:lang w:val="en-US"/>
-        </w:rPr>
-        <w:t>SSR</w:t>
-      </w:r>
-      <w:r>
-        <w:rPr>
-          <w:rFonts w:ascii="Calibri" w:hAnsi="Calibri" w:cs="Calibri"/>
-          <w:sz w:val="20"/>
-          <w:szCs w:val="20"/>
-        </w:rPr>
-        <w:t>).</w:t>
-      </w:r>
-    </w:p>
-    <w:p>
-      <w:pPr>
-        <w:pStyle w:val="aff0"/>
-        <w:numPr>
-          <w:ilvl w:val="0"/>
-          <w:numId w:val="22"/>
-        </w:numPr>
-        <w:shd w:val="clear" w:color="auto" w:fill="FFFFFF"/>
-        <w:spacing w:before="0" w:beforeAutospacing="0" w:after="0" w:afterAutospacing="0"/>
-        <w:rPr>
-          <w:rFonts w:ascii="Calibri" w:hAnsi="Calibri" w:cs="Calibri"/>
-          <w:sz w:val="20"/>
-          <w:szCs w:val="20"/>
-        </w:rPr>
-      </w:pPr>
-      <w:r>
-        <w:rPr>
-          <w:rFonts w:ascii="Calibri" w:hAnsi="Calibri" w:cs="Calibri"/>
-          <w:sz w:val="20"/>
-          <w:szCs w:val="20"/>
-        </w:rPr>
-        <w:t>Настроил взаимодействие с внешними сервисами и обработку данных форм.</w:t>
-      </w:r>
-    </w:p>
-    <w:p>
-      <w:pPr>
-        <w:pStyle w:val="aff0"/>
-        <w:numPr>
-          <w:ilvl w:val="0"/>
-          <w:numId w:val="22"/>
-        </w:numPr>
-        <w:shd w:val="clear" w:color="auto" w:fill="FFFFFF"/>
-        <w:spacing w:before="0" w:beforeAutospacing="0" w:after="0" w:afterAutospacing="0"/>
+        <w:ind w:left="360"/>
         <w:rPr>
           <w:rFonts w:ascii="Calibri" w:hAnsi="Calibri" w:cs="Calibri"/>
           <w:sz w:val="20"/>
@@ -10088,7 +9928,7 @@
 </file>
 
 <file path=customXml/itemProps1.xml><?xml version="1.0" encoding="utf-8"?>
-<ds:datastoreItem xmlns:ds="http://schemas.openxmlformats.org/officeDocument/2006/customXml" ds:itemID="{A39FD91D-CFA8-45E0-8A9E-8EECB29C0773}">
+<ds:datastoreItem xmlns:ds="http://schemas.openxmlformats.org/officeDocument/2006/customXml" ds:itemID="{B9C76DB9-9BC9-4991-85A6-2E41F7A4670C}">
   <ds:schemaRefs>
     <ds:schemaRef ds:uri="http://schemas.openxmlformats.org/officeDocument/2006/bibliography"/>
   </ds:schemaRefs>

--- a/documents/CV.docx
+++ b/documents/CV.docx
@@ -181,6 +181,7 @@
           <w:rFonts w:ascii="Calibri" w:hAnsi="Calibri" w:cs="Calibri"/>
           <w:sz w:val="20"/>
           <w:szCs w:val="20"/>
+          <w:lang w:val="en-US"/>
         </w:rPr>
       </w:pPr>
       <w:r>
@@ -197,6 +198,7 @@
           <w:rFonts w:ascii="Calibri" w:hAnsi="Calibri" w:cs="Calibri"/>
           <w:sz w:val="20"/>
           <w:szCs w:val="20"/>
+          <w:lang w:val="en-US"/>
         </w:rPr>
         <w:t>: @</w:t>
       </w:r>
@@ -307,102 +309,92 @@
     </w:p>
     <w:p>
       <w:pPr>
-        <w:pStyle w:val="Empty"/>
-        <w:rPr>
-          <w:rFonts w:ascii="Calibri" w:hAnsi="Calibri" w:cs="Calibri"/>
-          <w:sz w:val="20"/>
-          <w:szCs w:val="20"/>
-        </w:rPr>
-      </w:pPr>
-      <w:r>
-        <w:rPr>
-          <w:rFonts w:ascii="Calibri" w:hAnsi="Calibri" w:cs="Calibri"/>
-          <w:sz w:val="20"/>
-          <w:szCs w:val="20"/>
-        </w:rPr>
-        <w:t>Имею 1 год опыта создания веб-приложений (</w:t>
-      </w:r>
+        <w:rPr>
+          <w:rFonts w:ascii="Calibri" w:hAnsi="Calibri" w:cs="Calibri"/>
+        </w:rPr>
+      </w:pPr>
       <w:proofErr w:type="spellStart"/>
       <w:r>
         <w:rPr>
           <w:rFonts w:ascii="Calibri" w:hAnsi="Calibri" w:cs="Calibri"/>
-          <w:sz w:val="20"/>
-          <w:szCs w:val="20"/>
-        </w:rPr>
-        <w:t>freelance</w:t>
+          <w:color w:val="000000"/>
+          <w:sz w:val="20"/>
+          <w:szCs w:val="20"/>
+        </w:rPr>
+        <w:t>Frontend</w:t>
       </w:r>
       <w:proofErr w:type="spellEnd"/>
       <w:r>
         <w:rPr>
           <w:rFonts w:ascii="Calibri" w:hAnsi="Calibri" w:cs="Calibri"/>
-          <w:sz w:val="20"/>
-          <w:szCs w:val="20"/>
-        </w:rPr>
-        <w:t>). Проходил стажировку в</w:t>
-      </w:r>
-    </w:p>
-    <w:p>
-      <w:pPr>
-        <w:pStyle w:val="Empty"/>
-        <w:rPr>
-          <w:rFonts w:ascii="Calibri" w:hAnsi="Calibri" w:cs="Calibri"/>
-          <w:sz w:val="20"/>
-          <w:szCs w:val="20"/>
-        </w:rPr>
-      </w:pPr>
+          <w:color w:val="000000"/>
+          <w:sz w:val="20"/>
+          <w:szCs w:val="20"/>
+        </w:rPr>
+        <w:t xml:space="preserve"> разработчик, опыт создания веб-приложений 1 год.</w:t>
+      </w:r>
+    </w:p>
+    <w:p>
+      <w:pPr>
+        <w:rPr>
+          <w:rFonts w:ascii="Calibri" w:hAnsi="Calibri" w:cs="Calibri"/>
+        </w:rPr>
+      </w:pPr>
+      <w:r>
+        <w:rPr>
+          <w:rFonts w:ascii="Calibri" w:hAnsi="Calibri" w:cs="Calibri"/>
+          <w:color w:val="000000"/>
+          <w:sz w:val="20"/>
+          <w:szCs w:val="20"/>
+        </w:rPr>
+        <w:t>Открыт к любым предложениям (работа в штате, по договору подряда,</w:t>
+      </w:r>
+      <w:r>
+        <w:rPr>
+          <w:rFonts w:ascii="Calibri" w:hAnsi="Calibri" w:cs="Calibri"/>
+          <w:color w:val="000000"/>
+          <w:sz w:val="20"/>
+          <w:szCs w:val="20"/>
+        </w:rPr>
+        <w:t xml:space="preserve"> </w:t>
+      </w:r>
       <w:proofErr w:type="spellStart"/>
       <w:r>
         <w:rPr>
           <w:rFonts w:ascii="Calibri" w:hAnsi="Calibri" w:cs="Calibri"/>
-          <w:sz w:val="20"/>
-          <w:szCs w:val="20"/>
-        </w:rPr>
-        <w:t>TechInLab</w:t>
+          <w:color w:val="000000"/>
+          <w:sz w:val="20"/>
+          <w:szCs w:val="20"/>
+        </w:rPr>
+        <w:t>самозанятость</w:t>
       </w:r>
       <w:proofErr w:type="spellEnd"/>
       <w:r>
         <w:rPr>
           <w:rFonts w:ascii="Calibri" w:hAnsi="Calibri" w:cs="Calibri"/>
-          <w:sz w:val="20"/>
-          <w:szCs w:val="20"/>
-        </w:rPr>
-        <w:t xml:space="preserve"> (01/2024 – 04/2024).</w:t>
-      </w:r>
-    </w:p>
-    <w:p>
-      <w:pPr>
-        <w:pStyle w:val="Empty"/>
-        <w:rPr>
-          <w:rFonts w:ascii="Calibri" w:hAnsi="Calibri" w:cs="Calibri"/>
-          <w:sz w:val="20"/>
-          <w:szCs w:val="20"/>
-        </w:rPr>
-      </w:pPr>
-      <w:r>
-        <w:rPr>
-          <w:rFonts w:ascii="Calibri" w:hAnsi="Calibri" w:cs="Calibri"/>
-          <w:sz w:val="20"/>
-          <w:szCs w:val="20"/>
-        </w:rPr>
-        <w:t xml:space="preserve">Принял решение перейти с </w:t>
-      </w:r>
-      <w:proofErr w:type="spellStart"/>
-      <w:r>
-        <w:rPr>
-          <w:rFonts w:ascii="Calibri" w:hAnsi="Calibri" w:cs="Calibri"/>
-          <w:sz w:val="20"/>
-          <w:szCs w:val="20"/>
-        </w:rPr>
-        <w:t>freelance</w:t>
-      </w:r>
-      <w:proofErr w:type="spellEnd"/>
-      <w:r>
-        <w:rPr>
-          <w:rFonts w:ascii="Calibri" w:hAnsi="Calibri" w:cs="Calibri"/>
-          <w:sz w:val="20"/>
-          <w:szCs w:val="20"/>
-        </w:rPr>
-        <w:t xml:space="preserve"> на официальное трудоустройство для получения более предсказуемой нагрузки и оптимизации рабочего графика.</w:t>
+          <w:color w:val="000000"/>
+          <w:sz w:val="20"/>
+          <w:szCs w:val="20"/>
+        </w:rPr>
+        <w:t>).</w:t>
+      </w:r>
+    </w:p>
+    <w:p>
+      <w:pPr>
+        <w:rPr>
+          <w:rFonts w:ascii="Calibri" w:hAnsi="Calibri" w:cs="Calibri"/>
+          <w:sz w:val="20"/>
+          <w:szCs w:val="20"/>
+        </w:rPr>
+      </w:pPr>
+      <w:r>
+        <w:rPr>
+          <w:rFonts w:ascii="Calibri" w:hAnsi="Calibri" w:cs="Calibri"/>
+          <w:color w:val="000000"/>
+          <w:sz w:val="20"/>
+          <w:szCs w:val="20"/>
+        </w:rPr>
+        <w:t>Рассмотрю вариант стажировки.</w:t>
       </w:r>
       <w:r>
         <w:rPr>
@@ -440,6 +432,8 @@
         </w:rPr>
         <w:t xml:space="preserve"> и онлайн конкурсах по веб-разработке.</w:t>
       </w:r>
+      <w:bookmarkStart w:id="0" w:name="_GoBack"/>
+      <w:bookmarkEnd w:id="0"/>
     </w:p>
     <w:p>
       <w:pPr>
@@ -1262,8 +1256,6 @@
         </w:rPr>
         <w:t xml:space="preserve">01/2024 – 04/2024, </w:t>
       </w:r>
-      <w:bookmarkStart w:id="0" w:name="_GoBack"/>
-      <w:bookmarkEnd w:id="0"/>
       <w:proofErr w:type="spellStart"/>
       <w:r>
         <w:rPr>
@@ -3309,7 +3301,6 @@
           <w:rFonts w:ascii="Calibri" w:hAnsi="Calibri" w:cs="Calibri"/>
           <w:sz w:val="20"/>
           <w:szCs w:val="20"/>
-          <w:lang w:val="en-US"/>
         </w:rPr>
       </w:pPr>
       <w:r>
@@ -3325,7 +3316,6 @@
           <w:rFonts w:ascii="Calibri" w:hAnsi="Calibri" w:cs="Calibri"/>
           <w:sz w:val="20"/>
           <w:szCs w:val="20"/>
-          <w:lang w:val="en-US"/>
         </w:rPr>
         <w:t xml:space="preserve">: </w:t>
       </w:r>
@@ -3345,7 +3335,6 @@
           <w:rFonts w:ascii="Calibri" w:hAnsi="Calibri" w:cs="Calibri"/>
           <w:sz w:val="20"/>
           <w:szCs w:val="20"/>
-          <w:lang w:val="en-US"/>
         </w:rPr>
         <w:t xml:space="preserve">, </w:t>
       </w:r>
@@ -3365,7 +3354,6 @@
           <w:rFonts w:ascii="Calibri" w:hAnsi="Calibri" w:cs="Calibri"/>
           <w:sz w:val="20"/>
           <w:szCs w:val="20"/>
-          <w:lang w:val="en-US"/>
         </w:rPr>
         <w:t xml:space="preserve">, </w:t>
       </w:r>
@@ -3385,7 +3373,6 @@
           <w:rFonts w:ascii="Calibri" w:hAnsi="Calibri" w:cs="Calibri"/>
           <w:sz w:val="20"/>
           <w:szCs w:val="20"/>
-          <w:lang w:val="en-US"/>
         </w:rPr>
         <w:t>.</w:t>
       </w:r>
@@ -3394,15 +3381,13 @@
       <w:pPr>
         <w:rPr>
           <w:rFonts w:ascii="Calibri" w:hAnsi="Calibri" w:cs="Calibri"/>
-          <w:lang w:val="en-US"/>
-        </w:rPr>
-      </w:pPr>
-    </w:p>
-    <w:p>
-      <w:pPr>
-        <w:rPr>
-          <w:rFonts w:ascii="Calibri" w:hAnsi="Calibri" w:cs="Calibri"/>
-          <w:lang w:val="en-US"/>
+        </w:rPr>
+      </w:pPr>
+    </w:p>
+    <w:p>
+      <w:pPr>
+        <w:rPr>
+          <w:rFonts w:ascii="Calibri" w:hAnsi="Calibri" w:cs="Calibri"/>
         </w:rPr>
       </w:pPr>
     </w:p>
@@ -3418,7 +3403,6 @@
           <w:sz w:val="20"/>
           <w:szCs w:val="20"/>
           <w:u w:val="single"/>
-          <w:lang w:val="en-US"/>
         </w:rPr>
       </w:pPr>
       <w:r>
@@ -3440,7 +3424,6 @@
           <w:sz w:val="20"/>
           <w:szCs w:val="20"/>
           <w:u w:val="single"/>
-          <w:lang w:val="en-US"/>
         </w:rPr>
         <w:t xml:space="preserve"> </w:t>
       </w:r>
@@ -3463,7 +3446,6 @@
           <w:sz w:val="20"/>
           <w:szCs w:val="20"/>
           <w:u w:val="single"/>
-          <w:lang w:val="en-US"/>
         </w:rPr>
         <w:t>:</w:t>
       </w:r>
@@ -3480,7 +3462,6 @@
           <w:sz w:val="20"/>
           <w:szCs w:val="20"/>
           <w:u w:val="single"/>
-          <w:lang w:val="en-US"/>
         </w:rPr>
       </w:pPr>
     </w:p>
@@ -9928,7 +9909,7 @@
 </file>
 
 <file path=customXml/itemProps1.xml><?xml version="1.0" encoding="utf-8"?>
-<ds:datastoreItem xmlns:ds="http://schemas.openxmlformats.org/officeDocument/2006/customXml" ds:itemID="{B9C76DB9-9BC9-4991-85A6-2E41F7A4670C}">
+<ds:datastoreItem xmlns:ds="http://schemas.openxmlformats.org/officeDocument/2006/customXml" ds:itemID="{C1E64778-4B13-43B6-8A6D-16A615A97C65}">
   <ds:schemaRefs>
     <ds:schemaRef ds:uri="http://schemas.openxmlformats.org/officeDocument/2006/bibliography"/>
   </ds:schemaRefs>

--- a/documents/CV.docx
+++ b/documents/CV.docx
@@ -219,16 +219,16 @@
         <w:pStyle w:val="1"/>
         <w:rPr>
           <w:rFonts w:ascii="Calibri" w:hAnsi="Calibri" w:cs="Calibri"/>
-        </w:rPr>
-      </w:pPr>
-      <w:proofErr w:type="spellStart"/>
-      <w:r>
-        <w:rPr>
-          <w:rFonts w:ascii="Calibri" w:hAnsi="Calibri" w:cs="Calibri"/>
+          <w:lang w:val="en-US"/>
+        </w:rPr>
+      </w:pPr>
+      <w:r>
+        <w:rPr>
+          <w:rFonts w:ascii="Calibri" w:hAnsi="Calibri" w:cs="Calibri"/>
+          <w:lang w:val="en-US"/>
         </w:rPr>
         <w:t>Profile</w:t>
       </w:r>
-      <w:proofErr w:type="spellEnd"/>
     </w:p>
     <w:p>
       <w:pPr>
@@ -241,6 +241,7 @@
           <w:bCs/>
           <w:sz w:val="20"/>
           <w:szCs w:val="20"/>
+          <w:lang w:val="en-US"/>
         </w:rPr>
       </w:pPr>
       <w:r>
@@ -261,6 +262,7 @@
           <w:bCs/>
           <w:sz w:val="20"/>
           <w:szCs w:val="20"/>
+          <w:lang w:val="en-US"/>
         </w:rPr>
         <w:t xml:space="preserve"> </w:t>
       </w:r>
@@ -282,6 +284,7 @@
           <w:bCs/>
           <w:sz w:val="20"/>
           <w:szCs w:val="20"/>
+          <w:lang w:val="en-US"/>
         </w:rPr>
         <w:t xml:space="preserve"> </w:t>
       </w:r>
@@ -303,6 +306,7 @@
           <w:bCs/>
           <w:sz w:val="20"/>
           <w:szCs w:val="20"/>
+          <w:lang w:val="en-US"/>
         </w:rPr>
         <w:t xml:space="preserve"> </w:t>
       </w:r>
@@ -313,25 +317,132 @@
           <w:rFonts w:ascii="Calibri" w:hAnsi="Calibri" w:cs="Calibri"/>
         </w:rPr>
       </w:pPr>
-      <w:proofErr w:type="spellStart"/>
-      <w:r>
-        <w:rPr>
-          <w:rFonts w:ascii="Calibri" w:hAnsi="Calibri" w:cs="Calibri"/>
-          <w:color w:val="000000"/>
-          <w:sz w:val="20"/>
-          <w:szCs w:val="20"/>
+      <w:r>
+        <w:rPr>
+          <w:rFonts w:ascii="Calibri" w:hAnsi="Calibri" w:cs="Calibri"/>
+          <w:color w:val="000000"/>
+          <w:sz w:val="20"/>
+          <w:szCs w:val="20"/>
+          <w:lang w:val="en-US"/>
         </w:rPr>
         <w:t>Frontend</w:t>
       </w:r>
-      <w:proofErr w:type="spellEnd"/>
-      <w:r>
-        <w:rPr>
-          <w:rFonts w:ascii="Calibri" w:hAnsi="Calibri" w:cs="Calibri"/>
-          <w:color w:val="000000"/>
-          <w:sz w:val="20"/>
-          <w:szCs w:val="20"/>
-        </w:rPr>
-        <w:t xml:space="preserve"> разработчик, опыт создания веб-приложений 1 год.</w:t>
+      <w:r>
+        <w:rPr>
+          <w:rFonts w:ascii="Calibri" w:hAnsi="Calibri" w:cs="Calibri"/>
+          <w:color w:val="000000"/>
+          <w:sz w:val="20"/>
+          <w:szCs w:val="20"/>
+        </w:rPr>
+        <w:t xml:space="preserve"> </w:t>
+      </w:r>
+      <w:r>
+        <w:rPr>
+          <w:rFonts w:ascii="Calibri" w:hAnsi="Calibri" w:cs="Calibri"/>
+          <w:color w:val="000000"/>
+          <w:sz w:val="20"/>
+          <w:szCs w:val="20"/>
+        </w:rPr>
+        <w:t>разработчик</w:t>
+      </w:r>
+      <w:r>
+        <w:rPr>
+          <w:rFonts w:ascii="Calibri" w:hAnsi="Calibri" w:cs="Calibri"/>
+          <w:color w:val="000000"/>
+          <w:sz w:val="20"/>
+          <w:szCs w:val="20"/>
+        </w:rPr>
+        <w:t xml:space="preserve">, </w:t>
+      </w:r>
+      <w:r>
+        <w:rPr>
+          <w:rFonts w:ascii="Calibri" w:hAnsi="Calibri" w:cs="Calibri"/>
+          <w:color w:val="000000"/>
+          <w:sz w:val="20"/>
+          <w:szCs w:val="20"/>
+        </w:rPr>
+        <w:t>опыт</w:t>
+      </w:r>
+      <w:r>
+        <w:rPr>
+          <w:rFonts w:ascii="Calibri" w:hAnsi="Calibri" w:cs="Calibri"/>
+          <w:color w:val="000000"/>
+          <w:sz w:val="20"/>
+          <w:szCs w:val="20"/>
+        </w:rPr>
+        <w:t xml:space="preserve"> </w:t>
+      </w:r>
+      <w:r>
+        <w:rPr>
+          <w:rFonts w:ascii="Calibri" w:hAnsi="Calibri" w:cs="Calibri"/>
+          <w:color w:val="000000"/>
+          <w:sz w:val="20"/>
+          <w:szCs w:val="20"/>
+        </w:rPr>
+        <w:t>создания</w:t>
+      </w:r>
+      <w:r>
+        <w:rPr>
+          <w:rFonts w:ascii="Calibri" w:hAnsi="Calibri" w:cs="Calibri"/>
+          <w:color w:val="000000"/>
+          <w:sz w:val="20"/>
+          <w:szCs w:val="20"/>
+        </w:rPr>
+        <w:t xml:space="preserve"> </w:t>
+      </w:r>
+      <w:r>
+        <w:rPr>
+          <w:rFonts w:ascii="Calibri" w:hAnsi="Calibri" w:cs="Calibri"/>
+          <w:color w:val="000000"/>
+          <w:sz w:val="20"/>
+          <w:szCs w:val="20"/>
+        </w:rPr>
+        <w:t>веб</w:t>
+      </w:r>
+      <w:r>
+        <w:rPr>
+          <w:rFonts w:ascii="Calibri" w:hAnsi="Calibri" w:cs="Calibri"/>
+          <w:color w:val="000000"/>
+          <w:sz w:val="20"/>
+          <w:szCs w:val="20"/>
+        </w:rPr>
+        <w:t>-</w:t>
+      </w:r>
+      <w:r>
+        <w:rPr>
+          <w:rFonts w:ascii="Calibri" w:hAnsi="Calibri" w:cs="Calibri"/>
+          <w:color w:val="000000"/>
+          <w:sz w:val="20"/>
+          <w:szCs w:val="20"/>
+        </w:rPr>
+        <w:t>приложений</w:t>
+      </w:r>
+      <w:r>
+        <w:rPr>
+          <w:rFonts w:ascii="Calibri" w:hAnsi="Calibri" w:cs="Calibri"/>
+          <w:color w:val="000000"/>
+          <w:sz w:val="20"/>
+          <w:szCs w:val="20"/>
+        </w:rPr>
+        <w:t xml:space="preserve"> 1 </w:t>
+      </w:r>
+      <w:r>
+        <w:rPr>
+          <w:rFonts w:ascii="Calibri" w:hAnsi="Calibri" w:cs="Calibri"/>
+          <w:color w:val="000000"/>
+          <w:sz w:val="20"/>
+          <w:szCs w:val="20"/>
+        </w:rPr>
+        <w:t>год</w:t>
+      </w:r>
+      <w:r>
+        <w:rPr>
+          <w:rFonts w:ascii="Calibri" w:hAnsi="Calibri" w:cs="Calibri"/>
+          <w:color w:val="000000"/>
+          <w:sz w:val="20"/>
+          <w:szCs w:val="20"/>
+        </w:rPr>
+        <w:t>.</w:t>
       </w:r>
     </w:p>
     <w:p>
@@ -432,8 +543,6 @@
         </w:rPr>
         <w:t xml:space="preserve"> и онлайн конкурсах по веб-разработке.</w:t>
       </w:r>
-      <w:bookmarkStart w:id="0" w:name="_GoBack"/>
-      <w:bookmarkEnd w:id="0"/>
     </w:p>
     <w:p>
       <w:pPr>
@@ -994,8 +1103,21 @@
           <w:szCs w:val="20"/>
           <w:lang w:val="en-US"/>
         </w:rPr>
-        <w:t xml:space="preserve">, </w:t>
-      </w:r>
+        <w:t>, GraphQL</w:t>
+      </w:r>
+    </w:p>
+    <w:p>
+      <w:pPr>
+        <w:pStyle w:val="aff0"/>
+        <w:shd w:val="clear" w:color="auto" w:fill="FFFFFF"/>
+        <w:spacing w:before="0" w:beforeAutospacing="0" w:after="0" w:afterAutospacing="0" w:line="276" w:lineRule="auto"/>
+        <w:rPr>
+          <w:rFonts w:ascii="Calibri" w:hAnsi="Calibri" w:cs="Calibri"/>
+          <w:sz w:val="20"/>
+          <w:szCs w:val="20"/>
+          <w:lang w:val="en-US"/>
+        </w:rPr>
+      </w:pPr>
       <w:proofErr w:type="spellStart"/>
       <w:r>
         <w:rPr>
@@ -1004,61 +1126,153 @@
           <w:szCs w:val="20"/>
           <w:lang w:val="en-US"/>
         </w:rPr>
-        <w:t>GraphQL</w:t>
+        <w:t>Работа</w:t>
+      </w:r>
+      <w:proofErr w:type="spellEnd"/>
+      <w:r>
+        <w:rPr>
+          <w:rFonts w:ascii="Calibri" w:hAnsi="Calibri" w:cs="Calibri"/>
+          <w:sz w:val="20"/>
+          <w:szCs w:val="20"/>
+          <w:lang w:val="en-US"/>
+        </w:rPr>
+        <w:t xml:space="preserve"> с API, SSR</w:t>
+      </w:r>
+    </w:p>
+    <w:p>
+      <w:pPr>
+        <w:pStyle w:val="aff0"/>
+        <w:shd w:val="clear" w:color="auto" w:fill="FFFFFF"/>
+        <w:spacing w:before="0" w:beforeAutospacing="0" w:after="0" w:afterAutospacing="0" w:line="276" w:lineRule="auto"/>
+        <w:rPr>
+          <w:rFonts w:ascii="Calibri" w:hAnsi="Calibri" w:cs="Calibri"/>
+          <w:sz w:val="20"/>
+          <w:szCs w:val="20"/>
+        </w:rPr>
+      </w:pPr>
+      <w:r>
+        <w:rPr>
+          <w:rFonts w:ascii="Calibri" w:hAnsi="Calibri" w:cs="Calibri"/>
+          <w:sz w:val="20"/>
+          <w:szCs w:val="20"/>
+        </w:rPr>
+        <w:t>Адаптивная и кросс-</w:t>
+      </w:r>
+      <w:proofErr w:type="spellStart"/>
+      <w:r>
+        <w:rPr>
+          <w:rFonts w:ascii="Calibri" w:hAnsi="Calibri" w:cs="Calibri"/>
+          <w:sz w:val="20"/>
+          <w:szCs w:val="20"/>
+        </w:rPr>
+        <w:t>браузерная</w:t>
+      </w:r>
+      <w:proofErr w:type="spellEnd"/>
+      <w:r>
+        <w:rPr>
+          <w:rFonts w:ascii="Calibri" w:hAnsi="Calibri" w:cs="Calibri"/>
+          <w:sz w:val="20"/>
+          <w:szCs w:val="20"/>
+        </w:rPr>
+        <w:t xml:space="preserve"> верстка</w:t>
+      </w:r>
+    </w:p>
+    <w:p>
+      <w:pPr>
+        <w:pStyle w:val="aff0"/>
+        <w:shd w:val="clear" w:color="auto" w:fill="FFFFFF"/>
+        <w:spacing w:before="0" w:beforeAutospacing="0" w:after="0" w:afterAutospacing="0" w:line="276" w:lineRule="auto"/>
+        <w:rPr>
+          <w:rFonts w:ascii="Calibri" w:hAnsi="Calibri" w:cs="Calibri"/>
+          <w:sz w:val="20"/>
+          <w:szCs w:val="20"/>
+        </w:rPr>
+      </w:pPr>
+      <w:r>
+        <w:rPr>
+          <w:rFonts w:ascii="Calibri" w:hAnsi="Calibri" w:cs="Calibri"/>
+          <w:sz w:val="20"/>
+          <w:szCs w:val="20"/>
+        </w:rPr>
+        <w:t xml:space="preserve">Работа с базами данных </w:t>
+      </w:r>
+    </w:p>
+    <w:p>
+      <w:pPr>
+        <w:pStyle w:val="1"/>
+        <w:rPr>
+          <w:rFonts w:ascii="Calibri" w:hAnsi="Calibri" w:cs="Calibri"/>
+        </w:rPr>
+      </w:pPr>
+      <w:proofErr w:type="spellStart"/>
+      <w:r>
+        <w:rPr>
+          <w:rFonts w:ascii="Calibri" w:hAnsi="Calibri" w:cs="Calibri"/>
+        </w:rPr>
+        <w:t>Education</w:t>
       </w:r>
       <w:proofErr w:type="spellEnd"/>
     </w:p>
     <w:p>
       <w:pPr>
-        <w:pStyle w:val="aff0"/>
         <w:shd w:val="clear" w:color="auto" w:fill="FFFFFF"/>
-        <w:spacing w:before="0" w:beforeAutospacing="0" w:after="0" w:afterAutospacing="0" w:line="276" w:lineRule="auto"/>
-        <w:rPr>
-          <w:rFonts w:ascii="Calibri" w:hAnsi="Calibri" w:cs="Calibri"/>
-          <w:sz w:val="20"/>
-          <w:szCs w:val="20"/>
-          <w:lang w:val="en-US"/>
-        </w:rPr>
-      </w:pPr>
-      <w:proofErr w:type="spellStart"/>
-      <w:r>
-        <w:rPr>
-          <w:rFonts w:ascii="Calibri" w:hAnsi="Calibri" w:cs="Calibri"/>
-          <w:sz w:val="20"/>
-          <w:szCs w:val="20"/>
-          <w:lang w:val="en-US"/>
-        </w:rPr>
-        <w:t>Работа</w:t>
-      </w:r>
-      <w:proofErr w:type="spellEnd"/>
-      <w:r>
-        <w:rPr>
-          <w:rFonts w:ascii="Calibri" w:hAnsi="Calibri" w:cs="Calibri"/>
-          <w:sz w:val="20"/>
-          <w:szCs w:val="20"/>
-          <w:lang w:val="en-US"/>
-        </w:rPr>
-        <w:t xml:space="preserve"> с API, SSR</w:t>
+        <w:spacing w:line="276" w:lineRule="auto"/>
+        <w:rPr>
+          <w:rFonts w:ascii="Calibri" w:hAnsi="Calibri" w:cs="Calibri"/>
+          <w:sz w:val="20"/>
+          <w:szCs w:val="20"/>
+        </w:rPr>
+      </w:pPr>
+      <w:r>
+        <w:rPr>
+          <w:rFonts w:ascii="Calibri" w:hAnsi="Calibri" w:cs="Calibri"/>
+          <w:sz w:val="20"/>
+          <w:szCs w:val="20"/>
+        </w:rPr>
+        <w:t>2009</w:t>
+      </w:r>
+      <w:r>
+        <w:rPr>
+          <w:rFonts w:ascii="Calibri" w:hAnsi="Calibri" w:cs="Calibri"/>
+          <w:sz w:val="20"/>
+          <w:szCs w:val="20"/>
+        </w:rPr>
+        <w:t xml:space="preserve"> </w:t>
+      </w:r>
+      <w:r>
+        <w:rPr>
+          <w:rFonts w:ascii="Calibri" w:hAnsi="Calibri" w:cs="Calibri"/>
+          <w:sz w:val="20"/>
+          <w:szCs w:val="20"/>
+        </w:rPr>
+        <w:t>Высшее образование БГАМ</w:t>
       </w:r>
     </w:p>
     <w:p>
       <w:pPr>
-        <w:pStyle w:val="aff0"/>
         <w:shd w:val="clear" w:color="auto" w:fill="FFFFFF"/>
-        <w:spacing w:before="0" w:beforeAutospacing="0" w:after="0" w:afterAutospacing="0" w:line="276" w:lineRule="auto"/>
-        <w:rPr>
-          <w:rFonts w:ascii="Calibri" w:hAnsi="Calibri" w:cs="Calibri"/>
-          <w:sz w:val="20"/>
-          <w:szCs w:val="20"/>
-        </w:rPr>
-      </w:pPr>
-      <w:r>
-        <w:rPr>
-          <w:rFonts w:ascii="Calibri" w:hAnsi="Calibri" w:cs="Calibri"/>
-          <w:sz w:val="20"/>
-          <w:szCs w:val="20"/>
-        </w:rPr>
-        <w:t>Адаптивная и кросс-</w:t>
+        <w:spacing w:line="276" w:lineRule="auto"/>
+        <w:rPr>
+          <w:rFonts w:ascii="Calibri" w:hAnsi="Calibri" w:cs="Calibri"/>
+          <w:sz w:val="20"/>
+          <w:szCs w:val="20"/>
+        </w:rPr>
+      </w:pPr>
+      <w:r>
+        <w:rPr>
+          <w:rFonts w:ascii="Calibri" w:hAnsi="Calibri" w:cs="Calibri"/>
+          <w:sz w:val="20"/>
+          <w:szCs w:val="20"/>
+        </w:rPr>
+        <w:t>2020</w:t>
+      </w:r>
+      <w:r>
+        <w:rPr>
+          <w:rFonts w:ascii="Calibri" w:hAnsi="Calibri" w:cs="Calibri"/>
+          <w:sz w:val="20"/>
+          <w:szCs w:val="20"/>
+        </w:rPr>
+        <w:t xml:space="preserve"> Курсы QAQ в компании </w:t>
       </w:r>
       <w:proofErr w:type="spellStart"/>
       <w:r>
@@ -1067,7 +1281,7 @@
           <w:sz w:val="20"/>
           <w:szCs w:val="20"/>
         </w:rPr>
-        <w:t>браузерная</w:t>
+        <w:t>Senla</w:t>
       </w:r>
       <w:proofErr w:type="spellEnd"/>
       <w:r>
@@ -1076,158 +1290,1156 @@
           <w:sz w:val="20"/>
           <w:szCs w:val="20"/>
         </w:rPr>
-        <w:t xml:space="preserve"> верстка</w:t>
+        <w:t xml:space="preserve"> (</w:t>
+      </w:r>
+      <w:proofErr w:type="spellStart"/>
+      <w:r>
+        <w:rPr>
+          <w:rFonts w:ascii="Calibri" w:hAnsi="Calibri" w:cs="Calibri"/>
+          <w:sz w:val="20"/>
+          <w:szCs w:val="20"/>
+        </w:rPr>
+        <w:t>Java</w:t>
+      </w:r>
+      <w:proofErr w:type="spellEnd"/>
+      <w:r>
+        <w:rPr>
+          <w:rFonts w:ascii="Calibri" w:hAnsi="Calibri" w:cs="Calibri"/>
+          <w:sz w:val="20"/>
+          <w:szCs w:val="20"/>
+        </w:rPr>
+        <w:t>)</w:t>
       </w:r>
     </w:p>
     <w:p>
       <w:pPr>
-        <w:pStyle w:val="aff0"/>
-        <w:shd w:val="clear" w:color="auto" w:fill="FFFFFF"/>
-        <w:spacing w:before="0" w:beforeAutospacing="0" w:after="0" w:afterAutospacing="0" w:line="276" w:lineRule="auto"/>
-        <w:rPr>
-          <w:rFonts w:ascii="Calibri" w:hAnsi="Calibri" w:cs="Calibri"/>
-          <w:sz w:val="20"/>
-          <w:szCs w:val="20"/>
-        </w:rPr>
-      </w:pPr>
-      <w:r>
-        <w:rPr>
-          <w:rFonts w:ascii="Calibri" w:hAnsi="Calibri" w:cs="Calibri"/>
-          <w:sz w:val="20"/>
-          <w:szCs w:val="20"/>
-        </w:rPr>
-        <w:t xml:space="preserve">Работа с базами данных </w:t>
+        <w:pStyle w:val="1"/>
+        <w:rPr>
+          <w:rFonts w:ascii="Calibri" w:hAnsi="Calibri" w:cs="Calibri"/>
+          <w:lang w:val="en-US"/>
+        </w:rPr>
+      </w:pPr>
+      <w:r>
+        <w:rPr>
+          <w:rFonts w:ascii="Calibri" w:hAnsi="Calibri" w:cs="Calibri"/>
+          <w:lang w:val="en-US"/>
+        </w:rPr>
+        <w:t>Work Experience</w:t>
       </w:r>
     </w:p>
     <w:p>
       <w:pPr>
-        <w:pStyle w:val="1"/>
-        <w:rPr>
-          <w:rFonts w:ascii="Calibri" w:hAnsi="Calibri" w:cs="Calibri"/>
-        </w:rPr>
-      </w:pPr>
+        <w:pStyle w:val="4"/>
+        <w:spacing w:before="240" w:after="80"/>
+        <w:rPr>
+          <w:lang w:val="en-US"/>
+        </w:rPr>
+      </w:pPr>
+      <w:bookmarkStart w:id="0" w:name="_GoBack"/>
+      <w:r>
+        <w:rPr>
+          <w:rFonts w:ascii="Arial" w:hAnsi="Arial" w:cs="Arial"/>
+          <w:color w:val="000000"/>
+          <w:sz w:val="20"/>
+          <w:szCs w:val="20"/>
+          <w:u w:val="single"/>
+          <w:lang w:val="en-US"/>
+        </w:rPr>
+        <w:t xml:space="preserve">03/2025 – </w:t>
+      </w:r>
+      <w:r>
+        <w:rPr>
+          <w:rFonts w:ascii="Arial" w:hAnsi="Arial" w:cs="Arial"/>
+          <w:color w:val="000000"/>
+          <w:sz w:val="20"/>
+          <w:szCs w:val="20"/>
+          <w:u w:val="single"/>
+        </w:rPr>
+        <w:t>настоящее</w:t>
+      </w:r>
+      <w:r>
+        <w:rPr>
+          <w:rFonts w:ascii="Arial" w:hAnsi="Arial" w:cs="Arial"/>
+          <w:color w:val="000000"/>
+          <w:sz w:val="20"/>
+          <w:szCs w:val="20"/>
+          <w:u w:val="single"/>
+          <w:lang w:val="en-US"/>
+        </w:rPr>
+        <w:t xml:space="preserve"> </w:t>
+      </w:r>
+      <w:r>
+        <w:rPr>
+          <w:rFonts w:ascii="Arial" w:hAnsi="Arial" w:cs="Arial"/>
+          <w:color w:val="000000"/>
+          <w:sz w:val="20"/>
+          <w:szCs w:val="20"/>
+          <w:u w:val="single"/>
+        </w:rPr>
+        <w:t>время</w:t>
+      </w:r>
+      <w:r>
+        <w:rPr>
+          <w:rFonts w:ascii="Arial" w:hAnsi="Arial" w:cs="Arial"/>
+          <w:color w:val="000000"/>
+          <w:sz w:val="20"/>
+          <w:szCs w:val="20"/>
+          <w:u w:val="single"/>
+          <w:lang w:val="en-US"/>
+        </w:rPr>
+        <w:t xml:space="preserve">, </w:t>
+      </w:r>
       <w:proofErr w:type="spellStart"/>
       <w:r>
         <w:rPr>
-          <w:rFonts w:ascii="Calibri" w:hAnsi="Calibri" w:cs="Calibri"/>
-        </w:rPr>
-        <w:t>Education</w:t>
+          <w:rFonts w:ascii="Arial" w:hAnsi="Arial" w:cs="Arial"/>
+          <w:color w:val="000000"/>
+          <w:sz w:val="20"/>
+          <w:szCs w:val="20"/>
+          <w:u w:val="single"/>
+          <w:lang w:val="en-US"/>
+        </w:rPr>
+        <w:t>Wowtika</w:t>
+      </w:r>
+      <w:proofErr w:type="spellEnd"/>
+      <w:r>
+        <w:rPr>
+          <w:rFonts w:ascii="Arial" w:hAnsi="Arial" w:cs="Arial"/>
+          <w:color w:val="000000"/>
+          <w:sz w:val="20"/>
+          <w:szCs w:val="20"/>
+          <w:u w:val="single"/>
+          <w:lang w:val="en-US"/>
+        </w:rPr>
+        <w:t xml:space="preserve"> | Frontend Developer</w:t>
+      </w:r>
+    </w:p>
+    <w:p>
+      <w:pPr>
+        <w:pStyle w:val="aff0"/>
+        <w:spacing w:before="300" w:beforeAutospacing="0" w:after="0" w:afterAutospacing="0"/>
+        <w:textAlignment w:val="baseline"/>
+        <w:rPr>
+          <w:rFonts w:ascii="Arial" w:hAnsi="Arial" w:cs="Arial"/>
+          <w:color w:val="000000"/>
+          <w:lang w:val="en-US"/>
+        </w:rPr>
+      </w:pPr>
+      <w:hyperlink r:id="rId13" w:history="1">
+        <w:proofErr w:type="gramStart"/>
+        <w:r>
+          <w:rPr>
+            <w:rStyle w:val="aff"/>
+            <w:rFonts w:ascii="Arial" w:eastAsiaTheme="majorEastAsia" w:hAnsi="Arial" w:cs="Arial"/>
+            <w:color w:val="1155CC"/>
+            <w:lang w:val="en-US"/>
+          </w:rPr>
+          <w:t>do-</w:t>
+        </w:r>
+        <w:proofErr w:type="spellStart"/>
+        <w:r>
+          <w:rPr>
+            <w:rStyle w:val="aff"/>
+            <w:rFonts w:ascii="Arial" w:eastAsiaTheme="majorEastAsia" w:hAnsi="Arial" w:cs="Arial"/>
+            <w:color w:val="1155CC"/>
+            <w:lang w:val="en-US"/>
+          </w:rPr>
+          <w:t>it.studio</w:t>
+        </w:r>
+        <w:proofErr w:type="spellEnd"/>
+        <w:proofErr w:type="gramEnd"/>
+      </w:hyperlink>
+    </w:p>
+    <w:p>
+      <w:pPr>
+        <w:pStyle w:val="aff0"/>
+        <w:numPr>
+          <w:ilvl w:val="0"/>
+          <w:numId w:val="38"/>
+        </w:numPr>
+        <w:spacing w:before="0" w:beforeAutospacing="0" w:after="0" w:afterAutospacing="0"/>
+        <w:textAlignment w:val="baseline"/>
+        <w:rPr>
+          <w:rFonts w:ascii="Arial" w:hAnsi="Arial" w:cs="Arial"/>
+          <w:color w:val="000000"/>
+          <w:sz w:val="20"/>
+          <w:szCs w:val="20"/>
+        </w:rPr>
+      </w:pPr>
+      <w:r>
+        <w:rPr>
+          <w:rFonts w:ascii="Arial" w:hAnsi="Arial" w:cs="Arial"/>
+          <w:color w:val="000000"/>
+          <w:sz w:val="20"/>
+          <w:szCs w:val="20"/>
+        </w:rPr>
+        <w:t>Сделал верстку для многостраничного сайта (</w:t>
+      </w:r>
+      <w:proofErr w:type="spellStart"/>
+      <w:r>
+        <w:rPr>
+          <w:rFonts w:ascii="Arial" w:hAnsi="Arial" w:cs="Arial"/>
+          <w:color w:val="000000"/>
+          <w:sz w:val="20"/>
+          <w:szCs w:val="20"/>
+        </w:rPr>
+        <w:t>pixel</w:t>
+      </w:r>
+      <w:proofErr w:type="spellEnd"/>
+      <w:r>
+        <w:rPr>
+          <w:rFonts w:ascii="Arial" w:hAnsi="Arial" w:cs="Arial"/>
+          <w:color w:val="000000"/>
+          <w:sz w:val="20"/>
+          <w:szCs w:val="20"/>
+        </w:rPr>
+        <w:t xml:space="preserve"> </w:t>
+      </w:r>
+      <w:proofErr w:type="spellStart"/>
+      <w:r>
+        <w:rPr>
+          <w:rFonts w:ascii="Arial" w:hAnsi="Arial" w:cs="Arial"/>
+          <w:color w:val="000000"/>
+          <w:sz w:val="20"/>
+          <w:szCs w:val="20"/>
+        </w:rPr>
+        <w:t>perfect</w:t>
+      </w:r>
+      <w:proofErr w:type="spellEnd"/>
+      <w:r>
+        <w:rPr>
+          <w:rFonts w:ascii="Arial" w:hAnsi="Arial" w:cs="Arial"/>
+          <w:color w:val="000000"/>
+          <w:sz w:val="20"/>
+          <w:szCs w:val="20"/>
+        </w:rPr>
+        <w:t>).</w:t>
+      </w:r>
+    </w:p>
+    <w:p>
+      <w:pPr>
+        <w:pStyle w:val="aff0"/>
+        <w:numPr>
+          <w:ilvl w:val="0"/>
+          <w:numId w:val="38"/>
+        </w:numPr>
+        <w:spacing w:before="0" w:beforeAutospacing="0" w:after="0" w:afterAutospacing="0"/>
+        <w:textAlignment w:val="baseline"/>
+        <w:rPr>
+          <w:rFonts w:ascii="Arial" w:hAnsi="Arial" w:cs="Arial"/>
+          <w:color w:val="000000"/>
+          <w:sz w:val="20"/>
+          <w:szCs w:val="20"/>
+        </w:rPr>
+      </w:pPr>
+      <w:r>
+        <w:rPr>
+          <w:rFonts w:ascii="Arial" w:hAnsi="Arial" w:cs="Arial"/>
+          <w:color w:val="000000"/>
+          <w:sz w:val="20"/>
+          <w:szCs w:val="20"/>
+        </w:rPr>
+        <w:lastRenderedPageBreak/>
+        <w:t>Реализовал функционал каруселей (</w:t>
+      </w:r>
+      <w:proofErr w:type="spellStart"/>
+      <w:r>
+        <w:rPr>
+          <w:rFonts w:ascii="Arial" w:hAnsi="Arial" w:cs="Arial"/>
+          <w:color w:val="000000"/>
+          <w:sz w:val="20"/>
+          <w:szCs w:val="20"/>
+        </w:rPr>
+        <w:t>Swiper</w:t>
+      </w:r>
+      <w:proofErr w:type="spellEnd"/>
+      <w:r>
+        <w:rPr>
+          <w:rFonts w:ascii="Arial" w:hAnsi="Arial" w:cs="Arial"/>
+          <w:color w:val="000000"/>
+          <w:sz w:val="20"/>
+          <w:szCs w:val="20"/>
+        </w:rPr>
+        <w:t xml:space="preserve">), </w:t>
+      </w:r>
+      <w:proofErr w:type="spellStart"/>
+      <w:r>
+        <w:rPr>
+          <w:rFonts w:ascii="Arial" w:hAnsi="Arial" w:cs="Arial"/>
+          <w:color w:val="000000"/>
+          <w:sz w:val="20"/>
+          <w:szCs w:val="20"/>
+        </w:rPr>
+        <w:t>бургер</w:t>
+      </w:r>
+      <w:proofErr w:type="spellEnd"/>
+      <w:r>
+        <w:rPr>
+          <w:rFonts w:ascii="Arial" w:hAnsi="Arial" w:cs="Arial"/>
+          <w:color w:val="000000"/>
+          <w:sz w:val="20"/>
+          <w:szCs w:val="20"/>
+        </w:rPr>
+        <w:t xml:space="preserve">-меню и </w:t>
+      </w:r>
+      <w:proofErr w:type="spellStart"/>
+      <w:r>
+        <w:rPr>
+          <w:rFonts w:ascii="Arial" w:hAnsi="Arial" w:cs="Arial"/>
+          <w:color w:val="000000"/>
+          <w:sz w:val="20"/>
+          <w:szCs w:val="20"/>
+        </w:rPr>
+        <w:t>попапов</w:t>
+      </w:r>
+      <w:proofErr w:type="spellEnd"/>
+      <w:r>
+        <w:rPr>
+          <w:rFonts w:ascii="Arial" w:hAnsi="Arial" w:cs="Arial"/>
+          <w:color w:val="000000"/>
+          <w:sz w:val="20"/>
+          <w:szCs w:val="20"/>
+        </w:rPr>
+        <w:t xml:space="preserve"> с использованием </w:t>
+      </w:r>
+      <w:proofErr w:type="spellStart"/>
+      <w:r>
+        <w:rPr>
+          <w:rFonts w:ascii="Arial" w:hAnsi="Arial" w:cs="Arial"/>
+          <w:color w:val="000000"/>
+          <w:sz w:val="20"/>
+          <w:szCs w:val="20"/>
+        </w:rPr>
+        <w:t>JavaScript</w:t>
+      </w:r>
+      <w:proofErr w:type="spellEnd"/>
+      <w:r>
+        <w:rPr>
+          <w:rFonts w:ascii="Arial" w:hAnsi="Arial" w:cs="Arial"/>
+          <w:color w:val="000000"/>
+          <w:sz w:val="20"/>
+          <w:szCs w:val="20"/>
+        </w:rPr>
+        <w:t>.</w:t>
+      </w:r>
+    </w:p>
+    <w:p>
+      <w:pPr>
+        <w:pStyle w:val="aff0"/>
+        <w:numPr>
+          <w:ilvl w:val="0"/>
+          <w:numId w:val="38"/>
+        </w:numPr>
+        <w:spacing w:before="0" w:beforeAutospacing="0" w:after="0" w:afterAutospacing="0"/>
+        <w:textAlignment w:val="baseline"/>
+        <w:rPr>
+          <w:rFonts w:ascii="Arial" w:hAnsi="Arial" w:cs="Arial"/>
+          <w:color w:val="000000"/>
+          <w:sz w:val="20"/>
+          <w:szCs w:val="20"/>
+        </w:rPr>
+      </w:pPr>
+      <w:r>
+        <w:rPr>
+          <w:rFonts w:ascii="Arial" w:hAnsi="Arial" w:cs="Arial"/>
+          <w:color w:val="000000"/>
+          <w:sz w:val="20"/>
+          <w:szCs w:val="20"/>
+        </w:rPr>
+        <w:t>Обеспечил кросс-</w:t>
+      </w:r>
+      <w:proofErr w:type="spellStart"/>
+      <w:r>
+        <w:rPr>
+          <w:rFonts w:ascii="Arial" w:hAnsi="Arial" w:cs="Arial"/>
+          <w:color w:val="000000"/>
+          <w:sz w:val="20"/>
+          <w:szCs w:val="20"/>
+        </w:rPr>
+        <w:t>браузерную</w:t>
+      </w:r>
+      <w:proofErr w:type="spellEnd"/>
+      <w:r>
+        <w:rPr>
+          <w:rFonts w:ascii="Arial" w:hAnsi="Arial" w:cs="Arial"/>
+          <w:color w:val="000000"/>
+          <w:sz w:val="20"/>
+          <w:szCs w:val="20"/>
+        </w:rPr>
+        <w:t xml:space="preserve"> совместимость и адаптивность сайта.</w:t>
+      </w:r>
+    </w:p>
+    <w:p>
+      <w:pPr>
+        <w:pStyle w:val="aff0"/>
+        <w:spacing w:before="0" w:beforeAutospacing="0" w:after="0" w:afterAutospacing="0"/>
+        <w:textAlignment w:val="baseline"/>
+        <w:rPr>
+          <w:rFonts w:ascii="Arial" w:hAnsi="Arial" w:cs="Arial"/>
+          <w:color w:val="000000"/>
+          <w:sz w:val="20"/>
+          <w:szCs w:val="20"/>
+          <w:lang w:val="en-US"/>
+        </w:rPr>
+      </w:pPr>
+      <w:r>
+        <w:rPr>
+          <w:rFonts w:ascii="Arial" w:hAnsi="Arial" w:cs="Arial"/>
+          <w:color w:val="000000"/>
+          <w:sz w:val="20"/>
+          <w:szCs w:val="20"/>
+        </w:rPr>
+        <w:t xml:space="preserve">  </w:t>
+      </w:r>
+      <w:r>
+        <w:rPr>
+          <w:rFonts w:ascii="Arial" w:hAnsi="Arial" w:cs="Arial"/>
+          <w:color w:val="000000"/>
+          <w:sz w:val="20"/>
+          <w:szCs w:val="20"/>
+        </w:rPr>
+        <w:t>Стек</w:t>
+      </w:r>
+      <w:r>
+        <w:rPr>
+          <w:rFonts w:ascii="Arial" w:hAnsi="Arial" w:cs="Arial"/>
+          <w:color w:val="000000"/>
+          <w:sz w:val="20"/>
+          <w:szCs w:val="20"/>
+          <w:lang w:val="en-US"/>
+        </w:rPr>
+        <w:t xml:space="preserve">: </w:t>
+      </w:r>
+      <w:proofErr w:type="spellStart"/>
+      <w:r>
+        <w:rPr>
+          <w:rFonts w:ascii="Arial" w:hAnsi="Arial" w:cs="Arial"/>
+          <w:color w:val="000000"/>
+          <w:sz w:val="20"/>
+          <w:szCs w:val="20"/>
+          <w:lang w:val="en-US"/>
+        </w:rPr>
+        <w:t>NextJS</w:t>
+      </w:r>
+      <w:proofErr w:type="spellEnd"/>
+      <w:r>
+        <w:rPr>
+          <w:rFonts w:ascii="Arial" w:hAnsi="Arial" w:cs="Arial"/>
+          <w:color w:val="000000"/>
+          <w:sz w:val="20"/>
+          <w:szCs w:val="20"/>
+          <w:lang w:val="en-US"/>
+        </w:rPr>
+        <w:t xml:space="preserve"> </w:t>
+      </w:r>
+      <w:proofErr w:type="spellStart"/>
+      <w:r>
+        <w:rPr>
+          <w:rFonts w:ascii="Arial" w:hAnsi="Arial" w:cs="Arial"/>
+          <w:color w:val="000000"/>
+          <w:sz w:val="20"/>
+          <w:szCs w:val="20"/>
+          <w:lang w:val="en-US"/>
+        </w:rPr>
+        <w:t>TypeScript</w:t>
+      </w:r>
+      <w:proofErr w:type="spellEnd"/>
+      <w:r>
+        <w:rPr>
+          <w:rFonts w:ascii="Arial" w:hAnsi="Arial" w:cs="Arial"/>
+          <w:color w:val="000000"/>
+          <w:sz w:val="20"/>
+          <w:szCs w:val="20"/>
+          <w:lang w:val="en-US"/>
+        </w:rPr>
+        <w:t xml:space="preserve">, </w:t>
+      </w:r>
+      <w:proofErr w:type="spellStart"/>
+      <w:r>
+        <w:rPr>
+          <w:rFonts w:ascii="Arial" w:hAnsi="Arial" w:cs="Arial"/>
+          <w:color w:val="000000"/>
+          <w:sz w:val="20"/>
+          <w:szCs w:val="20"/>
+          <w:lang w:val="en-US"/>
+        </w:rPr>
+        <w:t>Swiper</w:t>
+      </w:r>
+      <w:proofErr w:type="spellEnd"/>
+      <w:r>
+        <w:rPr>
+          <w:rFonts w:ascii="Arial" w:hAnsi="Arial" w:cs="Arial"/>
+          <w:color w:val="000000"/>
+          <w:sz w:val="20"/>
+          <w:szCs w:val="20"/>
+          <w:lang w:val="en-US"/>
+        </w:rPr>
+        <w:t xml:space="preserve">, SASS, CSS, Figma, </w:t>
+      </w:r>
+      <w:proofErr w:type="spellStart"/>
+      <w:r>
+        <w:rPr>
+          <w:rFonts w:ascii="Arial" w:hAnsi="Arial" w:cs="Arial"/>
+          <w:color w:val="000000"/>
+          <w:sz w:val="20"/>
+          <w:szCs w:val="20"/>
+          <w:lang w:val="en-US"/>
+        </w:rPr>
+        <w:t>Git</w:t>
+      </w:r>
+      <w:proofErr w:type="spellEnd"/>
+      <w:r>
+        <w:rPr>
+          <w:rFonts w:ascii="Arial" w:hAnsi="Arial" w:cs="Arial"/>
+          <w:color w:val="000000"/>
+          <w:sz w:val="20"/>
+          <w:szCs w:val="20"/>
+          <w:lang w:val="en-US"/>
+        </w:rPr>
+        <w:t xml:space="preserve">, </w:t>
+      </w:r>
+      <w:proofErr w:type="spellStart"/>
+      <w:r>
+        <w:rPr>
+          <w:rFonts w:ascii="Arial" w:hAnsi="Arial" w:cs="Arial"/>
+          <w:color w:val="000000"/>
+          <w:sz w:val="20"/>
+          <w:szCs w:val="20"/>
+          <w:lang w:val="en-US"/>
+        </w:rPr>
+        <w:t>Git</w:t>
+      </w:r>
+      <w:proofErr w:type="spellEnd"/>
+      <w:r>
+        <w:rPr>
+          <w:rFonts w:ascii="Arial" w:hAnsi="Arial" w:cs="Arial"/>
+          <w:color w:val="000000"/>
+          <w:sz w:val="20"/>
+          <w:szCs w:val="20"/>
+          <w:lang w:val="en-US"/>
+        </w:rPr>
+        <w:t xml:space="preserve"> </w:t>
+      </w:r>
+      <w:proofErr w:type="spellStart"/>
+      <w:r>
+        <w:rPr>
+          <w:rFonts w:ascii="Arial" w:hAnsi="Arial" w:cs="Arial"/>
+          <w:color w:val="000000"/>
+          <w:sz w:val="20"/>
+          <w:szCs w:val="20"/>
+          <w:lang w:val="en-US"/>
+        </w:rPr>
+        <w:t>submodule</w:t>
+      </w:r>
+      <w:proofErr w:type="spellEnd"/>
+      <w:r>
+        <w:rPr>
+          <w:rFonts w:ascii="Arial" w:hAnsi="Arial" w:cs="Arial"/>
+          <w:color w:val="000000"/>
+          <w:sz w:val="20"/>
+          <w:szCs w:val="20"/>
+          <w:lang w:val="en-US"/>
+        </w:rPr>
+        <w:t xml:space="preserve"> </w:t>
+      </w:r>
+      <w:proofErr w:type="spellStart"/>
+      <w:r>
+        <w:rPr>
+          <w:rFonts w:ascii="Arial" w:hAnsi="Arial" w:cs="Arial"/>
+          <w:color w:val="000000"/>
+          <w:sz w:val="20"/>
+          <w:szCs w:val="20"/>
+          <w:lang w:val="en-US"/>
+        </w:rPr>
+        <w:t>GitHub</w:t>
       </w:r>
       <w:proofErr w:type="spellEnd"/>
     </w:p>
     <w:p>
       <w:pPr>
-        <w:shd w:val="clear" w:color="auto" w:fill="FFFFFF"/>
-        <w:spacing w:line="276" w:lineRule="auto"/>
-        <w:rPr>
-          <w:rFonts w:ascii="Calibri" w:hAnsi="Calibri" w:cs="Calibri"/>
-          <w:sz w:val="20"/>
-          <w:szCs w:val="20"/>
-        </w:rPr>
-      </w:pPr>
-      <w:r>
-        <w:rPr>
-          <w:rFonts w:ascii="Calibri" w:hAnsi="Calibri" w:cs="Calibri"/>
-          <w:sz w:val="20"/>
-          <w:szCs w:val="20"/>
-        </w:rPr>
-        <w:t>2009</w:t>
-      </w:r>
-      <w:r>
-        <w:rPr>
-          <w:rFonts w:ascii="Calibri" w:hAnsi="Calibri" w:cs="Calibri"/>
-          <w:sz w:val="20"/>
-          <w:szCs w:val="20"/>
-        </w:rPr>
-        <w:t xml:space="preserve"> </w:t>
-      </w:r>
-      <w:r>
-        <w:rPr>
-          <w:rFonts w:ascii="Calibri" w:hAnsi="Calibri" w:cs="Calibri"/>
-          <w:sz w:val="20"/>
-          <w:szCs w:val="20"/>
-        </w:rPr>
-        <w:t>Высшее образование БГАМ</w:t>
-      </w:r>
+        <w:pStyle w:val="aff0"/>
+        <w:spacing w:before="0" w:beforeAutospacing="0" w:after="0" w:afterAutospacing="0"/>
+        <w:textAlignment w:val="baseline"/>
+        <w:rPr>
+          <w:rFonts w:ascii="Arial" w:hAnsi="Arial" w:cs="Arial"/>
+          <w:color w:val="000000"/>
+          <w:lang w:val="en-US"/>
+        </w:rPr>
+      </w:pPr>
+      <w:hyperlink r:id="rId14" w:history="1">
+        <w:proofErr w:type="spellStart"/>
+        <w:r>
+          <w:rPr>
+            <w:rStyle w:val="aff"/>
+            <w:rFonts w:ascii="Arial" w:eastAsiaTheme="majorEastAsia" w:hAnsi="Arial" w:cs="Arial"/>
+            <w:color w:val="1155CC"/>
+          </w:rPr>
+          <w:t>Лаунчер</w:t>
+        </w:r>
+        <w:proofErr w:type="spellEnd"/>
+      </w:hyperlink>
     </w:p>
     <w:p>
       <w:pPr>
-        <w:shd w:val="clear" w:color="auto" w:fill="FFFFFF"/>
-        <w:spacing w:line="276" w:lineRule="auto"/>
-        <w:rPr>
-          <w:rFonts w:ascii="Calibri" w:hAnsi="Calibri" w:cs="Calibri"/>
-          <w:sz w:val="20"/>
-          <w:szCs w:val="20"/>
-        </w:rPr>
-      </w:pPr>
-      <w:r>
-        <w:rPr>
-          <w:rFonts w:ascii="Calibri" w:hAnsi="Calibri" w:cs="Calibri"/>
-          <w:sz w:val="20"/>
-          <w:szCs w:val="20"/>
-        </w:rPr>
-        <w:t>2020</w:t>
-      </w:r>
-      <w:r>
-        <w:rPr>
-          <w:rFonts w:ascii="Calibri" w:hAnsi="Calibri" w:cs="Calibri"/>
-          <w:sz w:val="20"/>
-          <w:szCs w:val="20"/>
-        </w:rPr>
-        <w:t xml:space="preserve"> Курсы QAQ в компании </w:t>
+        <w:pStyle w:val="aff0"/>
+        <w:numPr>
+          <w:ilvl w:val="0"/>
+          <w:numId w:val="39"/>
+        </w:numPr>
+        <w:spacing w:before="0" w:beforeAutospacing="0" w:after="0" w:afterAutospacing="0"/>
+        <w:textAlignment w:val="baseline"/>
+        <w:rPr>
+          <w:rFonts w:ascii="Arial" w:hAnsi="Arial" w:cs="Arial"/>
+          <w:color w:val="000000"/>
+          <w:sz w:val="20"/>
+          <w:szCs w:val="20"/>
+          <w:lang w:val="en-US"/>
+        </w:rPr>
+      </w:pPr>
+      <w:r>
+        <w:rPr>
+          <w:rFonts w:ascii="Arial" w:hAnsi="Arial" w:cs="Arial"/>
+          <w:color w:val="000000"/>
+          <w:sz w:val="20"/>
+          <w:szCs w:val="20"/>
+        </w:rPr>
+        <w:t>Разработал</w:t>
+      </w:r>
+      <w:r>
+        <w:rPr>
+          <w:rFonts w:ascii="Arial" w:hAnsi="Arial" w:cs="Arial"/>
+          <w:color w:val="000000"/>
+          <w:sz w:val="20"/>
+          <w:szCs w:val="20"/>
+          <w:lang w:val="en-US"/>
+        </w:rPr>
+        <w:t xml:space="preserve"> </w:t>
+      </w:r>
+      <w:r>
+        <w:rPr>
+          <w:rFonts w:ascii="Arial" w:hAnsi="Arial" w:cs="Arial"/>
+          <w:color w:val="000000"/>
+          <w:sz w:val="20"/>
+          <w:szCs w:val="20"/>
+        </w:rPr>
+        <w:t>интерфейс</w:t>
+      </w:r>
+      <w:r>
+        <w:rPr>
+          <w:rFonts w:ascii="Arial" w:hAnsi="Arial" w:cs="Arial"/>
+          <w:color w:val="000000"/>
+          <w:sz w:val="20"/>
+          <w:szCs w:val="20"/>
+          <w:lang w:val="en-US"/>
+        </w:rPr>
+        <w:t xml:space="preserve"> </w:t>
+      </w:r>
+      <w:r>
+        <w:rPr>
+          <w:rFonts w:ascii="Arial" w:hAnsi="Arial" w:cs="Arial"/>
+          <w:color w:val="000000"/>
+          <w:sz w:val="20"/>
+          <w:szCs w:val="20"/>
+        </w:rPr>
+        <w:t>для</w:t>
+      </w:r>
+      <w:r>
+        <w:rPr>
+          <w:rFonts w:ascii="Arial" w:hAnsi="Arial" w:cs="Arial"/>
+          <w:color w:val="000000"/>
+          <w:sz w:val="20"/>
+          <w:szCs w:val="20"/>
+          <w:lang w:val="en-US"/>
+        </w:rPr>
+        <w:t xml:space="preserve"> </w:t>
+      </w:r>
+      <w:r>
+        <w:rPr>
+          <w:rFonts w:ascii="Arial" w:hAnsi="Arial" w:cs="Arial"/>
+          <w:color w:val="000000"/>
+          <w:sz w:val="20"/>
+          <w:szCs w:val="20"/>
+        </w:rPr>
+        <w:t>сайта</w:t>
+      </w:r>
+      <w:r>
+        <w:rPr>
+          <w:rFonts w:ascii="Arial" w:hAnsi="Arial" w:cs="Arial"/>
+          <w:color w:val="000000"/>
+          <w:sz w:val="20"/>
+          <w:szCs w:val="20"/>
+          <w:lang w:val="en-US"/>
+        </w:rPr>
+        <w:t xml:space="preserve"> </w:t>
       </w:r>
       <w:proofErr w:type="spellStart"/>
       <w:r>
         <w:rPr>
-          <w:rFonts w:ascii="Calibri" w:hAnsi="Calibri" w:cs="Calibri"/>
-          <w:sz w:val="20"/>
-          <w:szCs w:val="20"/>
-        </w:rPr>
-        <w:t>Senla</w:t>
+          <w:rFonts w:ascii="Arial" w:hAnsi="Arial" w:cs="Arial"/>
+          <w:color w:val="000000"/>
+          <w:sz w:val="20"/>
+          <w:szCs w:val="20"/>
+          <w:lang w:val="en-US"/>
+        </w:rPr>
+        <w:t>AbyssRising.games</w:t>
       </w:r>
       <w:proofErr w:type="spellEnd"/>
       <w:r>
         <w:rPr>
-          <w:rFonts w:ascii="Calibri" w:hAnsi="Calibri" w:cs="Calibri"/>
-          <w:sz w:val="20"/>
-          <w:szCs w:val="20"/>
-        </w:rPr>
-        <w:t xml:space="preserve"> (</w:t>
+          <w:rFonts w:ascii="Arial" w:hAnsi="Arial" w:cs="Arial"/>
+          <w:color w:val="000000"/>
+          <w:sz w:val="20"/>
+          <w:szCs w:val="20"/>
+          <w:lang w:val="en-US"/>
+        </w:rPr>
+        <w:t xml:space="preserve"> </w:t>
+      </w:r>
+      <w:r>
+        <w:rPr>
+          <w:rFonts w:ascii="Arial" w:hAnsi="Arial" w:cs="Arial"/>
+          <w:color w:val="000000"/>
+          <w:sz w:val="20"/>
+          <w:szCs w:val="20"/>
+        </w:rPr>
+        <w:t>на</w:t>
+      </w:r>
+      <w:r>
+        <w:rPr>
+          <w:rFonts w:ascii="Arial" w:hAnsi="Arial" w:cs="Arial"/>
+          <w:color w:val="000000"/>
+          <w:sz w:val="20"/>
+          <w:szCs w:val="20"/>
+          <w:lang w:val="en-US"/>
+        </w:rPr>
+        <w:t xml:space="preserve"> </w:t>
+      </w:r>
+      <w:r>
+        <w:rPr>
+          <w:rFonts w:ascii="Arial" w:hAnsi="Arial" w:cs="Arial"/>
+          <w:color w:val="000000"/>
+          <w:sz w:val="20"/>
+          <w:szCs w:val="20"/>
+        </w:rPr>
+        <w:t>базе</w:t>
+      </w:r>
+      <w:r>
+        <w:rPr>
+          <w:rFonts w:ascii="Arial" w:hAnsi="Arial" w:cs="Arial"/>
+          <w:color w:val="000000"/>
+          <w:sz w:val="20"/>
+          <w:szCs w:val="20"/>
+          <w:lang w:val="en-US"/>
+        </w:rPr>
+        <w:t xml:space="preserve"> Next.js + </w:t>
       </w:r>
       <w:proofErr w:type="spellStart"/>
       <w:r>
         <w:rPr>
-          <w:rFonts w:ascii="Calibri" w:hAnsi="Calibri" w:cs="Calibri"/>
-          <w:sz w:val="20"/>
-          <w:szCs w:val="20"/>
-        </w:rPr>
-        <w:t>Java</w:t>
+          <w:rFonts w:ascii="Arial" w:hAnsi="Arial" w:cs="Arial"/>
+          <w:color w:val="000000"/>
+          <w:sz w:val="20"/>
+          <w:szCs w:val="20"/>
+          <w:lang w:val="en-US"/>
+        </w:rPr>
+        <w:t>TypeScript</w:t>
       </w:r>
       <w:proofErr w:type="spellEnd"/>
       <w:r>
         <w:rPr>
-          <w:rFonts w:ascii="Calibri" w:hAnsi="Calibri" w:cs="Calibri"/>
-          <w:sz w:val="20"/>
-          <w:szCs w:val="20"/>
-        </w:rPr>
-        <w:t>)</w:t>
+          <w:rFonts w:ascii="Arial" w:hAnsi="Arial" w:cs="Arial"/>
+          <w:color w:val="000000"/>
+          <w:sz w:val="20"/>
+          <w:szCs w:val="20"/>
+          <w:lang w:val="en-US"/>
+        </w:rPr>
+        <w:t>.</w:t>
       </w:r>
     </w:p>
     <w:p>
       <w:pPr>
-        <w:pStyle w:val="1"/>
-        <w:rPr>
-          <w:rFonts w:ascii="Calibri" w:hAnsi="Calibri" w:cs="Calibri"/>
-          <w:lang w:val="en-US"/>
-        </w:rPr>
-      </w:pPr>
-      <w:r>
-        <w:rPr>
-          <w:rFonts w:ascii="Calibri" w:hAnsi="Calibri" w:cs="Calibri"/>
-          <w:lang w:val="en-US"/>
-        </w:rPr>
-        <w:t>Work Experience</w:t>
-      </w:r>
+        <w:pStyle w:val="aff0"/>
+        <w:numPr>
+          <w:ilvl w:val="0"/>
+          <w:numId w:val="39"/>
+        </w:numPr>
+        <w:spacing w:before="0" w:beforeAutospacing="0" w:after="0" w:afterAutospacing="0"/>
+        <w:textAlignment w:val="baseline"/>
+        <w:rPr>
+          <w:rFonts w:ascii="Arial" w:hAnsi="Arial" w:cs="Arial"/>
+          <w:color w:val="000000"/>
+          <w:sz w:val="20"/>
+          <w:szCs w:val="20"/>
+        </w:rPr>
+      </w:pPr>
+      <w:r>
+        <w:rPr>
+          <w:rFonts w:ascii="Arial" w:hAnsi="Arial" w:cs="Arial"/>
+          <w:color w:val="000000"/>
+          <w:sz w:val="20"/>
+          <w:szCs w:val="20"/>
+        </w:rPr>
+        <w:t>Создал универсальные UI-компоненты (</w:t>
+      </w:r>
+      <w:proofErr w:type="spellStart"/>
+      <w:r>
+        <w:rPr>
+          <w:rFonts w:ascii="Arial" w:hAnsi="Arial" w:cs="Arial"/>
+          <w:color w:val="000000"/>
+          <w:sz w:val="20"/>
+          <w:szCs w:val="20"/>
+        </w:rPr>
+        <w:t>TabButton</w:t>
+      </w:r>
+      <w:proofErr w:type="spellEnd"/>
+      <w:r>
+        <w:rPr>
+          <w:rFonts w:ascii="Arial" w:hAnsi="Arial" w:cs="Arial"/>
+          <w:color w:val="000000"/>
+          <w:sz w:val="20"/>
+          <w:szCs w:val="20"/>
+        </w:rPr>
+        <w:t xml:space="preserve">, </w:t>
+      </w:r>
+      <w:proofErr w:type="spellStart"/>
+      <w:r>
+        <w:rPr>
+          <w:rFonts w:ascii="Arial" w:hAnsi="Arial" w:cs="Arial"/>
+          <w:color w:val="000000"/>
+          <w:sz w:val="20"/>
+          <w:szCs w:val="20"/>
+        </w:rPr>
+        <w:t>CardsBoard</w:t>
+      </w:r>
+      <w:proofErr w:type="spellEnd"/>
+      <w:r>
+        <w:rPr>
+          <w:rFonts w:ascii="Arial" w:hAnsi="Arial" w:cs="Arial"/>
+          <w:color w:val="000000"/>
+          <w:sz w:val="20"/>
+          <w:szCs w:val="20"/>
+        </w:rPr>
+        <w:t xml:space="preserve">, </w:t>
+      </w:r>
+      <w:proofErr w:type="spellStart"/>
+      <w:r>
+        <w:rPr>
+          <w:rFonts w:ascii="Arial" w:hAnsi="Arial" w:cs="Arial"/>
+          <w:color w:val="000000"/>
+          <w:sz w:val="20"/>
+          <w:szCs w:val="20"/>
+        </w:rPr>
+        <w:t>UserImage</w:t>
+      </w:r>
+      <w:proofErr w:type="spellEnd"/>
+      <w:r>
+        <w:rPr>
+          <w:rFonts w:ascii="Arial" w:hAnsi="Arial" w:cs="Arial"/>
+          <w:color w:val="000000"/>
+          <w:sz w:val="20"/>
+          <w:szCs w:val="20"/>
+        </w:rPr>
+        <w:t xml:space="preserve"> и др.) с адаптивностью и стилизованными состояниями.</w:t>
+      </w:r>
+    </w:p>
+    <w:p>
+      <w:pPr>
+        <w:pStyle w:val="aff0"/>
+        <w:numPr>
+          <w:ilvl w:val="0"/>
+          <w:numId w:val="39"/>
+        </w:numPr>
+        <w:spacing w:before="0" w:beforeAutospacing="0" w:after="0" w:afterAutospacing="0"/>
+        <w:textAlignment w:val="baseline"/>
+        <w:rPr>
+          <w:rFonts w:ascii="Arial" w:hAnsi="Arial" w:cs="Arial"/>
+          <w:color w:val="000000"/>
+          <w:sz w:val="20"/>
+          <w:szCs w:val="20"/>
+        </w:rPr>
+      </w:pPr>
+      <w:r>
+        <w:rPr>
+          <w:rFonts w:ascii="Arial" w:hAnsi="Arial" w:cs="Arial"/>
+          <w:color w:val="000000"/>
+          <w:sz w:val="20"/>
+          <w:szCs w:val="20"/>
+        </w:rPr>
+        <w:t xml:space="preserve">Реализовал смену </w:t>
+      </w:r>
+      <w:proofErr w:type="spellStart"/>
+      <w:r>
+        <w:rPr>
+          <w:rFonts w:ascii="Arial" w:hAnsi="Arial" w:cs="Arial"/>
+          <w:color w:val="000000"/>
+          <w:sz w:val="20"/>
+          <w:szCs w:val="20"/>
+        </w:rPr>
+        <w:t>аватарки</w:t>
+      </w:r>
+      <w:proofErr w:type="spellEnd"/>
+      <w:r>
+        <w:rPr>
+          <w:rFonts w:ascii="Arial" w:hAnsi="Arial" w:cs="Arial"/>
+          <w:color w:val="000000"/>
+          <w:sz w:val="20"/>
+          <w:szCs w:val="20"/>
+        </w:rPr>
+        <w:t xml:space="preserve"> и пароля пользователя: выбор файла, </w:t>
+      </w:r>
+      <w:proofErr w:type="spellStart"/>
+      <w:r>
+        <w:rPr>
+          <w:rFonts w:ascii="Arial" w:hAnsi="Arial" w:cs="Arial"/>
+          <w:color w:val="000000"/>
+          <w:sz w:val="20"/>
+          <w:szCs w:val="20"/>
+        </w:rPr>
+        <w:t>предпросмотр</w:t>
+      </w:r>
+      <w:proofErr w:type="spellEnd"/>
+      <w:r>
+        <w:rPr>
+          <w:rFonts w:ascii="Arial" w:hAnsi="Arial" w:cs="Arial"/>
+          <w:color w:val="000000"/>
+          <w:sz w:val="20"/>
+          <w:szCs w:val="20"/>
+        </w:rPr>
+        <w:t>, отправка на сервер, обновление UI.</w:t>
+      </w:r>
+    </w:p>
+    <w:p>
+      <w:pPr>
+        <w:pStyle w:val="aff0"/>
+        <w:numPr>
+          <w:ilvl w:val="0"/>
+          <w:numId w:val="39"/>
+        </w:numPr>
+        <w:spacing w:before="0" w:beforeAutospacing="0" w:after="0" w:afterAutospacing="0"/>
+        <w:textAlignment w:val="baseline"/>
+        <w:rPr>
+          <w:rFonts w:ascii="Arial" w:hAnsi="Arial" w:cs="Arial"/>
+          <w:color w:val="000000"/>
+          <w:sz w:val="30"/>
+          <w:szCs w:val="30"/>
+        </w:rPr>
+      </w:pPr>
+      <w:r>
+        <w:rPr>
+          <w:rFonts w:ascii="Arial" w:hAnsi="Arial" w:cs="Arial"/>
+          <w:color w:val="000000"/>
+          <w:sz w:val="20"/>
+          <w:szCs w:val="20"/>
+        </w:rPr>
+        <w:t xml:space="preserve">Обеспечил адаптивную и </w:t>
+      </w:r>
+      <w:proofErr w:type="spellStart"/>
+      <w:r>
+        <w:rPr>
+          <w:rFonts w:ascii="Arial" w:hAnsi="Arial" w:cs="Arial"/>
+          <w:color w:val="000000"/>
+          <w:sz w:val="20"/>
+          <w:szCs w:val="20"/>
+        </w:rPr>
+        <w:t>кроссбраузерную</w:t>
+      </w:r>
+      <w:proofErr w:type="spellEnd"/>
+      <w:r>
+        <w:rPr>
+          <w:rFonts w:ascii="Arial" w:hAnsi="Arial" w:cs="Arial"/>
+          <w:color w:val="000000"/>
+          <w:sz w:val="20"/>
+          <w:szCs w:val="20"/>
+        </w:rPr>
+        <w:t xml:space="preserve"> верстку, работал с </w:t>
+      </w:r>
+      <w:proofErr w:type="spellStart"/>
+      <w:r>
+        <w:rPr>
+          <w:rFonts w:ascii="Arial" w:hAnsi="Arial" w:cs="Arial"/>
+          <w:color w:val="000000"/>
+          <w:sz w:val="20"/>
+          <w:szCs w:val="20"/>
+        </w:rPr>
+        <w:t>hover</w:t>
+      </w:r>
+      <w:proofErr w:type="spellEnd"/>
+      <w:r>
+        <w:rPr>
+          <w:rFonts w:ascii="Arial" w:hAnsi="Arial" w:cs="Arial"/>
+          <w:color w:val="000000"/>
+          <w:sz w:val="20"/>
+          <w:szCs w:val="20"/>
+        </w:rPr>
+        <w:t xml:space="preserve">-эффектами, анимацией, предотвращением </w:t>
+      </w:r>
+      <w:proofErr w:type="spellStart"/>
+      <w:r>
+        <w:rPr>
+          <w:rFonts w:ascii="Arial" w:hAnsi="Arial" w:cs="Arial"/>
+          <w:color w:val="000000"/>
+          <w:sz w:val="20"/>
+          <w:szCs w:val="20"/>
+        </w:rPr>
+        <w:t>layout</w:t>
+      </w:r>
+      <w:proofErr w:type="spellEnd"/>
+      <w:r>
+        <w:rPr>
+          <w:rFonts w:ascii="Arial" w:hAnsi="Arial" w:cs="Arial"/>
+          <w:color w:val="000000"/>
+          <w:sz w:val="20"/>
+          <w:szCs w:val="20"/>
+        </w:rPr>
+        <w:t xml:space="preserve"> </w:t>
+      </w:r>
+      <w:proofErr w:type="spellStart"/>
+      <w:r>
+        <w:rPr>
+          <w:rFonts w:ascii="Arial" w:hAnsi="Arial" w:cs="Arial"/>
+          <w:color w:val="000000"/>
+          <w:sz w:val="20"/>
+          <w:szCs w:val="20"/>
+        </w:rPr>
+        <w:t>shift</w:t>
+      </w:r>
+      <w:proofErr w:type="spellEnd"/>
+      <w:r>
+        <w:rPr>
+          <w:rFonts w:ascii="Arial" w:hAnsi="Arial" w:cs="Arial"/>
+          <w:color w:val="000000"/>
+          <w:sz w:val="30"/>
+          <w:szCs w:val="30"/>
+        </w:rPr>
+        <w:t>.</w:t>
+      </w:r>
+    </w:p>
+    <w:p>
+      <w:pPr>
+        <w:pStyle w:val="aff0"/>
+        <w:spacing w:before="0" w:beforeAutospacing="0" w:after="300" w:afterAutospacing="0"/>
+        <w:textAlignment w:val="baseline"/>
+        <w:rPr>
+          <w:rFonts w:ascii="Arial" w:hAnsi="Arial" w:cs="Arial"/>
+          <w:color w:val="000000"/>
+          <w:sz w:val="20"/>
+          <w:szCs w:val="20"/>
+          <w:lang w:val="en-US"/>
+        </w:rPr>
+      </w:pPr>
+      <w:r>
+        <w:rPr>
+          <w:rFonts w:ascii="Arial" w:hAnsi="Arial" w:cs="Arial"/>
+          <w:color w:val="000000"/>
+          <w:sz w:val="20"/>
+          <w:szCs w:val="20"/>
+        </w:rPr>
+        <w:t>Стек</w:t>
+      </w:r>
+      <w:r>
+        <w:rPr>
+          <w:rFonts w:ascii="Arial" w:hAnsi="Arial" w:cs="Arial"/>
+          <w:color w:val="000000"/>
+          <w:sz w:val="20"/>
+          <w:szCs w:val="20"/>
+          <w:lang w:val="en-US"/>
+        </w:rPr>
+        <w:t xml:space="preserve">: </w:t>
+      </w:r>
+      <w:proofErr w:type="spellStart"/>
+      <w:r>
+        <w:rPr>
+          <w:rFonts w:ascii="Arial" w:hAnsi="Arial" w:cs="Arial"/>
+          <w:color w:val="000000"/>
+          <w:sz w:val="20"/>
+          <w:szCs w:val="20"/>
+          <w:lang w:val="en-US"/>
+        </w:rPr>
+        <w:t>NextJS</w:t>
+      </w:r>
+      <w:proofErr w:type="spellEnd"/>
+      <w:r>
+        <w:rPr>
+          <w:rFonts w:ascii="Arial" w:hAnsi="Arial" w:cs="Arial"/>
+          <w:color w:val="000000"/>
+          <w:sz w:val="20"/>
+          <w:szCs w:val="20"/>
+          <w:lang w:val="en-US"/>
+        </w:rPr>
+        <w:t xml:space="preserve"> </w:t>
+      </w:r>
+      <w:proofErr w:type="spellStart"/>
+      <w:r>
+        <w:rPr>
+          <w:rFonts w:ascii="Arial" w:hAnsi="Arial" w:cs="Arial"/>
+          <w:color w:val="000000"/>
+          <w:sz w:val="20"/>
+          <w:szCs w:val="20"/>
+          <w:lang w:val="en-US"/>
+        </w:rPr>
+        <w:t>TypeScript</w:t>
+      </w:r>
+      <w:proofErr w:type="spellEnd"/>
+      <w:r>
+        <w:rPr>
+          <w:rFonts w:ascii="Arial" w:hAnsi="Arial" w:cs="Arial"/>
+          <w:color w:val="000000"/>
+          <w:sz w:val="20"/>
+          <w:szCs w:val="20"/>
+          <w:lang w:val="en-US"/>
+        </w:rPr>
+        <w:t xml:space="preserve">, CSS, Figma, </w:t>
+      </w:r>
+      <w:proofErr w:type="spellStart"/>
+      <w:r>
+        <w:rPr>
+          <w:rFonts w:ascii="Arial" w:hAnsi="Arial" w:cs="Arial"/>
+          <w:color w:val="000000"/>
+          <w:sz w:val="20"/>
+          <w:szCs w:val="20"/>
+          <w:lang w:val="en-US"/>
+        </w:rPr>
+        <w:t>Git</w:t>
+      </w:r>
+      <w:proofErr w:type="spellEnd"/>
+      <w:r>
+        <w:rPr>
+          <w:rFonts w:ascii="Arial" w:hAnsi="Arial" w:cs="Arial"/>
+          <w:color w:val="000000"/>
+          <w:sz w:val="20"/>
+          <w:szCs w:val="20"/>
+          <w:lang w:val="en-US"/>
+        </w:rPr>
+        <w:t xml:space="preserve">, styled-components, </w:t>
+      </w:r>
+      <w:proofErr w:type="spellStart"/>
+      <w:r>
+        <w:rPr>
+          <w:rFonts w:ascii="Arial" w:hAnsi="Arial" w:cs="Arial"/>
+          <w:color w:val="000000"/>
+          <w:sz w:val="20"/>
+          <w:szCs w:val="20"/>
+          <w:lang w:val="en-US"/>
+        </w:rPr>
+        <w:t>GitHub</w:t>
+      </w:r>
+      <w:proofErr w:type="spellEnd"/>
+    </w:p>
+    <w:bookmarkEnd w:id="0"/>
+    <w:p>
+      <w:pPr>
+        <w:pStyle w:val="aff0"/>
+        <w:shd w:val="clear" w:color="auto" w:fill="FFFFFF"/>
+        <w:spacing w:before="0" w:beforeAutospacing="0" w:after="0" w:afterAutospacing="0"/>
+        <w:rPr>
+          <w:rFonts w:ascii="Calibri" w:hAnsi="Calibri" w:cs="Calibri"/>
+          <w:b/>
+          <w:bCs/>
+          <w:sz w:val="20"/>
+          <w:szCs w:val="20"/>
+          <w:u w:val="single"/>
+          <w:lang w:val="en-US"/>
+        </w:rPr>
+      </w:pPr>
     </w:p>
     <w:p>
       <w:pPr>
@@ -1406,8 +2618,27 @@
           <w:sz w:val="20"/>
           <w:szCs w:val="20"/>
         </w:rPr>
-        <w:lastRenderedPageBreak/>
-        <w:t>Добавил раздел турниры в админ-панель.</w:t>
+        <w:t xml:space="preserve">Добавил </w:t>
+      </w:r>
+      <w:proofErr w:type="spellStart"/>
+      <w:r>
+        <w:rPr>
+          <w:rFonts w:ascii="Calibry" w:hAnsi="Calibry"/>
+          <w:color w:val="000000"/>
+          <w:sz w:val="20"/>
+          <w:szCs w:val="20"/>
+        </w:rPr>
+        <w:t>Добавил</w:t>
+      </w:r>
+      <w:proofErr w:type="spellEnd"/>
+      <w:r>
+        <w:rPr>
+          <w:rFonts w:ascii="Calibry" w:hAnsi="Calibry"/>
+          <w:color w:val="000000"/>
+          <w:sz w:val="20"/>
+          <w:szCs w:val="20"/>
+        </w:rPr>
+        <w:t xml:space="preserve"> разделы в админ-панели для изменения условий турнира.</w:t>
       </w:r>
     </w:p>
     <w:p>
@@ -1431,7 +2662,35 @@
           <w:sz w:val="20"/>
           <w:szCs w:val="20"/>
         </w:rPr>
-        <w:t>Добавил разделы в админ-панели для изменения условий турнира.</w:t>
+        <w:t xml:space="preserve">Редактировал </w:t>
+      </w:r>
+      <w:r>
+        <w:rPr>
+          <w:rFonts w:ascii="Calibry" w:hAnsi="Calibry"/>
+          <w:color w:val="000000"/>
+          <w:sz w:val="20"/>
+          <w:szCs w:val="20"/>
+          <w:lang w:val="en-US"/>
+        </w:rPr>
+        <w:t>UI</w:t>
+      </w:r>
+      <w:r>
+        <w:rPr>
+          <w:rFonts w:ascii="Calibry" w:hAnsi="Calibry"/>
+          <w:color w:val="000000"/>
+          <w:sz w:val="20"/>
+          <w:szCs w:val="20"/>
+        </w:rPr>
+        <w:t xml:space="preserve"> карточек игроков</w:t>
+      </w:r>
+      <w:r>
+        <w:rPr>
+          <w:rFonts w:ascii="Calibry" w:hAnsi="Calibry"/>
+          <w:color w:val="000000"/>
+          <w:sz w:val="20"/>
+          <w:szCs w:val="20"/>
+        </w:rPr>
+        <w:t>.</w:t>
       </w:r>
     </w:p>
     <w:p>
@@ -1455,18 +2714,19 @@
           <w:sz w:val="20"/>
           <w:szCs w:val="20"/>
         </w:rPr>
-        <w:t xml:space="preserve">Редактировал </w:t>
-      </w:r>
+        <w:t xml:space="preserve">Добавил </w:t>
+      </w:r>
+      <w:proofErr w:type="spellStart"/>
       <w:r>
         <w:rPr>
           <w:rFonts w:ascii="Calibry" w:hAnsi="Calibry"/>
           <w:color w:val="000000"/>
           <w:sz w:val="20"/>
           <w:szCs w:val="20"/>
-          <w:lang w:val="en-US"/>
-        </w:rPr>
-        <w:t>UI</w:t>
-      </w:r>
+        </w:rPr>
+        <w:t>валидацию</w:t>
+      </w:r>
+      <w:proofErr w:type="spellEnd"/>
       <w:r>
         <w:rPr>
           <w:rFonts w:ascii="Calibry" w:hAnsi="Calibry"/>
@@ -1474,16 +2734,7 @@
           <w:sz w:val="20"/>
           <w:szCs w:val="20"/>
         </w:rPr>
-        <w:t xml:space="preserve"> карточек игроков</w:t>
-      </w:r>
-      <w:r>
-        <w:rPr>
-          <w:rFonts w:ascii="Calibry" w:hAnsi="Calibry"/>
-          <w:color w:val="000000"/>
-          <w:sz w:val="20"/>
-          <w:szCs w:val="20"/>
-        </w:rPr>
-        <w:t>.</w:t>
+        <w:t xml:space="preserve"> данных при смене пароля пользователем.</w:t>
       </w:r>
     </w:p>
     <w:p>
@@ -1507,9 +2758,8 @@
           <w:sz w:val="20"/>
           <w:szCs w:val="20"/>
         </w:rPr>
-        <w:t xml:space="preserve">Добавил </w:t>
-      </w:r>
-      <w:proofErr w:type="spellStart"/>
+        <w:t xml:space="preserve">Редактировал корректное </w:t>
+      </w:r>
       <w:r>
         <w:rPr>
           <w:rFonts w:ascii="Calibry" w:hAnsi="Calibry"/>
@@ -1517,17 +2767,7 @@
           <w:sz w:val="20"/>
           <w:szCs w:val="20"/>
         </w:rPr>
-        <w:t>валидацию</w:t>
-      </w:r>
-      <w:proofErr w:type="spellEnd"/>
-      <w:r>
-        <w:rPr>
-          <w:rFonts w:ascii="Calibry" w:hAnsi="Calibry"/>
-          <w:color w:val="000000"/>
-          <w:sz w:val="20"/>
-          <w:szCs w:val="20"/>
-        </w:rPr>
-        <w:t xml:space="preserve"> данных при смене пароля пользователем.</w:t>
+        <w:t>раздел турниры в админ-панель.</w:t>
       </w:r>
     </w:p>
     <w:p>
@@ -1551,7 +2791,7 @@
           <w:sz w:val="20"/>
           <w:szCs w:val="20"/>
         </w:rPr>
-        <w:t>Редактировал корректное отображение данных для сыгранных турниров</w:t>
+        <w:t>отображение данных для сыгранных турниров</w:t>
       </w:r>
       <w:r>
         <w:rPr>
@@ -2020,6 +3260,7 @@
           <w:sz w:val="20"/>
           <w:szCs w:val="20"/>
           <w:u w:val="single"/>
+          <w:lang w:val="en-US"/>
         </w:rPr>
       </w:pPr>
       <w:r>
@@ -2030,9 +3271,11 @@
           <w:sz w:val="20"/>
           <w:szCs w:val="20"/>
           <w:u w:val="single"/>
-        </w:rPr>
-        <w:t xml:space="preserve">01/2022 – </w:t>
-      </w:r>
+          <w:lang w:val="en-US"/>
+        </w:rPr>
+        <w:t xml:space="preserve">01/2022 – 12/2023, </w:t>
+      </w:r>
+      <w:proofErr w:type="spellStart"/>
       <w:r>
         <w:rPr>
           <w:rFonts w:ascii="Calibri" w:hAnsi="Calibri" w:cs="Calibri"/>
@@ -2042,8 +3285,9 @@
           <w:szCs w:val="20"/>
           <w:u w:val="single"/>
         </w:rPr>
-        <w:t>12</w:t>
-      </w:r>
+        <w:t>Фриланс</w:t>
+      </w:r>
+      <w:proofErr w:type="spellEnd"/>
       <w:r>
         <w:rPr>
           <w:rFonts w:ascii="Calibri" w:hAnsi="Calibri" w:cs="Calibri"/>
@@ -2052,10 +3296,10 @@
           <w:sz w:val="20"/>
           <w:szCs w:val="20"/>
           <w:u w:val="single"/>
-        </w:rPr>
-        <w:t xml:space="preserve">/2023, </w:t>
-      </w:r>
-      <w:proofErr w:type="spellStart"/>
+          <w:lang w:val="en-US"/>
+        </w:rPr>
+        <w:t xml:space="preserve"> | </w:t>
+      </w:r>
       <w:r>
         <w:rPr>
           <w:rFonts w:ascii="Calibri" w:hAnsi="Calibri" w:cs="Calibri"/>
@@ -2064,10 +3308,10 @@
           <w:sz w:val="20"/>
           <w:szCs w:val="20"/>
           <w:u w:val="single"/>
-        </w:rPr>
-        <w:t>Фриланс</w:t>
-      </w:r>
-      <w:proofErr w:type="spellEnd"/>
+          <w:lang w:val="en-US"/>
+        </w:rPr>
+        <w:t>Frontend</w:t>
+      </w:r>
       <w:r>
         <w:rPr>
           <w:rFonts w:ascii="Calibri" w:hAnsi="Calibri" w:cs="Calibri"/>
@@ -2076,8 +3320,9 @@
           <w:sz w:val="20"/>
           <w:szCs w:val="20"/>
           <w:u w:val="single"/>
-        </w:rPr>
-        <w:t xml:space="preserve"> | </w:t>
+          <w:lang w:val="en-US"/>
+        </w:rPr>
+        <w:t xml:space="preserve"> </w:t>
       </w:r>
       <w:r>
         <w:rPr>
@@ -2089,7 +3334,7 @@
           <w:u w:val="single"/>
           <w:lang w:val="en-US"/>
         </w:rPr>
-        <w:t>Frontend</w:t>
+        <w:t>Developer</w:t>
       </w:r>
       <w:r>
         <w:rPr>
@@ -2099,29 +3344,7 @@
           <w:sz w:val="20"/>
           <w:szCs w:val="20"/>
           <w:u w:val="single"/>
-        </w:rPr>
-        <w:t xml:space="preserve"> </w:t>
-      </w:r>
-      <w:r>
-        <w:rPr>
-          <w:rFonts w:ascii="Calibri" w:hAnsi="Calibri" w:cs="Calibri"/>
-          <w:b/>
-          <w:bCs/>
-          <w:sz w:val="20"/>
-          <w:szCs w:val="20"/>
-          <w:u w:val="single"/>
-          <w:lang w:val="en-US"/>
-        </w:rPr>
-        <w:t>Developer</w:t>
-      </w:r>
-      <w:r>
-        <w:rPr>
-          <w:rFonts w:ascii="Calibri" w:hAnsi="Calibri" w:cs="Calibri"/>
-          <w:b/>
-          <w:bCs/>
-          <w:sz w:val="20"/>
-          <w:szCs w:val="20"/>
-          <w:u w:val="single"/>
+          <w:lang w:val="en-US"/>
         </w:rPr>
         <w:t xml:space="preserve"> </w:t>
       </w:r>
@@ -2137,10 +3360,16 @@
           <w:bCs/>
           <w:sz w:val="20"/>
           <w:szCs w:val="20"/>
-          <w:lang w:val="en-US"/>
-        </w:rPr>
-      </w:pPr>
-      <w:r>
+          <w:u w:val="single"/>
+          <w:lang w:val="en-US"/>
+        </w:rPr>
+      </w:pPr>
+    </w:p>
+    <w:p>
+      <w:pPr>
+        <w:pStyle w:val="aff0"/>
+        <w:shd w:val="clear" w:color="auto" w:fill="FFFFFF"/>
+        <w:spacing w:before="0" w:beforeAutospacing="0" w:after="0" w:afterAutospacing="0"/>
         <w:rPr>
           <w:rFonts w:ascii="Calibri" w:hAnsi="Calibri" w:cs="Calibri"/>
           <w:b/>
@@ -2149,8 +3378,40 @@
           <w:szCs w:val="20"/>
           <w:lang w:val="en-US"/>
         </w:rPr>
-        <w:t>Online-zoo</w:t>
-      </w:r>
+      </w:pPr>
+      <w:r>
+        <w:rPr>
+          <w:rFonts w:ascii="Calibri" w:hAnsi="Calibri" w:cs="Calibri"/>
+          <w:b/>
+          <w:bCs/>
+          <w:sz w:val="20"/>
+          <w:szCs w:val="20"/>
+        </w:rPr>
+        <w:t>Салон</w:t>
+      </w:r>
+      <w:r>
+        <w:rPr>
+          <w:rFonts w:ascii="Calibri" w:hAnsi="Calibri" w:cs="Calibri"/>
+          <w:b/>
+          <w:bCs/>
+          <w:sz w:val="20"/>
+          <w:szCs w:val="20"/>
+          <w:lang w:val="en-US"/>
+        </w:rPr>
+        <w:t xml:space="preserve"> </w:t>
+      </w:r>
+      <w:proofErr w:type="spellStart"/>
+      <w:r>
+        <w:rPr>
+          <w:rFonts w:ascii="Calibri" w:hAnsi="Calibri" w:cs="Calibri"/>
+          <w:b/>
+          <w:bCs/>
+          <w:sz w:val="20"/>
+          <w:szCs w:val="20"/>
+        </w:rPr>
+        <w:t>Белони</w:t>
+      </w:r>
+      <w:proofErr w:type="spellEnd"/>
     </w:p>
     <w:p>
       <w:pPr>
@@ -2173,54 +3434,70 @@
           <w:sz w:val="20"/>
           <w:szCs w:val="20"/>
         </w:rPr>
-        <w:t xml:space="preserve">Создал двухстраничный адаптивный сайт по макету из </w:t>
-      </w:r>
-      <w:r>
-        <w:rPr>
-          <w:rFonts w:ascii="Calibri" w:hAnsi="Calibri" w:cs="Calibri"/>
-          <w:sz w:val="20"/>
-          <w:szCs w:val="20"/>
-          <w:lang w:val="en-US"/>
-        </w:rPr>
-        <w:t>Figma</w:t>
-      </w:r>
-      <w:r>
-        <w:rPr>
-          <w:rFonts w:ascii="Calibri" w:hAnsi="Calibri" w:cs="Calibri"/>
-          <w:sz w:val="20"/>
-          <w:szCs w:val="20"/>
-        </w:rPr>
-        <w:t xml:space="preserve"> с точностью до пикселя (</w:t>
-      </w:r>
-      <w:r>
-        <w:rPr>
-          <w:rFonts w:ascii="Calibri" w:hAnsi="Calibri" w:cs="Calibri"/>
-          <w:sz w:val="20"/>
-          <w:szCs w:val="20"/>
-          <w:lang w:val="en-US"/>
+        <w:t xml:space="preserve">Создал </w:t>
+      </w:r>
+      <w:r>
+        <w:rPr>
+          <w:rFonts w:ascii="Calibri" w:hAnsi="Calibri" w:cs="Calibri"/>
+          <w:sz w:val="20"/>
+          <w:szCs w:val="20"/>
+        </w:rPr>
+        <w:t xml:space="preserve">верстку для многостраничного сайта </w:t>
+      </w:r>
+      <w:r>
+        <w:rPr>
+          <w:rFonts w:ascii="Calibri" w:hAnsi="Calibri" w:cs="Calibri"/>
+          <w:color w:val="000000"/>
+          <w:sz w:val="20"/>
+          <w:szCs w:val="20"/>
+        </w:rPr>
+        <w:t>(</w:t>
+      </w:r>
+      <w:proofErr w:type="spellStart"/>
+      <w:r>
+        <w:rPr>
+          <w:rFonts w:ascii="Calibri" w:hAnsi="Calibri" w:cs="Calibri"/>
+          <w:color w:val="000000"/>
+          <w:sz w:val="20"/>
+          <w:szCs w:val="20"/>
         </w:rPr>
         <w:t>pixel</w:t>
       </w:r>
-      <w:r>
-        <w:rPr>
-          <w:rFonts w:ascii="Calibri" w:hAnsi="Calibri" w:cs="Calibri"/>
+      <w:proofErr w:type="spellEnd"/>
+      <w:r>
+        <w:rPr>
+          <w:rFonts w:ascii="Calibri" w:hAnsi="Calibri" w:cs="Calibri"/>
+          <w:color w:val="000000"/>
           <w:sz w:val="20"/>
           <w:szCs w:val="20"/>
         </w:rPr>
         <w:t xml:space="preserve"> </w:t>
       </w:r>
-      <w:r>
-        <w:rPr>
-          <w:rFonts w:ascii="Calibri" w:hAnsi="Calibri" w:cs="Calibri"/>
-          <w:sz w:val="20"/>
-          <w:szCs w:val="20"/>
-          <w:lang w:val="en-US"/>
-        </w:rPr>
-        <w:t>perfect</w:t>
-      </w:r>
-      <w:r>
-        <w:rPr>
-          <w:rFonts w:ascii="Calibri" w:hAnsi="Calibri" w:cs="Calibri"/>
+      <w:proofErr w:type="spellStart"/>
+      <w:r>
+        <w:rPr>
+          <w:rFonts w:ascii="Calibri" w:hAnsi="Calibri" w:cs="Calibri"/>
+          <w:color w:val="000000"/>
+          <w:sz w:val="20"/>
+          <w:szCs w:val="20"/>
+        </w:rPr>
+        <w:t>perfec</w:t>
+      </w:r>
+      <w:proofErr w:type="spellEnd"/>
+      <w:r>
+        <w:rPr>
+          <w:rFonts w:ascii="Calibri" w:hAnsi="Calibri" w:cs="Calibri"/>
+          <w:color w:val="000000"/>
+          <w:sz w:val="20"/>
+          <w:szCs w:val="20"/>
+          <w:lang w:val="en-US"/>
+        </w:rPr>
+        <w:t>t</w:t>
+      </w:r>
+      <w:r>
+        <w:rPr>
+          <w:rFonts w:ascii="Calibri" w:hAnsi="Calibri" w:cs="Calibri"/>
+          <w:color w:val="000000"/>
           <w:sz w:val="20"/>
           <w:szCs w:val="20"/>
         </w:rPr>
@@ -2245,15 +3522,37 @@
       <w:r>
         <w:rPr>
           <w:rFonts w:ascii="Calibri" w:hAnsi="Calibri" w:cs="Calibri"/>
-          <w:sz w:val="20"/>
-          <w:szCs w:val="20"/>
-        </w:rPr>
-        <w:t xml:space="preserve">Реализовал функционал каруселей, </w:t>
+          <w:color w:val="000000"/>
+          <w:sz w:val="20"/>
+          <w:szCs w:val="20"/>
+        </w:rPr>
+        <w:t>Реализовал функционал каруселей (</w:t>
       </w:r>
       <w:proofErr w:type="spellStart"/>
       <w:r>
         <w:rPr>
           <w:rFonts w:ascii="Calibri" w:hAnsi="Calibri" w:cs="Calibri"/>
+          <w:color w:val="000000"/>
+          <w:sz w:val="20"/>
+          <w:szCs w:val="20"/>
+        </w:rPr>
+        <w:t>Swiper</w:t>
+      </w:r>
+      <w:proofErr w:type="spellEnd"/>
+      <w:r>
+        <w:rPr>
+          <w:rFonts w:ascii="Calibri" w:hAnsi="Calibri" w:cs="Calibri"/>
+          <w:color w:val="000000"/>
+          <w:sz w:val="20"/>
+          <w:szCs w:val="20"/>
+        </w:rPr>
+        <w:t xml:space="preserve">), </w:t>
+      </w:r>
+      <w:proofErr w:type="spellStart"/>
+      <w:r>
+        <w:rPr>
+          <w:rFonts w:ascii="Calibri" w:hAnsi="Calibri" w:cs="Calibri"/>
+          <w:color w:val="000000"/>
           <w:sz w:val="20"/>
           <w:szCs w:val="20"/>
         </w:rPr>
@@ -2263,6 +3562,7 @@
       <w:r>
         <w:rPr>
           <w:rFonts w:ascii="Calibri" w:hAnsi="Calibri" w:cs="Calibri"/>
+          <w:color w:val="000000"/>
           <w:sz w:val="20"/>
           <w:szCs w:val="20"/>
         </w:rPr>
@@ -2272,6 +3572,7 @@
       <w:r>
         <w:rPr>
           <w:rFonts w:ascii="Calibri" w:hAnsi="Calibri" w:cs="Calibri"/>
+          <w:color w:val="000000"/>
           <w:sz w:val="20"/>
           <w:szCs w:val="20"/>
         </w:rPr>
@@ -2281,20 +3582,23 @@
       <w:r>
         <w:rPr>
           <w:rFonts w:ascii="Calibri" w:hAnsi="Calibri" w:cs="Calibri"/>
+          <w:color w:val="000000"/>
           <w:sz w:val="20"/>
           <w:szCs w:val="20"/>
         </w:rPr>
         <w:t xml:space="preserve"> с использованием </w:t>
       </w:r>
-      <w:r>
-        <w:rPr>
-          <w:rFonts w:ascii="Calibri" w:hAnsi="Calibri" w:cs="Calibri"/>
-          <w:sz w:val="20"/>
-          <w:szCs w:val="20"/>
-          <w:lang w:val="en-US"/>
+      <w:proofErr w:type="spellStart"/>
+      <w:r>
+        <w:rPr>
+          <w:rFonts w:ascii="Calibri" w:hAnsi="Calibri" w:cs="Calibri"/>
+          <w:color w:val="000000"/>
+          <w:sz w:val="20"/>
+          <w:szCs w:val="20"/>
         </w:rPr>
         <w:t>JavaScript</w:t>
       </w:r>
+      <w:proofErr w:type="spellEnd"/>
       <w:r>
         <w:rPr>
           <w:rFonts w:ascii="Calibri" w:hAnsi="Calibri" w:cs="Calibri"/>
@@ -2376,7 +3680,45 @@
           <w:szCs w:val="20"/>
           <w:lang w:val="en-US"/>
         </w:rPr>
-        <w:t xml:space="preserve">: JavaScript, Figma, </w:t>
+        <w:t>: JavaScript,</w:t>
+      </w:r>
+      <w:r>
+        <w:rPr>
+          <w:rFonts w:ascii="Calibri" w:hAnsi="Calibri" w:cs="Calibri"/>
+          <w:sz w:val="20"/>
+          <w:szCs w:val="20"/>
+          <w:lang w:val="en-US"/>
+        </w:rPr>
+        <w:t xml:space="preserve"> </w:t>
+      </w:r>
+      <w:proofErr w:type="spellStart"/>
+      <w:r>
+        <w:rPr>
+          <w:rFonts w:ascii="Calibri" w:hAnsi="Calibri" w:cs="Calibri"/>
+          <w:sz w:val="20"/>
+          <w:szCs w:val="20"/>
+          <w:lang w:val="en-US"/>
+        </w:rPr>
+        <w:t>Swiper</w:t>
+      </w:r>
+      <w:proofErr w:type="spellEnd"/>
+      <w:r>
+        <w:rPr>
+          <w:rFonts w:ascii="Calibri" w:hAnsi="Calibri" w:cs="Calibri"/>
+          <w:sz w:val="20"/>
+          <w:szCs w:val="20"/>
+          <w:lang w:val="en-US"/>
+        </w:rPr>
+        <w:t>,</w:t>
+      </w:r>
+      <w:r>
+        <w:rPr>
+          <w:rFonts w:ascii="Calibri" w:hAnsi="Calibri" w:cs="Calibri"/>
+          <w:sz w:val="20"/>
+          <w:szCs w:val="20"/>
+          <w:lang w:val="en-US"/>
+        </w:rPr>
+        <w:t xml:space="preserve"> Figma, </w:t>
       </w:r>
       <w:proofErr w:type="spellStart"/>
       <w:r>
@@ -2457,7 +3799,354 @@
           <w:szCs w:val="20"/>
           <w:lang w:val="en-US"/>
         </w:rPr>
-        <w:t>Momentum</w:t>
+        <w:t>URANIUM</w:t>
+      </w:r>
+    </w:p>
+    <w:p>
+      <w:pPr>
+        <w:numPr>
+          <w:ilvl w:val="0"/>
+          <w:numId w:val="22"/>
+        </w:numPr>
+        <w:spacing w:before="100" w:beforeAutospacing="1"/>
+        <w:rPr>
+          <w:rFonts w:ascii="Calibri" w:hAnsi="Calibri" w:cs="Calibri"/>
+          <w:color w:val="000000"/>
+          <w:sz w:val="20"/>
+          <w:szCs w:val="20"/>
+        </w:rPr>
+      </w:pPr>
+      <w:r>
+        <w:rPr>
+          <w:rFonts w:ascii="Calibri" w:hAnsi="Calibri" w:cs="Calibri"/>
+          <w:color w:val="000000"/>
+          <w:sz w:val="20"/>
+          <w:szCs w:val="20"/>
+        </w:rPr>
+        <w:t>Работал с версткой (выравнивал под макет).</w:t>
+      </w:r>
+    </w:p>
+    <w:p>
+      <w:pPr>
+        <w:numPr>
+          <w:ilvl w:val="0"/>
+          <w:numId w:val="22"/>
+        </w:numPr>
+        <w:spacing w:before="100" w:beforeAutospacing="1"/>
+        <w:rPr>
+          <w:rFonts w:ascii="Calibri" w:hAnsi="Calibri" w:cs="Calibri"/>
+          <w:color w:val="000000"/>
+          <w:sz w:val="20"/>
+          <w:szCs w:val="20"/>
+        </w:rPr>
+      </w:pPr>
+      <w:r>
+        <w:rPr>
+          <w:rFonts w:ascii="Calibri" w:hAnsi="Calibri" w:cs="Calibri"/>
+          <w:color w:val="000000"/>
+          <w:sz w:val="20"/>
+          <w:szCs w:val="20"/>
+        </w:rPr>
+        <w:t>Добавлял анимацию, корректировал параметры SLICK SLIDER.</w:t>
+      </w:r>
+    </w:p>
+    <w:p>
+      <w:pPr>
+        <w:numPr>
+          <w:ilvl w:val="0"/>
+          <w:numId w:val="22"/>
+        </w:numPr>
+        <w:spacing w:before="100" w:beforeAutospacing="1"/>
+        <w:rPr>
+          <w:rFonts w:ascii="Calibri" w:hAnsi="Calibri" w:cs="Calibri"/>
+          <w:color w:val="000000"/>
+          <w:sz w:val="20"/>
+          <w:szCs w:val="20"/>
+        </w:rPr>
+      </w:pPr>
+      <w:r>
+        <w:rPr>
+          <w:rFonts w:ascii="Calibri" w:hAnsi="Calibri" w:cs="Calibri"/>
+          <w:color w:val="000000"/>
+          <w:sz w:val="20"/>
+          <w:szCs w:val="20"/>
+        </w:rPr>
+        <w:t xml:space="preserve">Работал с хуками и фильтрами </w:t>
+      </w:r>
+      <w:proofErr w:type="spellStart"/>
+      <w:r>
+        <w:rPr>
+          <w:rFonts w:ascii="Calibri" w:hAnsi="Calibri" w:cs="Calibri"/>
+          <w:color w:val="000000"/>
+          <w:sz w:val="20"/>
+          <w:szCs w:val="20"/>
+        </w:rPr>
+        <w:t>WordPress</w:t>
+      </w:r>
+      <w:proofErr w:type="spellEnd"/>
+      <w:r>
+        <w:rPr>
+          <w:rFonts w:ascii="Calibri" w:hAnsi="Calibri" w:cs="Calibri"/>
+          <w:color w:val="000000"/>
+          <w:sz w:val="20"/>
+          <w:szCs w:val="20"/>
+        </w:rPr>
+        <w:t>.</w:t>
+      </w:r>
+    </w:p>
+    <w:p>
+      <w:pPr>
+        <w:numPr>
+          <w:ilvl w:val="0"/>
+          <w:numId w:val="22"/>
+        </w:numPr>
+        <w:spacing w:before="100" w:beforeAutospacing="1"/>
+        <w:rPr>
+          <w:rFonts w:ascii="Calibri" w:hAnsi="Calibri" w:cs="Calibri"/>
+          <w:color w:val="000000"/>
+          <w:sz w:val="20"/>
+          <w:szCs w:val="20"/>
+        </w:rPr>
+      </w:pPr>
+      <w:proofErr w:type="spellStart"/>
+      <w:r>
+        <w:rPr>
+          <w:rFonts w:ascii="Calibri" w:hAnsi="Calibri" w:cs="Calibri"/>
+          <w:color w:val="000000"/>
+          <w:sz w:val="20"/>
+          <w:szCs w:val="20"/>
+        </w:rPr>
+        <w:t>Кастомизировал</w:t>
+      </w:r>
+      <w:proofErr w:type="spellEnd"/>
+      <w:r>
+        <w:rPr>
+          <w:rFonts w:ascii="Calibri" w:hAnsi="Calibri" w:cs="Calibri"/>
+          <w:color w:val="000000"/>
+          <w:sz w:val="20"/>
+          <w:szCs w:val="20"/>
+        </w:rPr>
+        <w:t xml:space="preserve"> персональный кабинет </w:t>
+      </w:r>
+      <w:proofErr w:type="spellStart"/>
+      <w:r>
+        <w:rPr>
+          <w:rFonts w:ascii="Calibri" w:hAnsi="Calibri" w:cs="Calibri"/>
+          <w:color w:val="000000"/>
+          <w:sz w:val="20"/>
+          <w:szCs w:val="20"/>
+        </w:rPr>
+        <w:t>woocommerce</w:t>
+      </w:r>
+      <w:proofErr w:type="spellEnd"/>
+      <w:r>
+        <w:rPr>
+          <w:rFonts w:ascii="Calibri" w:hAnsi="Calibri" w:cs="Calibri"/>
+          <w:color w:val="000000"/>
+          <w:sz w:val="20"/>
+          <w:szCs w:val="20"/>
+        </w:rPr>
+        <w:t xml:space="preserve"> (добавление страниц, изменения хлебных крошек, изменения </w:t>
+      </w:r>
+      <w:proofErr w:type="spellStart"/>
+      <w:r>
+        <w:rPr>
+          <w:rFonts w:ascii="Calibri" w:hAnsi="Calibri" w:cs="Calibri"/>
+          <w:color w:val="000000"/>
+          <w:sz w:val="20"/>
+          <w:szCs w:val="20"/>
+        </w:rPr>
+        <w:t>title</w:t>
+      </w:r>
+      <w:proofErr w:type="spellEnd"/>
+      <w:r>
+        <w:rPr>
+          <w:rFonts w:ascii="Calibri" w:hAnsi="Calibri" w:cs="Calibri"/>
+          <w:color w:val="000000"/>
+          <w:sz w:val="20"/>
+          <w:szCs w:val="20"/>
+        </w:rPr>
+        <w:t>).</w:t>
+      </w:r>
+    </w:p>
+    <w:p>
+      <w:pPr>
+        <w:ind w:left="360"/>
+        <w:rPr>
+          <w:rFonts w:ascii="Calibri" w:hAnsi="Calibri" w:cs="Calibri"/>
+          <w:color w:val="000000"/>
+          <w:sz w:val="20"/>
+          <w:szCs w:val="20"/>
+          <w:lang w:val="en-US"/>
+        </w:rPr>
+      </w:pPr>
+      <w:r>
+        <w:rPr>
+          <w:rStyle w:val="lng-experiencestackmom"/>
+          <w:rFonts w:ascii="Calibri" w:hAnsi="Calibri" w:cs="Calibri"/>
+          <w:color w:val="000000"/>
+          <w:sz w:val="20"/>
+          <w:szCs w:val="20"/>
+        </w:rPr>
+        <w:t>Стек</w:t>
+      </w:r>
+      <w:r>
+        <w:rPr>
+          <w:rStyle w:val="lng-experiencestackmom"/>
+          <w:rFonts w:ascii="Calibri" w:hAnsi="Calibri" w:cs="Calibri"/>
+          <w:color w:val="000000"/>
+          <w:sz w:val="20"/>
+          <w:szCs w:val="20"/>
+          <w:lang w:val="en-US"/>
+        </w:rPr>
+        <w:t>:</w:t>
+      </w:r>
+      <w:r>
+        <w:rPr>
+          <w:rFonts w:ascii="Calibri" w:hAnsi="Calibri" w:cs="Calibri"/>
+          <w:color w:val="000000"/>
+          <w:sz w:val="20"/>
+          <w:szCs w:val="20"/>
+          <w:lang w:val="en-US"/>
+        </w:rPr>
+        <w:t xml:space="preserve"> WordPress, </w:t>
+      </w:r>
+      <w:proofErr w:type="spellStart"/>
+      <w:r>
+        <w:rPr>
+          <w:rFonts w:ascii="Calibri" w:hAnsi="Calibri" w:cs="Calibri"/>
+          <w:color w:val="000000"/>
+          <w:sz w:val="20"/>
+          <w:szCs w:val="20"/>
+          <w:lang w:val="en-US"/>
+        </w:rPr>
+        <w:t>Woocommerce</w:t>
+      </w:r>
+      <w:proofErr w:type="spellEnd"/>
+      <w:r>
+        <w:rPr>
+          <w:rFonts w:ascii="Calibri" w:hAnsi="Calibri" w:cs="Calibri"/>
+          <w:color w:val="000000"/>
+          <w:sz w:val="20"/>
+          <w:szCs w:val="20"/>
+          <w:lang w:val="en-US"/>
+        </w:rPr>
+        <w:t>,</w:t>
+      </w:r>
+      <w:r>
+        <w:rPr>
+          <w:rFonts w:ascii="Calibri" w:hAnsi="Calibri" w:cs="Calibri"/>
+          <w:color w:val="000000"/>
+          <w:sz w:val="20"/>
+          <w:szCs w:val="20"/>
+          <w:lang w:val="en-US"/>
+        </w:rPr>
+        <w:t xml:space="preserve"> </w:t>
+      </w:r>
+      <w:r>
+        <w:rPr>
+          <w:rFonts w:ascii="Calibri" w:hAnsi="Calibri" w:cs="Calibri"/>
+          <w:color w:val="000000"/>
+          <w:sz w:val="20"/>
+          <w:szCs w:val="20"/>
+          <w:lang w:val="en-US"/>
+        </w:rPr>
+        <w:t xml:space="preserve">JavaScript, SLICK SLIDER, </w:t>
+      </w:r>
+      <w:proofErr w:type="spellStart"/>
+      <w:r>
+        <w:rPr>
+          <w:rFonts w:ascii="Calibri" w:hAnsi="Calibri" w:cs="Calibri"/>
+          <w:color w:val="000000"/>
+          <w:sz w:val="20"/>
+          <w:szCs w:val="20"/>
+          <w:lang w:val="en-US"/>
+        </w:rPr>
+        <w:t>filezilla</w:t>
+      </w:r>
+      <w:proofErr w:type="spellEnd"/>
+      <w:r>
+        <w:rPr>
+          <w:rFonts w:ascii="Calibri" w:hAnsi="Calibri" w:cs="Calibri"/>
+          <w:color w:val="000000"/>
+          <w:sz w:val="20"/>
+          <w:szCs w:val="20"/>
+          <w:lang w:val="en-US"/>
+        </w:rPr>
+        <w:t xml:space="preserve">, Figma, </w:t>
+      </w:r>
+      <w:proofErr w:type="spellStart"/>
+      <w:r>
+        <w:rPr>
+          <w:rFonts w:ascii="Calibri" w:hAnsi="Calibri" w:cs="Calibri"/>
+          <w:color w:val="000000"/>
+          <w:sz w:val="20"/>
+          <w:szCs w:val="20"/>
+          <w:lang w:val="en-US"/>
+        </w:rPr>
+        <w:t>Git</w:t>
+      </w:r>
+      <w:proofErr w:type="spellEnd"/>
+      <w:r>
+        <w:rPr>
+          <w:rFonts w:ascii="Calibri" w:hAnsi="Calibri" w:cs="Calibri"/>
+          <w:color w:val="000000"/>
+          <w:sz w:val="20"/>
+          <w:szCs w:val="20"/>
+          <w:lang w:val="en-US"/>
+        </w:rPr>
+        <w:t xml:space="preserve">, </w:t>
+      </w:r>
+      <w:proofErr w:type="spellStart"/>
+      <w:r>
+        <w:rPr>
+          <w:rFonts w:ascii="Calibri" w:hAnsi="Calibri" w:cs="Calibri"/>
+          <w:color w:val="000000"/>
+          <w:sz w:val="20"/>
+          <w:szCs w:val="20"/>
+          <w:lang w:val="en-US"/>
+        </w:rPr>
+        <w:t>GitHub</w:t>
+      </w:r>
+      <w:proofErr w:type="spellEnd"/>
+    </w:p>
+    <w:p>
+      <w:pPr>
+        <w:pStyle w:val="aff0"/>
+        <w:shd w:val="clear" w:color="auto" w:fill="FFFFFF"/>
+        <w:spacing w:before="0" w:beforeAutospacing="0" w:after="0" w:afterAutospacing="0"/>
+        <w:rPr>
+          <w:rFonts w:ascii="Calibri" w:hAnsi="Calibri" w:cs="Calibri"/>
+          <w:sz w:val="20"/>
+          <w:szCs w:val="20"/>
+          <w:lang w:val="en-US"/>
+        </w:rPr>
+      </w:pPr>
+    </w:p>
+    <w:p>
+      <w:pPr>
+        <w:pStyle w:val="aff0"/>
+        <w:shd w:val="clear" w:color="auto" w:fill="FFFFFF"/>
+        <w:spacing w:before="0" w:beforeAutospacing="0" w:after="0" w:afterAutospacing="0"/>
+        <w:rPr>
+          <w:rFonts w:ascii="Calibri" w:hAnsi="Calibri" w:cs="Calibri"/>
+          <w:b/>
+          <w:bCs/>
+          <w:sz w:val="20"/>
+          <w:szCs w:val="20"/>
+          <w:lang w:val="en-US"/>
+        </w:rPr>
+      </w:pPr>
+      <w:r>
+        <w:rPr>
+          <w:rFonts w:ascii="Calibri" w:hAnsi="Calibri" w:cs="Calibri"/>
+          <w:b/>
+          <w:bCs/>
+          <w:sz w:val="20"/>
+          <w:szCs w:val="20"/>
+          <w:lang w:val="en-US"/>
+        </w:rPr>
+        <w:t>Portfolio</w:t>
       </w:r>
     </w:p>
     <w:p>
@@ -2481,7 +4170,24 @@
           <w:sz w:val="20"/>
           <w:szCs w:val="20"/>
         </w:rPr>
-        <w:t>Работал с серверными запросами и отображением данных на экране.</w:t>
+        <w:t xml:space="preserve">Разработал одностраничный адаптивный сайт по макету из </w:t>
+      </w:r>
+      <w:r>
+        <w:rPr>
+          <w:rFonts w:ascii="Calibri" w:hAnsi="Calibri" w:cs="Calibri"/>
+          <w:sz w:val="20"/>
+          <w:szCs w:val="20"/>
+          <w:lang w:val="en-US"/>
+        </w:rPr>
+        <w:t>Figma</w:t>
+      </w:r>
+      <w:r>
+        <w:rPr>
+          <w:rFonts w:ascii="Calibri" w:hAnsi="Calibri" w:cs="Calibri"/>
+          <w:sz w:val="20"/>
+          <w:szCs w:val="20"/>
+        </w:rPr>
+        <w:t xml:space="preserve"> с точностью до пикселя.</w:t>
       </w:r>
     </w:p>
     <w:p>
@@ -2505,7 +4211,7 @@
           <w:sz w:val="20"/>
           <w:szCs w:val="20"/>
         </w:rPr>
-        <w:t xml:space="preserve">Создал минимальный </w:t>
+        <w:t xml:space="preserve">Внедрил </w:t>
       </w:r>
       <w:proofErr w:type="spellStart"/>
       <w:r>
@@ -2514,7 +4220,7 @@
           <w:sz w:val="20"/>
           <w:szCs w:val="20"/>
         </w:rPr>
-        <w:t>интерактив</w:t>
+        <w:t>бургер</w:t>
       </w:r>
       <w:proofErr w:type="spellEnd"/>
       <w:r>
@@ -2523,7 +4229,25 @@
           <w:sz w:val="20"/>
           <w:szCs w:val="20"/>
         </w:rPr>
-        <w:t xml:space="preserve"> с пользователем, обеспечив удобство использования приложения.</w:t>
+        <w:t xml:space="preserve">-меню и </w:t>
+      </w:r>
+      <w:proofErr w:type="spellStart"/>
+      <w:r>
+        <w:rPr>
+          <w:rFonts w:ascii="Calibri" w:hAnsi="Calibri" w:cs="Calibri"/>
+          <w:sz w:val="20"/>
+          <w:szCs w:val="20"/>
+        </w:rPr>
+        <w:t>валидацию</w:t>
+      </w:r>
+      <w:proofErr w:type="spellEnd"/>
+      <w:r>
+        <w:rPr>
+          <w:rFonts w:ascii="Calibri" w:hAnsi="Calibri" w:cs="Calibri"/>
+          <w:sz w:val="20"/>
+          <w:szCs w:val="20"/>
+        </w:rPr>
+        <w:t xml:space="preserve"> формы.</w:t>
       </w:r>
     </w:p>
     <w:p>
@@ -2547,25 +4271,41 @@
           <w:sz w:val="20"/>
           <w:szCs w:val="20"/>
         </w:rPr>
-        <w:t xml:space="preserve">Разработал </w:t>
-      </w:r>
-      <w:proofErr w:type="spellStart"/>
-      <w:r>
-        <w:rPr>
-          <w:rFonts w:ascii="Calibri" w:hAnsi="Calibri" w:cs="Calibri"/>
-          <w:sz w:val="20"/>
-          <w:szCs w:val="20"/>
-        </w:rPr>
-        <w:t>кастомный</w:t>
-      </w:r>
-      <w:proofErr w:type="spellEnd"/>
-      <w:r>
-        <w:rPr>
-          <w:rFonts w:ascii="Calibri" w:hAnsi="Calibri" w:cs="Calibri"/>
-          <w:sz w:val="20"/>
-          <w:szCs w:val="20"/>
-        </w:rPr>
-        <w:t xml:space="preserve"> аудиоплеер, интегрировав его в пользовательский интерфейс.</w:t>
+        <w:t>Реализовал '</w:t>
+      </w:r>
+      <w:r>
+        <w:rPr>
+          <w:rFonts w:ascii="Calibri" w:hAnsi="Calibri" w:cs="Calibri"/>
+          <w:sz w:val="20"/>
+          <w:szCs w:val="20"/>
+          <w:lang w:val="en-US"/>
+        </w:rPr>
+        <w:t>fake</w:t>
+      </w:r>
+      <w:r>
+        <w:rPr>
+          <w:rFonts w:ascii="Calibri" w:hAnsi="Calibri" w:cs="Calibri"/>
+          <w:sz w:val="20"/>
+          <w:szCs w:val="20"/>
+        </w:rPr>
+        <w:t xml:space="preserve">' запросы на сервер для демонстрации взаимодействия с </w:t>
+      </w:r>
+      <w:r>
+        <w:rPr>
+          <w:rFonts w:ascii="Calibri" w:hAnsi="Calibri" w:cs="Calibri"/>
+          <w:sz w:val="20"/>
+          <w:szCs w:val="20"/>
+          <w:lang w:val="en-US"/>
+        </w:rPr>
+        <w:t>API</w:t>
+      </w:r>
+      <w:r>
+        <w:rPr>
+          <w:rFonts w:ascii="Calibri" w:hAnsi="Calibri" w:cs="Calibri"/>
+          <w:sz w:val="20"/>
+          <w:szCs w:val="20"/>
+        </w:rPr>
+        <w:t>.</w:t>
       </w:r>
     </w:p>
     <w:p>
@@ -2643,24 +4383,19 @@
     </w:p>
     <w:p>
       <w:pPr>
+        <w:rPr>
+          <w:rFonts w:ascii="Calibri" w:hAnsi="Calibri" w:cs="Calibri"/>
+          <w:lang w:val="en-US"/>
+        </w:rPr>
+      </w:pPr>
+    </w:p>
+    <w:p>
+      <w:pPr>
         <w:pStyle w:val="aff0"/>
         <w:shd w:val="clear" w:color="auto" w:fill="FFFFFF"/>
         <w:spacing w:before="0" w:beforeAutospacing="0" w:after="0" w:afterAutospacing="0"/>
         <w:rPr>
           <w:rFonts w:ascii="Calibri" w:hAnsi="Calibri" w:cs="Calibri"/>
-          <w:sz w:val="20"/>
-          <w:szCs w:val="20"/>
-          <w:lang w:val="en-US"/>
-        </w:rPr>
-      </w:pPr>
-    </w:p>
-    <w:p>
-      <w:pPr>
-        <w:pStyle w:val="aff0"/>
-        <w:shd w:val="clear" w:color="auto" w:fill="FFFFFF"/>
-        <w:spacing w:before="0" w:beforeAutospacing="0" w:after="0" w:afterAutospacing="0"/>
-        <w:rPr>
-          <w:rFonts w:ascii="Calibri" w:hAnsi="Calibri" w:cs="Calibri"/>
           <w:b/>
           <w:bCs/>
           <w:sz w:val="20"/>
@@ -2677,7 +4412,7 @@
           <w:szCs w:val="20"/>
           <w:lang w:val="en-US"/>
         </w:rPr>
-        <w:t>Portfolio</w:t>
+        <w:t>Online store (Desktop)</w:t>
       </w:r>
     </w:p>
     <w:p>
@@ -2701,24 +4436,59 @@
           <w:sz w:val="20"/>
           <w:szCs w:val="20"/>
         </w:rPr>
-        <w:t xml:space="preserve">Разработал одностраничный адаптивный сайт по макету из </w:t>
-      </w:r>
-      <w:r>
-        <w:rPr>
-          <w:rFonts w:ascii="Calibri" w:hAnsi="Calibri" w:cs="Calibri"/>
-          <w:sz w:val="20"/>
-          <w:szCs w:val="20"/>
-          <w:lang w:val="en-US"/>
-        </w:rPr>
-        <w:t>Figma</w:t>
-      </w:r>
-      <w:r>
-        <w:rPr>
-          <w:rFonts w:ascii="Calibri" w:hAnsi="Calibri" w:cs="Calibri"/>
-          <w:sz w:val="20"/>
-          <w:szCs w:val="20"/>
-        </w:rPr>
-        <w:t xml:space="preserve"> с точностью до пикселя.</w:t>
+        <w:t>Разработал логическую часть онлайн</w:t>
+      </w:r>
+      <w:r>
+        <w:rPr>
+          <w:rFonts w:ascii="Calibri" w:hAnsi="Calibri" w:cs="Calibri"/>
+          <w:sz w:val="20"/>
+          <w:szCs w:val="20"/>
+        </w:rPr>
+        <w:t>-</w:t>
+      </w:r>
+      <w:r>
+        <w:rPr>
+          <w:rFonts w:ascii="Calibri" w:hAnsi="Calibri" w:cs="Calibri"/>
+          <w:sz w:val="20"/>
+          <w:szCs w:val="20"/>
+        </w:rPr>
+        <w:t>магазина (</w:t>
+      </w:r>
+      <w:r>
+        <w:rPr>
+          <w:rFonts w:ascii="Calibri" w:hAnsi="Calibri" w:cs="Calibri"/>
+          <w:sz w:val="20"/>
+          <w:szCs w:val="20"/>
+          <w:lang w:val="en-US"/>
+        </w:rPr>
+        <w:t>SPA</w:t>
+      </w:r>
+      <w:r>
+        <w:rPr>
+          <w:rFonts w:ascii="Calibri" w:hAnsi="Calibri" w:cs="Calibri"/>
+          <w:sz w:val="20"/>
+          <w:szCs w:val="20"/>
+        </w:rPr>
+        <w:t xml:space="preserve">) с использованием </w:t>
+      </w:r>
+      <w:proofErr w:type="spellStart"/>
+      <w:r>
+        <w:rPr>
+          <w:rFonts w:ascii="Calibri" w:hAnsi="Calibri" w:cs="Calibri"/>
+          <w:sz w:val="20"/>
+          <w:szCs w:val="20"/>
+          <w:lang w:val="en-US"/>
+        </w:rPr>
+        <w:t>TypeScript</w:t>
+      </w:r>
+      <w:proofErr w:type="spellEnd"/>
+      <w:r>
+        <w:rPr>
+          <w:rFonts w:ascii="Calibri" w:hAnsi="Calibri" w:cs="Calibri"/>
+          <w:sz w:val="20"/>
+          <w:szCs w:val="20"/>
+        </w:rPr>
+        <w:t>.</w:t>
       </w:r>
     </w:p>
     <w:p>
@@ -2742,43 +4512,7 @@
           <w:sz w:val="20"/>
           <w:szCs w:val="20"/>
         </w:rPr>
-        <w:t xml:space="preserve">Внедрил </w:t>
-      </w:r>
-      <w:proofErr w:type="spellStart"/>
-      <w:r>
-        <w:rPr>
-          <w:rFonts w:ascii="Calibri" w:hAnsi="Calibri" w:cs="Calibri"/>
-          <w:sz w:val="20"/>
-          <w:szCs w:val="20"/>
-        </w:rPr>
-        <w:t>бургер</w:t>
-      </w:r>
-      <w:proofErr w:type="spellEnd"/>
-      <w:r>
-        <w:rPr>
-          <w:rFonts w:ascii="Calibri" w:hAnsi="Calibri" w:cs="Calibri"/>
-          <w:sz w:val="20"/>
-          <w:szCs w:val="20"/>
-        </w:rPr>
-        <w:t xml:space="preserve">-меню и </w:t>
-      </w:r>
-      <w:proofErr w:type="spellStart"/>
-      <w:r>
-        <w:rPr>
-          <w:rFonts w:ascii="Calibri" w:hAnsi="Calibri" w:cs="Calibri"/>
-          <w:sz w:val="20"/>
-          <w:szCs w:val="20"/>
-        </w:rPr>
-        <w:t>валидацию</w:t>
-      </w:r>
-      <w:proofErr w:type="spellEnd"/>
-      <w:r>
-        <w:rPr>
-          <w:rFonts w:ascii="Calibri" w:hAnsi="Calibri" w:cs="Calibri"/>
-          <w:sz w:val="20"/>
-          <w:szCs w:val="20"/>
-        </w:rPr>
-        <w:t xml:space="preserve"> формы.</w:t>
+        <w:t>Реализовал поиск, сортировку, добавление и удаление товаров в корзину.</w:t>
       </w:r>
     </w:p>
     <w:p>
@@ -2802,41 +4536,25 @@
           <w:sz w:val="20"/>
           <w:szCs w:val="20"/>
         </w:rPr>
-        <w:t>Реализовал '</w:t>
-      </w:r>
-      <w:r>
-        <w:rPr>
-          <w:rFonts w:ascii="Calibri" w:hAnsi="Calibri" w:cs="Calibri"/>
-          <w:sz w:val="20"/>
-          <w:szCs w:val="20"/>
-          <w:lang w:val="en-US"/>
-        </w:rPr>
-        <w:t>fake</w:t>
-      </w:r>
-      <w:r>
-        <w:rPr>
-          <w:rFonts w:ascii="Calibri" w:hAnsi="Calibri" w:cs="Calibri"/>
-          <w:sz w:val="20"/>
-          <w:szCs w:val="20"/>
-        </w:rPr>
-        <w:t xml:space="preserve">' запросы на сервер для демонстрации взаимодействия с </w:t>
-      </w:r>
-      <w:r>
-        <w:rPr>
-          <w:rFonts w:ascii="Calibri" w:hAnsi="Calibri" w:cs="Calibri"/>
-          <w:sz w:val="20"/>
-          <w:szCs w:val="20"/>
-          <w:lang w:val="en-US"/>
-        </w:rPr>
-        <w:t>API</w:t>
-      </w:r>
-      <w:r>
-        <w:rPr>
-          <w:rFonts w:ascii="Calibri" w:hAnsi="Calibri" w:cs="Calibri"/>
-          <w:sz w:val="20"/>
-          <w:szCs w:val="20"/>
-        </w:rPr>
-        <w:t>.</w:t>
+        <w:t xml:space="preserve">Настроил </w:t>
+      </w:r>
+      <w:proofErr w:type="spellStart"/>
+      <w:r>
+        <w:rPr>
+          <w:rFonts w:ascii="Calibri" w:hAnsi="Calibri" w:cs="Calibri"/>
+          <w:sz w:val="20"/>
+          <w:szCs w:val="20"/>
+        </w:rPr>
+        <w:t>роутинг</w:t>
+      </w:r>
+      <w:proofErr w:type="spellEnd"/>
+      <w:r>
+        <w:rPr>
+          <w:rFonts w:ascii="Calibri" w:hAnsi="Calibri" w:cs="Calibri"/>
+          <w:sz w:val="20"/>
+          <w:szCs w:val="20"/>
+        </w:rPr>
+        <w:t xml:space="preserve"> для обеспечения плавной навигации по приложению.</w:t>
       </w:r>
     </w:p>
     <w:p>
@@ -2847,11 +4565,8 @@
         <w:ind w:left="360"/>
         <w:rPr>
           <w:rFonts w:ascii="Calibri" w:hAnsi="Calibri" w:cs="Calibri"/>
-          <w:b/>
-          <w:bCs/>
-          <w:sz w:val="20"/>
-          <w:szCs w:val="20"/>
-          <w:lang w:val="en-US"/>
+          <w:sz w:val="20"/>
+          <w:szCs w:val="20"/>
         </w:rPr>
       </w:pPr>
       <w:r>
@@ -2867,9 +4582,8 @@
           <w:rFonts w:ascii="Calibri" w:hAnsi="Calibri" w:cs="Calibri"/>
           <w:sz w:val="20"/>
           <w:szCs w:val="20"/>
-          <w:lang w:val="en-US"/>
-        </w:rPr>
-        <w:t xml:space="preserve">: JavaScript, Figma, </w:t>
+        </w:rPr>
+        <w:t xml:space="preserve">: </w:t>
       </w:r>
       <w:proofErr w:type="spellStart"/>
       <w:r>
@@ -2879,6 +4593,25 @@
           <w:szCs w:val="20"/>
           <w:lang w:val="en-US"/>
         </w:rPr>
+        <w:t>TypeScript</w:t>
+      </w:r>
+      <w:proofErr w:type="spellEnd"/>
+      <w:r>
+        <w:rPr>
+          <w:rFonts w:ascii="Calibri" w:hAnsi="Calibri" w:cs="Calibri"/>
+          <w:sz w:val="20"/>
+          <w:szCs w:val="20"/>
+        </w:rPr>
+        <w:t xml:space="preserve">, </w:t>
+      </w:r>
+      <w:proofErr w:type="spellStart"/>
+      <w:r>
+        <w:rPr>
+          <w:rFonts w:ascii="Calibri" w:hAnsi="Calibri" w:cs="Calibri"/>
+          <w:sz w:val="20"/>
+          <w:szCs w:val="20"/>
+          <w:lang w:val="en-US"/>
+        </w:rPr>
         <w:t>Git</w:t>
       </w:r>
       <w:proofErr w:type="spellEnd"/>
@@ -2887,7 +4620,6 @@
           <w:rFonts w:ascii="Calibri" w:hAnsi="Calibri" w:cs="Calibri"/>
           <w:sz w:val="20"/>
           <w:szCs w:val="20"/>
-          <w:lang w:val="en-US"/>
         </w:rPr>
         <w:t xml:space="preserve">, </w:t>
       </w:r>
@@ -2907,10 +4639,23 @@
           <w:rFonts w:ascii="Calibri" w:hAnsi="Calibri" w:cs="Calibri"/>
           <w:sz w:val="20"/>
           <w:szCs w:val="20"/>
-          <w:lang w:val="en-US"/>
         </w:rPr>
         <w:t>.</w:t>
       </w:r>
+    </w:p>
+    <w:p>
+      <w:pPr>
+        <w:rPr>
+          <w:rFonts w:ascii="Calibri" w:hAnsi="Calibri" w:cs="Calibri"/>
+        </w:rPr>
+      </w:pPr>
+    </w:p>
+    <w:p>
+      <w:pPr>
+        <w:rPr>
+          <w:rFonts w:ascii="Calibri" w:hAnsi="Calibri" w:cs="Calibri"/>
+        </w:rPr>
+      </w:pPr>
     </w:p>
     <w:p>
       <w:pPr>
@@ -2923,9 +4668,53 @@
           <w:bCs/>
           <w:sz w:val="20"/>
           <w:szCs w:val="20"/>
-          <w:lang w:val="en-US"/>
-        </w:rPr>
-      </w:pPr>
+          <w:u w:val="single"/>
+        </w:rPr>
+      </w:pPr>
+      <w:r>
+        <w:rPr>
+          <w:rFonts w:ascii="Calibri" w:hAnsi="Calibri" w:cs="Calibri"/>
+          <w:b/>
+          <w:bCs/>
+          <w:sz w:val="20"/>
+          <w:szCs w:val="20"/>
+          <w:u w:val="single"/>
+        </w:rPr>
+        <w:t>Учебные</w:t>
+      </w:r>
+      <w:r>
+        <w:rPr>
+          <w:rFonts w:ascii="Calibri" w:hAnsi="Calibri" w:cs="Calibri"/>
+          <w:b/>
+          <w:bCs/>
+          <w:sz w:val="20"/>
+          <w:szCs w:val="20"/>
+          <w:u w:val="single"/>
+        </w:rPr>
+        <w:t xml:space="preserve"> </w:t>
+      </w:r>
+      <w:r>
+        <w:rPr>
+          <w:rFonts w:ascii="Calibri" w:hAnsi="Calibri" w:cs="Calibri"/>
+          <w:b/>
+          <w:bCs/>
+          <w:sz w:val="20"/>
+          <w:szCs w:val="20"/>
+          <w:u w:val="single"/>
+        </w:rPr>
+        <w:t>проекты</w:t>
+      </w:r>
+      <w:r>
+        <w:rPr>
+          <w:rFonts w:ascii="Calibri" w:hAnsi="Calibri" w:cs="Calibri"/>
+          <w:b/>
+          <w:bCs/>
+          <w:sz w:val="20"/>
+          <w:szCs w:val="20"/>
+          <w:u w:val="single"/>
+        </w:rPr>
+        <w:t>:</w:t>
+      </w:r>
     </w:p>
     <w:p>
       <w:pPr>
@@ -2938,10 +4727,15 @@
           <w:bCs/>
           <w:sz w:val="20"/>
           <w:szCs w:val="20"/>
-          <w:lang w:val="en-US"/>
-        </w:rPr>
-      </w:pPr>
-      <w:r>
+          <w:u w:val="single"/>
+        </w:rPr>
+      </w:pPr>
+    </w:p>
+    <w:p>
+      <w:pPr>
+        <w:pStyle w:val="aff0"/>
+        <w:shd w:val="clear" w:color="auto" w:fill="FFFFFF"/>
+        <w:spacing w:before="0" w:beforeAutospacing="0" w:after="0" w:afterAutospacing="0"/>
         <w:rPr>
           <w:rFonts w:ascii="Calibri" w:hAnsi="Calibri" w:cs="Calibri"/>
           <w:b/>
@@ -2950,7 +4744,39 @@
           <w:szCs w:val="20"/>
           <w:lang w:val="en-US"/>
         </w:rPr>
-        <w:t>Fifteenth</w:t>
+      </w:pPr>
+      <w:r>
+        <w:rPr>
+          <w:rFonts w:ascii="Calibri" w:hAnsi="Calibri" w:cs="Calibri"/>
+          <w:b/>
+          <w:bCs/>
+          <w:sz w:val="20"/>
+          <w:szCs w:val="20"/>
+          <w:lang w:val="en-US"/>
+        </w:rPr>
+        <w:t>#</w:t>
+      </w:r>
+      <w:r>
+        <w:rPr>
+          <w:rFonts w:ascii="Calibri" w:hAnsi="Calibri" w:cs="Calibri"/>
+          <w:b/>
+          <w:bCs/>
+          <w:sz w:val="20"/>
+          <w:szCs w:val="20"/>
+          <w:lang w:val="en-US"/>
+        </w:rPr>
+        <w:t xml:space="preserve">1 </w:t>
+      </w:r>
+      <w:r>
+        <w:rPr>
+          <w:rFonts w:ascii="Calibri" w:hAnsi="Calibri" w:cs="Calibri"/>
+          <w:b/>
+          <w:bCs/>
+          <w:sz w:val="20"/>
+          <w:szCs w:val="20"/>
+          <w:lang w:val="en-US"/>
+        </w:rPr>
+        <w:t>Habit Tracker</w:t>
       </w:r>
     </w:p>
     <w:p>
@@ -2974,33 +4800,33 @@
           <w:sz w:val="20"/>
           <w:szCs w:val="20"/>
         </w:rPr>
-        <w:t xml:space="preserve">Создал копию игры в пятнашки, используя </w:t>
-      </w:r>
-      <w:r>
-        <w:rPr>
-          <w:rFonts w:ascii="Calibri" w:hAnsi="Calibri" w:cs="Calibri"/>
-          <w:sz w:val="20"/>
-          <w:szCs w:val="20"/>
-          <w:lang w:val="en-US"/>
-        </w:rPr>
-        <w:t>Canvas</w:t>
-      </w:r>
-      <w:r>
-        <w:rPr>
-          <w:rFonts w:ascii="Calibri" w:hAnsi="Calibri" w:cs="Calibri"/>
-          <w:sz w:val="20"/>
-          <w:szCs w:val="20"/>
-        </w:rPr>
-        <w:t xml:space="preserve"> и </w:t>
-      </w:r>
-      <w:r>
-        <w:rPr>
-          <w:rFonts w:ascii="Calibri" w:hAnsi="Calibri" w:cs="Calibri"/>
-          <w:sz w:val="20"/>
-          <w:szCs w:val="20"/>
-          <w:lang w:val="en-US"/>
-        </w:rPr>
-        <w:t>JavaScript</w:t>
+        <w:t xml:space="preserve">В рамках финального проекта курсов </w:t>
+      </w:r>
+      <w:r>
+        <w:rPr>
+          <w:rFonts w:ascii="Calibri" w:hAnsi="Calibri" w:cs="Calibri"/>
+          <w:sz w:val="20"/>
+          <w:szCs w:val="20"/>
+          <w:lang w:val="en-US"/>
+        </w:rPr>
+        <w:t>JS</w:t>
+      </w:r>
+      <w:r>
+        <w:rPr>
+          <w:rFonts w:ascii="Calibri" w:hAnsi="Calibri" w:cs="Calibri"/>
+          <w:sz w:val="20"/>
+          <w:szCs w:val="20"/>
+        </w:rPr>
+        <w:t xml:space="preserve"> отвечал за работу с базой данных и </w:t>
+      </w:r>
+      <w:r>
+        <w:rPr>
+          <w:rFonts w:ascii="Calibri" w:hAnsi="Calibri" w:cs="Calibri"/>
+          <w:sz w:val="20"/>
+          <w:szCs w:val="20"/>
+          <w:lang w:val="en-US"/>
+        </w:rPr>
+        <w:t>backend</w:t>
       </w:r>
       <w:r>
         <w:rPr>
@@ -3032,121 +4858,7 @@
           <w:sz w:val="20"/>
           <w:szCs w:val="20"/>
         </w:rPr>
-        <w:t>Обеспечил интерактивное взаимодействие с пользователем и плавную анимацию.</w:t>
-      </w:r>
-    </w:p>
-    <w:p>
-      <w:pPr>
-        <w:pStyle w:val="aff0"/>
-        <w:shd w:val="clear" w:color="auto" w:fill="FFFFFF"/>
-        <w:spacing w:before="0" w:beforeAutospacing="0" w:after="0" w:afterAutospacing="0"/>
-        <w:ind w:left="360"/>
-        <w:rPr>
-          <w:rFonts w:ascii="Calibri" w:hAnsi="Calibri" w:cs="Calibri"/>
-          <w:sz w:val="20"/>
-          <w:szCs w:val="20"/>
-          <w:lang w:val="en-US"/>
-        </w:rPr>
-      </w:pPr>
-      <w:r>
-        <w:rPr>
-          <w:rFonts w:ascii="Calibri" w:hAnsi="Calibri" w:cs="Calibri"/>
-          <w:sz w:val="20"/>
-          <w:szCs w:val="20"/>
-        </w:rPr>
-        <w:t>Стек</w:t>
-      </w:r>
-      <w:r>
-        <w:rPr>
-          <w:rFonts w:ascii="Calibri" w:hAnsi="Calibri" w:cs="Calibri"/>
-          <w:sz w:val="20"/>
-          <w:szCs w:val="20"/>
-          <w:lang w:val="en-US"/>
-        </w:rPr>
-        <w:t>: JavaScript, Figma, Canvas</w:t>
-      </w:r>
-      <w:r>
-        <w:rPr>
-          <w:rFonts w:ascii="Calibri" w:hAnsi="Calibri" w:cs="Calibri"/>
-          <w:sz w:val="20"/>
-          <w:szCs w:val="20"/>
-          <w:lang w:val="en-US"/>
-        </w:rPr>
-        <w:t>,</w:t>
-      </w:r>
-      <w:r>
-        <w:rPr>
-          <w:rFonts w:ascii="Calibri" w:hAnsi="Calibri" w:cs="Calibri"/>
-          <w:sz w:val="20"/>
-          <w:szCs w:val="20"/>
-          <w:lang w:val="en-US"/>
-        </w:rPr>
-        <w:t xml:space="preserve"> </w:t>
-      </w:r>
-      <w:proofErr w:type="spellStart"/>
-      <w:r>
-        <w:rPr>
-          <w:rFonts w:ascii="Calibri" w:hAnsi="Calibri" w:cs="Calibri"/>
-          <w:sz w:val="20"/>
-          <w:szCs w:val="20"/>
-          <w:lang w:val="en-US"/>
-        </w:rPr>
-        <w:t>Git</w:t>
-      </w:r>
-      <w:proofErr w:type="spellEnd"/>
-      <w:r>
-        <w:rPr>
-          <w:rFonts w:ascii="Calibri" w:hAnsi="Calibri" w:cs="Calibri"/>
-          <w:sz w:val="20"/>
-          <w:szCs w:val="20"/>
-          <w:lang w:val="en-US"/>
-        </w:rPr>
-        <w:t xml:space="preserve">, </w:t>
-      </w:r>
-      <w:proofErr w:type="spellStart"/>
-      <w:r>
-        <w:rPr>
-          <w:rFonts w:ascii="Calibri" w:hAnsi="Calibri" w:cs="Calibri"/>
-          <w:sz w:val="20"/>
-          <w:szCs w:val="20"/>
-          <w:lang w:val="en-US"/>
-        </w:rPr>
-        <w:t>GitHub</w:t>
-      </w:r>
-      <w:proofErr w:type="spellEnd"/>
-    </w:p>
-    <w:p>
-      <w:pPr>
-        <w:rPr>
-          <w:rFonts w:ascii="Calibri" w:hAnsi="Calibri" w:cs="Calibri"/>
-          <w:lang w:val="en-US"/>
-        </w:rPr>
-      </w:pPr>
-    </w:p>
-    <w:p>
-      <w:pPr>
-        <w:pStyle w:val="aff0"/>
-        <w:shd w:val="clear" w:color="auto" w:fill="FFFFFF"/>
-        <w:spacing w:before="0" w:beforeAutospacing="0" w:after="0" w:afterAutospacing="0"/>
-        <w:rPr>
-          <w:rFonts w:ascii="Calibri" w:hAnsi="Calibri" w:cs="Calibri"/>
-          <w:b/>
-          <w:bCs/>
-          <w:sz w:val="20"/>
-          <w:szCs w:val="20"/>
-          <w:lang w:val="en-US"/>
-        </w:rPr>
-      </w:pPr>
-      <w:r>
-        <w:rPr>
-          <w:rFonts w:ascii="Calibri" w:hAnsi="Calibri" w:cs="Calibri"/>
-          <w:b/>
-          <w:bCs/>
-          <w:sz w:val="20"/>
-          <w:szCs w:val="20"/>
-          <w:lang w:val="en-US"/>
-        </w:rPr>
-        <w:t>Online store (Desktop)</w:t>
+        <w:t>Реализовал авторизацию и аутентификацию пользователя.</w:t>
       </w:r>
     </w:p>
     <w:p>
@@ -3170,59 +4882,24 @@
           <w:sz w:val="20"/>
           <w:szCs w:val="20"/>
         </w:rPr>
-        <w:t>Разработал логическую часть онлайн</w:t>
-      </w:r>
-      <w:r>
-        <w:rPr>
-          <w:rFonts w:ascii="Calibri" w:hAnsi="Calibri" w:cs="Calibri"/>
-          <w:sz w:val="20"/>
-          <w:szCs w:val="20"/>
-        </w:rPr>
-        <w:t>-</w:t>
-      </w:r>
-      <w:r>
-        <w:rPr>
-          <w:rFonts w:ascii="Calibri" w:hAnsi="Calibri" w:cs="Calibri"/>
-          <w:sz w:val="20"/>
-          <w:szCs w:val="20"/>
-        </w:rPr>
-        <w:t>магазина (</w:t>
-      </w:r>
-      <w:r>
-        <w:rPr>
-          <w:rFonts w:ascii="Calibri" w:hAnsi="Calibri" w:cs="Calibri"/>
-          <w:sz w:val="20"/>
-          <w:szCs w:val="20"/>
-          <w:lang w:val="en-US"/>
-        </w:rPr>
-        <w:t>SPA</w:t>
-      </w:r>
-      <w:r>
-        <w:rPr>
-          <w:rFonts w:ascii="Calibri" w:hAnsi="Calibri" w:cs="Calibri"/>
-          <w:sz w:val="20"/>
-          <w:szCs w:val="20"/>
-        </w:rPr>
-        <w:t xml:space="preserve">) с использованием </w:t>
-      </w:r>
-      <w:proofErr w:type="spellStart"/>
-      <w:r>
-        <w:rPr>
-          <w:rFonts w:ascii="Calibri" w:hAnsi="Calibri" w:cs="Calibri"/>
-          <w:sz w:val="20"/>
-          <w:szCs w:val="20"/>
-          <w:lang w:val="en-US"/>
-        </w:rPr>
-        <w:t>TypeScript</w:t>
-      </w:r>
-      <w:proofErr w:type="spellEnd"/>
-      <w:r>
-        <w:rPr>
-          <w:rFonts w:ascii="Calibri" w:hAnsi="Calibri" w:cs="Calibri"/>
-          <w:sz w:val="20"/>
-          <w:szCs w:val="20"/>
-        </w:rPr>
-        <w:t>.</w:t>
+        <w:t xml:space="preserve">Реализовал рендеринг </w:t>
+      </w:r>
+      <w:r>
+        <w:rPr>
+          <w:rFonts w:ascii="Calibri" w:hAnsi="Calibri" w:cs="Calibri"/>
+          <w:sz w:val="20"/>
+          <w:szCs w:val="20"/>
+          <w:lang w:val="en-US"/>
+        </w:rPr>
+        <w:t>habits</w:t>
+      </w:r>
+      <w:r>
+        <w:rPr>
+          <w:rFonts w:ascii="Calibri" w:hAnsi="Calibri" w:cs="Calibri"/>
+          <w:sz w:val="20"/>
+          <w:szCs w:val="20"/>
+        </w:rPr>
+        <w:t xml:space="preserve"> и их добавление с уникальным цветом для каждого.</w:t>
       </w:r>
     </w:p>
     <w:p>
@@ -3246,7 +4923,183 @@
           <w:sz w:val="20"/>
           <w:szCs w:val="20"/>
         </w:rPr>
-        <w:t>Реализовал поиск, сортировку, добавление и удаление товаров в корзину.</w:t>
+        <w:t>Обеспечил сохранение данных и их восстановление при перезагрузке страницы.</w:t>
+      </w:r>
+    </w:p>
+    <w:p>
+      <w:pPr>
+        <w:pStyle w:val="aff0"/>
+        <w:shd w:val="clear" w:color="auto" w:fill="FFFFFF"/>
+        <w:spacing w:before="0" w:beforeAutospacing="0" w:after="0" w:afterAutospacing="0"/>
+        <w:ind w:left="360"/>
+        <w:rPr>
+          <w:rFonts w:ascii="Calibri" w:hAnsi="Calibri" w:cs="Calibri"/>
+          <w:sz w:val="20"/>
+          <w:szCs w:val="20"/>
+          <w:lang w:val="en-US"/>
+        </w:rPr>
+      </w:pPr>
+      <w:r>
+        <w:rPr>
+          <w:rFonts w:ascii="Calibri" w:hAnsi="Calibri" w:cs="Calibri"/>
+          <w:sz w:val="20"/>
+          <w:szCs w:val="20"/>
+        </w:rPr>
+        <w:t>Стек</w:t>
+      </w:r>
+      <w:r>
+        <w:rPr>
+          <w:rFonts w:ascii="Calibri" w:hAnsi="Calibri" w:cs="Calibri"/>
+          <w:sz w:val="20"/>
+          <w:szCs w:val="20"/>
+          <w:lang w:val="en-US"/>
+        </w:rPr>
+        <w:t xml:space="preserve">: </w:t>
+      </w:r>
+      <w:proofErr w:type="spellStart"/>
+      <w:r>
+        <w:rPr>
+          <w:rFonts w:ascii="Calibri" w:hAnsi="Calibri" w:cs="Calibri"/>
+          <w:sz w:val="20"/>
+          <w:szCs w:val="20"/>
+          <w:lang w:val="en-US"/>
+        </w:rPr>
+        <w:t>TypeScript</w:t>
+      </w:r>
+      <w:proofErr w:type="spellEnd"/>
+      <w:r>
+        <w:rPr>
+          <w:rFonts w:ascii="Calibri" w:hAnsi="Calibri" w:cs="Calibri"/>
+          <w:sz w:val="20"/>
+          <w:szCs w:val="20"/>
+          <w:lang w:val="en-US"/>
+        </w:rPr>
+        <w:t xml:space="preserve">, </w:t>
+      </w:r>
+      <w:proofErr w:type="spellStart"/>
+      <w:r>
+        <w:rPr>
+          <w:rFonts w:ascii="Calibri" w:hAnsi="Calibri" w:cs="Calibri"/>
+          <w:sz w:val="20"/>
+          <w:szCs w:val="20"/>
+          <w:lang w:val="en-US"/>
+        </w:rPr>
+        <w:t>Firebas</w:t>
+      </w:r>
+      <w:proofErr w:type="spellEnd"/>
+      <w:r>
+        <w:rPr>
+          <w:rFonts w:ascii="Calibri" w:hAnsi="Calibri" w:cs="Calibri"/>
+          <w:sz w:val="20"/>
+          <w:szCs w:val="20"/>
+          <w:lang w:val="en-US"/>
+        </w:rPr>
+        <w:t xml:space="preserve">, </w:t>
+      </w:r>
+      <w:proofErr w:type="spellStart"/>
+      <w:r>
+        <w:rPr>
+          <w:rFonts w:ascii="Calibri" w:hAnsi="Calibri" w:cs="Calibri"/>
+          <w:sz w:val="20"/>
+          <w:szCs w:val="20"/>
+          <w:lang w:val="en-US"/>
+        </w:rPr>
+        <w:t>Netlify</w:t>
+      </w:r>
+      <w:proofErr w:type="spellEnd"/>
+      <w:r>
+        <w:rPr>
+          <w:rFonts w:ascii="Calibri" w:hAnsi="Calibri" w:cs="Calibri"/>
+          <w:sz w:val="20"/>
+          <w:szCs w:val="20"/>
+          <w:lang w:val="en-US"/>
+        </w:rPr>
+        <w:t xml:space="preserve">, </w:t>
+      </w:r>
+      <w:proofErr w:type="spellStart"/>
+      <w:r>
+        <w:rPr>
+          <w:rFonts w:ascii="Calibri" w:hAnsi="Calibri" w:cs="Calibri"/>
+          <w:sz w:val="20"/>
+          <w:szCs w:val="20"/>
+          <w:lang w:val="en-US"/>
+        </w:rPr>
+        <w:t>Git</w:t>
+      </w:r>
+      <w:proofErr w:type="spellEnd"/>
+      <w:r>
+        <w:rPr>
+          <w:rFonts w:ascii="Calibri" w:hAnsi="Calibri" w:cs="Calibri"/>
+          <w:sz w:val="20"/>
+          <w:szCs w:val="20"/>
+          <w:lang w:val="en-US"/>
+        </w:rPr>
+        <w:t xml:space="preserve">, </w:t>
+      </w:r>
+      <w:proofErr w:type="spellStart"/>
+      <w:r>
+        <w:rPr>
+          <w:rFonts w:ascii="Calibri" w:hAnsi="Calibri" w:cs="Calibri"/>
+          <w:sz w:val="20"/>
+          <w:szCs w:val="20"/>
+          <w:lang w:val="en-US"/>
+        </w:rPr>
+        <w:t>GitHub</w:t>
+      </w:r>
+      <w:proofErr w:type="spellEnd"/>
+      <w:r>
+        <w:rPr>
+          <w:rFonts w:ascii="Calibri" w:hAnsi="Calibri" w:cs="Calibri"/>
+          <w:sz w:val="20"/>
+          <w:szCs w:val="20"/>
+          <w:lang w:val="en-US"/>
+        </w:rPr>
+        <w:t>.</w:t>
+      </w:r>
+    </w:p>
+    <w:p>
+      <w:pPr>
+        <w:rPr>
+          <w:rFonts w:ascii="Calibri" w:hAnsi="Calibri" w:cs="Calibri"/>
+          <w:lang w:val="en-US"/>
+        </w:rPr>
+      </w:pPr>
+    </w:p>
+    <w:p>
+      <w:pPr>
+        <w:pStyle w:val="aff0"/>
+        <w:shd w:val="clear" w:color="auto" w:fill="FFFFFF"/>
+        <w:spacing w:before="0" w:beforeAutospacing="0" w:after="0" w:afterAutospacing="0"/>
+        <w:rPr>
+          <w:rFonts w:ascii="Calibri" w:hAnsi="Calibri" w:cs="Calibri"/>
+          <w:b/>
+          <w:bCs/>
+          <w:sz w:val="20"/>
+          <w:szCs w:val="20"/>
+          <w:lang w:val="en-US"/>
+        </w:rPr>
+      </w:pPr>
+      <w:r>
+        <w:rPr>
+          <w:rFonts w:ascii="Calibri" w:hAnsi="Calibri" w:cs="Calibri"/>
+          <w:b/>
+          <w:bCs/>
+          <w:sz w:val="20"/>
+          <w:szCs w:val="20"/>
+          <w:lang w:val="en-US"/>
+        </w:rPr>
+        <w:t xml:space="preserve">#2 </w:t>
+      </w:r>
+      <w:r>
+        <w:rPr>
+          <w:rFonts w:ascii="Calibri" w:hAnsi="Calibri" w:cs="Calibri"/>
+          <w:b/>
+          <w:bCs/>
+          <w:sz w:val="20"/>
+          <w:szCs w:val="20"/>
+          <w:lang w:val="en-US"/>
+        </w:rPr>
+        <w:t>GraphQL</w:t>
       </w:r>
     </w:p>
     <w:p>
@@ -3270,104 +5123,34 @@
           <w:sz w:val="20"/>
           <w:szCs w:val="20"/>
         </w:rPr>
-        <w:t xml:space="preserve">Настроил </w:t>
-      </w:r>
-      <w:proofErr w:type="spellStart"/>
-      <w:r>
-        <w:rPr>
-          <w:rFonts w:ascii="Calibri" w:hAnsi="Calibri" w:cs="Calibri"/>
-          <w:sz w:val="20"/>
-          <w:szCs w:val="20"/>
-        </w:rPr>
-        <w:t>роутинг</w:t>
-      </w:r>
-      <w:proofErr w:type="spellEnd"/>
-      <w:r>
-        <w:rPr>
-          <w:rFonts w:ascii="Calibri" w:hAnsi="Calibri" w:cs="Calibri"/>
-          <w:sz w:val="20"/>
-          <w:szCs w:val="20"/>
-        </w:rPr>
-        <w:t xml:space="preserve"> для обеспечения плавной навигации по приложению.</w:t>
-      </w:r>
-    </w:p>
-    <w:p>
-      <w:pPr>
-        <w:pStyle w:val="aff0"/>
-        <w:shd w:val="clear" w:color="auto" w:fill="FFFFFF"/>
-        <w:spacing w:before="0" w:beforeAutospacing="0" w:after="0" w:afterAutospacing="0"/>
-        <w:ind w:left="360"/>
-        <w:rPr>
-          <w:rFonts w:ascii="Calibri" w:hAnsi="Calibri" w:cs="Calibri"/>
-          <w:sz w:val="20"/>
-          <w:szCs w:val="20"/>
-        </w:rPr>
-      </w:pPr>
-      <w:r>
-        <w:rPr>
-          <w:rFonts w:ascii="Calibri" w:hAnsi="Calibri" w:cs="Calibri"/>
-          <w:sz w:val="20"/>
-          <w:szCs w:val="20"/>
-        </w:rPr>
-        <w:t>Стек</w:t>
-      </w:r>
-      <w:r>
-        <w:rPr>
-          <w:rFonts w:ascii="Calibri" w:hAnsi="Calibri" w:cs="Calibri"/>
-          <w:sz w:val="20"/>
-          <w:szCs w:val="20"/>
-        </w:rPr>
-        <w:t xml:space="preserve">: </w:t>
-      </w:r>
-      <w:proofErr w:type="spellStart"/>
-      <w:r>
-        <w:rPr>
-          <w:rFonts w:ascii="Calibri" w:hAnsi="Calibri" w:cs="Calibri"/>
-          <w:sz w:val="20"/>
-          <w:szCs w:val="20"/>
-          <w:lang w:val="en-US"/>
-        </w:rPr>
-        <w:t>TypeScript</w:t>
-      </w:r>
-      <w:proofErr w:type="spellEnd"/>
-      <w:r>
-        <w:rPr>
-          <w:rFonts w:ascii="Calibri" w:hAnsi="Calibri" w:cs="Calibri"/>
-          <w:sz w:val="20"/>
-          <w:szCs w:val="20"/>
-        </w:rPr>
-        <w:t xml:space="preserve">, </w:t>
-      </w:r>
-      <w:proofErr w:type="spellStart"/>
-      <w:r>
-        <w:rPr>
-          <w:rFonts w:ascii="Calibri" w:hAnsi="Calibri" w:cs="Calibri"/>
-          <w:sz w:val="20"/>
-          <w:szCs w:val="20"/>
-          <w:lang w:val="en-US"/>
-        </w:rPr>
-        <w:t>Git</w:t>
-      </w:r>
-      <w:proofErr w:type="spellEnd"/>
-      <w:r>
-        <w:rPr>
-          <w:rFonts w:ascii="Calibri" w:hAnsi="Calibri" w:cs="Calibri"/>
-          <w:sz w:val="20"/>
-          <w:szCs w:val="20"/>
-        </w:rPr>
-        <w:t xml:space="preserve">, </w:t>
-      </w:r>
-      <w:proofErr w:type="spellStart"/>
-      <w:r>
-        <w:rPr>
-          <w:rFonts w:ascii="Calibri" w:hAnsi="Calibri" w:cs="Calibri"/>
-          <w:sz w:val="20"/>
-          <w:szCs w:val="20"/>
-          <w:lang w:val="en-US"/>
-        </w:rPr>
-        <w:t>GitHub</w:t>
-      </w:r>
-      <w:proofErr w:type="spellEnd"/>
+        <w:t xml:space="preserve">Финальный проект курса по </w:t>
+      </w:r>
+      <w:r>
+        <w:rPr>
+          <w:rFonts w:ascii="Calibri" w:hAnsi="Calibri" w:cs="Calibri"/>
+          <w:sz w:val="20"/>
+          <w:szCs w:val="20"/>
+          <w:lang w:val="en-US"/>
+        </w:rPr>
+        <w:t>React</w:t>
+      </w:r>
+      <w:r>
+        <w:rPr>
+          <w:rFonts w:ascii="Calibri" w:hAnsi="Calibri" w:cs="Calibri"/>
+          <w:sz w:val="20"/>
+          <w:szCs w:val="20"/>
+        </w:rPr>
+        <w:t xml:space="preserve">, включающий работу с </w:t>
+      </w:r>
+      <w:r>
+        <w:rPr>
+          <w:rFonts w:ascii="Calibri" w:hAnsi="Calibri" w:cs="Calibri"/>
+          <w:sz w:val="20"/>
+          <w:szCs w:val="20"/>
+          <w:lang w:val="en-US"/>
+        </w:rPr>
+        <w:t>GraphQL</w:t>
+      </w:r>
       <w:r>
         <w:rPr>
           <w:rFonts w:ascii="Calibri" w:hAnsi="Calibri" w:cs="Calibri"/>
@@ -3375,142 +5158,6 @@
           <w:szCs w:val="20"/>
         </w:rPr>
         <w:t>.</w:t>
-      </w:r>
-    </w:p>
-    <w:p>
-      <w:pPr>
-        <w:rPr>
-          <w:rFonts w:ascii="Calibri" w:hAnsi="Calibri" w:cs="Calibri"/>
-        </w:rPr>
-      </w:pPr>
-    </w:p>
-    <w:p>
-      <w:pPr>
-        <w:rPr>
-          <w:rFonts w:ascii="Calibri" w:hAnsi="Calibri" w:cs="Calibri"/>
-        </w:rPr>
-      </w:pPr>
-    </w:p>
-    <w:p>
-      <w:pPr>
-        <w:pStyle w:val="aff0"/>
-        <w:shd w:val="clear" w:color="auto" w:fill="FFFFFF"/>
-        <w:spacing w:before="0" w:beforeAutospacing="0" w:after="0" w:afterAutospacing="0"/>
-        <w:rPr>
-          <w:rFonts w:ascii="Calibri" w:hAnsi="Calibri" w:cs="Calibri"/>
-          <w:b/>
-          <w:bCs/>
-          <w:sz w:val="20"/>
-          <w:szCs w:val="20"/>
-          <w:u w:val="single"/>
-        </w:rPr>
-      </w:pPr>
-      <w:r>
-        <w:rPr>
-          <w:rFonts w:ascii="Calibri" w:hAnsi="Calibri" w:cs="Calibri"/>
-          <w:b/>
-          <w:bCs/>
-          <w:sz w:val="20"/>
-          <w:szCs w:val="20"/>
-          <w:u w:val="single"/>
-        </w:rPr>
-        <w:t>Учебные</w:t>
-      </w:r>
-      <w:r>
-        <w:rPr>
-          <w:rFonts w:ascii="Calibri" w:hAnsi="Calibri" w:cs="Calibri"/>
-          <w:b/>
-          <w:bCs/>
-          <w:sz w:val="20"/>
-          <w:szCs w:val="20"/>
-          <w:u w:val="single"/>
-        </w:rPr>
-        <w:t xml:space="preserve"> </w:t>
-      </w:r>
-      <w:r>
-        <w:rPr>
-          <w:rFonts w:ascii="Calibri" w:hAnsi="Calibri" w:cs="Calibri"/>
-          <w:b/>
-          <w:bCs/>
-          <w:sz w:val="20"/>
-          <w:szCs w:val="20"/>
-          <w:u w:val="single"/>
-        </w:rPr>
-        <w:t>проекты</w:t>
-      </w:r>
-      <w:r>
-        <w:rPr>
-          <w:rFonts w:ascii="Calibri" w:hAnsi="Calibri" w:cs="Calibri"/>
-          <w:b/>
-          <w:bCs/>
-          <w:sz w:val="20"/>
-          <w:szCs w:val="20"/>
-          <w:u w:val="single"/>
-        </w:rPr>
-        <w:t>:</w:t>
-      </w:r>
-    </w:p>
-    <w:p>
-      <w:pPr>
-        <w:pStyle w:val="aff0"/>
-        <w:shd w:val="clear" w:color="auto" w:fill="FFFFFF"/>
-        <w:spacing w:before="0" w:beforeAutospacing="0" w:after="0" w:afterAutospacing="0"/>
-        <w:rPr>
-          <w:rFonts w:ascii="Calibri" w:hAnsi="Calibri" w:cs="Calibri"/>
-          <w:b/>
-          <w:bCs/>
-          <w:sz w:val="20"/>
-          <w:szCs w:val="20"/>
-          <w:u w:val="single"/>
-        </w:rPr>
-      </w:pPr>
-    </w:p>
-    <w:p>
-      <w:pPr>
-        <w:pStyle w:val="aff0"/>
-        <w:shd w:val="clear" w:color="auto" w:fill="FFFFFF"/>
-        <w:spacing w:before="0" w:beforeAutospacing="0" w:after="0" w:afterAutospacing="0"/>
-        <w:rPr>
-          <w:rFonts w:ascii="Calibri" w:hAnsi="Calibri" w:cs="Calibri"/>
-          <w:b/>
-          <w:bCs/>
-          <w:sz w:val="20"/>
-          <w:szCs w:val="20"/>
-          <w:lang w:val="en-US"/>
-        </w:rPr>
-      </w:pPr>
-      <w:r>
-        <w:rPr>
-          <w:rFonts w:ascii="Calibri" w:hAnsi="Calibri" w:cs="Calibri"/>
-          <w:b/>
-          <w:bCs/>
-          <w:sz w:val="20"/>
-          <w:szCs w:val="20"/>
-          <w:lang w:val="en-US"/>
-        </w:rPr>
-        <w:t>#</w:t>
-      </w:r>
-      <w:r>
-        <w:rPr>
-          <w:rFonts w:ascii="Calibri" w:hAnsi="Calibri" w:cs="Calibri"/>
-          <w:b/>
-          <w:bCs/>
-          <w:sz w:val="20"/>
-          <w:szCs w:val="20"/>
-          <w:lang w:val="en-US"/>
-        </w:rPr>
-        <w:t xml:space="preserve">1 </w:t>
-      </w:r>
-      <w:r>
-        <w:rPr>
-          <w:rFonts w:ascii="Calibri" w:hAnsi="Calibri" w:cs="Calibri"/>
-          <w:b/>
-          <w:bCs/>
-          <w:sz w:val="20"/>
-          <w:szCs w:val="20"/>
-          <w:lang w:val="en-US"/>
-        </w:rPr>
-        <w:t>Habit Tracker</w:t>
       </w:r>
     </w:p>
     <w:p>
@@ -3534,41 +5181,26 @@
           <w:sz w:val="20"/>
           <w:szCs w:val="20"/>
         </w:rPr>
-        <w:t xml:space="preserve">В рамках финального проекта курсов </w:t>
-      </w:r>
-      <w:r>
-        <w:rPr>
-          <w:rFonts w:ascii="Calibri" w:hAnsi="Calibri" w:cs="Calibri"/>
-          <w:sz w:val="20"/>
-          <w:szCs w:val="20"/>
-          <w:lang w:val="en-US"/>
-        </w:rPr>
-        <w:t>JS</w:t>
-      </w:r>
-      <w:r>
-        <w:rPr>
-          <w:rFonts w:ascii="Calibri" w:hAnsi="Calibri" w:cs="Calibri"/>
-          <w:sz w:val="20"/>
-          <w:szCs w:val="20"/>
-        </w:rPr>
-        <w:t xml:space="preserve"> отвечал за работу с базой данных и </w:t>
-      </w:r>
-      <w:r>
-        <w:rPr>
-          <w:rFonts w:ascii="Calibri" w:hAnsi="Calibri" w:cs="Calibri"/>
-          <w:sz w:val="20"/>
-          <w:szCs w:val="20"/>
-          <w:lang w:val="en-US"/>
-        </w:rPr>
-        <w:t>backend</w:t>
-      </w:r>
-      <w:r>
-        <w:rPr>
-          <w:rFonts w:ascii="Calibri" w:hAnsi="Calibri" w:cs="Calibri"/>
-          <w:sz w:val="20"/>
-          <w:szCs w:val="20"/>
-        </w:rPr>
-        <w:t>.</w:t>
+        <w:t xml:space="preserve">Реализовал функционал авторизации и аутентификации, чтобы предоставить доступ к инструменту </w:t>
+      </w:r>
+      <w:proofErr w:type="spellStart"/>
+      <w:r>
+        <w:rPr>
+          <w:rFonts w:ascii="Calibri" w:hAnsi="Calibri" w:cs="Calibri"/>
+          <w:sz w:val="20"/>
+          <w:szCs w:val="20"/>
+          <w:lang w:val="en-US"/>
+        </w:rPr>
+        <w:t>GraphiQL</w:t>
+      </w:r>
+      <w:proofErr w:type="spellEnd"/>
+      <w:r>
+        <w:rPr>
+          <w:rFonts w:ascii="Calibri" w:hAnsi="Calibri" w:cs="Calibri"/>
+          <w:sz w:val="20"/>
+          <w:szCs w:val="20"/>
+        </w:rPr>
+        <w:t xml:space="preserve"> только авторизованным пользователям.</w:t>
       </w:r>
     </w:p>
     <w:p>
@@ -3592,7 +5224,24 @@
           <w:sz w:val="20"/>
           <w:szCs w:val="20"/>
         </w:rPr>
-        <w:t>Реализовал авторизацию и аутентификацию пользователя.</w:t>
+        <w:t xml:space="preserve">Интегрировал </w:t>
+      </w:r>
+      <w:r>
+        <w:rPr>
+          <w:rFonts w:ascii="Calibri" w:hAnsi="Calibri" w:cs="Calibri"/>
+          <w:sz w:val="20"/>
+          <w:szCs w:val="20"/>
+          <w:lang w:val="en-US"/>
+        </w:rPr>
+        <w:t>GraphQL</w:t>
+      </w:r>
+      <w:r>
+        <w:rPr>
+          <w:rFonts w:ascii="Calibri" w:hAnsi="Calibri" w:cs="Calibri"/>
+          <w:sz w:val="20"/>
+          <w:szCs w:val="20"/>
+        </w:rPr>
+        <w:t xml:space="preserve"> для оптимизации взаимодействия с сервером и клиентом.</w:t>
       </w:r>
     </w:p>
     <w:p>
@@ -3608,32 +5257,188 @@
           <w:rFonts w:ascii="Calibri" w:hAnsi="Calibri" w:cs="Calibri"/>
           <w:sz w:val="20"/>
           <w:szCs w:val="20"/>
-        </w:rPr>
-      </w:pPr>
-      <w:r>
-        <w:rPr>
-          <w:rFonts w:ascii="Calibri" w:hAnsi="Calibri" w:cs="Calibri"/>
-          <w:sz w:val="20"/>
-          <w:szCs w:val="20"/>
-        </w:rPr>
-        <w:t xml:space="preserve">Реализовал рендеринг </w:t>
-      </w:r>
-      <w:r>
-        <w:rPr>
-          <w:rFonts w:ascii="Calibri" w:hAnsi="Calibri" w:cs="Calibri"/>
-          <w:sz w:val="20"/>
-          <w:szCs w:val="20"/>
-          <w:lang w:val="en-US"/>
-        </w:rPr>
-        <w:t>habits</w:t>
-      </w:r>
-      <w:r>
-        <w:rPr>
-          <w:rFonts w:ascii="Calibri" w:hAnsi="Calibri" w:cs="Calibri"/>
-          <w:sz w:val="20"/>
-          <w:szCs w:val="20"/>
-        </w:rPr>
-        <w:t xml:space="preserve"> и их добавление с уникальным цветом для каждого.</w:t>
+          <w:lang w:val="en-US"/>
+        </w:rPr>
+      </w:pPr>
+      <w:r>
+        <w:rPr>
+          <w:rFonts w:ascii="Calibri" w:hAnsi="Calibri" w:cs="Calibri"/>
+          <w:sz w:val="20"/>
+          <w:szCs w:val="20"/>
+        </w:rPr>
+        <w:t>Стек</w:t>
+      </w:r>
+      <w:r>
+        <w:rPr>
+          <w:rFonts w:ascii="Calibri" w:hAnsi="Calibri" w:cs="Calibri"/>
+          <w:sz w:val="20"/>
+          <w:szCs w:val="20"/>
+          <w:lang w:val="en-US"/>
+        </w:rPr>
+        <w:t>:</w:t>
+      </w:r>
+      <w:r>
+        <w:rPr>
+          <w:rFonts w:ascii="Calibri" w:hAnsi="Calibri" w:cs="Calibri"/>
+          <w:sz w:val="20"/>
+          <w:szCs w:val="20"/>
+          <w:lang w:val="en-US"/>
+        </w:rPr>
+        <w:t xml:space="preserve"> React,</w:t>
+      </w:r>
+      <w:r>
+        <w:rPr>
+          <w:rFonts w:ascii="Calibri" w:hAnsi="Calibri" w:cs="Calibri"/>
+          <w:sz w:val="20"/>
+          <w:szCs w:val="20"/>
+          <w:lang w:val="en-US"/>
+        </w:rPr>
+        <w:t xml:space="preserve"> </w:t>
+      </w:r>
+      <w:proofErr w:type="spellStart"/>
+      <w:r>
+        <w:rPr>
+          <w:rFonts w:ascii="Calibri" w:hAnsi="Calibri" w:cs="Calibri"/>
+          <w:sz w:val="20"/>
+          <w:szCs w:val="20"/>
+          <w:lang w:val="en-US"/>
+        </w:rPr>
+        <w:t>TypeScript</w:t>
+      </w:r>
+      <w:proofErr w:type="spellEnd"/>
+      <w:r>
+        <w:rPr>
+          <w:rFonts w:ascii="Calibri" w:hAnsi="Calibri" w:cs="Calibri"/>
+          <w:sz w:val="20"/>
+          <w:szCs w:val="20"/>
+          <w:lang w:val="en-US"/>
+        </w:rPr>
+        <w:t xml:space="preserve">, </w:t>
+      </w:r>
+      <w:proofErr w:type="spellStart"/>
+      <w:r>
+        <w:rPr>
+          <w:rFonts w:ascii="Calibri" w:hAnsi="Calibri" w:cs="Calibri"/>
+          <w:sz w:val="20"/>
+          <w:szCs w:val="20"/>
+          <w:lang w:val="en-US"/>
+        </w:rPr>
+        <w:t>Firebas</w:t>
+      </w:r>
+      <w:proofErr w:type="spellEnd"/>
+      <w:r>
+        <w:rPr>
+          <w:rFonts w:ascii="Calibri" w:hAnsi="Calibri" w:cs="Calibri"/>
+          <w:sz w:val="20"/>
+          <w:szCs w:val="20"/>
+          <w:lang w:val="en-US"/>
+        </w:rPr>
+        <w:t xml:space="preserve">, </w:t>
+      </w:r>
+      <w:proofErr w:type="spellStart"/>
+      <w:r>
+        <w:rPr>
+          <w:rFonts w:ascii="Calibri" w:hAnsi="Calibri" w:cs="Calibri"/>
+          <w:sz w:val="20"/>
+          <w:szCs w:val="20"/>
+          <w:lang w:val="en-US"/>
+        </w:rPr>
+        <w:t>Netlify</w:t>
+      </w:r>
+      <w:proofErr w:type="spellEnd"/>
+      <w:r>
+        <w:rPr>
+          <w:rFonts w:ascii="Calibri" w:hAnsi="Calibri" w:cs="Calibri"/>
+          <w:sz w:val="20"/>
+          <w:szCs w:val="20"/>
+          <w:lang w:val="en-US"/>
+        </w:rPr>
+        <w:t xml:space="preserve">, </w:t>
+      </w:r>
+      <w:proofErr w:type="spellStart"/>
+      <w:r>
+        <w:rPr>
+          <w:rFonts w:ascii="Calibri" w:hAnsi="Calibri" w:cs="Calibri"/>
+          <w:sz w:val="20"/>
+          <w:szCs w:val="20"/>
+          <w:lang w:val="en-US"/>
+        </w:rPr>
+        <w:t>Git</w:t>
+      </w:r>
+      <w:proofErr w:type="spellEnd"/>
+      <w:r>
+        <w:rPr>
+          <w:rFonts w:ascii="Calibri" w:hAnsi="Calibri" w:cs="Calibri"/>
+          <w:sz w:val="20"/>
+          <w:szCs w:val="20"/>
+          <w:lang w:val="en-US"/>
+        </w:rPr>
+        <w:t xml:space="preserve">, </w:t>
+      </w:r>
+      <w:proofErr w:type="spellStart"/>
+      <w:r>
+        <w:rPr>
+          <w:rFonts w:ascii="Calibri" w:hAnsi="Calibri" w:cs="Calibri"/>
+          <w:sz w:val="20"/>
+          <w:szCs w:val="20"/>
+          <w:lang w:val="en-US"/>
+        </w:rPr>
+        <w:t>GitHub</w:t>
+      </w:r>
+      <w:proofErr w:type="spellEnd"/>
+      <w:r>
+        <w:rPr>
+          <w:rFonts w:ascii="Calibri" w:hAnsi="Calibri" w:cs="Calibri"/>
+          <w:sz w:val="20"/>
+          <w:szCs w:val="20"/>
+          <w:lang w:val="en-US"/>
+        </w:rPr>
+        <w:t>.</w:t>
+      </w:r>
+    </w:p>
+    <w:p>
+      <w:pPr>
+        <w:rPr>
+          <w:rFonts w:ascii="Calibri" w:hAnsi="Calibri" w:cs="Calibri"/>
+          <w:lang w:val="en-US"/>
+        </w:rPr>
+      </w:pPr>
+    </w:p>
+    <w:p>
+      <w:pPr>
+        <w:pStyle w:val="aff0"/>
+        <w:shd w:val="clear" w:color="auto" w:fill="FFFFFF"/>
+        <w:spacing w:before="0" w:beforeAutospacing="0" w:after="0" w:afterAutospacing="0"/>
+        <w:rPr>
+          <w:rFonts w:ascii="Calibri" w:hAnsi="Calibri" w:cs="Calibri"/>
+          <w:b/>
+          <w:bCs/>
+          <w:sz w:val="20"/>
+          <w:szCs w:val="20"/>
+          <w:lang w:val="en-US"/>
+        </w:rPr>
+      </w:pPr>
+      <w:r>
+        <w:rPr>
+          <w:rFonts w:ascii="Calibri" w:hAnsi="Calibri" w:cs="Calibri"/>
+          <w:b/>
+          <w:bCs/>
+          <w:sz w:val="20"/>
+          <w:szCs w:val="20"/>
+          <w:lang w:val="en-US"/>
+        </w:rPr>
+        <w:t xml:space="preserve">#3 </w:t>
+      </w:r>
+      <w:r>
+        <w:rPr>
+          <w:rFonts w:ascii="Calibri" w:hAnsi="Calibri" w:cs="Calibri"/>
+          <w:b/>
+          <w:bCs/>
+          <w:sz w:val="20"/>
+          <w:szCs w:val="20"/>
+          <w:lang w:val="en-US"/>
+        </w:rPr>
+        <w:t>Form</w:t>
       </w:r>
     </w:p>
     <w:p>
@@ -3657,186 +5462,42 @@
           <w:sz w:val="20"/>
           <w:szCs w:val="20"/>
         </w:rPr>
-        <w:t>Обеспечил сохранение данных и их восстановление при перезагрузке страницы.</w:t>
-      </w:r>
-    </w:p>
-    <w:p>
-      <w:pPr>
-        <w:pStyle w:val="aff0"/>
-        <w:shd w:val="clear" w:color="auto" w:fill="FFFFFF"/>
-        <w:spacing w:before="0" w:beforeAutospacing="0" w:after="0" w:afterAutospacing="0"/>
-        <w:ind w:left="360"/>
-        <w:rPr>
-          <w:rFonts w:ascii="Calibri" w:hAnsi="Calibri" w:cs="Calibri"/>
-          <w:sz w:val="20"/>
-          <w:szCs w:val="20"/>
-          <w:lang w:val="en-US"/>
-        </w:rPr>
-      </w:pPr>
-      <w:r>
-        <w:rPr>
-          <w:rFonts w:ascii="Calibri" w:hAnsi="Calibri" w:cs="Calibri"/>
-          <w:sz w:val="20"/>
-          <w:szCs w:val="20"/>
-        </w:rPr>
-        <w:t>Стек</w:t>
-      </w:r>
-      <w:r>
-        <w:rPr>
-          <w:rFonts w:ascii="Calibri" w:hAnsi="Calibri" w:cs="Calibri"/>
-          <w:sz w:val="20"/>
-          <w:szCs w:val="20"/>
-          <w:lang w:val="en-US"/>
-        </w:rPr>
-        <w:t xml:space="preserve">: </w:t>
-      </w:r>
-      <w:proofErr w:type="spellStart"/>
-      <w:r>
-        <w:rPr>
-          <w:rFonts w:ascii="Calibri" w:hAnsi="Calibri" w:cs="Calibri"/>
-          <w:sz w:val="20"/>
-          <w:szCs w:val="20"/>
-          <w:lang w:val="en-US"/>
-        </w:rPr>
-        <w:t>TypeScript</w:t>
-      </w:r>
-      <w:proofErr w:type="spellEnd"/>
-      <w:r>
-        <w:rPr>
-          <w:rFonts w:ascii="Calibri" w:hAnsi="Calibri" w:cs="Calibri"/>
-          <w:sz w:val="20"/>
-          <w:szCs w:val="20"/>
-          <w:lang w:val="en-US"/>
-        </w:rPr>
-        <w:t xml:space="preserve">, </w:t>
-      </w:r>
-      <w:proofErr w:type="spellStart"/>
-      <w:r>
-        <w:rPr>
-          <w:rFonts w:ascii="Calibri" w:hAnsi="Calibri" w:cs="Calibri"/>
-          <w:sz w:val="20"/>
-          <w:szCs w:val="20"/>
-          <w:lang w:val="en-US"/>
-        </w:rPr>
-        <w:t>Firebas</w:t>
-      </w:r>
-      <w:proofErr w:type="spellEnd"/>
-      <w:r>
-        <w:rPr>
-          <w:rFonts w:ascii="Calibri" w:hAnsi="Calibri" w:cs="Calibri"/>
-          <w:sz w:val="20"/>
-          <w:szCs w:val="20"/>
-          <w:lang w:val="en-US"/>
-        </w:rPr>
-        <w:t xml:space="preserve">, </w:t>
-      </w:r>
-      <w:proofErr w:type="spellStart"/>
-      <w:r>
-        <w:rPr>
-          <w:rFonts w:ascii="Calibri" w:hAnsi="Calibri" w:cs="Calibri"/>
-          <w:sz w:val="20"/>
-          <w:szCs w:val="20"/>
-          <w:lang w:val="en-US"/>
-        </w:rPr>
-        <w:t>Netlify</w:t>
-      </w:r>
-      <w:proofErr w:type="spellEnd"/>
-      <w:r>
-        <w:rPr>
-          <w:rFonts w:ascii="Calibri" w:hAnsi="Calibri" w:cs="Calibri"/>
-          <w:sz w:val="20"/>
-          <w:szCs w:val="20"/>
-          <w:lang w:val="en-US"/>
-        </w:rPr>
-        <w:t xml:space="preserve">, </w:t>
-      </w:r>
-      <w:proofErr w:type="spellStart"/>
-      <w:r>
-        <w:rPr>
-          <w:rFonts w:ascii="Calibri" w:hAnsi="Calibri" w:cs="Calibri"/>
-          <w:sz w:val="20"/>
-          <w:szCs w:val="20"/>
-          <w:lang w:val="en-US"/>
-        </w:rPr>
-        <w:t>Git</w:t>
-      </w:r>
-      <w:proofErr w:type="spellEnd"/>
-      <w:r>
-        <w:rPr>
-          <w:rFonts w:ascii="Calibri" w:hAnsi="Calibri" w:cs="Calibri"/>
-          <w:sz w:val="20"/>
-          <w:szCs w:val="20"/>
-          <w:lang w:val="en-US"/>
-        </w:rPr>
-        <w:t xml:space="preserve">, </w:t>
-      </w:r>
-      <w:proofErr w:type="spellStart"/>
-      <w:r>
-        <w:rPr>
-          <w:rFonts w:ascii="Calibri" w:hAnsi="Calibri" w:cs="Calibri"/>
-          <w:sz w:val="20"/>
-          <w:szCs w:val="20"/>
-          <w:lang w:val="en-US"/>
-        </w:rPr>
-        <w:t>GitHub</w:t>
-      </w:r>
-      <w:proofErr w:type="spellEnd"/>
-      <w:r>
-        <w:rPr>
-          <w:rFonts w:ascii="Calibri" w:hAnsi="Calibri" w:cs="Calibri"/>
-          <w:sz w:val="20"/>
-          <w:szCs w:val="20"/>
-          <w:lang w:val="en-US"/>
+        <w:t xml:space="preserve">Учебный проект на </w:t>
+      </w:r>
+      <w:r>
+        <w:rPr>
+          <w:rFonts w:ascii="Calibri" w:hAnsi="Calibri" w:cs="Calibri"/>
+          <w:sz w:val="20"/>
+          <w:szCs w:val="20"/>
+          <w:lang w:val="en-US"/>
+        </w:rPr>
+        <w:t>React</w:t>
+      </w:r>
+      <w:r>
+        <w:rPr>
+          <w:rFonts w:ascii="Calibri" w:hAnsi="Calibri" w:cs="Calibri"/>
+          <w:sz w:val="20"/>
+          <w:szCs w:val="20"/>
+        </w:rPr>
+        <w:t xml:space="preserve">, в котором была реализована работа с </w:t>
+      </w:r>
+      <w:r>
+        <w:rPr>
+          <w:rFonts w:ascii="Calibri" w:hAnsi="Calibri" w:cs="Calibri"/>
+          <w:sz w:val="20"/>
+          <w:szCs w:val="20"/>
+          <w:lang w:val="en-US"/>
+        </w:rPr>
+        <w:t>API</w:t>
+      </w:r>
+      <w:r>
+        <w:rPr>
+          <w:rFonts w:ascii="Calibri" w:hAnsi="Calibri" w:cs="Calibri"/>
+          <w:sz w:val="20"/>
+          <w:szCs w:val="20"/>
         </w:rPr>
         <w:t>.</w:t>
       </w:r>
-    </w:p>
-    <w:p>
-      <w:pPr>
-        <w:rPr>
-          <w:rFonts w:ascii="Calibri" w:hAnsi="Calibri" w:cs="Calibri"/>
-          <w:lang w:val="en-US"/>
-        </w:rPr>
-      </w:pPr>
-    </w:p>
-    <w:p>
-      <w:pPr>
-        <w:pStyle w:val="aff0"/>
-        <w:shd w:val="clear" w:color="auto" w:fill="FFFFFF"/>
-        <w:spacing w:before="0" w:beforeAutospacing="0" w:after="0" w:afterAutospacing="0"/>
-        <w:rPr>
-          <w:rFonts w:ascii="Calibri" w:hAnsi="Calibri" w:cs="Calibri"/>
-          <w:b/>
-          <w:bCs/>
-          <w:sz w:val="20"/>
-          <w:szCs w:val="20"/>
-          <w:lang w:val="en-US"/>
-        </w:rPr>
-      </w:pPr>
-      <w:r>
-        <w:rPr>
-          <w:rFonts w:ascii="Calibri" w:hAnsi="Calibri" w:cs="Calibri"/>
-          <w:b/>
-          <w:bCs/>
-          <w:sz w:val="20"/>
-          <w:szCs w:val="20"/>
-          <w:lang w:val="en-US"/>
-        </w:rPr>
-        <w:t xml:space="preserve">#2 </w:t>
-      </w:r>
-      <w:proofErr w:type="spellStart"/>
-      <w:r>
-        <w:rPr>
-          <w:rFonts w:ascii="Calibri" w:hAnsi="Calibri" w:cs="Calibri"/>
-          <w:b/>
-          <w:bCs/>
-          <w:sz w:val="20"/>
-          <w:szCs w:val="20"/>
-          <w:lang w:val="en-US"/>
-        </w:rPr>
-        <w:t>GraphQL</w:t>
-      </w:r>
-      <w:proofErr w:type="spellEnd"/>
     </w:p>
     <w:p>
       <w:pPr>
@@ -3859,25 +5520,7 @@
           <w:sz w:val="20"/>
           <w:szCs w:val="20"/>
         </w:rPr>
-        <w:lastRenderedPageBreak/>
-        <w:t xml:space="preserve">Финальный проект курса по </w:t>
-      </w:r>
-      <w:r>
-        <w:rPr>
-          <w:rFonts w:ascii="Calibri" w:hAnsi="Calibri" w:cs="Calibri"/>
-          <w:sz w:val="20"/>
-          <w:szCs w:val="20"/>
-          <w:lang w:val="en-US"/>
-        </w:rPr>
-        <w:t>React</w:t>
-      </w:r>
-      <w:r>
-        <w:rPr>
-          <w:rFonts w:ascii="Calibri" w:hAnsi="Calibri" w:cs="Calibri"/>
-          <w:sz w:val="20"/>
-          <w:szCs w:val="20"/>
-        </w:rPr>
-        <w:t xml:space="preserve">, включающий работу с </w:t>
+        <w:t xml:space="preserve">Обеспечил работу формы через </w:t>
       </w:r>
       <w:proofErr w:type="spellStart"/>
       <w:r>
@@ -3887,7 +5530,7 @@
           <w:szCs w:val="20"/>
           <w:lang w:val="en-US"/>
         </w:rPr>
-        <w:t>GraphQL</w:t>
+        <w:t>RefObject</w:t>
       </w:r>
       <w:proofErr w:type="spellEnd"/>
       <w:r>
@@ -3896,7 +5539,43 @@
           <w:sz w:val="20"/>
           <w:szCs w:val="20"/>
         </w:rPr>
-        <w:t>.</w:t>
+        <w:t xml:space="preserve"> и </w:t>
+      </w:r>
+      <w:proofErr w:type="spellStart"/>
+      <w:r>
+        <w:rPr>
+          <w:rFonts w:ascii="Calibri" w:hAnsi="Calibri" w:cs="Calibri"/>
+          <w:sz w:val="20"/>
+          <w:szCs w:val="20"/>
+          <w:lang w:val="en-US"/>
+        </w:rPr>
+        <w:t>useForm</w:t>
+      </w:r>
+      <w:proofErr w:type="spellEnd"/>
+      <w:r>
+        <w:rPr>
+          <w:rFonts w:ascii="Calibri" w:hAnsi="Calibri" w:cs="Calibri"/>
+          <w:sz w:val="20"/>
+          <w:szCs w:val="20"/>
+        </w:rPr>
+        <w:t>, а также серверный рендеринг (</w:t>
+      </w:r>
+      <w:r>
+        <w:rPr>
+          <w:rFonts w:ascii="Calibri" w:hAnsi="Calibri" w:cs="Calibri"/>
+          <w:sz w:val="20"/>
+          <w:szCs w:val="20"/>
+          <w:lang w:val="en-US"/>
+        </w:rPr>
+        <w:t>SSR</w:t>
+      </w:r>
+      <w:r>
+        <w:rPr>
+          <w:rFonts w:ascii="Calibri" w:hAnsi="Calibri" w:cs="Calibri"/>
+          <w:sz w:val="20"/>
+          <w:szCs w:val="20"/>
+        </w:rPr>
+        <w:t>).</w:t>
       </w:r>
     </w:p>
     <w:p>
@@ -3920,426 +5599,6 @@
           <w:sz w:val="20"/>
           <w:szCs w:val="20"/>
         </w:rPr>
-        <w:t xml:space="preserve">Реализовал функционал авторизации и аутентификации, чтобы предоставить доступ к инструменту </w:t>
-      </w:r>
-      <w:proofErr w:type="spellStart"/>
-      <w:r>
-        <w:rPr>
-          <w:rFonts w:ascii="Calibri" w:hAnsi="Calibri" w:cs="Calibri"/>
-          <w:sz w:val="20"/>
-          <w:szCs w:val="20"/>
-          <w:lang w:val="en-US"/>
-        </w:rPr>
-        <w:t>GraphiQL</w:t>
-      </w:r>
-      <w:proofErr w:type="spellEnd"/>
-      <w:r>
-        <w:rPr>
-          <w:rFonts w:ascii="Calibri" w:hAnsi="Calibri" w:cs="Calibri"/>
-          <w:sz w:val="20"/>
-          <w:szCs w:val="20"/>
-        </w:rPr>
-        <w:t xml:space="preserve"> только авторизованным пользователям.</w:t>
-      </w:r>
-    </w:p>
-    <w:p>
-      <w:pPr>
-        <w:pStyle w:val="aff0"/>
-        <w:numPr>
-          <w:ilvl w:val="0"/>
-          <w:numId w:val="22"/>
-        </w:numPr>
-        <w:shd w:val="clear" w:color="auto" w:fill="FFFFFF"/>
-        <w:spacing w:before="0" w:beforeAutospacing="0" w:after="0" w:afterAutospacing="0"/>
-        <w:rPr>
-          <w:rFonts w:ascii="Calibri" w:hAnsi="Calibri" w:cs="Calibri"/>
-          <w:sz w:val="20"/>
-          <w:szCs w:val="20"/>
-        </w:rPr>
-      </w:pPr>
-      <w:r>
-        <w:rPr>
-          <w:rFonts w:ascii="Calibri" w:hAnsi="Calibri" w:cs="Calibri"/>
-          <w:sz w:val="20"/>
-          <w:szCs w:val="20"/>
-        </w:rPr>
-        <w:t xml:space="preserve">Интегрировал </w:t>
-      </w:r>
-      <w:proofErr w:type="spellStart"/>
-      <w:r>
-        <w:rPr>
-          <w:rFonts w:ascii="Calibri" w:hAnsi="Calibri" w:cs="Calibri"/>
-          <w:sz w:val="20"/>
-          <w:szCs w:val="20"/>
-          <w:lang w:val="en-US"/>
-        </w:rPr>
-        <w:t>GraphQL</w:t>
-      </w:r>
-      <w:proofErr w:type="spellEnd"/>
-      <w:r>
-        <w:rPr>
-          <w:rFonts w:ascii="Calibri" w:hAnsi="Calibri" w:cs="Calibri"/>
-          <w:sz w:val="20"/>
-          <w:szCs w:val="20"/>
-        </w:rPr>
-        <w:t xml:space="preserve"> для оптимизации взаимодействия с сервером и клиентом.</w:t>
-      </w:r>
-    </w:p>
-    <w:p>
-      <w:pPr>
-        <w:pStyle w:val="aff0"/>
-        <w:numPr>
-          <w:ilvl w:val="0"/>
-          <w:numId w:val="22"/>
-        </w:numPr>
-        <w:shd w:val="clear" w:color="auto" w:fill="FFFFFF"/>
-        <w:spacing w:before="0" w:beforeAutospacing="0" w:after="0" w:afterAutospacing="0"/>
-        <w:rPr>
-          <w:rFonts w:ascii="Calibri" w:hAnsi="Calibri" w:cs="Calibri"/>
-          <w:sz w:val="20"/>
-          <w:szCs w:val="20"/>
-          <w:lang w:val="en-US"/>
-        </w:rPr>
-      </w:pPr>
-      <w:r>
-        <w:rPr>
-          <w:rFonts w:ascii="Calibri" w:hAnsi="Calibri" w:cs="Calibri"/>
-          <w:sz w:val="20"/>
-          <w:szCs w:val="20"/>
-        </w:rPr>
-        <w:t>Стек</w:t>
-      </w:r>
-      <w:r>
-        <w:rPr>
-          <w:rFonts w:ascii="Calibri" w:hAnsi="Calibri" w:cs="Calibri"/>
-          <w:sz w:val="20"/>
-          <w:szCs w:val="20"/>
-          <w:lang w:val="en-US"/>
-        </w:rPr>
-        <w:t>:</w:t>
-      </w:r>
-      <w:r>
-        <w:rPr>
-          <w:rFonts w:ascii="Calibri" w:hAnsi="Calibri" w:cs="Calibri"/>
-          <w:sz w:val="20"/>
-          <w:szCs w:val="20"/>
-          <w:lang w:val="en-US"/>
-        </w:rPr>
-        <w:t xml:space="preserve"> React,</w:t>
-      </w:r>
-      <w:r>
-        <w:rPr>
-          <w:rFonts w:ascii="Calibri" w:hAnsi="Calibri" w:cs="Calibri"/>
-          <w:sz w:val="20"/>
-          <w:szCs w:val="20"/>
-          <w:lang w:val="en-US"/>
-        </w:rPr>
-        <w:t xml:space="preserve"> </w:t>
-      </w:r>
-      <w:proofErr w:type="spellStart"/>
-      <w:r>
-        <w:rPr>
-          <w:rFonts w:ascii="Calibri" w:hAnsi="Calibri" w:cs="Calibri"/>
-          <w:sz w:val="20"/>
-          <w:szCs w:val="20"/>
-          <w:lang w:val="en-US"/>
-        </w:rPr>
-        <w:t>TypeScript</w:t>
-      </w:r>
-      <w:proofErr w:type="spellEnd"/>
-      <w:r>
-        <w:rPr>
-          <w:rFonts w:ascii="Calibri" w:hAnsi="Calibri" w:cs="Calibri"/>
-          <w:sz w:val="20"/>
-          <w:szCs w:val="20"/>
-          <w:lang w:val="en-US"/>
-        </w:rPr>
-        <w:t xml:space="preserve">, </w:t>
-      </w:r>
-      <w:proofErr w:type="spellStart"/>
-      <w:r>
-        <w:rPr>
-          <w:rFonts w:ascii="Calibri" w:hAnsi="Calibri" w:cs="Calibri"/>
-          <w:sz w:val="20"/>
-          <w:szCs w:val="20"/>
-          <w:lang w:val="en-US"/>
-        </w:rPr>
-        <w:t>Firebas</w:t>
-      </w:r>
-      <w:proofErr w:type="spellEnd"/>
-      <w:r>
-        <w:rPr>
-          <w:rFonts w:ascii="Calibri" w:hAnsi="Calibri" w:cs="Calibri"/>
-          <w:sz w:val="20"/>
-          <w:szCs w:val="20"/>
-          <w:lang w:val="en-US"/>
-        </w:rPr>
-        <w:t xml:space="preserve">, </w:t>
-      </w:r>
-      <w:proofErr w:type="spellStart"/>
-      <w:r>
-        <w:rPr>
-          <w:rFonts w:ascii="Calibri" w:hAnsi="Calibri" w:cs="Calibri"/>
-          <w:sz w:val="20"/>
-          <w:szCs w:val="20"/>
-          <w:lang w:val="en-US"/>
-        </w:rPr>
-        <w:t>Netlify</w:t>
-      </w:r>
-      <w:proofErr w:type="spellEnd"/>
-      <w:r>
-        <w:rPr>
-          <w:rFonts w:ascii="Calibri" w:hAnsi="Calibri" w:cs="Calibri"/>
-          <w:sz w:val="20"/>
-          <w:szCs w:val="20"/>
-          <w:lang w:val="en-US"/>
-        </w:rPr>
-        <w:t xml:space="preserve">, </w:t>
-      </w:r>
-      <w:proofErr w:type="spellStart"/>
-      <w:r>
-        <w:rPr>
-          <w:rFonts w:ascii="Calibri" w:hAnsi="Calibri" w:cs="Calibri"/>
-          <w:sz w:val="20"/>
-          <w:szCs w:val="20"/>
-          <w:lang w:val="en-US"/>
-        </w:rPr>
-        <w:t>Git</w:t>
-      </w:r>
-      <w:proofErr w:type="spellEnd"/>
-      <w:r>
-        <w:rPr>
-          <w:rFonts w:ascii="Calibri" w:hAnsi="Calibri" w:cs="Calibri"/>
-          <w:sz w:val="20"/>
-          <w:szCs w:val="20"/>
-          <w:lang w:val="en-US"/>
-        </w:rPr>
-        <w:t xml:space="preserve">, </w:t>
-      </w:r>
-      <w:proofErr w:type="spellStart"/>
-      <w:r>
-        <w:rPr>
-          <w:rFonts w:ascii="Calibri" w:hAnsi="Calibri" w:cs="Calibri"/>
-          <w:sz w:val="20"/>
-          <w:szCs w:val="20"/>
-          <w:lang w:val="en-US"/>
-        </w:rPr>
-        <w:t>GitHub</w:t>
-      </w:r>
-      <w:proofErr w:type="spellEnd"/>
-      <w:r>
-        <w:rPr>
-          <w:rFonts w:ascii="Calibri" w:hAnsi="Calibri" w:cs="Calibri"/>
-          <w:sz w:val="20"/>
-          <w:szCs w:val="20"/>
-          <w:lang w:val="en-US"/>
-        </w:rPr>
-        <w:t>.</w:t>
-      </w:r>
-    </w:p>
-    <w:p>
-      <w:pPr>
-        <w:rPr>
-          <w:rFonts w:ascii="Calibri" w:hAnsi="Calibri" w:cs="Calibri"/>
-          <w:lang w:val="en-US"/>
-        </w:rPr>
-      </w:pPr>
-    </w:p>
-    <w:p>
-      <w:pPr>
-        <w:pStyle w:val="aff0"/>
-        <w:shd w:val="clear" w:color="auto" w:fill="FFFFFF"/>
-        <w:spacing w:before="0" w:beforeAutospacing="0" w:after="0" w:afterAutospacing="0"/>
-        <w:rPr>
-          <w:rFonts w:ascii="Calibri" w:hAnsi="Calibri" w:cs="Calibri"/>
-          <w:b/>
-          <w:bCs/>
-          <w:sz w:val="20"/>
-          <w:szCs w:val="20"/>
-          <w:lang w:val="en-US"/>
-        </w:rPr>
-      </w:pPr>
-      <w:r>
-        <w:rPr>
-          <w:rFonts w:ascii="Calibri" w:hAnsi="Calibri" w:cs="Calibri"/>
-          <w:b/>
-          <w:bCs/>
-          <w:sz w:val="20"/>
-          <w:szCs w:val="20"/>
-          <w:lang w:val="en-US"/>
-        </w:rPr>
-        <w:t xml:space="preserve">#3 </w:t>
-      </w:r>
-      <w:r>
-        <w:rPr>
-          <w:rFonts w:ascii="Calibri" w:hAnsi="Calibri" w:cs="Calibri"/>
-          <w:b/>
-          <w:bCs/>
-          <w:sz w:val="20"/>
-          <w:szCs w:val="20"/>
-          <w:lang w:val="en-US"/>
-        </w:rPr>
-        <w:t>Form</w:t>
-      </w:r>
-    </w:p>
-    <w:p>
-      <w:pPr>
-        <w:pStyle w:val="aff0"/>
-        <w:numPr>
-          <w:ilvl w:val="0"/>
-          <w:numId w:val="22"/>
-        </w:numPr>
-        <w:shd w:val="clear" w:color="auto" w:fill="FFFFFF"/>
-        <w:spacing w:before="0" w:beforeAutospacing="0" w:after="0" w:afterAutospacing="0"/>
-        <w:rPr>
-          <w:rFonts w:ascii="Calibri" w:hAnsi="Calibri" w:cs="Calibri"/>
-          <w:sz w:val="20"/>
-          <w:szCs w:val="20"/>
-        </w:rPr>
-      </w:pPr>
-      <w:r>
-        <w:rPr>
-          <w:rFonts w:ascii="Calibri" w:hAnsi="Calibri" w:cs="Calibri"/>
-          <w:sz w:val="20"/>
-          <w:szCs w:val="20"/>
-        </w:rPr>
-        <w:t xml:space="preserve">Учебный проект на </w:t>
-      </w:r>
-      <w:r>
-        <w:rPr>
-          <w:rFonts w:ascii="Calibri" w:hAnsi="Calibri" w:cs="Calibri"/>
-          <w:sz w:val="20"/>
-          <w:szCs w:val="20"/>
-          <w:lang w:val="en-US"/>
-        </w:rPr>
-        <w:t>React</w:t>
-      </w:r>
-      <w:r>
-        <w:rPr>
-          <w:rFonts w:ascii="Calibri" w:hAnsi="Calibri" w:cs="Calibri"/>
-          <w:sz w:val="20"/>
-          <w:szCs w:val="20"/>
-        </w:rPr>
-        <w:t xml:space="preserve">, в котором была реализована работа с </w:t>
-      </w:r>
-      <w:r>
-        <w:rPr>
-          <w:rFonts w:ascii="Calibri" w:hAnsi="Calibri" w:cs="Calibri"/>
-          <w:sz w:val="20"/>
-          <w:szCs w:val="20"/>
-          <w:lang w:val="en-US"/>
-        </w:rPr>
-        <w:t>API</w:t>
-      </w:r>
-      <w:r>
-        <w:rPr>
-          <w:rFonts w:ascii="Calibri" w:hAnsi="Calibri" w:cs="Calibri"/>
-          <w:sz w:val="20"/>
-          <w:szCs w:val="20"/>
-        </w:rPr>
-        <w:t>.</w:t>
-      </w:r>
-    </w:p>
-    <w:p>
-      <w:pPr>
-        <w:pStyle w:val="aff0"/>
-        <w:numPr>
-          <w:ilvl w:val="0"/>
-          <w:numId w:val="22"/>
-        </w:numPr>
-        <w:shd w:val="clear" w:color="auto" w:fill="FFFFFF"/>
-        <w:spacing w:before="0" w:beforeAutospacing="0" w:after="0" w:afterAutospacing="0"/>
-        <w:rPr>
-          <w:rFonts w:ascii="Calibri" w:hAnsi="Calibri" w:cs="Calibri"/>
-          <w:sz w:val="20"/>
-          <w:szCs w:val="20"/>
-        </w:rPr>
-      </w:pPr>
-      <w:r>
-        <w:rPr>
-          <w:rFonts w:ascii="Calibri" w:hAnsi="Calibri" w:cs="Calibri"/>
-          <w:sz w:val="20"/>
-          <w:szCs w:val="20"/>
-        </w:rPr>
-        <w:t xml:space="preserve">Обеспечил работу формы через </w:t>
-      </w:r>
-      <w:proofErr w:type="spellStart"/>
-      <w:r>
-        <w:rPr>
-          <w:rFonts w:ascii="Calibri" w:hAnsi="Calibri" w:cs="Calibri"/>
-          <w:sz w:val="20"/>
-          <w:szCs w:val="20"/>
-          <w:lang w:val="en-US"/>
-        </w:rPr>
-        <w:t>RefObject</w:t>
-      </w:r>
-      <w:proofErr w:type="spellEnd"/>
-      <w:r>
-        <w:rPr>
-          <w:rFonts w:ascii="Calibri" w:hAnsi="Calibri" w:cs="Calibri"/>
-          <w:sz w:val="20"/>
-          <w:szCs w:val="20"/>
-        </w:rPr>
-        <w:t xml:space="preserve"> и </w:t>
-      </w:r>
-      <w:proofErr w:type="spellStart"/>
-      <w:r>
-        <w:rPr>
-          <w:rFonts w:ascii="Calibri" w:hAnsi="Calibri" w:cs="Calibri"/>
-          <w:sz w:val="20"/>
-          <w:szCs w:val="20"/>
-          <w:lang w:val="en-US"/>
-        </w:rPr>
-        <w:t>useForm</w:t>
-      </w:r>
-      <w:proofErr w:type="spellEnd"/>
-      <w:r>
-        <w:rPr>
-          <w:rFonts w:ascii="Calibri" w:hAnsi="Calibri" w:cs="Calibri"/>
-          <w:sz w:val="20"/>
-          <w:szCs w:val="20"/>
-        </w:rPr>
-        <w:t>, а также серверный рендеринг (</w:t>
-      </w:r>
-      <w:r>
-        <w:rPr>
-          <w:rFonts w:ascii="Calibri" w:hAnsi="Calibri" w:cs="Calibri"/>
-          <w:sz w:val="20"/>
-          <w:szCs w:val="20"/>
-          <w:lang w:val="en-US"/>
-        </w:rPr>
-        <w:t>SSR</w:t>
-      </w:r>
-      <w:r>
-        <w:rPr>
-          <w:rFonts w:ascii="Calibri" w:hAnsi="Calibri" w:cs="Calibri"/>
-          <w:sz w:val="20"/>
-          <w:szCs w:val="20"/>
-        </w:rPr>
-        <w:t>).</w:t>
-      </w:r>
-    </w:p>
-    <w:p>
-      <w:pPr>
-        <w:pStyle w:val="aff0"/>
-        <w:numPr>
-          <w:ilvl w:val="0"/>
-          <w:numId w:val="22"/>
-        </w:numPr>
-        <w:shd w:val="clear" w:color="auto" w:fill="FFFFFF"/>
-        <w:spacing w:before="0" w:beforeAutospacing="0" w:after="0" w:afterAutospacing="0"/>
-        <w:rPr>
-          <w:rFonts w:ascii="Calibri" w:hAnsi="Calibri" w:cs="Calibri"/>
-          <w:sz w:val="20"/>
-          <w:szCs w:val="20"/>
-        </w:rPr>
-      </w:pPr>
-      <w:r>
-        <w:rPr>
-          <w:rFonts w:ascii="Calibri" w:hAnsi="Calibri" w:cs="Calibri"/>
-          <w:sz w:val="20"/>
-          <w:szCs w:val="20"/>
-        </w:rPr>
         <w:t>Настроил взаимодействие с внешними сервисами и обработку данных форм.</w:t>
       </w:r>
     </w:p>
@@ -4558,8 +5817,8 @@
       </w:pPr>
     </w:p>
     <w:sectPr>
-      <w:headerReference w:type="default" r:id="rId13"/>
-      <w:footerReference w:type="first" r:id="rId14"/>
+      <w:headerReference w:type="default" r:id="rId15"/>
+      <w:footerReference w:type="first" r:id="rId16"/>
       <w:pgSz w:w="11907" w:h="16839" w:code="9"/>
       <w:pgMar w:top="851" w:right="851" w:bottom="851" w:left="1134" w:header="431" w:footer="765" w:gutter="0"/>
       <w:cols w:space="720"/>
@@ -5162,6 +6421,155 @@
     </w:lvl>
   </w:abstractNum>
   <w:abstractNum w:abstractNumId="12">
+    <w:nsid w:val="01067061"/>
+    <w:multiLevelType w:val="multilevel"/>
+    <w:tmpl w:val="EEBC3356"/>
+    <w:lvl w:ilvl="0">
+      <w:start w:val="1"/>
+      <w:numFmt w:val="bullet"/>
+      <w:lvlText w:val=""/>
+      <w:lvlJc w:val="left"/>
+      <w:pPr>
+        <w:tabs>
+          <w:tab w:val="num" w:pos="720"/>
+        </w:tabs>
+        <w:ind w:left="720" w:hanging="360"/>
+      </w:pPr>
+      <w:rPr>
+        <w:rFonts w:ascii="Symbol" w:hAnsi="Symbol" w:hint="default"/>
+        <w:sz w:val="20"/>
+      </w:rPr>
+    </w:lvl>
+    <w:lvl w:ilvl="1" w:tentative="1">
+      <w:start w:val="1"/>
+      <w:numFmt w:val="bullet"/>
+      <w:lvlText w:val=""/>
+      <w:lvlJc w:val="left"/>
+      <w:pPr>
+        <w:tabs>
+          <w:tab w:val="num" w:pos="1440"/>
+        </w:tabs>
+        <w:ind w:left="1440" w:hanging="360"/>
+      </w:pPr>
+      <w:rPr>
+        <w:rFonts w:ascii="Symbol" w:hAnsi="Symbol" w:hint="default"/>
+        <w:sz w:val="20"/>
+      </w:rPr>
+    </w:lvl>
+    <w:lvl w:ilvl="2" w:tentative="1">
+      <w:start w:val="1"/>
+      <w:numFmt w:val="bullet"/>
+      <w:lvlText w:val=""/>
+      <w:lvlJc w:val="left"/>
+      <w:pPr>
+        <w:tabs>
+          <w:tab w:val="num" w:pos="2160"/>
+        </w:tabs>
+        <w:ind w:left="2160" w:hanging="360"/>
+      </w:pPr>
+      <w:rPr>
+        <w:rFonts w:ascii="Symbol" w:hAnsi="Symbol" w:hint="default"/>
+        <w:sz w:val="20"/>
+      </w:rPr>
+    </w:lvl>
+    <w:lvl w:ilvl="3" w:tentative="1">
+      <w:start w:val="1"/>
+      <w:numFmt w:val="bullet"/>
+      <w:lvlText w:val=""/>
+      <w:lvlJc w:val="left"/>
+      <w:pPr>
+        <w:tabs>
+          <w:tab w:val="num" w:pos="2880"/>
+        </w:tabs>
+        <w:ind w:left="2880" w:hanging="360"/>
+      </w:pPr>
+      <w:rPr>
+        <w:rFonts w:ascii="Symbol" w:hAnsi="Symbol" w:hint="default"/>
+        <w:sz w:val="20"/>
+      </w:rPr>
+    </w:lvl>
+    <w:lvl w:ilvl="4" w:tentative="1">
+      <w:start w:val="1"/>
+      <w:numFmt w:val="bullet"/>
+      <w:lvlText w:val=""/>
+      <w:lvlJc w:val="left"/>
+      <w:pPr>
+        <w:tabs>
+          <w:tab w:val="num" w:pos="3600"/>
+        </w:tabs>
+        <w:ind w:left="3600" w:hanging="360"/>
+      </w:pPr>
+      <w:rPr>
+        <w:rFonts w:ascii="Symbol" w:hAnsi="Symbol" w:hint="default"/>
+        <w:sz w:val="20"/>
+      </w:rPr>
+    </w:lvl>
+    <w:lvl w:ilvl="5" w:tentative="1">
+      <w:start w:val="1"/>
+      <w:numFmt w:val="bullet"/>
+      <w:lvlText w:val=""/>
+      <w:lvlJc w:val="left"/>
+      <w:pPr>
+        <w:tabs>
+          <w:tab w:val="num" w:pos="4320"/>
+        </w:tabs>
+        <w:ind w:left="4320" w:hanging="360"/>
+      </w:pPr>
+      <w:rPr>
+        <w:rFonts w:ascii="Symbol" w:hAnsi="Symbol" w:hint="default"/>
+        <w:sz w:val="20"/>
+      </w:rPr>
+    </w:lvl>
+    <w:lvl w:ilvl="6" w:tentative="1">
+      <w:start w:val="1"/>
+      <w:numFmt w:val="bullet"/>
+      <w:lvlText w:val=""/>
+      <w:lvlJc w:val="left"/>
+      <w:pPr>
+        <w:tabs>
+          <w:tab w:val="num" w:pos="5040"/>
+        </w:tabs>
+        <w:ind w:left="5040" w:hanging="360"/>
+      </w:pPr>
+      <w:rPr>
+        <w:rFonts w:ascii="Symbol" w:hAnsi="Symbol" w:hint="default"/>
+        <w:sz w:val="20"/>
+      </w:rPr>
+    </w:lvl>
+    <w:lvl w:ilvl="7" w:tentative="1">
+      <w:start w:val="1"/>
+      <w:numFmt w:val="bullet"/>
+      <w:lvlText w:val=""/>
+      <w:lvlJc w:val="left"/>
+      <w:pPr>
+        <w:tabs>
+          <w:tab w:val="num" w:pos="5760"/>
+        </w:tabs>
+        <w:ind w:left="5760" w:hanging="360"/>
+      </w:pPr>
+      <w:rPr>
+        <w:rFonts w:ascii="Symbol" w:hAnsi="Symbol" w:hint="default"/>
+        <w:sz w:val="20"/>
+      </w:rPr>
+    </w:lvl>
+    <w:lvl w:ilvl="8" w:tentative="1">
+      <w:start w:val="1"/>
+      <w:numFmt w:val="bullet"/>
+      <w:lvlText w:val=""/>
+      <w:lvlJc w:val="left"/>
+      <w:pPr>
+        <w:tabs>
+          <w:tab w:val="num" w:pos="6480"/>
+        </w:tabs>
+        <w:ind w:left="6480" w:hanging="360"/>
+      </w:pPr>
+      <w:rPr>
+        <w:rFonts w:ascii="Symbol" w:hAnsi="Symbol" w:hint="default"/>
+        <w:sz w:val="20"/>
+      </w:rPr>
+    </w:lvl>
+  </w:abstractNum>
+  <w:abstractNum w:abstractNumId="13">
     <w:nsid w:val="01281181"/>
     <w:multiLevelType w:val="multilevel"/>
     <w:tmpl w:val="61A4391E"/>
@@ -5310,7 +6718,7 @@
       </w:rPr>
     </w:lvl>
   </w:abstractNum>
-  <w:abstractNum w:abstractNumId="13">
+  <w:abstractNum w:abstractNumId="14">
     <w:nsid w:val="042E05C7"/>
     <w:multiLevelType w:val="multilevel"/>
     <w:tmpl w:val="9E7A1926"/>
@@ -5459,7 +6867,120 @@
       </w:rPr>
     </w:lvl>
   </w:abstractNum>
-  <w:abstractNum w:abstractNumId="14">
+  <w:abstractNum w:abstractNumId="15">
+    <w:nsid w:val="0CAA16AB"/>
+    <w:multiLevelType w:val="hybridMultilevel"/>
+    <w:tmpl w:val="AF9A2130"/>
+    <w:lvl w:ilvl="0" w:tplc="04190001">
+      <w:start w:val="1"/>
+      <w:numFmt w:val="bullet"/>
+      <w:lvlText w:val=""/>
+      <w:lvlJc w:val="left"/>
+      <w:pPr>
+        <w:ind w:left="720" w:hanging="360"/>
+      </w:pPr>
+      <w:rPr>
+        <w:rFonts w:ascii="Symbol" w:hAnsi="Symbol" w:hint="default"/>
+      </w:rPr>
+    </w:lvl>
+    <w:lvl w:ilvl="1" w:tplc="04190003" w:tentative="1">
+      <w:start w:val="1"/>
+      <w:numFmt w:val="bullet"/>
+      <w:lvlText w:val="o"/>
+      <w:lvlJc w:val="left"/>
+      <w:pPr>
+        <w:ind w:left="1440" w:hanging="360"/>
+      </w:pPr>
+      <w:rPr>
+        <w:rFonts w:ascii="Courier New" w:hAnsi="Courier New" w:cs="Courier New" w:hint="default"/>
+      </w:rPr>
+    </w:lvl>
+    <w:lvl w:ilvl="2" w:tplc="04190005" w:tentative="1">
+      <w:start w:val="1"/>
+      <w:numFmt w:val="bullet"/>
+      <w:lvlText w:val=""/>
+      <w:lvlJc w:val="left"/>
+      <w:pPr>
+        <w:ind w:left="2160" w:hanging="360"/>
+      </w:pPr>
+      <w:rPr>
+        <w:rFonts w:ascii="Wingdings" w:hAnsi="Wingdings" w:hint="default"/>
+      </w:rPr>
+    </w:lvl>
+    <w:lvl w:ilvl="3" w:tplc="04190001" w:tentative="1">
+      <w:start w:val="1"/>
+      <w:numFmt w:val="bullet"/>
+      <w:lvlText w:val=""/>
+      <w:lvlJc w:val="left"/>
+      <w:pPr>
+        <w:ind w:left="2880" w:hanging="360"/>
+      </w:pPr>
+      <w:rPr>
+        <w:rFonts w:ascii="Symbol" w:hAnsi="Symbol" w:hint="default"/>
+      </w:rPr>
+    </w:lvl>
+    <w:lvl w:ilvl="4" w:tplc="04190003" w:tentative="1">
+      <w:start w:val="1"/>
+      <w:numFmt w:val="bullet"/>
+      <w:lvlText w:val="o"/>
+      <w:lvlJc w:val="left"/>
+      <w:pPr>
+        <w:ind w:left="3600" w:hanging="360"/>
+      </w:pPr>
+      <w:rPr>
+        <w:rFonts w:ascii="Courier New" w:hAnsi="Courier New" w:cs="Courier New" w:hint="default"/>
+      </w:rPr>
+    </w:lvl>
+    <w:lvl w:ilvl="5" w:tplc="04190005" w:tentative="1">
+      <w:start w:val="1"/>
+      <w:numFmt w:val="bullet"/>
+      <w:lvlText w:val=""/>
+      <w:lvlJc w:val="left"/>
+      <w:pPr>
+        <w:ind w:left="4320" w:hanging="360"/>
+      </w:pPr>
+      <w:rPr>
+        <w:rFonts w:ascii="Wingdings" w:hAnsi="Wingdings" w:hint="default"/>
+      </w:rPr>
+    </w:lvl>
+    <w:lvl w:ilvl="6" w:tplc="04190001" w:tentative="1">
+      <w:start w:val="1"/>
+      <w:numFmt w:val="bullet"/>
+      <w:lvlText w:val=""/>
+      <w:lvlJc w:val="left"/>
+      <w:pPr>
+        <w:ind w:left="5040" w:hanging="360"/>
+      </w:pPr>
+      <w:rPr>
+        <w:rFonts w:ascii="Symbol" w:hAnsi="Symbol" w:hint="default"/>
+      </w:rPr>
+    </w:lvl>
+    <w:lvl w:ilvl="7" w:tplc="04190003" w:tentative="1">
+      <w:start w:val="1"/>
+      <w:numFmt w:val="bullet"/>
+      <w:lvlText w:val="o"/>
+      <w:lvlJc w:val="left"/>
+      <w:pPr>
+        <w:ind w:left="5760" w:hanging="360"/>
+      </w:pPr>
+      <w:rPr>
+        <w:rFonts w:ascii="Courier New" w:hAnsi="Courier New" w:cs="Courier New" w:hint="default"/>
+      </w:rPr>
+    </w:lvl>
+    <w:lvl w:ilvl="8" w:tplc="04190005" w:tentative="1">
+      <w:start w:val="1"/>
+      <w:numFmt w:val="bullet"/>
+      <w:lvlText w:val=""/>
+      <w:lvlJc w:val="left"/>
+      <w:pPr>
+        <w:ind w:left="6480" w:hanging="360"/>
+      </w:pPr>
+      <w:rPr>
+        <w:rFonts w:ascii="Wingdings" w:hAnsi="Wingdings" w:hint="default"/>
+      </w:rPr>
+    </w:lvl>
+  </w:abstractNum>
+  <w:abstractNum w:abstractNumId="16">
     <w:nsid w:val="1107750C"/>
     <w:multiLevelType w:val="multilevel"/>
     <w:tmpl w:val="406821A2"/>
@@ -5608,7 +7129,7 @@
       </w:rPr>
     </w:lvl>
   </w:abstractNum>
-  <w:abstractNum w:abstractNumId="15">
+  <w:abstractNum w:abstractNumId="17">
     <w:nsid w:val="13F42992"/>
     <w:multiLevelType w:val="hybridMultilevel"/>
     <w:tmpl w:val="DB722860"/>
@@ -5721,7 +7242,156 @@
       </w:rPr>
     </w:lvl>
   </w:abstractNum>
-  <w:abstractNum w:abstractNumId="16">
+  <w:abstractNum w:abstractNumId="18">
+    <w:nsid w:val="14A23C2C"/>
+    <w:multiLevelType w:val="multilevel"/>
+    <w:tmpl w:val="559A7756"/>
+    <w:lvl w:ilvl="0">
+      <w:start w:val="1"/>
+      <w:numFmt w:val="bullet"/>
+      <w:lvlText w:val=""/>
+      <w:lvlJc w:val="left"/>
+      <w:pPr>
+        <w:tabs>
+          <w:tab w:val="num" w:pos="720"/>
+        </w:tabs>
+        <w:ind w:left="720" w:hanging="360"/>
+      </w:pPr>
+      <w:rPr>
+        <w:rFonts w:ascii="Symbol" w:hAnsi="Symbol" w:hint="default"/>
+        <w:sz w:val="20"/>
+      </w:rPr>
+    </w:lvl>
+    <w:lvl w:ilvl="1" w:tentative="1">
+      <w:start w:val="1"/>
+      <w:numFmt w:val="bullet"/>
+      <w:lvlText w:val=""/>
+      <w:lvlJc w:val="left"/>
+      <w:pPr>
+        <w:tabs>
+          <w:tab w:val="num" w:pos="1440"/>
+        </w:tabs>
+        <w:ind w:left="1440" w:hanging="360"/>
+      </w:pPr>
+      <w:rPr>
+        <w:rFonts w:ascii="Symbol" w:hAnsi="Symbol" w:hint="default"/>
+        <w:sz w:val="20"/>
+      </w:rPr>
+    </w:lvl>
+    <w:lvl w:ilvl="2" w:tentative="1">
+      <w:start w:val="1"/>
+      <w:numFmt w:val="bullet"/>
+      <w:lvlText w:val=""/>
+      <w:lvlJc w:val="left"/>
+      <w:pPr>
+        <w:tabs>
+          <w:tab w:val="num" w:pos="2160"/>
+        </w:tabs>
+        <w:ind w:left="2160" w:hanging="360"/>
+      </w:pPr>
+      <w:rPr>
+        <w:rFonts w:ascii="Symbol" w:hAnsi="Symbol" w:hint="default"/>
+        <w:sz w:val="20"/>
+      </w:rPr>
+    </w:lvl>
+    <w:lvl w:ilvl="3" w:tentative="1">
+      <w:start w:val="1"/>
+      <w:numFmt w:val="bullet"/>
+      <w:lvlText w:val=""/>
+      <w:lvlJc w:val="left"/>
+      <w:pPr>
+        <w:tabs>
+          <w:tab w:val="num" w:pos="2880"/>
+        </w:tabs>
+        <w:ind w:left="2880" w:hanging="360"/>
+      </w:pPr>
+      <w:rPr>
+        <w:rFonts w:ascii="Symbol" w:hAnsi="Symbol" w:hint="default"/>
+        <w:sz w:val="20"/>
+      </w:rPr>
+    </w:lvl>
+    <w:lvl w:ilvl="4" w:tentative="1">
+      <w:start w:val="1"/>
+      <w:numFmt w:val="bullet"/>
+      <w:lvlText w:val=""/>
+      <w:lvlJc w:val="left"/>
+      <w:pPr>
+        <w:tabs>
+          <w:tab w:val="num" w:pos="3600"/>
+        </w:tabs>
+        <w:ind w:left="3600" w:hanging="360"/>
+      </w:pPr>
+      <w:rPr>
+        <w:rFonts w:ascii="Symbol" w:hAnsi="Symbol" w:hint="default"/>
+        <w:sz w:val="20"/>
+      </w:rPr>
+    </w:lvl>
+    <w:lvl w:ilvl="5" w:tentative="1">
+      <w:start w:val="1"/>
+      <w:numFmt w:val="bullet"/>
+      <w:lvlText w:val=""/>
+      <w:lvlJc w:val="left"/>
+      <w:pPr>
+        <w:tabs>
+          <w:tab w:val="num" w:pos="4320"/>
+        </w:tabs>
+        <w:ind w:left="4320" w:hanging="360"/>
+      </w:pPr>
+      <w:rPr>
+        <w:rFonts w:ascii="Symbol" w:hAnsi="Symbol" w:hint="default"/>
+        <w:sz w:val="20"/>
+      </w:rPr>
+    </w:lvl>
+    <w:lvl w:ilvl="6" w:tentative="1">
+      <w:start w:val="1"/>
+      <w:numFmt w:val="bullet"/>
+      <w:lvlText w:val=""/>
+      <w:lvlJc w:val="left"/>
+      <w:pPr>
+        <w:tabs>
+          <w:tab w:val="num" w:pos="5040"/>
+        </w:tabs>
+        <w:ind w:left="5040" w:hanging="360"/>
+      </w:pPr>
+      <w:rPr>
+        <w:rFonts w:ascii="Symbol" w:hAnsi="Symbol" w:hint="default"/>
+        <w:sz w:val="20"/>
+      </w:rPr>
+    </w:lvl>
+    <w:lvl w:ilvl="7" w:tentative="1">
+      <w:start w:val="1"/>
+      <w:numFmt w:val="bullet"/>
+      <w:lvlText w:val=""/>
+      <w:lvlJc w:val="left"/>
+      <w:pPr>
+        <w:tabs>
+          <w:tab w:val="num" w:pos="5760"/>
+        </w:tabs>
+        <w:ind w:left="5760" w:hanging="360"/>
+      </w:pPr>
+      <w:rPr>
+        <w:rFonts w:ascii="Symbol" w:hAnsi="Symbol" w:hint="default"/>
+        <w:sz w:val="20"/>
+      </w:rPr>
+    </w:lvl>
+    <w:lvl w:ilvl="8" w:tentative="1">
+      <w:start w:val="1"/>
+      <w:numFmt w:val="bullet"/>
+      <w:lvlText w:val=""/>
+      <w:lvlJc w:val="left"/>
+      <w:pPr>
+        <w:tabs>
+          <w:tab w:val="num" w:pos="6480"/>
+        </w:tabs>
+        <w:ind w:left="6480" w:hanging="360"/>
+      </w:pPr>
+      <w:rPr>
+        <w:rFonts w:ascii="Symbol" w:hAnsi="Symbol" w:hint="default"/>
+        <w:sz w:val="20"/>
+      </w:rPr>
+    </w:lvl>
+  </w:abstractNum>
+  <w:abstractNum w:abstractNumId="19">
     <w:nsid w:val="18536A9F"/>
     <w:multiLevelType w:val="hybridMultilevel"/>
     <w:tmpl w:val="39C00622"/>
@@ -5834,7 +7504,7 @@
       </w:rPr>
     </w:lvl>
   </w:abstractNum>
-  <w:abstractNum w:abstractNumId="17">
+  <w:abstractNum w:abstractNumId="20">
     <w:nsid w:val="2489636E"/>
     <w:multiLevelType w:val="multilevel"/>
     <w:tmpl w:val="8430A0D0"/>
@@ -5983,7 +7653,120 @@
       </w:rPr>
     </w:lvl>
   </w:abstractNum>
-  <w:abstractNum w:abstractNumId="18">
+  <w:abstractNum w:abstractNumId="21">
+    <w:nsid w:val="39024064"/>
+    <w:multiLevelType w:val="hybridMultilevel"/>
+    <w:tmpl w:val="FED01408"/>
+    <w:lvl w:ilvl="0" w:tplc="04190001">
+      <w:start w:val="1"/>
+      <w:numFmt w:val="bullet"/>
+      <w:lvlText w:val=""/>
+      <w:lvlJc w:val="left"/>
+      <w:pPr>
+        <w:ind w:left="720" w:hanging="360"/>
+      </w:pPr>
+      <w:rPr>
+        <w:rFonts w:ascii="Symbol" w:hAnsi="Symbol" w:hint="default"/>
+      </w:rPr>
+    </w:lvl>
+    <w:lvl w:ilvl="1" w:tplc="04190003" w:tentative="1">
+      <w:start w:val="1"/>
+      <w:numFmt w:val="bullet"/>
+      <w:lvlText w:val="o"/>
+      <w:lvlJc w:val="left"/>
+      <w:pPr>
+        <w:ind w:left="1440" w:hanging="360"/>
+      </w:pPr>
+      <w:rPr>
+        <w:rFonts w:ascii="Courier New" w:hAnsi="Courier New" w:cs="Courier New" w:hint="default"/>
+      </w:rPr>
+    </w:lvl>
+    <w:lvl w:ilvl="2" w:tplc="04190005" w:tentative="1">
+      <w:start w:val="1"/>
+      <w:numFmt w:val="bullet"/>
+      <w:lvlText w:val=""/>
+      <w:lvlJc w:val="left"/>
+      <w:pPr>
+        <w:ind w:left="2160" w:hanging="360"/>
+      </w:pPr>
+      <w:rPr>
+        <w:rFonts w:ascii="Wingdings" w:hAnsi="Wingdings" w:hint="default"/>
+      </w:rPr>
+    </w:lvl>
+    <w:lvl w:ilvl="3" w:tplc="04190001" w:tentative="1">
+      <w:start w:val="1"/>
+      <w:numFmt w:val="bullet"/>
+      <w:lvlText w:val=""/>
+      <w:lvlJc w:val="left"/>
+      <w:pPr>
+        <w:ind w:left="2880" w:hanging="360"/>
+      </w:pPr>
+      <w:rPr>
+        <w:rFonts w:ascii="Symbol" w:hAnsi="Symbol" w:hint="default"/>
+      </w:rPr>
+    </w:lvl>
+    <w:lvl w:ilvl="4" w:tplc="04190003" w:tentative="1">
+      <w:start w:val="1"/>
+      <w:numFmt w:val="bullet"/>
+      <w:lvlText w:val="o"/>
+      <w:lvlJc w:val="left"/>
+      <w:pPr>
+        <w:ind w:left="3600" w:hanging="360"/>
+      </w:pPr>
+      <w:rPr>
+        <w:rFonts w:ascii="Courier New" w:hAnsi="Courier New" w:cs="Courier New" w:hint="default"/>
+      </w:rPr>
+    </w:lvl>
+    <w:lvl w:ilvl="5" w:tplc="04190005" w:tentative="1">
+      <w:start w:val="1"/>
+      <w:numFmt w:val="bullet"/>
+      <w:lvlText w:val=""/>
+      <w:lvlJc w:val="left"/>
+      <w:pPr>
+        <w:ind w:left="4320" w:hanging="360"/>
+      </w:pPr>
+      <w:rPr>
+        <w:rFonts w:ascii="Wingdings" w:hAnsi="Wingdings" w:hint="default"/>
+      </w:rPr>
+    </w:lvl>
+    <w:lvl w:ilvl="6" w:tplc="04190001" w:tentative="1">
+      <w:start w:val="1"/>
+      <w:numFmt w:val="bullet"/>
+      <w:lvlText w:val=""/>
+      <w:lvlJc w:val="left"/>
+      <w:pPr>
+        <w:ind w:left="5040" w:hanging="360"/>
+      </w:pPr>
+      <w:rPr>
+        <w:rFonts w:ascii="Symbol" w:hAnsi="Symbol" w:hint="default"/>
+      </w:rPr>
+    </w:lvl>
+    <w:lvl w:ilvl="7" w:tplc="04190003" w:tentative="1">
+      <w:start w:val="1"/>
+      <w:numFmt w:val="bullet"/>
+      <w:lvlText w:val="o"/>
+      <w:lvlJc w:val="left"/>
+      <w:pPr>
+        <w:ind w:left="5760" w:hanging="360"/>
+      </w:pPr>
+      <w:rPr>
+        <w:rFonts w:ascii="Courier New" w:hAnsi="Courier New" w:cs="Courier New" w:hint="default"/>
+      </w:rPr>
+    </w:lvl>
+    <w:lvl w:ilvl="8" w:tplc="04190005" w:tentative="1">
+      <w:start w:val="1"/>
+      <w:numFmt w:val="bullet"/>
+      <w:lvlText w:val=""/>
+      <w:lvlJc w:val="left"/>
+      <w:pPr>
+        <w:ind w:left="6480" w:hanging="360"/>
+      </w:pPr>
+      <w:rPr>
+        <w:rFonts w:ascii="Wingdings" w:hAnsi="Wingdings" w:hint="default"/>
+      </w:rPr>
+    </w:lvl>
+  </w:abstractNum>
+  <w:abstractNum w:abstractNumId="22">
     <w:nsid w:val="3C000747"/>
     <w:multiLevelType w:val="multilevel"/>
     <w:tmpl w:val="A6B28510"/>
@@ -6132,7 +7915,7 @@
       </w:rPr>
     </w:lvl>
   </w:abstractNum>
-  <w:abstractNum w:abstractNumId="19">
+  <w:abstractNum w:abstractNumId="23">
     <w:nsid w:val="41DA7AA8"/>
     <w:multiLevelType w:val="multilevel"/>
     <w:tmpl w:val="9F0C0DD8"/>
@@ -6281,7 +8064,7 @@
       </w:rPr>
     </w:lvl>
   </w:abstractNum>
-  <w:abstractNum w:abstractNumId="20">
+  <w:abstractNum w:abstractNumId="24">
     <w:nsid w:val="49AA31D4"/>
     <w:multiLevelType w:val="multilevel"/>
     <w:tmpl w:val="BC78B7A6"/>
@@ -6430,7 +8213,7 @@
       </w:rPr>
     </w:lvl>
   </w:abstractNum>
-  <w:abstractNum w:abstractNumId="21">
+  <w:abstractNum w:abstractNumId="25">
     <w:nsid w:val="4C150EE7"/>
     <w:multiLevelType w:val="multilevel"/>
     <w:tmpl w:val="F2183366"/>
@@ -6579,7 +8362,7 @@
       </w:rPr>
     </w:lvl>
   </w:abstractNum>
-  <w:abstractNum w:abstractNumId="22">
+  <w:abstractNum w:abstractNumId="26">
     <w:nsid w:val="4C6E6A37"/>
     <w:multiLevelType w:val="multilevel"/>
     <w:tmpl w:val="20CE0716"/>
@@ -6728,7 +8511,7 @@
       </w:rPr>
     </w:lvl>
   </w:abstractNum>
-  <w:abstractNum w:abstractNumId="23">
+  <w:abstractNum w:abstractNumId="27">
     <w:nsid w:val="546458A8"/>
     <w:multiLevelType w:val="multilevel"/>
     <w:tmpl w:val="B7DA9966"/>
@@ -6877,7 +8660,7 @@
       </w:rPr>
     </w:lvl>
   </w:abstractNum>
-  <w:abstractNum w:abstractNumId="24">
+  <w:abstractNum w:abstractNumId="28">
     <w:nsid w:val="54E1109E"/>
     <w:multiLevelType w:val="multilevel"/>
     <w:tmpl w:val="80E8D4C6"/>
@@ -7026,7 +8809,7 @@
       </w:rPr>
     </w:lvl>
   </w:abstractNum>
-  <w:abstractNum w:abstractNumId="25">
+  <w:abstractNum w:abstractNumId="29">
     <w:nsid w:val="5A6F2795"/>
     <w:multiLevelType w:val="multilevel"/>
     <w:tmpl w:val="7260376E"/>
@@ -7175,7 +8958,7 @@
       </w:rPr>
     </w:lvl>
   </w:abstractNum>
-  <w:abstractNum w:abstractNumId="26">
+  <w:abstractNum w:abstractNumId="30">
     <w:nsid w:val="5CF03218"/>
     <w:multiLevelType w:val="multilevel"/>
     <w:tmpl w:val="253E1018"/>
@@ -7324,7 +9107,7 @@
       </w:rPr>
     </w:lvl>
   </w:abstractNum>
-  <w:abstractNum w:abstractNumId="27">
+  <w:abstractNum w:abstractNumId="31">
     <w:nsid w:val="5EC15759"/>
     <w:multiLevelType w:val="multilevel"/>
     <w:tmpl w:val="8F74E4F4"/>
@@ -7473,7 +9256,156 @@
       </w:rPr>
     </w:lvl>
   </w:abstractNum>
-  <w:abstractNum w:abstractNumId="28">
+  <w:abstractNum w:abstractNumId="32">
+    <w:nsid w:val="616364FD"/>
+    <w:multiLevelType w:val="multilevel"/>
+    <w:tmpl w:val="F91EBFE8"/>
+    <w:lvl w:ilvl="0">
+      <w:start w:val="1"/>
+      <w:numFmt w:val="bullet"/>
+      <w:lvlText w:val=""/>
+      <w:lvlJc w:val="left"/>
+      <w:pPr>
+        <w:tabs>
+          <w:tab w:val="num" w:pos="720"/>
+        </w:tabs>
+        <w:ind w:left="720" w:hanging="360"/>
+      </w:pPr>
+      <w:rPr>
+        <w:rFonts w:ascii="Symbol" w:hAnsi="Symbol" w:hint="default"/>
+        <w:sz w:val="20"/>
+      </w:rPr>
+    </w:lvl>
+    <w:lvl w:ilvl="1">
+      <w:start w:val="1"/>
+      <w:numFmt w:val="bullet"/>
+      <w:lvlText w:val="o"/>
+      <w:lvlJc w:val="left"/>
+      <w:pPr>
+        <w:tabs>
+          <w:tab w:val="num" w:pos="1440"/>
+        </w:tabs>
+        <w:ind w:left="1440" w:hanging="360"/>
+      </w:pPr>
+      <w:rPr>
+        <w:rFonts w:ascii="Courier New" w:hAnsi="Courier New" w:hint="default"/>
+        <w:sz w:val="20"/>
+      </w:rPr>
+    </w:lvl>
+    <w:lvl w:ilvl="2" w:tentative="1">
+      <w:start w:val="1"/>
+      <w:numFmt w:val="bullet"/>
+      <w:lvlText w:val=""/>
+      <w:lvlJc w:val="left"/>
+      <w:pPr>
+        <w:tabs>
+          <w:tab w:val="num" w:pos="2160"/>
+        </w:tabs>
+        <w:ind w:left="2160" w:hanging="360"/>
+      </w:pPr>
+      <w:rPr>
+        <w:rFonts w:ascii="Wingdings" w:hAnsi="Wingdings" w:hint="default"/>
+        <w:sz w:val="20"/>
+      </w:rPr>
+    </w:lvl>
+    <w:lvl w:ilvl="3" w:tentative="1">
+      <w:start w:val="1"/>
+      <w:numFmt w:val="bullet"/>
+      <w:lvlText w:val=""/>
+      <w:lvlJc w:val="left"/>
+      <w:pPr>
+        <w:tabs>
+          <w:tab w:val="num" w:pos="2880"/>
+        </w:tabs>
+        <w:ind w:left="2880" w:hanging="360"/>
+      </w:pPr>
+      <w:rPr>
+        <w:rFonts w:ascii="Wingdings" w:hAnsi="Wingdings" w:hint="default"/>
+        <w:sz w:val="20"/>
+      </w:rPr>
+    </w:lvl>
+    <w:lvl w:ilvl="4" w:tentative="1">
+      <w:start w:val="1"/>
+      <w:numFmt w:val="bullet"/>
+      <w:lvlText w:val=""/>
+      <w:lvlJc w:val="left"/>
+      <w:pPr>
+        <w:tabs>
+          <w:tab w:val="num" w:pos="3600"/>
+        </w:tabs>
+        <w:ind w:left="3600" w:hanging="360"/>
+      </w:pPr>
+      <w:rPr>
+        <w:rFonts w:ascii="Wingdings" w:hAnsi="Wingdings" w:hint="default"/>
+        <w:sz w:val="20"/>
+      </w:rPr>
+    </w:lvl>
+    <w:lvl w:ilvl="5" w:tentative="1">
+      <w:start w:val="1"/>
+      <w:numFmt w:val="bullet"/>
+      <w:lvlText w:val=""/>
+      <w:lvlJc w:val="left"/>
+      <w:pPr>
+        <w:tabs>
+          <w:tab w:val="num" w:pos="4320"/>
+        </w:tabs>
+        <w:ind w:left="4320" w:hanging="360"/>
+      </w:pPr>
+      <w:rPr>
+        <w:rFonts w:ascii="Wingdings" w:hAnsi="Wingdings" w:hint="default"/>
+        <w:sz w:val="20"/>
+      </w:rPr>
+    </w:lvl>
+    <w:lvl w:ilvl="6" w:tentative="1">
+      <w:start w:val="1"/>
+      <w:numFmt w:val="bullet"/>
+      <w:lvlText w:val=""/>
+      <w:lvlJc w:val="left"/>
+      <w:pPr>
+        <w:tabs>
+          <w:tab w:val="num" w:pos="5040"/>
+        </w:tabs>
+        <w:ind w:left="5040" w:hanging="360"/>
+      </w:pPr>
+      <w:rPr>
+        <w:rFonts w:ascii="Wingdings" w:hAnsi="Wingdings" w:hint="default"/>
+        <w:sz w:val="20"/>
+      </w:rPr>
+    </w:lvl>
+    <w:lvl w:ilvl="7" w:tentative="1">
+      <w:start w:val="1"/>
+      <w:numFmt w:val="bullet"/>
+      <w:lvlText w:val=""/>
+      <w:lvlJc w:val="left"/>
+      <w:pPr>
+        <w:tabs>
+          <w:tab w:val="num" w:pos="5760"/>
+        </w:tabs>
+        <w:ind w:left="5760" w:hanging="360"/>
+      </w:pPr>
+      <w:rPr>
+        <w:rFonts w:ascii="Wingdings" w:hAnsi="Wingdings" w:hint="default"/>
+        <w:sz w:val="20"/>
+      </w:rPr>
+    </w:lvl>
+    <w:lvl w:ilvl="8" w:tentative="1">
+      <w:start w:val="1"/>
+      <w:numFmt w:val="bullet"/>
+      <w:lvlText w:val=""/>
+      <w:lvlJc w:val="left"/>
+      <w:pPr>
+        <w:tabs>
+          <w:tab w:val="num" w:pos="6480"/>
+        </w:tabs>
+        <w:ind w:left="6480" w:hanging="360"/>
+      </w:pPr>
+      <w:rPr>
+        <w:rFonts w:ascii="Wingdings" w:hAnsi="Wingdings" w:hint="default"/>
+        <w:sz w:val="20"/>
+      </w:rPr>
+    </w:lvl>
+  </w:abstractNum>
+  <w:abstractNum w:abstractNumId="33">
     <w:nsid w:val="6CDC1535"/>
     <w:multiLevelType w:val="multilevel"/>
     <w:tmpl w:val="7EE6DF20"/>
@@ -7622,7 +9554,7 @@
       </w:rPr>
     </w:lvl>
   </w:abstractNum>
-  <w:abstractNum w:abstractNumId="29">
+  <w:abstractNum w:abstractNumId="34">
     <w:nsid w:val="6D872E87"/>
     <w:multiLevelType w:val="multilevel"/>
     <w:tmpl w:val="431C08E4"/>
@@ -7771,7 +9703,7 @@
       </w:rPr>
     </w:lvl>
   </w:abstractNum>
-  <w:abstractNum w:abstractNumId="30">
+  <w:abstractNum w:abstractNumId="35">
     <w:nsid w:val="6DA822EB"/>
     <w:multiLevelType w:val="multilevel"/>
     <w:tmpl w:val="87880368"/>
@@ -7920,7 +9852,7 @@
       </w:rPr>
     </w:lvl>
   </w:abstractNum>
-  <w:abstractNum w:abstractNumId="31">
+  <w:abstractNum w:abstractNumId="36">
     <w:nsid w:val="6E2C515F"/>
     <w:multiLevelType w:val="hybridMultilevel"/>
     <w:tmpl w:val="BFA21A34"/>
@@ -8033,7 +9965,7 @@
       </w:rPr>
     </w:lvl>
   </w:abstractNum>
-  <w:abstractNum w:abstractNumId="32">
+  <w:abstractNum w:abstractNumId="37">
     <w:nsid w:val="7C231FAC"/>
     <w:multiLevelType w:val="hybridMultilevel"/>
     <w:tmpl w:val="62CED5AA"/>
@@ -8180,70 +10112,105 @@
     <w:abstractNumId w:val="0"/>
   </w:num>
   <w:num w:numId="12">
-    <w:abstractNumId w:val="15"/>
+    <w:abstractNumId w:val="17"/>
   </w:num>
   <w:num w:numId="13">
-    <w:abstractNumId w:val="31"/>
+    <w:abstractNumId w:val="36"/>
   </w:num>
   <w:num w:numId="14">
-    <w:abstractNumId w:val="12"/>
+    <w:abstractNumId w:val="13"/>
   </w:num>
   <w:num w:numId="15">
-    <w:abstractNumId w:val="25"/>
+    <w:abstractNumId w:val="29"/>
   </w:num>
   <w:num w:numId="16">
     <w:abstractNumId w:val="11"/>
   </w:num>
   <w:num w:numId="17">
+    <w:abstractNumId w:val="28"/>
+  </w:num>
+  <w:num w:numId="18">
+    <w:abstractNumId w:val="19"/>
+  </w:num>
+  <w:num w:numId="19">
+    <w:abstractNumId w:val="23"/>
+  </w:num>
+  <w:num w:numId="20">
+    <w:abstractNumId w:val="34"/>
+  </w:num>
+  <w:num w:numId="21">
+    <w:abstractNumId w:val="16"/>
+  </w:num>
+  <w:num w:numId="22">
+    <w:abstractNumId w:val="37"/>
+  </w:num>
+  <w:num w:numId="23">
+    <w:abstractNumId w:val="20"/>
+  </w:num>
+  <w:num w:numId="24">
+    <w:abstractNumId w:val="26"/>
+  </w:num>
+  <w:num w:numId="25">
+    <w:abstractNumId w:val="14"/>
+  </w:num>
+  <w:num w:numId="26">
     <w:abstractNumId w:val="24"/>
   </w:num>
-  <w:num w:numId="18">
-    <w:abstractNumId w:val="16"/>
+  <w:num w:numId="27">
+    <w:abstractNumId w:val="27"/>
   </w:num>
-  <w:num w:numId="19">
-    <w:abstractNumId w:val="19"/>
+  <w:num w:numId="28">
+    <w:abstractNumId w:val="31"/>
   </w:num>
-  <w:num w:numId="20">
-    <w:abstractNumId w:val="29"/>
+  <w:num w:numId="29">
+    <w:abstractNumId w:val="25"/>
   </w:num>
-  <w:num w:numId="21">
-    <w:abstractNumId w:val="14"/>
+  <w:num w:numId="30">
+    <w:abstractNumId w:val="22"/>
   </w:num>
-  <w:num w:numId="22">
+  <w:num w:numId="31">
+    <w:abstractNumId w:val="30"/>
+  </w:num>
+  <w:num w:numId="32">
+    <w:abstractNumId w:val="35"/>
+  </w:num>
+  <w:num w:numId="33">
+    <w:abstractNumId w:val="33"/>
+  </w:num>
+  <w:num w:numId="34">
+    <w:abstractNumId w:val="12"/>
+  </w:num>
+  <w:num w:numId="35">
+    <w:abstractNumId w:val="18"/>
+  </w:num>
+  <w:num w:numId="36">
     <w:abstractNumId w:val="32"/>
   </w:num>
-  <w:num w:numId="23">
-    <w:abstractNumId w:val="17"/>
+  <w:num w:numId="37">
+    <w:abstractNumId w:val="32"/>
+    <w:lvlOverride w:ilvl="1">
+      <w:lvl w:ilvl="1">
+        <w:numFmt w:val="bullet"/>
+        <w:lvlText w:val=""/>
+        <w:lvlJc w:val="left"/>
+        <w:pPr>
+          <w:tabs>
+            <w:tab w:val="num" w:pos="1440"/>
+          </w:tabs>
+          <w:ind w:left="1440" w:hanging="360"/>
+        </w:pPr>
+        <w:rPr>
+          <w:rFonts w:ascii="Symbol" w:hAnsi="Symbol" w:hint="default"/>
+          <w:sz w:val="20"/>
+        </w:rPr>
+      </w:lvl>
+    </w:lvlOverride>
   </w:num>
-  <w:num w:numId="24">
-    <w:abstractNumId w:val="22"/>
+  <w:num w:numId="38">
+    <w:abstractNumId w:val="15"/>
   </w:num>
-  <w:num w:numId="25">
-    <w:abstractNumId w:val="13"/>
-  </w:num>
-  <w:num w:numId="26">
-    <w:abstractNumId w:val="20"/>
-  </w:num>
-  <w:num w:numId="27">
-    <w:abstractNumId w:val="23"/>
-  </w:num>
-  <w:num w:numId="28">
-    <w:abstractNumId w:val="27"/>
-  </w:num>
-  <w:num w:numId="29">
+  <w:num w:numId="39">
     <w:abstractNumId w:val="21"/>
-  </w:num>
-  <w:num w:numId="30">
-    <w:abstractNumId w:val="18"/>
-  </w:num>
-  <w:num w:numId="31">
-    <w:abstractNumId w:val="26"/>
-  </w:num>
-  <w:num w:numId="32">
-    <w:abstractNumId w:val="30"/>
-  </w:num>
-  <w:num w:numId="33">
-    <w:abstractNumId w:val="28"/>
   </w:num>
 </w:numbering>
 </file>
@@ -8642,7 +10609,7 @@
   <w:style w:type="paragraph" w:default="1" w:styleId="a1">
     <w:name w:val="Normal"/>
     <w:qFormat/>
-    <w:rsid w:val="001C7E54"/>
+    <w:rsid w:val="00990C07"/>
     <w:pPr>
       <w:spacing w:after="0" w:line="240" w:lineRule="auto"/>
     </w:pPr>
@@ -9640,6 +11607,27 @@
       <w:shd w:val="clear" w:color="auto" w:fill="E1DFDD"/>
     </w:rPr>
   </w:style>
+  <w:style w:type="paragraph" w:customStyle="1" w:styleId="text">
+    <w:name w:val="text"/>
+    <w:basedOn w:val="a1"/>
+    <w:rsid w:val="00990C07"/>
+    <w:pPr>
+      <w:spacing w:before="100" w:beforeAutospacing="1" w:after="100" w:afterAutospacing="1"/>
+    </w:pPr>
+  </w:style>
+  <w:style w:type="paragraph" w:customStyle="1" w:styleId="experienceitem">
+    <w:name w:val="experience__item"/>
+    <w:basedOn w:val="a1"/>
+    <w:rsid w:val="00990C07"/>
+    <w:pPr>
+      <w:spacing w:before="100" w:beforeAutospacing="1" w:after="100" w:afterAutospacing="1"/>
+    </w:pPr>
+  </w:style>
+  <w:style w:type="character" w:customStyle="1" w:styleId="lng-experiencestackmom">
+    <w:name w:val="lng-experience__stackmom"/>
+    <w:basedOn w:val="a2"/>
+    <w:rsid w:val="00990C07"/>
+  </w:style>
 </w:styles>
 </file>
 
@@ -9909,7 +11897,7 @@
 </file>
 
 <file path=customXml/itemProps1.xml><?xml version="1.0" encoding="utf-8"?>
-<ds:datastoreItem xmlns:ds="http://schemas.openxmlformats.org/officeDocument/2006/customXml" ds:itemID="{C1E64778-4B13-43B6-8A6D-16A615A97C65}">
+<ds:datastoreItem xmlns:ds="http://schemas.openxmlformats.org/officeDocument/2006/customXml" ds:itemID="{BF7DD633-7E40-46B6-AD5E-A2D8084C4C8C}">
   <ds:schemaRefs>
     <ds:schemaRef ds:uri="http://schemas.openxmlformats.org/officeDocument/2006/bibliography"/>
   </ds:schemaRefs>
